--- a/Documents/tesztelesi_jegyzokonyv.docx
+++ b/Documents/tesztelesi_jegyzokonyv.docx
@@ -1,12 +1,12 @@
 
 <file path=word/document.xml><?xml version="1.0" encoding="utf-8"?>
-<w:document xmlns:o="urn:schemas-microsoft-com:office:office" xmlns:r="http://schemas.openxmlformats.org/officeDocument/2006/relationships" xmlns:v="urn:schemas-microsoft-com:vml" xmlns:w="http://schemas.openxmlformats.org/wordprocessingml/2006/main" xmlns:w10="urn:schemas-microsoft-com:office:word" xmlns:wp="http://schemas.openxmlformats.org/drawingml/2006/wordprocessingDrawing" xmlns:pic="http://schemas.openxmlformats.org/drawingml/2006/picture" xmlns:wps="http://schemas.microsoft.com/office/word/2010/wordprocessingShape" xmlns:wpg="http://schemas.microsoft.com/office/word/2010/wordprocessingGroup" xmlns:mc="http://schemas.openxmlformats.org/markup-compatibility/2006" xmlns:wp14="http://schemas.microsoft.com/office/word/2010/wordprocessingDrawing" xmlns:w14="http://schemas.microsoft.com/office/word/2010/wordml" xmlns:w15="http://schemas.microsoft.com/office/word/2012/wordml" mc:Ignorable="w14 wp14 w15">
+<w:document xmlns:o="urn:schemas-microsoft-com:office:office" xmlns:r="http://schemas.openxmlformats.org/officeDocument/2006/relationships" xmlns:v="urn:schemas-microsoft-com:vml" xmlns:w="http://schemas.openxmlformats.org/wordprocessingml/2006/main" xmlns:w10="urn:schemas-microsoft-com:office:word" xmlns:wp="http://schemas.openxmlformats.org/drawingml/2006/wordprocessingDrawing" xmlns:wps="http://schemas.microsoft.com/office/word/2010/wordprocessingShape" xmlns:wpg="http://schemas.microsoft.com/office/word/2010/wordprocessingGroup" xmlns:mc="http://schemas.openxmlformats.org/markup-compatibility/2006" xmlns:wp14="http://schemas.microsoft.com/office/word/2010/wordprocessingDrawing" xmlns:w14="http://schemas.microsoft.com/office/word/2010/wordml" xmlns:w15="http://schemas.microsoft.com/office/word/2012/wordml" mc:Ignorable="w14 wp14 w15">
   <w:body>
     <w:p>
       <w:pPr>
         <w:pStyle w:val="Title"/>
         <w:bidi w:val="0"/>
-        <w:jc w:val="start"/>
+        <w:jc w:val="left"/>
         <w:rPr>
           <w:lang w:val="hu-HU" w:eastAsia="zh-CN" w:bidi="hi-IN"/>
         </w:rPr>
@@ -26,8 +26,8 @@
           <w:numId w:val="1"/>
         </w:numPr>
         <w:bidi w:val="0"/>
-        <w:ind w:hanging="0" w:start="0"/>
-        <w:jc w:val="start"/>
+        <w:ind w:hanging="0" w:left="0"/>
+        <w:jc w:val="left"/>
         <w:rPr>
           <w:lang w:val="hu-HU" w:eastAsia="zh-CN" w:bidi="hi-IN"/>
         </w:rPr>
@@ -43,7 +43,7 @@
       <w:pPr>
         <w:pStyle w:val="BodyText"/>
         <w:bidi w:val="0"/>
-        <w:jc w:val="start"/>
+        <w:jc w:val="left"/>
         <w:rPr>
           <w:lang w:val="hu-HU" w:eastAsia="zh-CN" w:bidi="hi-IN"/>
         </w:rPr>
@@ -58,19 +58,19 @@
     <w:tbl>
       <w:tblPr>
         <w:tblW w:w="5000" w:type="pct"/>
-        <w:jc w:val="start"/>
+        <w:jc w:val="left"/>
         <w:tblInd w:w="-5" w:type="dxa"/>
         <w:tblLayout w:type="fixed"/>
         <w:tblCellMar>
           <w:top w:w="55" w:type="dxa"/>
-          <w:start w:w="55" w:type="dxa"/>
+          <w:left w:w="55" w:type="dxa"/>
           <w:bottom w:w="55" w:type="dxa"/>
-          <w:end w:w="55" w:type="dxa"/>
+          <w:right w:w="55" w:type="dxa"/>
         </w:tblCellMar>
       </w:tblPr>
       <w:tblGrid>
         <w:gridCol w:w="4985"/>
-        <w:gridCol w:w="4987"/>
+        <w:gridCol w:w="4986"/>
       </w:tblGrid>
       <w:tr>
         <w:trPr>
@@ -81,7 +81,7 @@
             <w:tcW w:w="4985" w:type="dxa"/>
             <w:tcBorders>
               <w:top w:val="single" w:sz="4" w:space="0" w:color="000000"/>
-              <w:start w:val="single" w:sz="4" w:space="0" w:color="000000"/>
+              <w:left w:val="single" w:sz="4" w:space="0" w:color="000000"/>
               <w:bottom w:val="single" w:sz="4" w:space="0" w:color="000000"/>
             </w:tcBorders>
           </w:tcPr>
@@ -89,7 +89,7 @@
             <w:pPr>
               <w:pStyle w:val="TableContents"/>
               <w:bidi w:val="0"/>
-              <w:jc w:val="start"/>
+              <w:jc w:val="left"/>
               <w:rPr>
                 <w:lang w:val="hu-HU" w:eastAsia="zh-CN" w:bidi="hi-IN"/>
               </w:rPr>
@@ -104,19 +104,19 @@
         </w:tc>
         <w:tc>
           <w:tcPr>
-            <w:tcW w:w="4987" w:type="dxa"/>
+            <w:tcW w:w="4986" w:type="dxa"/>
             <w:tcBorders>
               <w:top w:val="single" w:sz="4" w:space="0" w:color="000000"/>
-              <w:start w:val="single" w:sz="4" w:space="0" w:color="000000"/>
-              <w:bottom w:val="single" w:sz="4" w:space="0" w:color="000000"/>
-              <w:end w:val="single" w:sz="4" w:space="0" w:color="000000"/>
+              <w:left w:val="single" w:sz="4" w:space="0" w:color="000000"/>
+              <w:bottom w:val="single" w:sz="4" w:space="0" w:color="000000"/>
+              <w:right w:val="single" w:sz="4" w:space="0" w:color="000000"/>
             </w:tcBorders>
           </w:tcPr>
           <w:p>
             <w:pPr>
               <w:pStyle w:val="TableContents"/>
               <w:bidi w:val="0"/>
-              <w:jc w:val="start"/>
+              <w:jc w:val="left"/>
               <w:rPr>
                 <w:lang w:val="hu-HU" w:eastAsia="zh-CN" w:bidi="hi-IN"/>
               </w:rPr>
@@ -136,7 +136,7 @@
           <w:tcPr>
             <w:tcW w:w="4985" w:type="dxa"/>
             <w:tcBorders>
-              <w:start w:val="single" w:sz="4" w:space="0" w:color="000000"/>
+              <w:left w:val="single" w:sz="4" w:space="0" w:color="000000"/>
               <w:bottom w:val="single" w:sz="4" w:space="0" w:color="000000"/>
             </w:tcBorders>
           </w:tcPr>
@@ -144,7 +144,7 @@
             <w:pPr>
               <w:pStyle w:val="TableContents"/>
               <w:bidi w:val="0"/>
-              <w:jc w:val="start"/>
+              <w:jc w:val="left"/>
               <w:rPr>
                 <w:lang w:val="hu-HU" w:eastAsia="zh-CN" w:bidi="hi-IN"/>
               </w:rPr>
@@ -159,27 +159,33 @@
         </w:tc>
         <w:tc>
           <w:tcPr>
-            <w:tcW w:w="4987" w:type="dxa"/>
-            <w:tcBorders>
-              <w:start w:val="single" w:sz="4" w:space="0" w:color="000000"/>
-              <w:bottom w:val="single" w:sz="4" w:space="0" w:color="000000"/>
-              <w:end w:val="single" w:sz="4" w:space="0" w:color="000000"/>
+            <w:tcW w:w="4986" w:type="dxa"/>
+            <w:tcBorders>
+              <w:left w:val="single" w:sz="4" w:space="0" w:color="000000"/>
+              <w:bottom w:val="single" w:sz="4" w:space="0" w:color="000000"/>
+              <w:right w:val="single" w:sz="4" w:space="0" w:color="000000"/>
             </w:tcBorders>
           </w:tcPr>
           <w:p>
             <w:pPr>
               <w:pStyle w:val="TableContents"/>
               <w:bidi w:val="0"/>
-              <w:jc w:val="start"/>
-              <w:rPr>
-                <w:lang w:val="hu-HU" w:eastAsia="zh-CN" w:bidi="hi-IN"/>
-              </w:rPr>
-            </w:pPr>
-            <w:r>
-              <w:rPr>
-                <w:lang w:val="hu-HU" w:eastAsia="zh-CN" w:bidi="hi-IN"/>
-              </w:rPr>
-              <w:t>2.0</w:t>
+              <w:jc w:val="left"/>
+              <w:rPr>
+                <w:lang w:val="hu-HU" w:eastAsia="zh-CN" w:bidi="hi-IN"/>
+              </w:rPr>
+            </w:pPr>
+            <w:r>
+              <w:rPr>
+                <w:lang w:val="hu-HU" w:eastAsia="zh-CN" w:bidi="hi-IN"/>
+              </w:rPr>
+              <w:t>2.</w:t>
+            </w:r>
+            <w:r>
+              <w:rPr>
+                <w:lang w:val="hu-HU" w:eastAsia="zh-CN" w:bidi="hi-IN"/>
+              </w:rPr>
+              <w:t>1</w:t>
             </w:r>
           </w:p>
         </w:tc>
@@ -190,7 +196,7 @@
           <w:tcPr>
             <w:tcW w:w="4985" w:type="dxa"/>
             <w:tcBorders>
-              <w:start w:val="single" w:sz="4" w:space="0" w:color="000000"/>
+              <w:left w:val="single" w:sz="4" w:space="0" w:color="000000"/>
               <w:bottom w:val="single" w:sz="4" w:space="0" w:color="000000"/>
             </w:tcBorders>
           </w:tcPr>
@@ -198,7 +204,7 @@
             <w:pPr>
               <w:pStyle w:val="TableContents"/>
               <w:bidi w:val="0"/>
-              <w:jc w:val="start"/>
+              <w:jc w:val="left"/>
               <w:rPr>
                 <w:lang w:val="hu-HU" w:eastAsia="zh-CN" w:bidi="hi-IN"/>
               </w:rPr>
@@ -213,18 +219,18 @@
         </w:tc>
         <w:tc>
           <w:tcPr>
-            <w:tcW w:w="4987" w:type="dxa"/>
-            <w:tcBorders>
-              <w:start w:val="single" w:sz="4" w:space="0" w:color="000000"/>
-              <w:bottom w:val="single" w:sz="4" w:space="0" w:color="000000"/>
-              <w:end w:val="single" w:sz="4" w:space="0" w:color="000000"/>
+            <w:tcW w:w="4986" w:type="dxa"/>
+            <w:tcBorders>
+              <w:left w:val="single" w:sz="4" w:space="0" w:color="000000"/>
+              <w:bottom w:val="single" w:sz="4" w:space="0" w:color="000000"/>
+              <w:right w:val="single" w:sz="4" w:space="0" w:color="000000"/>
             </w:tcBorders>
           </w:tcPr>
           <w:p>
             <w:pPr>
               <w:pStyle w:val="TableContents"/>
               <w:bidi w:val="0"/>
-              <w:jc w:val="start"/>
+              <w:jc w:val="left"/>
               <w:rPr>
                 <w:lang w:val="hu-HU" w:eastAsia="zh-CN" w:bidi="hi-IN"/>
               </w:rPr>
@@ -244,7 +250,7 @@
           <w:tcPr>
             <w:tcW w:w="4985" w:type="dxa"/>
             <w:tcBorders>
-              <w:start w:val="single" w:sz="4" w:space="0" w:color="000000"/>
+              <w:left w:val="single" w:sz="4" w:space="0" w:color="000000"/>
               <w:bottom w:val="single" w:sz="4" w:space="0" w:color="000000"/>
             </w:tcBorders>
           </w:tcPr>
@@ -252,7 +258,7 @@
             <w:pPr>
               <w:pStyle w:val="TableContents"/>
               <w:bidi w:val="0"/>
-              <w:jc w:val="start"/>
+              <w:jc w:val="left"/>
               <w:rPr>
                 <w:lang w:val="hu-HU" w:eastAsia="zh-CN" w:bidi="hi-IN"/>
               </w:rPr>
@@ -267,18 +273,18 @@
         </w:tc>
         <w:tc>
           <w:tcPr>
-            <w:tcW w:w="4987" w:type="dxa"/>
-            <w:tcBorders>
-              <w:start w:val="single" w:sz="4" w:space="0" w:color="000000"/>
-              <w:bottom w:val="single" w:sz="4" w:space="0" w:color="000000"/>
-              <w:end w:val="single" w:sz="4" w:space="0" w:color="000000"/>
+            <w:tcW w:w="4986" w:type="dxa"/>
+            <w:tcBorders>
+              <w:left w:val="single" w:sz="4" w:space="0" w:color="000000"/>
+              <w:bottom w:val="single" w:sz="4" w:space="0" w:color="000000"/>
+              <w:right w:val="single" w:sz="4" w:space="0" w:color="000000"/>
             </w:tcBorders>
           </w:tcPr>
           <w:p>
             <w:pPr>
               <w:pStyle w:val="TableContents"/>
               <w:bidi w:val="0"/>
-              <w:jc w:val="start"/>
+              <w:jc w:val="left"/>
               <w:rPr>
                 <w:lang w:val="hu-HU" w:eastAsia="zh-CN" w:bidi="hi-IN"/>
               </w:rPr>
@@ -297,7 +303,7 @@
       <w:pPr>
         <w:pStyle w:val="BodyText"/>
         <w:bidi w:val="0"/>
-        <w:jc w:val="start"/>
+        <w:jc w:val="left"/>
         <w:rPr>
           <w:lang w:val="hu-HU" w:eastAsia="zh-CN" w:bidi="hi-IN"/>
         </w:rPr>
@@ -312,7 +318,7 @@
       <w:pPr>
         <w:pStyle w:val="BodyText"/>
         <w:bidi w:val="0"/>
-        <w:jc w:val="start"/>
+        <w:jc w:val="left"/>
         <w:rPr>
           <w:lang w:val="hu-HU" w:eastAsia="zh-CN" w:bidi="hi-IN"/>
         </w:rPr>
@@ -349,8 +355,8 @@
         </w:numPr>
         <w:bidi w:val="0"/>
         <w:spacing w:before="0" w:after="120"/>
-        <w:ind w:hanging="0" w:start="0"/>
-        <w:jc w:val="start"/>
+        <w:ind w:hanging="0" w:left="0"/>
+        <w:jc w:val="left"/>
         <w:rPr>
           <w:lang w:val="hu-HU" w:eastAsia="zh-CN" w:bidi="hi-IN"/>
         </w:rPr>
@@ -366,7 +372,7 @@
       <w:pPr>
         <w:pStyle w:val="BodyText"/>
         <w:bidi w:val="0"/>
-        <w:jc w:val="start"/>
+        <w:jc w:val="left"/>
         <w:rPr>
           <w:lang w:val="hu-HU" w:eastAsia="zh-CN" w:bidi="hi-IN"/>
         </w:rPr>
@@ -387,8 +393,8 @@
         </w:numPr>
         <w:bidi w:val="0"/>
         <w:spacing w:before="200" w:after="120"/>
-        <w:ind w:hanging="0" w:start="0"/>
-        <w:jc w:val="start"/>
+        <w:ind w:hanging="0" w:left="0"/>
+        <w:jc w:val="left"/>
         <w:rPr>
           <w:lang w:val="hu-HU" w:eastAsia="zh-CN" w:bidi="hi-IN"/>
         </w:rPr>
@@ -403,18 +409,18 @@
     <w:tbl>
       <w:tblPr>
         <w:tblW w:w="5000" w:type="pct"/>
-        <w:jc w:val="start"/>
+        <w:jc w:val="left"/>
         <w:tblInd w:w="-5" w:type="dxa"/>
         <w:tblLayout w:type="fixed"/>
         <w:tblCellMar>
           <w:top w:w="55" w:type="dxa"/>
-          <w:start w:w="55" w:type="dxa"/>
+          <w:left w:w="55" w:type="dxa"/>
           <w:bottom w:w="55" w:type="dxa"/>
-          <w:end w:w="55" w:type="dxa"/>
+          <w:right w:w="55" w:type="dxa"/>
         </w:tblCellMar>
       </w:tblPr>
       <w:tblGrid>
-        <w:gridCol w:w="4986"/>
+        <w:gridCol w:w="4985"/>
         <w:gridCol w:w="4986"/>
       </w:tblGrid>
       <w:tr>
@@ -423,43 +429,43 @@
         </w:trPr>
         <w:tc>
           <w:tcPr>
+            <w:tcW w:w="4985" w:type="dxa"/>
+            <w:tcBorders>
+              <w:top w:val="single" w:sz="4" w:space="0" w:color="000000"/>
+              <w:left w:val="single" w:sz="4" w:space="0" w:color="000000"/>
+              <w:bottom w:val="single" w:sz="4" w:space="0" w:color="000000"/>
+            </w:tcBorders>
+          </w:tcPr>
+          <w:p>
+            <w:pPr>
+              <w:pStyle w:val="TableHeading"/>
+              <w:jc w:val="left"/>
+              <w:rPr>
+                <w:lang w:val="hu-HU" w:eastAsia="zh-CN" w:bidi="hi-IN"/>
+              </w:rPr>
+            </w:pPr>
+            <w:r>
+              <w:rPr>
+                <w:lang w:val="hu-HU" w:eastAsia="zh-CN" w:bidi="hi-IN"/>
+              </w:rPr>
+              <w:t>Elem</w:t>
+            </w:r>
+          </w:p>
+        </w:tc>
+        <w:tc>
+          <w:tcPr>
             <w:tcW w:w="4986" w:type="dxa"/>
             <w:tcBorders>
               <w:top w:val="single" w:sz="4" w:space="0" w:color="000000"/>
-              <w:start w:val="single" w:sz="4" w:space="0" w:color="000000"/>
-              <w:bottom w:val="single" w:sz="4" w:space="0" w:color="000000"/>
+              <w:left w:val="single" w:sz="4" w:space="0" w:color="000000"/>
+              <w:bottom w:val="single" w:sz="4" w:space="0" w:color="000000"/>
+              <w:right w:val="single" w:sz="4" w:space="0" w:color="000000"/>
             </w:tcBorders>
           </w:tcPr>
           <w:p>
             <w:pPr>
               <w:pStyle w:val="TableHeading"/>
-              <w:jc w:val="start"/>
-              <w:rPr>
-                <w:lang w:val="hu-HU" w:eastAsia="zh-CN" w:bidi="hi-IN"/>
-              </w:rPr>
-            </w:pPr>
-            <w:r>
-              <w:rPr>
-                <w:lang w:val="hu-HU" w:eastAsia="zh-CN" w:bidi="hi-IN"/>
-              </w:rPr>
-              <w:t>Elem</w:t>
-            </w:r>
-          </w:p>
-        </w:tc>
-        <w:tc>
-          <w:tcPr>
-            <w:tcW w:w="4986" w:type="dxa"/>
-            <w:tcBorders>
-              <w:top w:val="single" w:sz="4" w:space="0" w:color="000000"/>
-              <w:start w:val="single" w:sz="4" w:space="0" w:color="000000"/>
-              <w:bottom w:val="single" w:sz="4" w:space="0" w:color="000000"/>
-              <w:end w:val="single" w:sz="4" w:space="0" w:color="000000"/>
-            </w:tcBorders>
-          </w:tcPr>
-          <w:p>
-            <w:pPr>
-              <w:pStyle w:val="TableHeading"/>
-              <w:jc w:val="start"/>
+              <w:jc w:val="left"/>
               <w:rPr>
                 <w:lang w:val="hu-HU" w:eastAsia="zh-CN" w:bidi="hi-IN"/>
               </w:rPr>
@@ -477,56 +483,50 @@
         <w:trPr/>
         <w:tc>
           <w:tcPr>
+            <w:tcW w:w="4985" w:type="dxa"/>
+            <w:tcBorders>
+              <w:left w:val="single" w:sz="4" w:space="0" w:color="000000"/>
+              <w:bottom w:val="single" w:sz="4" w:space="0" w:color="000000"/>
+            </w:tcBorders>
+          </w:tcPr>
+          <w:p>
+            <w:pPr>
+              <w:pStyle w:val="TableContents"/>
+              <w:jc w:val="left"/>
+              <w:rPr>
+                <w:lang w:val="hu-HU" w:eastAsia="zh-CN" w:bidi="hi-IN"/>
+              </w:rPr>
+            </w:pPr>
+            <w:r>
+              <w:rPr>
+                <w:lang w:val="hu-HU" w:eastAsia="zh-CN" w:bidi="hi-IN"/>
+              </w:rPr>
+              <w:t>Operációs környezet</w:t>
+            </w:r>
+          </w:p>
+        </w:tc>
+        <w:tc>
+          <w:tcPr>
             <w:tcW w:w="4986" w:type="dxa"/>
             <w:tcBorders>
-              <w:start w:val="single" w:sz="4" w:space="0" w:color="000000"/>
-              <w:bottom w:val="single" w:sz="4" w:space="0" w:color="000000"/>
-            </w:tcBorders>
-          </w:tcPr>
-          <w:p>
-            <w:pPr>
-              <w:pStyle w:val="TableContents"/>
-              <w:jc w:val="start"/>
-              <w:rPr>
-                <w:lang w:val="hu-HU" w:eastAsia="zh-CN" w:bidi="hi-IN"/>
-              </w:rPr>
-            </w:pPr>
-            <w:r>
-              <w:rPr>
-                <w:lang w:val="hu-HU" w:eastAsia="zh-CN" w:bidi="hi-IN"/>
-              </w:rPr>
-              <w:t>Operációs környezet</w:t>
-            </w:r>
-          </w:p>
-        </w:tc>
-        <w:tc>
-          <w:tcPr>
-            <w:tcW w:w="4986" w:type="dxa"/>
-            <w:tcBorders>
-              <w:start w:val="single" w:sz="4" w:space="0" w:color="000000"/>
-              <w:bottom w:val="single" w:sz="4" w:space="0" w:color="000000"/>
-              <w:end w:val="single" w:sz="4" w:space="0" w:color="000000"/>
-            </w:tcBorders>
-          </w:tcPr>
-          <w:p>
-            <w:pPr>
-              <w:pStyle w:val="TableContents"/>
-              <w:jc w:val="start"/>
-              <w:rPr>
-                <w:lang w:val="hu-HU" w:eastAsia="zh-CN" w:bidi="hi-IN"/>
-              </w:rPr>
-            </w:pPr>
-            <w:r>
-              <w:rPr>
-                <w:lang w:val="hu-HU" w:eastAsia="zh-CN" w:bidi="hi-IN"/>
-              </w:rPr>
-              <w:t xml:space="preserve">Windows 11 Linux </w:t>
-            </w:r>
-            <w:r>
-              <w:rPr>
-                <w:lang w:val="hu-HU" w:eastAsia="zh-CN" w:bidi="hi-IN"/>
-              </w:rPr>
-              <w:t>Android</w:t>
+              <w:left w:val="single" w:sz="4" w:space="0" w:color="000000"/>
+              <w:bottom w:val="single" w:sz="4" w:space="0" w:color="000000"/>
+              <w:right w:val="single" w:sz="4" w:space="0" w:color="000000"/>
+            </w:tcBorders>
+          </w:tcPr>
+          <w:p>
+            <w:pPr>
+              <w:pStyle w:val="TableContents"/>
+              <w:jc w:val="left"/>
+              <w:rPr>
+                <w:lang w:val="hu-HU" w:eastAsia="zh-CN" w:bidi="hi-IN"/>
+              </w:rPr>
+            </w:pPr>
+            <w:r>
+              <w:rPr>
+                <w:lang w:val="hu-HU" w:eastAsia="zh-CN" w:bidi="hi-IN"/>
+              </w:rPr>
+              <w:t>Windows 11 Linux Android</w:t>
             </w:r>
           </w:p>
         </w:tc>
@@ -535,41 +535,41 @@
         <w:trPr/>
         <w:tc>
           <w:tcPr>
+            <w:tcW w:w="4985" w:type="dxa"/>
+            <w:tcBorders>
+              <w:left w:val="single" w:sz="4" w:space="0" w:color="000000"/>
+              <w:bottom w:val="single" w:sz="4" w:space="0" w:color="000000"/>
+            </w:tcBorders>
+          </w:tcPr>
+          <w:p>
+            <w:pPr>
+              <w:pStyle w:val="TableContents"/>
+              <w:jc w:val="left"/>
+              <w:rPr>
+                <w:lang w:val="hu-HU" w:eastAsia="zh-CN" w:bidi="hi-IN"/>
+              </w:rPr>
+            </w:pPr>
+            <w:r>
+              <w:rPr>
+                <w:lang w:val="hu-HU" w:eastAsia="zh-CN" w:bidi="hi-IN"/>
+              </w:rPr>
+              <w:t>Szerver</w:t>
+            </w:r>
+          </w:p>
+        </w:tc>
+        <w:tc>
+          <w:tcPr>
             <w:tcW w:w="4986" w:type="dxa"/>
             <w:tcBorders>
-              <w:start w:val="single" w:sz="4" w:space="0" w:color="000000"/>
-              <w:bottom w:val="single" w:sz="4" w:space="0" w:color="000000"/>
-            </w:tcBorders>
-          </w:tcPr>
-          <w:p>
-            <w:pPr>
-              <w:pStyle w:val="TableContents"/>
-              <w:jc w:val="start"/>
-              <w:rPr>
-                <w:lang w:val="hu-HU" w:eastAsia="zh-CN" w:bidi="hi-IN"/>
-              </w:rPr>
-            </w:pPr>
-            <w:r>
-              <w:rPr>
-                <w:lang w:val="hu-HU" w:eastAsia="zh-CN" w:bidi="hi-IN"/>
-              </w:rPr>
-              <w:t>Szerver</w:t>
-            </w:r>
-          </w:p>
-        </w:tc>
-        <w:tc>
-          <w:tcPr>
-            <w:tcW w:w="4986" w:type="dxa"/>
-            <w:tcBorders>
-              <w:start w:val="single" w:sz="4" w:space="0" w:color="000000"/>
-              <w:bottom w:val="single" w:sz="4" w:space="0" w:color="000000"/>
-              <w:end w:val="single" w:sz="4" w:space="0" w:color="000000"/>
-            </w:tcBorders>
-          </w:tcPr>
-          <w:p>
-            <w:pPr>
-              <w:pStyle w:val="TableContents"/>
-              <w:jc w:val="start"/>
+              <w:left w:val="single" w:sz="4" w:space="0" w:color="000000"/>
+              <w:bottom w:val="single" w:sz="4" w:space="0" w:color="000000"/>
+              <w:right w:val="single" w:sz="4" w:space="0" w:color="000000"/>
+            </w:tcBorders>
+          </w:tcPr>
+          <w:p>
+            <w:pPr>
+              <w:pStyle w:val="TableContents"/>
+              <w:jc w:val="left"/>
               <w:rPr>
                 <w:lang w:val="hu-HU" w:eastAsia="zh-CN" w:bidi="hi-IN"/>
               </w:rPr>
@@ -587,52 +587,58 @@
         <w:trPr/>
         <w:tc>
           <w:tcPr>
+            <w:tcW w:w="4985" w:type="dxa"/>
+            <w:tcBorders>
+              <w:left w:val="single" w:sz="4" w:space="0" w:color="000000"/>
+              <w:bottom w:val="single" w:sz="4" w:space="0" w:color="000000"/>
+            </w:tcBorders>
+          </w:tcPr>
+          <w:p>
+            <w:pPr>
+              <w:pStyle w:val="TableContents"/>
+              <w:jc w:val="left"/>
+              <w:rPr>
+                <w:lang w:val="hu-HU" w:eastAsia="zh-CN" w:bidi="hi-IN"/>
+              </w:rPr>
+            </w:pPr>
+            <w:r>
+              <w:rPr>
+                <w:lang w:val="hu-HU" w:eastAsia="zh-CN" w:bidi="hi-IN"/>
+              </w:rPr>
+              <w:t>PHP verzió</w:t>
+            </w:r>
+          </w:p>
+        </w:tc>
+        <w:tc>
+          <w:tcPr>
             <w:tcW w:w="4986" w:type="dxa"/>
             <w:tcBorders>
-              <w:start w:val="single" w:sz="4" w:space="0" w:color="000000"/>
-              <w:bottom w:val="single" w:sz="4" w:space="0" w:color="000000"/>
-            </w:tcBorders>
-          </w:tcPr>
-          <w:p>
-            <w:pPr>
-              <w:pStyle w:val="TableContents"/>
-              <w:jc w:val="start"/>
-              <w:rPr>
-                <w:lang w:val="hu-HU" w:eastAsia="zh-CN" w:bidi="hi-IN"/>
-              </w:rPr>
-            </w:pPr>
-            <w:r>
-              <w:rPr>
-                <w:lang w:val="hu-HU" w:eastAsia="zh-CN" w:bidi="hi-IN"/>
-              </w:rPr>
-              <w:t>PHP verzió</w:t>
-            </w:r>
-          </w:p>
-        </w:tc>
-        <w:tc>
-          <w:tcPr>
-            <w:tcW w:w="4986" w:type="dxa"/>
-            <w:tcBorders>
-              <w:start w:val="single" w:sz="4" w:space="0" w:color="000000"/>
-              <w:bottom w:val="single" w:sz="4" w:space="0" w:color="000000"/>
-              <w:end w:val="single" w:sz="4" w:space="0" w:color="000000"/>
-            </w:tcBorders>
-          </w:tcPr>
-          <w:p>
-            <w:pPr>
-              <w:pStyle w:val="TableContents"/>
-              <w:jc w:val="start"/>
-              <w:rPr>
-                <w:color w:val="FF0000"/>
-                <w:lang w:val="hu-HU" w:eastAsia="zh-CN" w:bidi="hi-IN"/>
-              </w:rPr>
-            </w:pPr>
-            <w:r>
-              <w:rPr>
-                <w:color w:val="FF0000"/>
-                <w:lang w:val="hu-HU" w:eastAsia="zh-CN" w:bidi="hi-IN"/>
-              </w:rPr>
-              <w:t>8.x</w:t>
+              <w:left w:val="single" w:sz="4" w:space="0" w:color="000000"/>
+              <w:bottom w:val="single" w:sz="4" w:space="0" w:color="000000"/>
+              <w:right w:val="single" w:sz="4" w:space="0" w:color="000000"/>
+            </w:tcBorders>
+          </w:tcPr>
+          <w:p>
+            <w:pPr>
+              <w:pStyle w:val="TableContents"/>
+              <w:jc w:val="left"/>
+              <w:rPr>
+                <w:color w:val="000000"/>
+              </w:rPr>
+            </w:pPr>
+            <w:r>
+              <w:rPr>
+                <w:color w:val="000000"/>
+                <w:lang w:val="hu-HU" w:eastAsia="zh-CN" w:bidi="hi-IN"/>
+              </w:rPr>
+              <w:t>8.</w:t>
+            </w:r>
+            <w:r>
+              <w:rPr>
+                <w:color w:val="000000"/>
+                <w:lang w:val="hu-HU" w:eastAsia="zh-CN" w:bidi="hi-IN"/>
+              </w:rPr>
+              <w:t>5</w:t>
             </w:r>
           </w:p>
         </w:tc>
@@ -641,52 +647,51 @@
         <w:trPr/>
         <w:tc>
           <w:tcPr>
+            <w:tcW w:w="4985" w:type="dxa"/>
+            <w:tcBorders>
+              <w:left w:val="single" w:sz="4" w:space="0" w:color="000000"/>
+              <w:bottom w:val="single" w:sz="4" w:space="0" w:color="000000"/>
+            </w:tcBorders>
+          </w:tcPr>
+          <w:p>
+            <w:pPr>
+              <w:pStyle w:val="TableContents"/>
+              <w:jc w:val="left"/>
+              <w:rPr>
+                <w:lang w:val="hu-HU" w:eastAsia="zh-CN" w:bidi="hi-IN"/>
+              </w:rPr>
+            </w:pPr>
+            <w:r>
+              <w:rPr>
+                <w:lang w:val="hu-HU" w:eastAsia="zh-CN" w:bidi="hi-IN"/>
+              </w:rPr>
+              <w:t>MySQL verzió</w:t>
+            </w:r>
+          </w:p>
+        </w:tc>
+        <w:tc>
+          <w:tcPr>
             <w:tcW w:w="4986" w:type="dxa"/>
             <w:tcBorders>
-              <w:start w:val="single" w:sz="4" w:space="0" w:color="000000"/>
-              <w:bottom w:val="single" w:sz="4" w:space="0" w:color="000000"/>
-            </w:tcBorders>
-          </w:tcPr>
-          <w:p>
-            <w:pPr>
-              <w:pStyle w:val="TableContents"/>
-              <w:jc w:val="start"/>
-              <w:rPr>
-                <w:lang w:val="hu-HU" w:eastAsia="zh-CN" w:bidi="hi-IN"/>
-              </w:rPr>
-            </w:pPr>
-            <w:r>
-              <w:rPr>
-                <w:lang w:val="hu-HU" w:eastAsia="zh-CN" w:bidi="hi-IN"/>
-              </w:rPr>
-              <w:t>MySQL verzió</w:t>
-            </w:r>
-          </w:p>
-        </w:tc>
-        <w:tc>
-          <w:tcPr>
-            <w:tcW w:w="4986" w:type="dxa"/>
-            <w:tcBorders>
-              <w:start w:val="single" w:sz="4" w:space="0" w:color="000000"/>
-              <w:bottom w:val="single" w:sz="4" w:space="0" w:color="000000"/>
-              <w:end w:val="single" w:sz="4" w:space="0" w:color="000000"/>
-            </w:tcBorders>
-          </w:tcPr>
-          <w:p>
-            <w:pPr>
-              <w:pStyle w:val="TableContents"/>
-              <w:jc w:val="start"/>
-              <w:rPr>
-                <w:color w:val="FF0000"/>
-                <w:lang w:val="hu-HU" w:eastAsia="zh-CN" w:bidi="hi-IN"/>
-              </w:rPr>
-            </w:pPr>
-            <w:r>
-              <w:rPr>
-                <w:color w:val="FF0000"/>
-                <w:lang w:val="hu-HU" w:eastAsia="zh-CN" w:bidi="hi-IN"/>
-              </w:rPr>
-              <w:t>8.x</w:t>
+              <w:left w:val="single" w:sz="4" w:space="0" w:color="000000"/>
+              <w:bottom w:val="single" w:sz="4" w:space="0" w:color="000000"/>
+              <w:right w:val="single" w:sz="4" w:space="0" w:color="000000"/>
+            </w:tcBorders>
+          </w:tcPr>
+          <w:p>
+            <w:pPr>
+              <w:pStyle w:val="TableContents"/>
+              <w:jc w:val="left"/>
+              <w:rPr>
+                <w:color w:val="000000"/>
+              </w:rPr>
+            </w:pPr>
+            <w:r>
+              <w:rPr>
+                <w:color w:val="000000"/>
+                <w:lang w:val="hu-HU" w:eastAsia="zh-CN" w:bidi="hi-IN"/>
+              </w:rPr>
+              <w:t>9</w:t>
             </w:r>
           </w:p>
         </w:tc>
@@ -695,56 +700,50 @@
         <w:trPr/>
         <w:tc>
           <w:tcPr>
+            <w:tcW w:w="4985" w:type="dxa"/>
+            <w:tcBorders>
+              <w:left w:val="single" w:sz="4" w:space="0" w:color="000000"/>
+              <w:bottom w:val="single" w:sz="4" w:space="0" w:color="000000"/>
+            </w:tcBorders>
+          </w:tcPr>
+          <w:p>
+            <w:pPr>
+              <w:pStyle w:val="TableContents"/>
+              <w:jc w:val="left"/>
+              <w:rPr>
+                <w:lang w:val="hu-HU" w:eastAsia="zh-CN" w:bidi="hi-IN"/>
+              </w:rPr>
+            </w:pPr>
+            <w:r>
+              <w:rPr>
+                <w:lang w:val="hu-HU" w:eastAsia="zh-CN" w:bidi="hi-IN"/>
+              </w:rPr>
+              <w:t>Böngészők</w:t>
+            </w:r>
+          </w:p>
+        </w:tc>
+        <w:tc>
+          <w:tcPr>
             <w:tcW w:w="4986" w:type="dxa"/>
             <w:tcBorders>
-              <w:start w:val="single" w:sz="4" w:space="0" w:color="000000"/>
-              <w:bottom w:val="single" w:sz="4" w:space="0" w:color="000000"/>
-            </w:tcBorders>
-          </w:tcPr>
-          <w:p>
-            <w:pPr>
-              <w:pStyle w:val="TableContents"/>
-              <w:jc w:val="start"/>
-              <w:rPr>
-                <w:lang w:val="hu-HU" w:eastAsia="zh-CN" w:bidi="hi-IN"/>
-              </w:rPr>
-            </w:pPr>
-            <w:r>
-              <w:rPr>
-                <w:lang w:val="hu-HU" w:eastAsia="zh-CN" w:bidi="hi-IN"/>
-              </w:rPr>
-              <w:t>Böngészők</w:t>
-            </w:r>
-          </w:p>
-        </w:tc>
-        <w:tc>
-          <w:tcPr>
-            <w:tcW w:w="4986" w:type="dxa"/>
-            <w:tcBorders>
-              <w:start w:val="single" w:sz="4" w:space="0" w:color="000000"/>
-              <w:bottom w:val="single" w:sz="4" w:space="0" w:color="000000"/>
-              <w:end w:val="single" w:sz="4" w:space="0" w:color="000000"/>
-            </w:tcBorders>
-          </w:tcPr>
-          <w:p>
-            <w:pPr>
-              <w:pStyle w:val="TableContents"/>
-              <w:jc w:val="start"/>
-              <w:rPr>
-                <w:lang w:val="hu-HU" w:eastAsia="zh-CN" w:bidi="hi-IN"/>
-              </w:rPr>
-            </w:pPr>
-            <w:r>
-              <w:rPr>
-                <w:lang w:val="hu-HU" w:eastAsia="zh-CN" w:bidi="hi-IN"/>
-              </w:rPr>
-              <w:t xml:space="preserve">Chrome, Firefox, </w:t>
-            </w:r>
-            <w:r>
-              <w:rPr>
-                <w:lang w:val="hu-HU" w:eastAsia="zh-CN" w:bidi="hi-IN"/>
-              </w:rPr>
-              <w:t>Brave</w:t>
+              <w:left w:val="single" w:sz="4" w:space="0" w:color="000000"/>
+              <w:bottom w:val="single" w:sz="4" w:space="0" w:color="000000"/>
+              <w:right w:val="single" w:sz="4" w:space="0" w:color="000000"/>
+            </w:tcBorders>
+          </w:tcPr>
+          <w:p>
+            <w:pPr>
+              <w:pStyle w:val="TableContents"/>
+              <w:jc w:val="left"/>
+              <w:rPr>
+                <w:lang w:val="hu-HU" w:eastAsia="zh-CN" w:bidi="hi-IN"/>
+              </w:rPr>
+            </w:pPr>
+            <w:r>
+              <w:rPr>
+                <w:lang w:val="hu-HU" w:eastAsia="zh-CN" w:bidi="hi-IN"/>
+              </w:rPr>
+              <w:t>Chrome, Firefox, Brave</w:t>
             </w:r>
           </w:p>
         </w:tc>
@@ -753,41 +752,41 @@
         <w:trPr/>
         <w:tc>
           <w:tcPr>
+            <w:tcW w:w="4985" w:type="dxa"/>
+            <w:tcBorders>
+              <w:left w:val="single" w:sz="4" w:space="0" w:color="000000"/>
+              <w:bottom w:val="single" w:sz="4" w:space="0" w:color="000000"/>
+            </w:tcBorders>
+          </w:tcPr>
+          <w:p>
+            <w:pPr>
+              <w:pStyle w:val="TableContents"/>
+              <w:jc w:val="left"/>
+              <w:rPr>
+                <w:lang w:val="hu-HU" w:eastAsia="zh-CN" w:bidi="hi-IN"/>
+              </w:rPr>
+            </w:pPr>
+            <w:r>
+              <w:rPr>
+                <w:lang w:val="hu-HU" w:eastAsia="zh-CN" w:bidi="hi-IN"/>
+              </w:rPr>
+              <w:t>Fejlesztőeszköz</w:t>
+            </w:r>
+          </w:p>
+        </w:tc>
+        <w:tc>
+          <w:tcPr>
             <w:tcW w:w="4986" w:type="dxa"/>
             <w:tcBorders>
-              <w:start w:val="single" w:sz="4" w:space="0" w:color="000000"/>
-              <w:bottom w:val="single" w:sz="4" w:space="0" w:color="000000"/>
-            </w:tcBorders>
-          </w:tcPr>
-          <w:p>
-            <w:pPr>
-              <w:pStyle w:val="TableContents"/>
-              <w:jc w:val="start"/>
-              <w:rPr>
-                <w:lang w:val="hu-HU" w:eastAsia="zh-CN" w:bidi="hi-IN"/>
-              </w:rPr>
-            </w:pPr>
-            <w:r>
-              <w:rPr>
-                <w:lang w:val="hu-HU" w:eastAsia="zh-CN" w:bidi="hi-IN"/>
-              </w:rPr>
-              <w:t>Fejlesztőeszköz</w:t>
-            </w:r>
-          </w:p>
-        </w:tc>
-        <w:tc>
-          <w:tcPr>
-            <w:tcW w:w="4986" w:type="dxa"/>
-            <w:tcBorders>
-              <w:start w:val="single" w:sz="4" w:space="0" w:color="000000"/>
-              <w:bottom w:val="single" w:sz="4" w:space="0" w:color="000000"/>
-              <w:end w:val="single" w:sz="4" w:space="0" w:color="000000"/>
-            </w:tcBorders>
-          </w:tcPr>
-          <w:p>
-            <w:pPr>
-              <w:pStyle w:val="TableContents"/>
-              <w:jc w:val="start"/>
+              <w:left w:val="single" w:sz="4" w:space="0" w:color="000000"/>
+              <w:bottom w:val="single" w:sz="4" w:space="0" w:color="000000"/>
+              <w:right w:val="single" w:sz="4" w:space="0" w:color="000000"/>
+            </w:tcBorders>
+          </w:tcPr>
+          <w:p>
+            <w:pPr>
+              <w:pStyle w:val="TableContents"/>
+              <w:jc w:val="left"/>
               <w:rPr>
                 <w:lang w:val="hu-HU" w:eastAsia="zh-CN" w:bidi="hi-IN"/>
               </w:rPr>
@@ -805,56 +804,50 @@
         <w:trPr/>
         <w:tc>
           <w:tcPr>
+            <w:tcW w:w="4985" w:type="dxa"/>
+            <w:tcBorders>
+              <w:left w:val="single" w:sz="4" w:space="0" w:color="000000"/>
+              <w:bottom w:val="single" w:sz="4" w:space="0" w:color="000000"/>
+            </w:tcBorders>
+          </w:tcPr>
+          <w:p>
+            <w:pPr>
+              <w:pStyle w:val="TableContents"/>
+              <w:jc w:val="left"/>
+              <w:rPr>
+                <w:lang w:val="hu-HU" w:eastAsia="zh-CN" w:bidi="hi-IN"/>
+              </w:rPr>
+            </w:pPr>
+            <w:r>
+              <w:rPr>
+                <w:lang w:val="hu-HU" w:eastAsia="zh-CN" w:bidi="hi-IN"/>
+              </w:rPr>
+              <w:t>Teszt dátuma</w:t>
+            </w:r>
+          </w:p>
+        </w:tc>
+        <w:tc>
+          <w:tcPr>
             <w:tcW w:w="4986" w:type="dxa"/>
             <w:tcBorders>
-              <w:start w:val="single" w:sz="4" w:space="0" w:color="000000"/>
-              <w:bottom w:val="single" w:sz="4" w:space="0" w:color="000000"/>
-            </w:tcBorders>
-          </w:tcPr>
-          <w:p>
-            <w:pPr>
-              <w:pStyle w:val="TableContents"/>
-              <w:jc w:val="start"/>
-              <w:rPr>
-                <w:lang w:val="hu-HU" w:eastAsia="zh-CN" w:bidi="hi-IN"/>
-              </w:rPr>
-            </w:pPr>
-            <w:r>
-              <w:rPr>
-                <w:lang w:val="hu-HU" w:eastAsia="zh-CN" w:bidi="hi-IN"/>
-              </w:rPr>
-              <w:t>Teszt dátuma</w:t>
-            </w:r>
-          </w:p>
-        </w:tc>
-        <w:tc>
-          <w:tcPr>
-            <w:tcW w:w="4986" w:type="dxa"/>
-            <w:tcBorders>
-              <w:start w:val="single" w:sz="4" w:space="0" w:color="000000"/>
-              <w:bottom w:val="single" w:sz="4" w:space="0" w:color="000000"/>
-              <w:end w:val="single" w:sz="4" w:space="0" w:color="000000"/>
-            </w:tcBorders>
-          </w:tcPr>
-          <w:p>
-            <w:pPr>
-              <w:pStyle w:val="TableContents"/>
-              <w:jc w:val="start"/>
-              <w:rPr>
-                <w:lang w:val="hu-HU" w:eastAsia="zh-CN" w:bidi="hi-IN"/>
-              </w:rPr>
-            </w:pPr>
-            <w:r>
-              <w:rPr>
-                <w:lang w:val="hu-HU" w:eastAsia="zh-CN" w:bidi="hi-IN"/>
-              </w:rPr>
-              <w:t xml:space="preserve">2026. szeptember </w:t>
-            </w:r>
-            <w:r>
-              <w:rPr>
-                <w:lang w:val="hu-HU" w:eastAsia="zh-CN" w:bidi="hi-IN"/>
-              </w:rPr>
-              <w:t>25</w:t>
+              <w:left w:val="single" w:sz="4" w:space="0" w:color="000000"/>
+              <w:bottom w:val="single" w:sz="4" w:space="0" w:color="000000"/>
+              <w:right w:val="single" w:sz="4" w:space="0" w:color="000000"/>
+            </w:tcBorders>
+          </w:tcPr>
+          <w:p>
+            <w:pPr>
+              <w:pStyle w:val="TableContents"/>
+              <w:jc w:val="left"/>
+              <w:rPr>
+                <w:lang w:val="hu-HU" w:eastAsia="zh-CN" w:bidi="hi-IN"/>
+              </w:rPr>
+            </w:pPr>
+            <w:r>
+              <w:rPr>
+                <w:lang w:val="hu-HU" w:eastAsia="zh-CN" w:bidi="hi-IN"/>
+              </w:rPr>
+              <w:t>2026. szeptember 25</w:t>
             </w:r>
           </w:p>
         </w:tc>
@@ -863,41 +856,41 @@
         <w:trPr/>
         <w:tc>
           <w:tcPr>
+            <w:tcW w:w="4985" w:type="dxa"/>
+            <w:tcBorders>
+              <w:left w:val="single" w:sz="4" w:space="0" w:color="000000"/>
+              <w:bottom w:val="single" w:sz="4" w:space="0" w:color="000000"/>
+            </w:tcBorders>
+          </w:tcPr>
+          <w:p>
+            <w:pPr>
+              <w:pStyle w:val="TableContents"/>
+              <w:jc w:val="left"/>
+              <w:rPr>
+                <w:lang w:val="hu-HU" w:eastAsia="zh-CN" w:bidi="hi-IN"/>
+              </w:rPr>
+            </w:pPr>
+            <w:r>
+              <w:rPr>
+                <w:lang w:val="hu-HU" w:eastAsia="zh-CN" w:bidi="hi-IN"/>
+              </w:rPr>
+              <w:t>Build mód</w:t>
+            </w:r>
+          </w:p>
+        </w:tc>
+        <w:tc>
+          <w:tcPr>
             <w:tcW w:w="4986" w:type="dxa"/>
             <w:tcBorders>
-              <w:start w:val="single" w:sz="4" w:space="0" w:color="000000"/>
-              <w:bottom w:val="single" w:sz="4" w:space="0" w:color="000000"/>
-            </w:tcBorders>
-          </w:tcPr>
-          <w:p>
-            <w:pPr>
-              <w:pStyle w:val="TableContents"/>
-              <w:jc w:val="start"/>
-              <w:rPr>
-                <w:lang w:val="hu-HU" w:eastAsia="zh-CN" w:bidi="hi-IN"/>
-              </w:rPr>
-            </w:pPr>
-            <w:r>
-              <w:rPr>
-                <w:lang w:val="hu-HU" w:eastAsia="zh-CN" w:bidi="hi-IN"/>
-              </w:rPr>
-              <w:t>Build mód</w:t>
-            </w:r>
-          </w:p>
-        </w:tc>
-        <w:tc>
-          <w:tcPr>
-            <w:tcW w:w="4986" w:type="dxa"/>
-            <w:tcBorders>
-              <w:start w:val="single" w:sz="4" w:space="0" w:color="000000"/>
-              <w:bottom w:val="single" w:sz="4" w:space="0" w:color="000000"/>
-              <w:end w:val="single" w:sz="4" w:space="0" w:color="000000"/>
-            </w:tcBorders>
-          </w:tcPr>
-          <w:p>
-            <w:pPr>
-              <w:pStyle w:val="TableContents"/>
-              <w:jc w:val="start"/>
+              <w:left w:val="single" w:sz="4" w:space="0" w:color="000000"/>
+              <w:bottom w:val="single" w:sz="4" w:space="0" w:color="000000"/>
+              <w:right w:val="single" w:sz="4" w:space="0" w:color="000000"/>
+            </w:tcBorders>
+          </w:tcPr>
+          <w:p>
+            <w:pPr>
+              <w:pStyle w:val="TableContents"/>
+              <w:jc w:val="left"/>
               <w:rPr>
                 <w:lang w:val="hu-HU" w:eastAsia="zh-CN" w:bidi="hi-IN"/>
               </w:rPr>
@@ -932,7 +925,7 @@
           <w:ilvl w:val="1"/>
           <w:numId w:val="1"/>
         </w:numPr>
-        <w:ind w:hanging="0" w:start="0"/>
+        <w:ind w:hanging="0" w:left="0"/>
         <w:rPr>
           <w:lang w:val="hu-HU" w:eastAsia="zh-CN" w:bidi="hi-IN"/>
         </w:rPr>
@@ -1041,7 +1034,7 @@
           <w:ilvl w:val="1"/>
           <w:numId w:val="1"/>
         </w:numPr>
-        <w:ind w:hanging="0" w:start="0"/>
+        <w:ind w:hanging="0" w:left="0"/>
         <w:rPr>
           <w:lang w:val="hu-HU" w:eastAsia="zh-CN" w:bidi="hi-IN"/>
         </w:rPr>
@@ -1056,18 +1049,18 @@
     <w:tbl>
       <w:tblPr>
         <w:tblW w:w="5000" w:type="pct"/>
-        <w:jc w:val="start"/>
+        <w:jc w:val="left"/>
         <w:tblInd w:w="-5" w:type="dxa"/>
         <w:tblLayout w:type="fixed"/>
         <w:tblCellMar>
           <w:top w:w="55" w:type="dxa"/>
-          <w:start w:w="55" w:type="dxa"/>
+          <w:left w:w="55" w:type="dxa"/>
           <w:bottom w:w="55" w:type="dxa"/>
-          <w:end w:w="55" w:type="dxa"/>
+          <w:right w:w="55" w:type="dxa"/>
         </w:tblCellMar>
       </w:tblPr>
       <w:tblGrid>
-        <w:gridCol w:w="4986"/>
+        <w:gridCol w:w="4985"/>
         <w:gridCol w:w="4986"/>
       </w:tblGrid>
       <w:tr>
@@ -1076,43 +1069,43 @@
         </w:trPr>
         <w:tc>
           <w:tcPr>
+            <w:tcW w:w="4985" w:type="dxa"/>
+            <w:tcBorders>
+              <w:top w:val="single" w:sz="4" w:space="0" w:color="000000"/>
+              <w:left w:val="single" w:sz="4" w:space="0" w:color="000000"/>
+              <w:bottom w:val="single" w:sz="4" w:space="0" w:color="000000"/>
+            </w:tcBorders>
+          </w:tcPr>
+          <w:p>
+            <w:pPr>
+              <w:pStyle w:val="TableHeading"/>
+              <w:jc w:val="left"/>
+              <w:rPr>
+                <w:lang w:val="hu-HU" w:eastAsia="zh-CN" w:bidi="hi-IN"/>
+              </w:rPr>
+            </w:pPr>
+            <w:r>
+              <w:rPr>
+                <w:lang w:val="hu-HU" w:eastAsia="zh-CN" w:bidi="hi-IN"/>
+              </w:rPr>
+              <w:t>Típus</w:t>
+            </w:r>
+          </w:p>
+        </w:tc>
+        <w:tc>
+          <w:tcPr>
             <w:tcW w:w="4986" w:type="dxa"/>
             <w:tcBorders>
               <w:top w:val="single" w:sz="4" w:space="0" w:color="000000"/>
-              <w:start w:val="single" w:sz="4" w:space="0" w:color="000000"/>
-              <w:bottom w:val="single" w:sz="4" w:space="0" w:color="000000"/>
+              <w:left w:val="single" w:sz="4" w:space="0" w:color="000000"/>
+              <w:bottom w:val="single" w:sz="4" w:space="0" w:color="000000"/>
+              <w:right w:val="single" w:sz="4" w:space="0" w:color="000000"/>
             </w:tcBorders>
           </w:tcPr>
           <w:p>
             <w:pPr>
               <w:pStyle w:val="TableHeading"/>
-              <w:jc w:val="start"/>
-              <w:rPr>
-                <w:lang w:val="hu-HU" w:eastAsia="zh-CN" w:bidi="hi-IN"/>
-              </w:rPr>
-            </w:pPr>
-            <w:r>
-              <w:rPr>
-                <w:lang w:val="hu-HU" w:eastAsia="zh-CN" w:bidi="hi-IN"/>
-              </w:rPr>
-              <w:t>Típus</w:t>
-            </w:r>
-          </w:p>
-        </w:tc>
-        <w:tc>
-          <w:tcPr>
-            <w:tcW w:w="4986" w:type="dxa"/>
-            <w:tcBorders>
-              <w:top w:val="single" w:sz="4" w:space="0" w:color="000000"/>
-              <w:start w:val="single" w:sz="4" w:space="0" w:color="000000"/>
-              <w:bottom w:val="single" w:sz="4" w:space="0" w:color="000000"/>
-              <w:end w:val="single" w:sz="4" w:space="0" w:color="000000"/>
-            </w:tcBorders>
-          </w:tcPr>
-          <w:p>
-            <w:pPr>
-              <w:pStyle w:val="TableHeading"/>
-              <w:jc w:val="start"/>
+              <w:jc w:val="left"/>
               <w:rPr>
                 <w:lang w:val="hu-HU" w:eastAsia="zh-CN" w:bidi="hi-IN"/>
               </w:rPr>
@@ -1130,62 +1123,50 @@
         <w:trPr/>
         <w:tc>
           <w:tcPr>
+            <w:tcW w:w="4985" w:type="dxa"/>
+            <w:tcBorders>
+              <w:left w:val="single" w:sz="4" w:space="0" w:color="000000"/>
+              <w:bottom w:val="single" w:sz="4" w:space="0" w:color="000000"/>
+            </w:tcBorders>
+          </w:tcPr>
+          <w:p>
+            <w:pPr>
+              <w:pStyle w:val="TableContents"/>
+              <w:jc w:val="left"/>
+              <w:rPr>
+                <w:lang w:val="hu-HU" w:eastAsia="zh-CN" w:bidi="hi-IN"/>
+              </w:rPr>
+            </w:pPr>
+            <w:r>
+              <w:rPr>
+                <w:lang w:val="hu-HU" w:eastAsia="zh-CN" w:bidi="hi-IN"/>
+              </w:rPr>
+              <w:t>Belépési</w:t>
+            </w:r>
+          </w:p>
+        </w:tc>
+        <w:tc>
+          <w:tcPr>
             <w:tcW w:w="4986" w:type="dxa"/>
             <w:tcBorders>
-              <w:start w:val="single" w:sz="4" w:space="0" w:color="000000"/>
-              <w:bottom w:val="single" w:sz="4" w:space="0" w:color="000000"/>
-            </w:tcBorders>
-          </w:tcPr>
-          <w:p>
-            <w:pPr>
-              <w:pStyle w:val="TableContents"/>
-              <w:jc w:val="start"/>
-              <w:rPr>
-                <w:lang w:val="hu-HU" w:eastAsia="zh-CN" w:bidi="hi-IN"/>
-              </w:rPr>
-            </w:pPr>
-            <w:r>
-              <w:rPr>
-                <w:lang w:val="hu-HU" w:eastAsia="zh-CN" w:bidi="hi-IN"/>
-              </w:rPr>
-              <w:t>Belépési</w:t>
-            </w:r>
-          </w:p>
-        </w:tc>
-        <w:tc>
-          <w:tcPr>
-            <w:tcW w:w="4986" w:type="dxa"/>
-            <w:tcBorders>
-              <w:start w:val="single" w:sz="4" w:space="0" w:color="000000"/>
-              <w:bottom w:val="single" w:sz="4" w:space="0" w:color="000000"/>
-              <w:end w:val="single" w:sz="4" w:space="0" w:color="000000"/>
-            </w:tcBorders>
-          </w:tcPr>
-          <w:p>
-            <w:pPr>
-              <w:pStyle w:val="TableContents"/>
-              <w:jc w:val="start"/>
-              <w:rPr>
-                <w:lang w:val="hu-HU" w:eastAsia="zh-CN" w:bidi="hi-IN"/>
-              </w:rPr>
-            </w:pPr>
-            <w:r>
-              <w:rPr>
-                <w:lang w:val="hu-HU" w:eastAsia="zh-CN" w:bidi="hi-IN"/>
-              </w:rPr>
-              <w:t xml:space="preserve">XAMPP fut, MySQL elérhető, adatbázis importálva, </w:t>
-            </w:r>
-            <w:r>
-              <w:rPr>
-                <w:lang w:val="hu-HU" w:eastAsia="zh-CN" w:bidi="hi-IN"/>
-              </w:rPr>
-              <w:t>build elérhető</w:t>
-            </w:r>
-            <w:r>
-              <w:rPr>
-                <w:lang w:val="hu-HU" w:eastAsia="zh-CN" w:bidi="hi-IN"/>
-              </w:rPr>
-              <w:t>.</w:t>
+              <w:left w:val="single" w:sz="4" w:space="0" w:color="000000"/>
+              <w:bottom w:val="single" w:sz="4" w:space="0" w:color="000000"/>
+              <w:right w:val="single" w:sz="4" w:space="0" w:color="000000"/>
+            </w:tcBorders>
+          </w:tcPr>
+          <w:p>
+            <w:pPr>
+              <w:pStyle w:val="TableContents"/>
+              <w:jc w:val="left"/>
+              <w:rPr>
+                <w:lang w:val="hu-HU" w:eastAsia="zh-CN" w:bidi="hi-IN"/>
+              </w:rPr>
+            </w:pPr>
+            <w:r>
+              <w:rPr>
+                <w:lang w:val="hu-HU" w:eastAsia="zh-CN" w:bidi="hi-IN"/>
+              </w:rPr>
+              <w:t>XAMPP fut, MySQL elérhető, adatbázis importálva, build elérhető.</w:t>
             </w:r>
           </w:p>
         </w:tc>
@@ -1194,41 +1175,41 @@
         <w:trPr/>
         <w:tc>
           <w:tcPr>
+            <w:tcW w:w="4985" w:type="dxa"/>
+            <w:tcBorders>
+              <w:left w:val="single" w:sz="4" w:space="0" w:color="000000"/>
+              <w:bottom w:val="single" w:sz="4" w:space="0" w:color="000000"/>
+            </w:tcBorders>
+          </w:tcPr>
+          <w:p>
+            <w:pPr>
+              <w:pStyle w:val="TableContents"/>
+              <w:jc w:val="left"/>
+              <w:rPr>
+                <w:lang w:val="hu-HU" w:eastAsia="zh-CN" w:bidi="hi-IN"/>
+              </w:rPr>
+            </w:pPr>
+            <w:r>
+              <w:rPr>
+                <w:lang w:val="hu-HU" w:eastAsia="zh-CN" w:bidi="hi-IN"/>
+              </w:rPr>
+              <w:t>Kilépési</w:t>
+            </w:r>
+          </w:p>
+        </w:tc>
+        <w:tc>
+          <w:tcPr>
             <w:tcW w:w="4986" w:type="dxa"/>
             <w:tcBorders>
-              <w:start w:val="single" w:sz="4" w:space="0" w:color="000000"/>
-              <w:bottom w:val="single" w:sz="4" w:space="0" w:color="000000"/>
-            </w:tcBorders>
-          </w:tcPr>
-          <w:p>
-            <w:pPr>
-              <w:pStyle w:val="TableContents"/>
-              <w:jc w:val="start"/>
-              <w:rPr>
-                <w:lang w:val="hu-HU" w:eastAsia="zh-CN" w:bidi="hi-IN"/>
-              </w:rPr>
-            </w:pPr>
-            <w:r>
-              <w:rPr>
-                <w:lang w:val="hu-HU" w:eastAsia="zh-CN" w:bidi="hi-IN"/>
-              </w:rPr>
-              <w:t>Kilépési</w:t>
-            </w:r>
-          </w:p>
-        </w:tc>
-        <w:tc>
-          <w:tcPr>
-            <w:tcW w:w="4986" w:type="dxa"/>
-            <w:tcBorders>
-              <w:start w:val="single" w:sz="4" w:space="0" w:color="000000"/>
-              <w:bottom w:val="single" w:sz="4" w:space="0" w:color="000000"/>
-              <w:end w:val="single" w:sz="4" w:space="0" w:color="000000"/>
-            </w:tcBorders>
-          </w:tcPr>
-          <w:p>
-            <w:pPr>
-              <w:pStyle w:val="TableContents"/>
-              <w:jc w:val="start"/>
+              <w:left w:val="single" w:sz="4" w:space="0" w:color="000000"/>
+              <w:bottom w:val="single" w:sz="4" w:space="0" w:color="000000"/>
+              <w:right w:val="single" w:sz="4" w:space="0" w:color="000000"/>
+            </w:tcBorders>
+          </w:tcPr>
+          <w:p>
+            <w:pPr>
+              <w:pStyle w:val="TableContents"/>
+              <w:jc w:val="left"/>
               <w:rPr>
                 <w:lang w:val="hu-HU" w:eastAsia="zh-CN" w:bidi="hi-IN"/>
               </w:rPr>
@@ -1246,41 +1227,41 @@
         <w:trPr/>
         <w:tc>
           <w:tcPr>
+            <w:tcW w:w="4985" w:type="dxa"/>
+            <w:tcBorders>
+              <w:left w:val="single" w:sz="4" w:space="0" w:color="000000"/>
+              <w:bottom w:val="single" w:sz="4" w:space="0" w:color="000000"/>
+            </w:tcBorders>
+          </w:tcPr>
+          <w:p>
+            <w:pPr>
+              <w:pStyle w:val="TableContents"/>
+              <w:jc w:val="left"/>
+              <w:rPr>
+                <w:lang w:val="hu-HU" w:eastAsia="zh-CN" w:bidi="hi-IN"/>
+              </w:rPr>
+            </w:pPr>
+            <w:r>
+              <w:rPr>
+                <w:lang w:val="hu-HU" w:eastAsia="zh-CN" w:bidi="hi-IN"/>
+              </w:rPr>
+              <w:t>Felfüggesztés</w:t>
+            </w:r>
+          </w:p>
+        </w:tc>
+        <w:tc>
+          <w:tcPr>
             <w:tcW w:w="4986" w:type="dxa"/>
             <w:tcBorders>
-              <w:start w:val="single" w:sz="4" w:space="0" w:color="000000"/>
-              <w:bottom w:val="single" w:sz="4" w:space="0" w:color="000000"/>
-            </w:tcBorders>
-          </w:tcPr>
-          <w:p>
-            <w:pPr>
-              <w:pStyle w:val="TableContents"/>
-              <w:jc w:val="start"/>
-              <w:rPr>
-                <w:lang w:val="hu-HU" w:eastAsia="zh-CN" w:bidi="hi-IN"/>
-              </w:rPr>
-            </w:pPr>
-            <w:r>
-              <w:rPr>
-                <w:lang w:val="hu-HU" w:eastAsia="zh-CN" w:bidi="hi-IN"/>
-              </w:rPr>
-              <w:t>Felfüggesztés</w:t>
-            </w:r>
-          </w:p>
-        </w:tc>
-        <w:tc>
-          <w:tcPr>
-            <w:tcW w:w="4986" w:type="dxa"/>
-            <w:tcBorders>
-              <w:start w:val="single" w:sz="4" w:space="0" w:color="000000"/>
-              <w:bottom w:val="single" w:sz="4" w:space="0" w:color="000000"/>
-              <w:end w:val="single" w:sz="4" w:space="0" w:color="000000"/>
-            </w:tcBorders>
-          </w:tcPr>
-          <w:p>
-            <w:pPr>
-              <w:pStyle w:val="TableContents"/>
-              <w:jc w:val="start"/>
+              <w:left w:val="single" w:sz="4" w:space="0" w:color="000000"/>
+              <w:bottom w:val="single" w:sz="4" w:space="0" w:color="000000"/>
+              <w:right w:val="single" w:sz="4" w:space="0" w:color="000000"/>
+            </w:tcBorders>
+          </w:tcPr>
+          <w:p>
+            <w:pPr>
+              <w:pStyle w:val="TableContents"/>
+              <w:jc w:val="left"/>
               <w:rPr>
                 <w:lang w:val="hu-HU" w:eastAsia="zh-CN" w:bidi="hi-IN"/>
               </w:rPr>
@@ -1318,7 +1299,8 @@
           <w:ilvl w:val="0"/>
           <w:numId w:val="1"/>
         </w:numPr>
-        <w:ind w:hanging="0" w:start="0"/>
+        <w:spacing w:before="0" w:after="120"/>
+        <w:ind w:hanging="0" w:left="0"/>
         <w:rPr>
           <w:lang w:val="hu-HU" w:eastAsia="zh-CN" w:bidi="hi-IN"/>
         </w:rPr>
@@ -1341,19 +1323,7 @@
         <w:rPr>
           <w:lang w:val="hu-HU" w:eastAsia="zh-CN" w:bidi="hi-IN"/>
         </w:rPr>
-        <w:t xml:space="preserve">Az alábbi esetek a fő felhasználói folyamatokat fedik le. A végrehajtási eredmény a 2026. szeptember </w:t>
-      </w:r>
-      <w:r>
-        <w:rPr>
-          <w:lang w:val="hu-HU" w:eastAsia="zh-CN" w:bidi="hi-IN"/>
-        </w:rPr>
-        <w:t>25</w:t>
-      </w:r>
-      <w:r>
-        <w:rPr>
-          <w:lang w:val="hu-HU" w:eastAsia="zh-CN" w:bidi="hi-IN"/>
-        </w:rPr>
-        <w:t>-i build állapotát rögzíti.</w:t>
+        <w:t>Az alábbi esetek a fő felhasználói folyamatokat fedik le. A végrehajtási eredmény a 2026. szeptember 25-i build állapotát rögzíti.</w:t>
       </w:r>
     </w:p>
     <w:p>
@@ -1363,7 +1333,7 @@
           <w:ilvl w:val="1"/>
           <w:numId w:val="1"/>
         </w:numPr>
-        <w:ind w:hanging="0" w:start="0"/>
+        <w:ind w:hanging="0" w:left="0"/>
         <w:rPr>
           <w:lang w:val="hu-HU" w:eastAsia="zh-CN" w:bidi="hi-IN"/>
         </w:rPr>
@@ -1378,18 +1348,18 @@
     <w:tbl>
       <w:tblPr>
         <w:tblW w:w="5000" w:type="pct"/>
-        <w:jc w:val="start"/>
+        <w:jc w:val="left"/>
         <w:tblInd w:w="-5" w:type="dxa"/>
         <w:tblLayout w:type="fixed"/>
         <w:tblCellMar>
           <w:top w:w="55" w:type="dxa"/>
-          <w:start w:w="55" w:type="dxa"/>
+          <w:left w:w="55" w:type="dxa"/>
           <w:bottom w:w="55" w:type="dxa"/>
-          <w:end w:w="55" w:type="dxa"/>
+          <w:right w:w="55" w:type="dxa"/>
         </w:tblCellMar>
       </w:tblPr>
       <w:tblGrid>
-        <w:gridCol w:w="2493"/>
+        <w:gridCol w:w="2492"/>
         <w:gridCol w:w="2493"/>
         <w:gridCol w:w="2493"/>
         <w:gridCol w:w="2493"/>
@@ -1400,26 +1370,51 @@
         </w:trPr>
         <w:tc>
           <w:tcPr>
+            <w:tcW w:w="2492" w:type="dxa"/>
+            <w:tcBorders>
+              <w:top w:val="single" w:sz="4" w:space="0" w:color="000000"/>
+              <w:left w:val="single" w:sz="4" w:space="0" w:color="000000"/>
+              <w:bottom w:val="single" w:sz="4" w:space="0" w:color="000000"/>
+            </w:tcBorders>
+          </w:tcPr>
+          <w:p>
+            <w:pPr>
+              <w:pStyle w:val="TableHeading"/>
+              <w:jc w:val="left"/>
+              <w:rPr>
+                <w:lang w:val="hu-HU" w:eastAsia="zh-CN" w:bidi="hi-IN"/>
+              </w:rPr>
+            </w:pPr>
+            <w:r>
+              <w:rPr>
+                <w:lang w:val="hu-HU" w:eastAsia="zh-CN" w:bidi="hi-IN"/>
+              </w:rPr>
+              <w:t>ID</w:t>
+            </w:r>
+          </w:p>
+        </w:tc>
+        <w:tc>
+          <w:tcPr>
             <w:tcW w:w="2493" w:type="dxa"/>
             <w:tcBorders>
               <w:top w:val="single" w:sz="4" w:space="0" w:color="000000"/>
-              <w:start w:val="single" w:sz="4" w:space="0" w:color="000000"/>
+              <w:left w:val="single" w:sz="4" w:space="0" w:color="000000"/>
               <w:bottom w:val="single" w:sz="4" w:space="0" w:color="000000"/>
             </w:tcBorders>
           </w:tcPr>
           <w:p>
             <w:pPr>
               <w:pStyle w:val="TableHeading"/>
-              <w:jc w:val="start"/>
-              <w:rPr>
-                <w:lang w:val="hu-HU" w:eastAsia="zh-CN" w:bidi="hi-IN"/>
-              </w:rPr>
-            </w:pPr>
-            <w:r>
-              <w:rPr>
-                <w:lang w:val="hu-HU" w:eastAsia="zh-CN" w:bidi="hi-IN"/>
-              </w:rPr>
-              <w:t>ID</w:t>
+              <w:jc w:val="left"/>
+              <w:rPr>
+                <w:lang w:val="hu-HU" w:eastAsia="zh-CN" w:bidi="hi-IN"/>
+              </w:rPr>
+            </w:pPr>
+            <w:r>
+              <w:rPr>
+                <w:lang w:val="hu-HU" w:eastAsia="zh-CN" w:bidi="hi-IN"/>
+              </w:rPr>
+              <w:t>Lépések röviden</w:t>
             </w:r>
           </w:p>
         </w:tc>
@@ -1428,23 +1423,23 @@
             <w:tcW w:w="2493" w:type="dxa"/>
             <w:tcBorders>
               <w:top w:val="single" w:sz="4" w:space="0" w:color="000000"/>
-              <w:start w:val="single" w:sz="4" w:space="0" w:color="000000"/>
+              <w:left w:val="single" w:sz="4" w:space="0" w:color="000000"/>
               <w:bottom w:val="single" w:sz="4" w:space="0" w:color="000000"/>
             </w:tcBorders>
           </w:tcPr>
           <w:p>
             <w:pPr>
               <w:pStyle w:val="TableHeading"/>
-              <w:jc w:val="start"/>
-              <w:rPr>
-                <w:lang w:val="hu-HU" w:eastAsia="zh-CN" w:bidi="hi-IN"/>
-              </w:rPr>
-            </w:pPr>
-            <w:r>
-              <w:rPr>
-                <w:lang w:val="hu-HU" w:eastAsia="zh-CN" w:bidi="hi-IN"/>
-              </w:rPr>
-              <w:t>Lépések röviden</w:t>
+              <w:jc w:val="left"/>
+              <w:rPr>
+                <w:lang w:val="hu-HU" w:eastAsia="zh-CN" w:bidi="hi-IN"/>
+              </w:rPr>
+            </w:pPr>
+            <w:r>
+              <w:rPr>
+                <w:lang w:val="hu-HU" w:eastAsia="zh-CN" w:bidi="hi-IN"/>
+              </w:rPr>
+              <w:t>Elvárt eredmény</w:t>
             </w:r>
           </w:p>
         </w:tc>
@@ -1453,40 +1448,15 @@
             <w:tcW w:w="2493" w:type="dxa"/>
             <w:tcBorders>
               <w:top w:val="single" w:sz="4" w:space="0" w:color="000000"/>
-              <w:start w:val="single" w:sz="4" w:space="0" w:color="000000"/>
-              <w:bottom w:val="single" w:sz="4" w:space="0" w:color="000000"/>
+              <w:left w:val="single" w:sz="4" w:space="0" w:color="000000"/>
+              <w:bottom w:val="single" w:sz="4" w:space="0" w:color="000000"/>
+              <w:right w:val="single" w:sz="4" w:space="0" w:color="000000"/>
             </w:tcBorders>
           </w:tcPr>
           <w:p>
             <w:pPr>
               <w:pStyle w:val="TableHeading"/>
-              <w:jc w:val="start"/>
-              <w:rPr>
-                <w:lang w:val="hu-HU" w:eastAsia="zh-CN" w:bidi="hi-IN"/>
-              </w:rPr>
-            </w:pPr>
-            <w:r>
-              <w:rPr>
-                <w:lang w:val="hu-HU" w:eastAsia="zh-CN" w:bidi="hi-IN"/>
-              </w:rPr>
-              <w:t>Elvárt eredmény</w:t>
-            </w:r>
-          </w:p>
-        </w:tc>
-        <w:tc>
-          <w:tcPr>
-            <w:tcW w:w="2493" w:type="dxa"/>
-            <w:tcBorders>
-              <w:top w:val="single" w:sz="4" w:space="0" w:color="000000"/>
-              <w:start w:val="single" w:sz="4" w:space="0" w:color="000000"/>
-              <w:bottom w:val="single" w:sz="4" w:space="0" w:color="000000"/>
-              <w:end w:val="single" w:sz="4" w:space="0" w:color="000000"/>
-            </w:tcBorders>
-          </w:tcPr>
-          <w:p>
-            <w:pPr>
-              <w:pStyle w:val="TableHeading"/>
-              <w:jc w:val="start"/>
+              <w:jc w:val="left"/>
               <w:rPr>
                 <w:lang w:val="hu-HU" w:eastAsia="zh-CN" w:bidi="hi-IN"/>
               </w:rPr>
@@ -1504,25 +1474,49 @@
         <w:trPr/>
         <w:tc>
           <w:tcPr>
+            <w:tcW w:w="2492" w:type="dxa"/>
+            <w:tcBorders>
+              <w:left w:val="single" w:sz="4" w:space="0" w:color="000000"/>
+              <w:bottom w:val="single" w:sz="4" w:space="0" w:color="000000"/>
+            </w:tcBorders>
+          </w:tcPr>
+          <w:p>
+            <w:pPr>
+              <w:pStyle w:val="TableContents"/>
+              <w:jc w:val="left"/>
+              <w:rPr>
+                <w:lang w:val="hu-HU" w:eastAsia="zh-CN" w:bidi="hi-IN"/>
+              </w:rPr>
+            </w:pPr>
+            <w:r>
+              <w:rPr>
+                <w:lang w:val="hu-HU" w:eastAsia="zh-CN" w:bidi="hi-IN"/>
+              </w:rPr>
+              <w:t>FT-01</w:t>
+            </w:r>
+          </w:p>
+        </w:tc>
+        <w:tc>
+          <w:tcPr>
             <w:tcW w:w="2493" w:type="dxa"/>
             <w:tcBorders>
-              <w:start w:val="single" w:sz="4" w:space="0" w:color="000000"/>
-              <w:bottom w:val="single" w:sz="4" w:space="0" w:color="000000"/>
-            </w:tcBorders>
-          </w:tcPr>
-          <w:p>
-            <w:pPr>
-              <w:pStyle w:val="TableContents"/>
-              <w:jc w:val="start"/>
-              <w:rPr>
-                <w:lang w:val="hu-HU" w:eastAsia="zh-CN" w:bidi="hi-IN"/>
-              </w:rPr>
-            </w:pPr>
-            <w:r>
-              <w:rPr>
-                <w:lang w:val="hu-HU" w:eastAsia="zh-CN" w:bidi="hi-IN"/>
-              </w:rPr>
-              <w:t>FT-01</w:t>
+              <w:left w:val="single" w:sz="4" w:space="0" w:color="000000"/>
+              <w:bottom w:val="single" w:sz="4" w:space="0" w:color="000000"/>
+            </w:tcBorders>
+          </w:tcPr>
+          <w:p>
+            <w:pPr>
+              <w:pStyle w:val="TableContents"/>
+              <w:jc w:val="left"/>
+              <w:rPr>
+                <w:lang w:val="hu-HU" w:eastAsia="zh-CN" w:bidi="hi-IN"/>
+              </w:rPr>
+            </w:pPr>
+            <w:r>
+              <w:rPr>
+                <w:lang w:val="hu-HU" w:eastAsia="zh-CN" w:bidi="hi-IN"/>
+              </w:rPr>
+              <w:t>Regisztrációs oldal megnyitása</w:t>
             </w:r>
           </w:p>
         </w:tc>
@@ -1530,23 +1524,23 @@
           <w:tcPr>
             <w:tcW w:w="2493" w:type="dxa"/>
             <w:tcBorders>
-              <w:start w:val="single" w:sz="4" w:space="0" w:color="000000"/>
-              <w:bottom w:val="single" w:sz="4" w:space="0" w:color="000000"/>
-            </w:tcBorders>
-          </w:tcPr>
-          <w:p>
-            <w:pPr>
-              <w:pStyle w:val="TableContents"/>
-              <w:jc w:val="start"/>
-              <w:rPr>
-                <w:lang w:val="hu-HU" w:eastAsia="zh-CN" w:bidi="hi-IN"/>
-              </w:rPr>
-            </w:pPr>
-            <w:r>
-              <w:rPr>
-                <w:lang w:val="hu-HU" w:eastAsia="zh-CN" w:bidi="hi-IN"/>
-              </w:rPr>
-              <w:t>Regisztrációs oldal megnyitása</w:t>
+              <w:left w:val="single" w:sz="4" w:space="0" w:color="000000"/>
+              <w:bottom w:val="single" w:sz="4" w:space="0" w:color="000000"/>
+            </w:tcBorders>
+          </w:tcPr>
+          <w:p>
+            <w:pPr>
+              <w:pStyle w:val="TableContents"/>
+              <w:jc w:val="left"/>
+              <w:rPr>
+                <w:lang w:val="hu-HU" w:eastAsia="zh-CN" w:bidi="hi-IN"/>
+              </w:rPr>
+            </w:pPr>
+            <w:r>
+              <w:rPr>
+                <w:lang w:val="hu-HU" w:eastAsia="zh-CN" w:bidi="hi-IN"/>
+              </w:rPr>
+              <w:t>Űrlap megjelenik</w:t>
             </w:r>
           </w:p>
         </w:tc>
@@ -1554,39 +1548,15 @@
           <w:tcPr>
             <w:tcW w:w="2493" w:type="dxa"/>
             <w:tcBorders>
-              <w:start w:val="single" w:sz="4" w:space="0" w:color="000000"/>
-              <w:bottom w:val="single" w:sz="4" w:space="0" w:color="000000"/>
-            </w:tcBorders>
-          </w:tcPr>
-          <w:p>
-            <w:pPr>
-              <w:pStyle w:val="TableContents"/>
-              <w:jc w:val="start"/>
-              <w:rPr>
-                <w:lang w:val="hu-HU" w:eastAsia="zh-CN" w:bidi="hi-IN"/>
-              </w:rPr>
-            </w:pPr>
-            <w:r>
-              <w:rPr>
-                <w:lang w:val="hu-HU" w:eastAsia="zh-CN" w:bidi="hi-IN"/>
-              </w:rPr>
-              <w:t>Űrlap megjelenik</w:t>
-            </w:r>
-          </w:p>
-        </w:tc>
-        <w:tc>
-          <w:tcPr>
-            <w:tcW w:w="2493" w:type="dxa"/>
-            <w:tcBorders>
-              <w:start w:val="single" w:sz="4" w:space="0" w:color="000000"/>
-              <w:bottom w:val="single" w:sz="4" w:space="0" w:color="000000"/>
-              <w:end w:val="single" w:sz="4" w:space="0" w:color="000000"/>
-            </w:tcBorders>
-          </w:tcPr>
-          <w:p>
-            <w:pPr>
-              <w:pStyle w:val="TableContents"/>
-              <w:jc w:val="start"/>
+              <w:left w:val="single" w:sz="4" w:space="0" w:color="000000"/>
+              <w:bottom w:val="single" w:sz="4" w:space="0" w:color="000000"/>
+              <w:right w:val="single" w:sz="4" w:space="0" w:color="000000"/>
+            </w:tcBorders>
+          </w:tcPr>
+          <w:p>
+            <w:pPr>
+              <w:pStyle w:val="TableContents"/>
+              <w:jc w:val="left"/>
               <w:rPr>
                 <w:lang w:val="hu-HU" w:eastAsia="zh-CN" w:bidi="hi-IN"/>
               </w:rPr>
@@ -1604,25 +1574,49 @@
         <w:trPr/>
         <w:tc>
           <w:tcPr>
+            <w:tcW w:w="2492" w:type="dxa"/>
+            <w:tcBorders>
+              <w:left w:val="single" w:sz="4" w:space="0" w:color="000000"/>
+              <w:bottom w:val="single" w:sz="4" w:space="0" w:color="000000"/>
+            </w:tcBorders>
+          </w:tcPr>
+          <w:p>
+            <w:pPr>
+              <w:pStyle w:val="TableContents"/>
+              <w:jc w:val="left"/>
+              <w:rPr>
+                <w:lang w:val="hu-HU" w:eastAsia="zh-CN" w:bidi="hi-IN"/>
+              </w:rPr>
+            </w:pPr>
+            <w:r>
+              <w:rPr>
+                <w:lang w:val="hu-HU" w:eastAsia="zh-CN" w:bidi="hi-IN"/>
+              </w:rPr>
+              <w:t>FT-02</w:t>
+            </w:r>
+          </w:p>
+        </w:tc>
+        <w:tc>
+          <w:tcPr>
             <w:tcW w:w="2493" w:type="dxa"/>
             <w:tcBorders>
-              <w:start w:val="single" w:sz="4" w:space="0" w:color="000000"/>
-              <w:bottom w:val="single" w:sz="4" w:space="0" w:color="000000"/>
-            </w:tcBorders>
-          </w:tcPr>
-          <w:p>
-            <w:pPr>
-              <w:pStyle w:val="TableContents"/>
-              <w:jc w:val="start"/>
-              <w:rPr>
-                <w:lang w:val="hu-HU" w:eastAsia="zh-CN" w:bidi="hi-IN"/>
-              </w:rPr>
-            </w:pPr>
-            <w:r>
-              <w:rPr>
-                <w:lang w:val="hu-HU" w:eastAsia="zh-CN" w:bidi="hi-IN"/>
-              </w:rPr>
-              <w:t>FT-02</w:t>
+              <w:left w:val="single" w:sz="4" w:space="0" w:color="000000"/>
+              <w:bottom w:val="single" w:sz="4" w:space="0" w:color="000000"/>
+            </w:tcBorders>
+          </w:tcPr>
+          <w:p>
+            <w:pPr>
+              <w:pStyle w:val="TableContents"/>
+              <w:jc w:val="left"/>
+              <w:rPr>
+                <w:lang w:val="hu-HU" w:eastAsia="zh-CN" w:bidi="hi-IN"/>
+              </w:rPr>
+            </w:pPr>
+            <w:r>
+              <w:rPr>
+                <w:lang w:val="hu-HU" w:eastAsia="zh-CN" w:bidi="hi-IN"/>
+              </w:rPr>
+              <w:t>Új felhasználó regisztrálása helyes adatokkal</w:t>
             </w:r>
           </w:p>
         </w:tc>
@@ -1630,23 +1624,23 @@
           <w:tcPr>
             <w:tcW w:w="2493" w:type="dxa"/>
             <w:tcBorders>
-              <w:start w:val="single" w:sz="4" w:space="0" w:color="000000"/>
-              <w:bottom w:val="single" w:sz="4" w:space="0" w:color="000000"/>
-            </w:tcBorders>
-          </w:tcPr>
-          <w:p>
-            <w:pPr>
-              <w:pStyle w:val="TableContents"/>
-              <w:jc w:val="start"/>
-              <w:rPr>
-                <w:lang w:val="hu-HU" w:eastAsia="zh-CN" w:bidi="hi-IN"/>
-              </w:rPr>
-            </w:pPr>
-            <w:r>
-              <w:rPr>
-                <w:lang w:val="hu-HU" w:eastAsia="zh-CN" w:bidi="hi-IN"/>
-              </w:rPr>
-              <w:t>Új felhasználó regisztrálása helyes adatokkal</w:t>
+              <w:left w:val="single" w:sz="4" w:space="0" w:color="000000"/>
+              <w:bottom w:val="single" w:sz="4" w:space="0" w:color="000000"/>
+            </w:tcBorders>
+          </w:tcPr>
+          <w:p>
+            <w:pPr>
+              <w:pStyle w:val="TableContents"/>
+              <w:jc w:val="left"/>
+              <w:rPr>
+                <w:lang w:val="hu-HU" w:eastAsia="zh-CN" w:bidi="hi-IN"/>
+              </w:rPr>
+            </w:pPr>
+            <w:r>
+              <w:rPr>
+                <w:lang w:val="hu-HU" w:eastAsia="zh-CN" w:bidi="hi-IN"/>
+              </w:rPr>
+              <w:t>users táblába INSERT, átirányítás loginra</w:t>
             </w:r>
           </w:p>
         </w:tc>
@@ -1654,39 +1648,15 @@
           <w:tcPr>
             <w:tcW w:w="2493" w:type="dxa"/>
             <w:tcBorders>
-              <w:start w:val="single" w:sz="4" w:space="0" w:color="000000"/>
-              <w:bottom w:val="single" w:sz="4" w:space="0" w:color="000000"/>
-            </w:tcBorders>
-          </w:tcPr>
-          <w:p>
-            <w:pPr>
-              <w:pStyle w:val="TableContents"/>
-              <w:jc w:val="start"/>
-              <w:rPr>
-                <w:lang w:val="hu-HU" w:eastAsia="zh-CN" w:bidi="hi-IN"/>
-              </w:rPr>
-            </w:pPr>
-            <w:r>
-              <w:rPr>
-                <w:lang w:val="hu-HU" w:eastAsia="zh-CN" w:bidi="hi-IN"/>
-              </w:rPr>
-              <w:t>users táblába INSERT, átirányítás loginra</w:t>
-            </w:r>
-          </w:p>
-        </w:tc>
-        <w:tc>
-          <w:tcPr>
-            <w:tcW w:w="2493" w:type="dxa"/>
-            <w:tcBorders>
-              <w:start w:val="single" w:sz="4" w:space="0" w:color="000000"/>
-              <w:bottom w:val="single" w:sz="4" w:space="0" w:color="000000"/>
-              <w:end w:val="single" w:sz="4" w:space="0" w:color="000000"/>
-            </w:tcBorders>
-          </w:tcPr>
-          <w:p>
-            <w:pPr>
-              <w:pStyle w:val="TableContents"/>
-              <w:jc w:val="start"/>
+              <w:left w:val="single" w:sz="4" w:space="0" w:color="000000"/>
+              <w:bottom w:val="single" w:sz="4" w:space="0" w:color="000000"/>
+              <w:right w:val="single" w:sz="4" w:space="0" w:color="000000"/>
+            </w:tcBorders>
+          </w:tcPr>
+          <w:p>
+            <w:pPr>
+              <w:pStyle w:val="TableContents"/>
+              <w:jc w:val="left"/>
               <w:rPr>
                 <w:lang w:val="hu-HU" w:eastAsia="zh-CN" w:bidi="hi-IN"/>
               </w:rPr>
@@ -1704,25 +1674,49 @@
         <w:trPr/>
         <w:tc>
           <w:tcPr>
+            <w:tcW w:w="2492" w:type="dxa"/>
+            <w:tcBorders>
+              <w:left w:val="single" w:sz="4" w:space="0" w:color="000000"/>
+              <w:bottom w:val="single" w:sz="4" w:space="0" w:color="000000"/>
+            </w:tcBorders>
+          </w:tcPr>
+          <w:p>
+            <w:pPr>
+              <w:pStyle w:val="TableContents"/>
+              <w:jc w:val="left"/>
+              <w:rPr>
+                <w:lang w:val="hu-HU" w:eastAsia="zh-CN" w:bidi="hi-IN"/>
+              </w:rPr>
+            </w:pPr>
+            <w:r>
+              <w:rPr>
+                <w:lang w:val="hu-HU" w:eastAsia="zh-CN" w:bidi="hi-IN"/>
+              </w:rPr>
+              <w:t>FT-03</w:t>
+            </w:r>
+          </w:p>
+        </w:tc>
+        <w:tc>
+          <w:tcPr>
             <w:tcW w:w="2493" w:type="dxa"/>
             <w:tcBorders>
-              <w:start w:val="single" w:sz="4" w:space="0" w:color="000000"/>
-              <w:bottom w:val="single" w:sz="4" w:space="0" w:color="000000"/>
-            </w:tcBorders>
-          </w:tcPr>
-          <w:p>
-            <w:pPr>
-              <w:pStyle w:val="TableContents"/>
-              <w:jc w:val="start"/>
-              <w:rPr>
-                <w:lang w:val="hu-HU" w:eastAsia="zh-CN" w:bidi="hi-IN"/>
-              </w:rPr>
-            </w:pPr>
-            <w:r>
-              <w:rPr>
-                <w:lang w:val="hu-HU" w:eastAsia="zh-CN" w:bidi="hi-IN"/>
-              </w:rPr>
-              <w:t>FT-03</w:t>
+              <w:left w:val="single" w:sz="4" w:space="0" w:color="000000"/>
+              <w:bottom w:val="single" w:sz="4" w:space="0" w:color="000000"/>
+            </w:tcBorders>
+          </w:tcPr>
+          <w:p>
+            <w:pPr>
+              <w:pStyle w:val="TableContents"/>
+              <w:jc w:val="left"/>
+              <w:rPr>
+                <w:lang w:val="hu-HU" w:eastAsia="zh-CN" w:bidi="hi-IN"/>
+              </w:rPr>
+            </w:pPr>
+            <w:r>
+              <w:rPr>
+                <w:lang w:val="hu-HU" w:eastAsia="zh-CN" w:bidi="hi-IN"/>
+              </w:rPr>
+              <w:t>Regisztráció létező e-maillel</w:t>
             </w:r>
           </w:p>
         </w:tc>
@@ -1730,23 +1724,23 @@
           <w:tcPr>
             <w:tcW w:w="2493" w:type="dxa"/>
             <w:tcBorders>
-              <w:start w:val="single" w:sz="4" w:space="0" w:color="000000"/>
-              <w:bottom w:val="single" w:sz="4" w:space="0" w:color="000000"/>
-            </w:tcBorders>
-          </w:tcPr>
-          <w:p>
-            <w:pPr>
-              <w:pStyle w:val="TableContents"/>
-              <w:jc w:val="start"/>
-              <w:rPr>
-                <w:lang w:val="hu-HU" w:eastAsia="zh-CN" w:bidi="hi-IN"/>
-              </w:rPr>
-            </w:pPr>
-            <w:r>
-              <w:rPr>
-                <w:lang w:val="hu-HU" w:eastAsia="zh-CN" w:bidi="hi-IN"/>
-              </w:rPr>
-              <w:t>Regisztráció létező e-maillel</w:t>
+              <w:left w:val="single" w:sz="4" w:space="0" w:color="000000"/>
+              <w:bottom w:val="single" w:sz="4" w:space="0" w:color="000000"/>
+            </w:tcBorders>
+          </w:tcPr>
+          <w:p>
+            <w:pPr>
+              <w:pStyle w:val="TableContents"/>
+              <w:jc w:val="left"/>
+              <w:rPr>
+                <w:lang w:val="hu-HU" w:eastAsia="zh-CN" w:bidi="hi-IN"/>
+              </w:rPr>
+            </w:pPr>
+            <w:r>
+              <w:rPr>
+                <w:lang w:val="hu-HU" w:eastAsia="zh-CN" w:bidi="hi-IN"/>
+              </w:rPr>
+              <w:t>Hibaüzenet, nincs mentés</w:t>
             </w:r>
           </w:p>
         </w:tc>
@@ -1754,39 +1748,15 @@
           <w:tcPr>
             <w:tcW w:w="2493" w:type="dxa"/>
             <w:tcBorders>
-              <w:start w:val="single" w:sz="4" w:space="0" w:color="000000"/>
-              <w:bottom w:val="single" w:sz="4" w:space="0" w:color="000000"/>
-            </w:tcBorders>
-          </w:tcPr>
-          <w:p>
-            <w:pPr>
-              <w:pStyle w:val="TableContents"/>
-              <w:jc w:val="start"/>
-              <w:rPr>
-                <w:lang w:val="hu-HU" w:eastAsia="zh-CN" w:bidi="hi-IN"/>
-              </w:rPr>
-            </w:pPr>
-            <w:r>
-              <w:rPr>
-                <w:lang w:val="hu-HU" w:eastAsia="zh-CN" w:bidi="hi-IN"/>
-              </w:rPr>
-              <w:t>Hibaüzenet, nincs mentés</w:t>
-            </w:r>
-          </w:p>
-        </w:tc>
-        <w:tc>
-          <w:tcPr>
-            <w:tcW w:w="2493" w:type="dxa"/>
-            <w:tcBorders>
-              <w:start w:val="single" w:sz="4" w:space="0" w:color="000000"/>
-              <w:bottom w:val="single" w:sz="4" w:space="0" w:color="000000"/>
-              <w:end w:val="single" w:sz="4" w:space="0" w:color="000000"/>
-            </w:tcBorders>
-          </w:tcPr>
-          <w:p>
-            <w:pPr>
-              <w:pStyle w:val="TableContents"/>
-              <w:jc w:val="start"/>
+              <w:left w:val="single" w:sz="4" w:space="0" w:color="000000"/>
+              <w:bottom w:val="single" w:sz="4" w:space="0" w:color="000000"/>
+              <w:right w:val="single" w:sz="4" w:space="0" w:color="000000"/>
+            </w:tcBorders>
+          </w:tcPr>
+          <w:p>
+            <w:pPr>
+              <w:pStyle w:val="TableContents"/>
+              <w:jc w:val="left"/>
               <w:rPr>
                 <w:lang w:val="hu-HU" w:eastAsia="zh-CN" w:bidi="hi-IN"/>
               </w:rPr>
@@ -1804,25 +1774,49 @@
         <w:trPr/>
         <w:tc>
           <w:tcPr>
+            <w:tcW w:w="2492" w:type="dxa"/>
+            <w:tcBorders>
+              <w:left w:val="single" w:sz="4" w:space="0" w:color="000000"/>
+              <w:bottom w:val="single" w:sz="4" w:space="0" w:color="000000"/>
+            </w:tcBorders>
+          </w:tcPr>
+          <w:p>
+            <w:pPr>
+              <w:pStyle w:val="TableContents"/>
+              <w:jc w:val="left"/>
+              <w:rPr>
+                <w:lang w:val="hu-HU" w:eastAsia="zh-CN" w:bidi="hi-IN"/>
+              </w:rPr>
+            </w:pPr>
+            <w:r>
+              <w:rPr>
+                <w:lang w:val="hu-HU" w:eastAsia="zh-CN" w:bidi="hi-IN"/>
+              </w:rPr>
+              <w:t>FT-04</w:t>
+            </w:r>
+          </w:p>
+        </w:tc>
+        <w:tc>
+          <w:tcPr>
             <w:tcW w:w="2493" w:type="dxa"/>
             <w:tcBorders>
-              <w:start w:val="single" w:sz="4" w:space="0" w:color="000000"/>
-              <w:bottom w:val="single" w:sz="4" w:space="0" w:color="000000"/>
-            </w:tcBorders>
-          </w:tcPr>
-          <w:p>
-            <w:pPr>
-              <w:pStyle w:val="TableContents"/>
-              <w:jc w:val="start"/>
-              <w:rPr>
-                <w:lang w:val="hu-HU" w:eastAsia="zh-CN" w:bidi="hi-IN"/>
-              </w:rPr>
-            </w:pPr>
-            <w:r>
-              <w:rPr>
-                <w:lang w:val="hu-HU" w:eastAsia="zh-CN" w:bidi="hi-IN"/>
-              </w:rPr>
-              <w:t>FT-04</w:t>
+              <w:left w:val="single" w:sz="4" w:space="0" w:color="000000"/>
+              <w:bottom w:val="single" w:sz="4" w:space="0" w:color="000000"/>
+            </w:tcBorders>
+          </w:tcPr>
+          <w:p>
+            <w:pPr>
+              <w:pStyle w:val="TableContents"/>
+              <w:jc w:val="left"/>
+              <w:rPr>
+                <w:lang w:val="hu-HU" w:eastAsia="zh-CN" w:bidi="hi-IN"/>
+              </w:rPr>
+            </w:pPr>
+            <w:r>
+              <w:rPr>
+                <w:lang w:val="hu-HU" w:eastAsia="zh-CN" w:bidi="hi-IN"/>
+              </w:rPr>
+              <w:t>Regisztráció hiányos adatokkal</w:t>
             </w:r>
           </w:p>
         </w:tc>
@@ -1830,23 +1824,23 @@
           <w:tcPr>
             <w:tcW w:w="2493" w:type="dxa"/>
             <w:tcBorders>
-              <w:start w:val="single" w:sz="4" w:space="0" w:color="000000"/>
-              <w:bottom w:val="single" w:sz="4" w:space="0" w:color="000000"/>
-            </w:tcBorders>
-          </w:tcPr>
-          <w:p>
-            <w:pPr>
-              <w:pStyle w:val="TableContents"/>
-              <w:jc w:val="start"/>
-              <w:rPr>
-                <w:lang w:val="hu-HU" w:eastAsia="zh-CN" w:bidi="hi-IN"/>
-              </w:rPr>
-            </w:pPr>
-            <w:r>
-              <w:rPr>
-                <w:lang w:val="hu-HU" w:eastAsia="zh-CN" w:bidi="hi-IN"/>
-              </w:rPr>
-              <w:t>Regisztráció hiányos adatokkal</w:t>
+              <w:left w:val="single" w:sz="4" w:space="0" w:color="000000"/>
+              <w:bottom w:val="single" w:sz="4" w:space="0" w:color="000000"/>
+            </w:tcBorders>
+          </w:tcPr>
+          <w:p>
+            <w:pPr>
+              <w:pStyle w:val="TableContents"/>
+              <w:jc w:val="left"/>
+              <w:rPr>
+                <w:lang w:val="hu-HU" w:eastAsia="zh-CN" w:bidi="hi-IN"/>
+              </w:rPr>
+            </w:pPr>
+            <w:r>
+              <w:rPr>
+                <w:lang w:val="hu-HU" w:eastAsia="zh-CN" w:bidi="hi-IN"/>
+              </w:rPr>
+              <w:t>Validációs hibaüzenet</w:t>
             </w:r>
           </w:p>
         </w:tc>
@@ -1854,39 +1848,15 @@
           <w:tcPr>
             <w:tcW w:w="2493" w:type="dxa"/>
             <w:tcBorders>
-              <w:start w:val="single" w:sz="4" w:space="0" w:color="000000"/>
-              <w:bottom w:val="single" w:sz="4" w:space="0" w:color="000000"/>
-            </w:tcBorders>
-          </w:tcPr>
-          <w:p>
-            <w:pPr>
-              <w:pStyle w:val="TableContents"/>
-              <w:jc w:val="start"/>
-              <w:rPr>
-                <w:lang w:val="hu-HU" w:eastAsia="zh-CN" w:bidi="hi-IN"/>
-              </w:rPr>
-            </w:pPr>
-            <w:r>
-              <w:rPr>
-                <w:lang w:val="hu-HU" w:eastAsia="zh-CN" w:bidi="hi-IN"/>
-              </w:rPr>
-              <w:t>Validációs hibaüzenet</w:t>
-            </w:r>
-          </w:p>
-        </w:tc>
-        <w:tc>
-          <w:tcPr>
-            <w:tcW w:w="2493" w:type="dxa"/>
-            <w:tcBorders>
-              <w:start w:val="single" w:sz="4" w:space="0" w:color="000000"/>
-              <w:bottom w:val="single" w:sz="4" w:space="0" w:color="000000"/>
-              <w:end w:val="single" w:sz="4" w:space="0" w:color="000000"/>
-            </w:tcBorders>
-          </w:tcPr>
-          <w:p>
-            <w:pPr>
-              <w:pStyle w:val="TableContents"/>
-              <w:jc w:val="start"/>
+              <w:left w:val="single" w:sz="4" w:space="0" w:color="000000"/>
+              <w:bottom w:val="single" w:sz="4" w:space="0" w:color="000000"/>
+              <w:right w:val="single" w:sz="4" w:space="0" w:color="000000"/>
+            </w:tcBorders>
+          </w:tcPr>
+          <w:p>
+            <w:pPr>
+              <w:pStyle w:val="TableContents"/>
+              <w:jc w:val="left"/>
               <w:rPr>
                 <w:lang w:val="hu-HU" w:eastAsia="zh-CN" w:bidi="hi-IN"/>
               </w:rPr>
@@ -1904,25 +1874,49 @@
         <w:trPr/>
         <w:tc>
           <w:tcPr>
+            <w:tcW w:w="2492" w:type="dxa"/>
+            <w:tcBorders>
+              <w:left w:val="single" w:sz="4" w:space="0" w:color="000000"/>
+              <w:bottom w:val="single" w:sz="4" w:space="0" w:color="000000"/>
+            </w:tcBorders>
+          </w:tcPr>
+          <w:p>
+            <w:pPr>
+              <w:pStyle w:val="TableContents"/>
+              <w:jc w:val="left"/>
+              <w:rPr>
+                <w:lang w:val="hu-HU" w:eastAsia="zh-CN" w:bidi="hi-IN"/>
+              </w:rPr>
+            </w:pPr>
+            <w:r>
+              <w:rPr>
+                <w:lang w:val="hu-HU" w:eastAsia="zh-CN" w:bidi="hi-IN"/>
+              </w:rPr>
+              <w:t>FT-05</w:t>
+            </w:r>
+          </w:p>
+        </w:tc>
+        <w:tc>
+          <w:tcPr>
             <w:tcW w:w="2493" w:type="dxa"/>
             <w:tcBorders>
-              <w:start w:val="single" w:sz="4" w:space="0" w:color="000000"/>
-              <w:bottom w:val="single" w:sz="4" w:space="0" w:color="000000"/>
-            </w:tcBorders>
-          </w:tcPr>
-          <w:p>
-            <w:pPr>
-              <w:pStyle w:val="TableContents"/>
-              <w:jc w:val="start"/>
-              <w:rPr>
-                <w:lang w:val="hu-HU" w:eastAsia="zh-CN" w:bidi="hi-IN"/>
-              </w:rPr>
-            </w:pPr>
-            <w:r>
-              <w:rPr>
-                <w:lang w:val="hu-HU" w:eastAsia="zh-CN" w:bidi="hi-IN"/>
-              </w:rPr>
-              <w:t>FT-05</w:t>
+              <w:left w:val="single" w:sz="4" w:space="0" w:color="000000"/>
+              <w:bottom w:val="single" w:sz="4" w:space="0" w:color="000000"/>
+            </w:tcBorders>
+          </w:tcPr>
+          <w:p>
+            <w:pPr>
+              <w:pStyle w:val="TableContents"/>
+              <w:jc w:val="left"/>
+              <w:rPr>
+                <w:lang w:val="hu-HU" w:eastAsia="zh-CN" w:bidi="hi-IN"/>
+              </w:rPr>
+            </w:pPr>
+            <w:r>
+              <w:rPr>
+                <w:lang w:val="hu-HU" w:eastAsia="zh-CN" w:bidi="hi-IN"/>
+              </w:rPr>
+              <w:t>Bejelentkezés helyes adatokkal</w:t>
             </w:r>
           </w:p>
         </w:tc>
@@ -1930,23 +1924,24 @@
           <w:tcPr>
             <w:tcW w:w="2493" w:type="dxa"/>
             <w:tcBorders>
-              <w:start w:val="single" w:sz="4" w:space="0" w:color="000000"/>
-              <w:bottom w:val="single" w:sz="4" w:space="0" w:color="000000"/>
-            </w:tcBorders>
-          </w:tcPr>
-          <w:p>
-            <w:pPr>
-              <w:pStyle w:val="TableContents"/>
-              <w:jc w:val="start"/>
-              <w:rPr>
-                <w:lang w:val="hu-HU" w:eastAsia="zh-CN" w:bidi="hi-IN"/>
-              </w:rPr>
-            </w:pPr>
-            <w:r>
-              <w:rPr>
-                <w:lang w:val="hu-HU" w:eastAsia="zh-CN" w:bidi="hi-IN"/>
-              </w:rPr>
-              <w:t>Bejelentkezés helyes adatokkal</w:t>
+              <w:left w:val="single" w:sz="4" w:space="0" w:color="000000"/>
+              <w:bottom w:val="single" w:sz="4" w:space="0" w:color="000000"/>
+            </w:tcBorders>
+          </w:tcPr>
+          <w:p>
+            <w:pPr>
+              <w:pStyle w:val="TableContents"/>
+              <w:jc w:val="left"/>
+              <w:rPr>
+                <w:color w:val="000000"/>
+              </w:rPr>
+            </w:pPr>
+            <w:r>
+              <w:rPr>
+                <w:color w:val="000000"/>
+                <w:lang w:val="hu-HU" w:eastAsia="zh-CN" w:bidi="hi-IN"/>
+              </w:rPr>
+              <w:t>Session létrejön, átirányítás főoldalra</w:t>
             </w:r>
           </w:p>
         </w:tc>
@@ -1954,41 +1949,15 @@
           <w:tcPr>
             <w:tcW w:w="2493" w:type="dxa"/>
             <w:tcBorders>
-              <w:start w:val="single" w:sz="4" w:space="0" w:color="000000"/>
-              <w:bottom w:val="single" w:sz="4" w:space="0" w:color="000000"/>
-            </w:tcBorders>
-          </w:tcPr>
-          <w:p>
-            <w:pPr>
-              <w:pStyle w:val="TableContents"/>
-              <w:jc w:val="start"/>
-              <w:rPr>
-                <w:color w:val="FF0000"/>
-                <w:lang w:val="hu-HU" w:eastAsia="zh-CN" w:bidi="hi-IN"/>
-              </w:rPr>
-            </w:pPr>
-            <w:r>
-              <w:rPr>
-                <w:color w:val="FF0000"/>
-                <w:lang w:val="hu-HU" w:eastAsia="zh-CN" w:bidi="hi-IN"/>
-              </w:rPr>
-              <w:t>Session létrejön, átirányítás főoldalra</w:t>
-            </w:r>
-          </w:p>
-        </w:tc>
-        <w:tc>
-          <w:tcPr>
-            <w:tcW w:w="2493" w:type="dxa"/>
-            <w:tcBorders>
-              <w:start w:val="single" w:sz="4" w:space="0" w:color="000000"/>
-              <w:bottom w:val="single" w:sz="4" w:space="0" w:color="000000"/>
-              <w:end w:val="single" w:sz="4" w:space="0" w:color="000000"/>
-            </w:tcBorders>
-          </w:tcPr>
-          <w:p>
-            <w:pPr>
-              <w:pStyle w:val="TableContents"/>
-              <w:jc w:val="start"/>
+              <w:left w:val="single" w:sz="4" w:space="0" w:color="000000"/>
+              <w:bottom w:val="single" w:sz="4" w:space="0" w:color="000000"/>
+              <w:right w:val="single" w:sz="4" w:space="0" w:color="000000"/>
+            </w:tcBorders>
+          </w:tcPr>
+          <w:p>
+            <w:pPr>
+              <w:pStyle w:val="TableContents"/>
+              <w:jc w:val="left"/>
               <w:rPr>
                 <w:lang w:val="hu-HU" w:eastAsia="zh-CN" w:bidi="hi-IN"/>
               </w:rPr>
@@ -2006,25 +1975,50 @@
         <w:trPr/>
         <w:tc>
           <w:tcPr>
+            <w:tcW w:w="2492" w:type="dxa"/>
+            <w:tcBorders>
+              <w:left w:val="single" w:sz="4" w:space="0" w:color="000000"/>
+              <w:bottom w:val="single" w:sz="4" w:space="0" w:color="000000"/>
+            </w:tcBorders>
+          </w:tcPr>
+          <w:p>
+            <w:pPr>
+              <w:pStyle w:val="TableContents"/>
+              <w:jc w:val="left"/>
+              <w:rPr>
+                <w:lang w:val="hu-HU" w:eastAsia="zh-CN" w:bidi="hi-IN"/>
+              </w:rPr>
+            </w:pPr>
+            <w:r>
+              <w:rPr>
+                <w:lang w:val="hu-HU" w:eastAsia="zh-CN" w:bidi="hi-IN"/>
+              </w:rPr>
+              <w:t>FT-06</w:t>
+            </w:r>
+          </w:p>
+        </w:tc>
+        <w:tc>
+          <w:tcPr>
             <w:tcW w:w="2493" w:type="dxa"/>
             <w:tcBorders>
-              <w:start w:val="single" w:sz="4" w:space="0" w:color="000000"/>
-              <w:bottom w:val="single" w:sz="4" w:space="0" w:color="000000"/>
-            </w:tcBorders>
-          </w:tcPr>
-          <w:p>
-            <w:pPr>
-              <w:pStyle w:val="TableContents"/>
-              <w:jc w:val="start"/>
-              <w:rPr>
-                <w:lang w:val="hu-HU" w:eastAsia="zh-CN" w:bidi="hi-IN"/>
-              </w:rPr>
-            </w:pPr>
-            <w:r>
-              <w:rPr>
-                <w:lang w:val="hu-HU" w:eastAsia="zh-CN" w:bidi="hi-IN"/>
-              </w:rPr>
-              <w:t>FT-06</w:t>
+              <w:left w:val="single" w:sz="4" w:space="0" w:color="000000"/>
+              <w:bottom w:val="single" w:sz="4" w:space="0" w:color="000000"/>
+            </w:tcBorders>
+          </w:tcPr>
+          <w:p>
+            <w:pPr>
+              <w:pStyle w:val="TableContents"/>
+              <w:jc w:val="left"/>
+              <w:rPr>
+                <w:color w:val="000000"/>
+              </w:rPr>
+            </w:pPr>
+            <w:r>
+              <w:rPr>
+                <w:color w:val="000000"/>
+                <w:lang w:val="hu-HU" w:eastAsia="zh-CN" w:bidi="hi-IN"/>
+              </w:rPr>
+              <w:t>Bejelentkezés hibás jelszóval</w:t>
             </w:r>
           </w:p>
         </w:tc>
@@ -2032,23 +2026,31 @@
           <w:tcPr>
             <w:tcW w:w="2493" w:type="dxa"/>
             <w:tcBorders>
-              <w:start w:val="single" w:sz="4" w:space="0" w:color="000000"/>
-              <w:bottom w:val="single" w:sz="4" w:space="0" w:color="000000"/>
-            </w:tcBorders>
-          </w:tcPr>
-          <w:p>
-            <w:pPr>
-              <w:pStyle w:val="TableContents"/>
-              <w:jc w:val="start"/>
-              <w:rPr>
-                <w:lang w:val="hu-HU" w:eastAsia="zh-CN" w:bidi="hi-IN"/>
-              </w:rPr>
-            </w:pPr>
-            <w:r>
-              <w:rPr>
-                <w:lang w:val="hu-HU" w:eastAsia="zh-CN" w:bidi="hi-IN"/>
-              </w:rPr>
-              <w:t>Bejelentkezés hibás jelszóval</w:t>
+              <w:left w:val="single" w:sz="4" w:space="0" w:color="000000"/>
+              <w:bottom w:val="single" w:sz="4" w:space="0" w:color="000000"/>
+            </w:tcBorders>
+          </w:tcPr>
+          <w:p>
+            <w:pPr>
+              <w:pStyle w:val="TableContents"/>
+              <w:jc w:val="left"/>
+              <w:rPr>
+                <w:color w:val="000000"/>
+              </w:rPr>
+            </w:pPr>
+            <w:r>
+              <w:rPr>
+                <w:color w:val="000000"/>
+                <w:lang w:val="hu-HU" w:eastAsia="zh-CN" w:bidi="hi-IN"/>
+              </w:rPr>
+              <w:t xml:space="preserve">Hibaüzenet, </w:t>
+            </w:r>
+            <w:r>
+              <w:rPr>
+                <w:color w:val="000000"/>
+                <w:lang w:val="hu-HU" w:eastAsia="zh-CN" w:bidi="hi-IN"/>
+              </w:rPr>
+              <w:t>nincs session</w:t>
             </w:r>
           </w:p>
         </w:tc>
@@ -2056,46 +2058,15 @@
           <w:tcPr>
             <w:tcW w:w="2493" w:type="dxa"/>
             <w:tcBorders>
-              <w:start w:val="single" w:sz="4" w:space="0" w:color="000000"/>
-              <w:bottom w:val="single" w:sz="4" w:space="0" w:color="000000"/>
-            </w:tcBorders>
-          </w:tcPr>
-          <w:p>
-            <w:pPr>
-              <w:pStyle w:val="TableContents"/>
-              <w:jc w:val="start"/>
-              <w:rPr>
-                <w:lang w:val="hu-HU" w:eastAsia="zh-CN" w:bidi="hi-IN"/>
-              </w:rPr>
-            </w:pPr>
-            <w:r>
-              <w:rPr>
-                <w:lang w:val="hu-HU" w:eastAsia="zh-CN" w:bidi="hi-IN"/>
-              </w:rPr>
-              <w:t xml:space="preserve">Hibaüzenet, </w:t>
-            </w:r>
-            <w:r>
-              <w:rPr>
-                <w:color w:val="FF0000"/>
-                <w:lang w:val="hu-HU" w:eastAsia="zh-CN" w:bidi="hi-IN"/>
-              </w:rPr>
-              <w:t>nincs session</w:t>
-            </w:r>
-          </w:p>
-        </w:tc>
-        <w:tc>
-          <w:tcPr>
-            <w:tcW w:w="2493" w:type="dxa"/>
-            <w:tcBorders>
-              <w:start w:val="single" w:sz="4" w:space="0" w:color="000000"/>
-              <w:bottom w:val="single" w:sz="4" w:space="0" w:color="000000"/>
-              <w:end w:val="single" w:sz="4" w:space="0" w:color="000000"/>
-            </w:tcBorders>
-          </w:tcPr>
-          <w:p>
-            <w:pPr>
-              <w:pStyle w:val="TableContents"/>
-              <w:jc w:val="start"/>
+              <w:left w:val="single" w:sz="4" w:space="0" w:color="000000"/>
+              <w:bottom w:val="single" w:sz="4" w:space="0" w:color="000000"/>
+              <w:right w:val="single" w:sz="4" w:space="0" w:color="000000"/>
+            </w:tcBorders>
+          </w:tcPr>
+          <w:p>
+            <w:pPr>
+              <w:pStyle w:val="TableContents"/>
+              <w:jc w:val="left"/>
               <w:rPr>
                 <w:lang w:val="hu-HU" w:eastAsia="zh-CN" w:bidi="hi-IN"/>
               </w:rPr>
@@ -2113,25 +2084,49 @@
         <w:trPr/>
         <w:tc>
           <w:tcPr>
+            <w:tcW w:w="2492" w:type="dxa"/>
+            <w:tcBorders>
+              <w:left w:val="single" w:sz="4" w:space="0" w:color="000000"/>
+              <w:bottom w:val="single" w:sz="4" w:space="0" w:color="000000"/>
+            </w:tcBorders>
+          </w:tcPr>
+          <w:p>
+            <w:pPr>
+              <w:pStyle w:val="TableContents"/>
+              <w:jc w:val="left"/>
+              <w:rPr>
+                <w:lang w:val="hu-HU" w:eastAsia="zh-CN" w:bidi="hi-IN"/>
+              </w:rPr>
+            </w:pPr>
+            <w:r>
+              <w:rPr>
+                <w:lang w:val="hu-HU" w:eastAsia="zh-CN" w:bidi="hi-IN"/>
+              </w:rPr>
+              <w:t>FT-07</w:t>
+            </w:r>
+          </w:p>
+        </w:tc>
+        <w:tc>
+          <w:tcPr>
             <w:tcW w:w="2493" w:type="dxa"/>
             <w:tcBorders>
-              <w:start w:val="single" w:sz="4" w:space="0" w:color="000000"/>
-              <w:bottom w:val="single" w:sz="4" w:space="0" w:color="000000"/>
-            </w:tcBorders>
-          </w:tcPr>
-          <w:p>
-            <w:pPr>
-              <w:pStyle w:val="TableContents"/>
-              <w:jc w:val="start"/>
-              <w:rPr>
-                <w:lang w:val="hu-HU" w:eastAsia="zh-CN" w:bidi="hi-IN"/>
-              </w:rPr>
-            </w:pPr>
-            <w:r>
-              <w:rPr>
-                <w:lang w:val="hu-HU" w:eastAsia="zh-CN" w:bidi="hi-IN"/>
-              </w:rPr>
-              <w:t>FT-07</w:t>
+              <w:left w:val="single" w:sz="4" w:space="0" w:color="000000"/>
+              <w:bottom w:val="single" w:sz="4" w:space="0" w:color="000000"/>
+            </w:tcBorders>
+          </w:tcPr>
+          <w:p>
+            <w:pPr>
+              <w:pStyle w:val="TableContents"/>
+              <w:jc w:val="left"/>
+              <w:rPr>
+                <w:lang w:val="hu-HU" w:eastAsia="zh-CN" w:bidi="hi-IN"/>
+              </w:rPr>
+            </w:pPr>
+            <w:r>
+              <w:rPr>
+                <w:lang w:val="hu-HU" w:eastAsia="zh-CN" w:bidi="hi-IN"/>
+              </w:rPr>
+              <w:t>Bejelentkezés nem létező felhasználóval</w:t>
             </w:r>
           </w:p>
         </w:tc>
@@ -2139,23 +2134,23 @@
           <w:tcPr>
             <w:tcW w:w="2493" w:type="dxa"/>
             <w:tcBorders>
-              <w:start w:val="single" w:sz="4" w:space="0" w:color="000000"/>
-              <w:bottom w:val="single" w:sz="4" w:space="0" w:color="000000"/>
-            </w:tcBorders>
-          </w:tcPr>
-          <w:p>
-            <w:pPr>
-              <w:pStyle w:val="TableContents"/>
-              <w:jc w:val="start"/>
-              <w:rPr>
-                <w:lang w:val="hu-HU" w:eastAsia="zh-CN" w:bidi="hi-IN"/>
-              </w:rPr>
-            </w:pPr>
-            <w:r>
-              <w:rPr>
-                <w:lang w:val="hu-HU" w:eastAsia="zh-CN" w:bidi="hi-IN"/>
-              </w:rPr>
-              <w:t>Bejelentkezés nem létező felhasználóval</w:t>
+              <w:left w:val="single" w:sz="4" w:space="0" w:color="000000"/>
+              <w:bottom w:val="single" w:sz="4" w:space="0" w:color="000000"/>
+            </w:tcBorders>
+          </w:tcPr>
+          <w:p>
+            <w:pPr>
+              <w:pStyle w:val="TableContents"/>
+              <w:jc w:val="left"/>
+              <w:rPr>
+                <w:lang w:val="hu-HU" w:eastAsia="zh-CN" w:bidi="hi-IN"/>
+              </w:rPr>
+            </w:pPr>
+            <w:r>
+              <w:rPr>
+                <w:lang w:val="hu-HU" w:eastAsia="zh-CN" w:bidi="hi-IN"/>
+              </w:rPr>
+              <w:t>Hibaüzenet</w:t>
             </w:r>
           </w:p>
         </w:tc>
@@ -2163,39 +2158,15 @@
           <w:tcPr>
             <w:tcW w:w="2493" w:type="dxa"/>
             <w:tcBorders>
-              <w:start w:val="single" w:sz="4" w:space="0" w:color="000000"/>
-              <w:bottom w:val="single" w:sz="4" w:space="0" w:color="000000"/>
-            </w:tcBorders>
-          </w:tcPr>
-          <w:p>
-            <w:pPr>
-              <w:pStyle w:val="TableContents"/>
-              <w:jc w:val="start"/>
-              <w:rPr>
-                <w:lang w:val="hu-HU" w:eastAsia="zh-CN" w:bidi="hi-IN"/>
-              </w:rPr>
-            </w:pPr>
-            <w:r>
-              <w:rPr>
-                <w:lang w:val="hu-HU" w:eastAsia="zh-CN" w:bidi="hi-IN"/>
-              </w:rPr>
-              <w:t>Hibaüzenet</w:t>
-            </w:r>
-          </w:p>
-        </w:tc>
-        <w:tc>
-          <w:tcPr>
-            <w:tcW w:w="2493" w:type="dxa"/>
-            <w:tcBorders>
-              <w:start w:val="single" w:sz="4" w:space="0" w:color="000000"/>
-              <w:bottom w:val="single" w:sz="4" w:space="0" w:color="000000"/>
-              <w:end w:val="single" w:sz="4" w:space="0" w:color="000000"/>
-            </w:tcBorders>
-          </w:tcPr>
-          <w:p>
-            <w:pPr>
-              <w:pStyle w:val="TableContents"/>
-              <w:jc w:val="start"/>
+              <w:left w:val="single" w:sz="4" w:space="0" w:color="000000"/>
+              <w:bottom w:val="single" w:sz="4" w:space="0" w:color="000000"/>
+              <w:right w:val="single" w:sz="4" w:space="0" w:color="000000"/>
+            </w:tcBorders>
+          </w:tcPr>
+          <w:p>
+            <w:pPr>
+              <w:pStyle w:val="TableContents"/>
+              <w:jc w:val="left"/>
               <w:rPr>
                 <w:lang w:val="hu-HU" w:eastAsia="zh-CN" w:bidi="hi-IN"/>
               </w:rPr>
@@ -2230,7 +2201,7 @@
           <w:ilvl w:val="1"/>
           <w:numId w:val="1"/>
         </w:numPr>
-        <w:ind w:hanging="0" w:start="0"/>
+        <w:ind w:hanging="0" w:left="0"/>
         <w:rPr>
           <w:lang w:val="hu-HU" w:eastAsia="zh-CN" w:bidi="hi-IN"/>
         </w:rPr>
@@ -2245,18 +2216,18 @@
     <w:tbl>
       <w:tblPr>
         <w:tblW w:w="5000" w:type="pct"/>
-        <w:jc w:val="start"/>
+        <w:jc w:val="left"/>
         <w:tblInd w:w="-5" w:type="dxa"/>
         <w:tblLayout w:type="fixed"/>
         <w:tblCellMar>
           <w:top w:w="55" w:type="dxa"/>
-          <w:start w:w="55" w:type="dxa"/>
+          <w:left w:w="55" w:type="dxa"/>
           <w:bottom w:w="55" w:type="dxa"/>
-          <w:end w:w="55" w:type="dxa"/>
+          <w:right w:w="55" w:type="dxa"/>
         </w:tblCellMar>
       </w:tblPr>
       <w:tblGrid>
-        <w:gridCol w:w="2493"/>
+        <w:gridCol w:w="2492"/>
         <w:gridCol w:w="2493"/>
         <w:gridCol w:w="2493"/>
         <w:gridCol w:w="2493"/>
@@ -2267,26 +2238,51 @@
         </w:trPr>
         <w:tc>
           <w:tcPr>
+            <w:tcW w:w="2492" w:type="dxa"/>
+            <w:tcBorders>
+              <w:top w:val="single" w:sz="4" w:space="0" w:color="000000"/>
+              <w:left w:val="single" w:sz="4" w:space="0" w:color="000000"/>
+              <w:bottom w:val="single" w:sz="4" w:space="0" w:color="000000"/>
+            </w:tcBorders>
+          </w:tcPr>
+          <w:p>
+            <w:pPr>
+              <w:pStyle w:val="TableHeading"/>
+              <w:jc w:val="left"/>
+              <w:rPr>
+                <w:lang w:val="hu-HU" w:eastAsia="zh-CN" w:bidi="hi-IN"/>
+              </w:rPr>
+            </w:pPr>
+            <w:r>
+              <w:rPr>
+                <w:lang w:val="hu-HU" w:eastAsia="zh-CN" w:bidi="hi-IN"/>
+              </w:rPr>
+              <w:t>ID</w:t>
+            </w:r>
+          </w:p>
+        </w:tc>
+        <w:tc>
+          <w:tcPr>
             <w:tcW w:w="2493" w:type="dxa"/>
             <w:tcBorders>
               <w:top w:val="single" w:sz="4" w:space="0" w:color="000000"/>
-              <w:start w:val="single" w:sz="4" w:space="0" w:color="000000"/>
+              <w:left w:val="single" w:sz="4" w:space="0" w:color="000000"/>
               <w:bottom w:val="single" w:sz="4" w:space="0" w:color="000000"/>
             </w:tcBorders>
           </w:tcPr>
           <w:p>
             <w:pPr>
               <w:pStyle w:val="TableHeading"/>
-              <w:jc w:val="start"/>
-              <w:rPr>
-                <w:lang w:val="hu-HU" w:eastAsia="zh-CN" w:bidi="hi-IN"/>
-              </w:rPr>
-            </w:pPr>
-            <w:r>
-              <w:rPr>
-                <w:lang w:val="hu-HU" w:eastAsia="zh-CN" w:bidi="hi-IN"/>
-              </w:rPr>
-              <w:t>ID</w:t>
+              <w:jc w:val="left"/>
+              <w:rPr>
+                <w:lang w:val="hu-HU" w:eastAsia="zh-CN" w:bidi="hi-IN"/>
+              </w:rPr>
+            </w:pPr>
+            <w:r>
+              <w:rPr>
+                <w:lang w:val="hu-HU" w:eastAsia="zh-CN" w:bidi="hi-IN"/>
+              </w:rPr>
+              <w:t>Lépések röviden</w:t>
             </w:r>
           </w:p>
         </w:tc>
@@ -2295,23 +2291,23 @@
             <w:tcW w:w="2493" w:type="dxa"/>
             <w:tcBorders>
               <w:top w:val="single" w:sz="4" w:space="0" w:color="000000"/>
-              <w:start w:val="single" w:sz="4" w:space="0" w:color="000000"/>
+              <w:left w:val="single" w:sz="4" w:space="0" w:color="000000"/>
               <w:bottom w:val="single" w:sz="4" w:space="0" w:color="000000"/>
             </w:tcBorders>
           </w:tcPr>
           <w:p>
             <w:pPr>
               <w:pStyle w:val="TableHeading"/>
-              <w:jc w:val="start"/>
-              <w:rPr>
-                <w:lang w:val="hu-HU" w:eastAsia="zh-CN" w:bidi="hi-IN"/>
-              </w:rPr>
-            </w:pPr>
-            <w:r>
-              <w:rPr>
-                <w:lang w:val="hu-HU" w:eastAsia="zh-CN" w:bidi="hi-IN"/>
-              </w:rPr>
-              <w:t>Lépések röviden</w:t>
+              <w:jc w:val="left"/>
+              <w:rPr>
+                <w:lang w:val="hu-HU" w:eastAsia="zh-CN" w:bidi="hi-IN"/>
+              </w:rPr>
+            </w:pPr>
+            <w:r>
+              <w:rPr>
+                <w:lang w:val="hu-HU" w:eastAsia="zh-CN" w:bidi="hi-IN"/>
+              </w:rPr>
+              <w:t>Elvárt eredmény</w:t>
             </w:r>
           </w:p>
         </w:tc>
@@ -2320,40 +2316,15 @@
             <w:tcW w:w="2493" w:type="dxa"/>
             <w:tcBorders>
               <w:top w:val="single" w:sz="4" w:space="0" w:color="000000"/>
-              <w:start w:val="single" w:sz="4" w:space="0" w:color="000000"/>
-              <w:bottom w:val="single" w:sz="4" w:space="0" w:color="000000"/>
+              <w:left w:val="single" w:sz="4" w:space="0" w:color="000000"/>
+              <w:bottom w:val="single" w:sz="4" w:space="0" w:color="000000"/>
+              <w:right w:val="single" w:sz="4" w:space="0" w:color="000000"/>
             </w:tcBorders>
           </w:tcPr>
           <w:p>
             <w:pPr>
               <w:pStyle w:val="TableHeading"/>
-              <w:jc w:val="start"/>
-              <w:rPr>
-                <w:lang w:val="hu-HU" w:eastAsia="zh-CN" w:bidi="hi-IN"/>
-              </w:rPr>
-            </w:pPr>
-            <w:r>
-              <w:rPr>
-                <w:lang w:val="hu-HU" w:eastAsia="zh-CN" w:bidi="hi-IN"/>
-              </w:rPr>
-              <w:t>Elvárt eredmény</w:t>
-            </w:r>
-          </w:p>
-        </w:tc>
-        <w:tc>
-          <w:tcPr>
-            <w:tcW w:w="2493" w:type="dxa"/>
-            <w:tcBorders>
-              <w:top w:val="single" w:sz="4" w:space="0" w:color="000000"/>
-              <w:start w:val="single" w:sz="4" w:space="0" w:color="000000"/>
-              <w:bottom w:val="single" w:sz="4" w:space="0" w:color="000000"/>
-              <w:end w:val="single" w:sz="4" w:space="0" w:color="000000"/>
-            </w:tcBorders>
-          </w:tcPr>
-          <w:p>
-            <w:pPr>
-              <w:pStyle w:val="TableHeading"/>
-              <w:jc w:val="start"/>
+              <w:jc w:val="left"/>
               <w:rPr>
                 <w:lang w:val="hu-HU" w:eastAsia="zh-CN" w:bidi="hi-IN"/>
               </w:rPr>
@@ -2371,25 +2342,49 @@
         <w:trPr/>
         <w:tc>
           <w:tcPr>
+            <w:tcW w:w="2492" w:type="dxa"/>
+            <w:tcBorders>
+              <w:left w:val="single" w:sz="4" w:space="0" w:color="000000"/>
+              <w:bottom w:val="single" w:sz="4" w:space="0" w:color="000000"/>
+            </w:tcBorders>
+          </w:tcPr>
+          <w:p>
+            <w:pPr>
+              <w:pStyle w:val="TableContents"/>
+              <w:jc w:val="left"/>
+              <w:rPr>
+                <w:lang w:val="hu-HU" w:eastAsia="zh-CN" w:bidi="hi-IN"/>
+              </w:rPr>
+            </w:pPr>
+            <w:r>
+              <w:rPr>
+                <w:lang w:val="hu-HU" w:eastAsia="zh-CN" w:bidi="hi-IN"/>
+              </w:rPr>
+              <w:t>FT-08</w:t>
+            </w:r>
+          </w:p>
+        </w:tc>
+        <w:tc>
+          <w:tcPr>
             <w:tcW w:w="2493" w:type="dxa"/>
             <w:tcBorders>
-              <w:start w:val="single" w:sz="4" w:space="0" w:color="000000"/>
-              <w:bottom w:val="single" w:sz="4" w:space="0" w:color="000000"/>
-            </w:tcBorders>
-          </w:tcPr>
-          <w:p>
-            <w:pPr>
-              <w:pStyle w:val="TableContents"/>
-              <w:jc w:val="start"/>
-              <w:rPr>
-                <w:lang w:val="hu-HU" w:eastAsia="zh-CN" w:bidi="hi-IN"/>
-              </w:rPr>
-            </w:pPr>
-            <w:r>
-              <w:rPr>
-                <w:lang w:val="hu-HU" w:eastAsia="zh-CN" w:bidi="hi-IN"/>
-              </w:rPr>
-              <w:t>FT-08</w:t>
+              <w:left w:val="single" w:sz="4" w:space="0" w:color="000000"/>
+              <w:bottom w:val="single" w:sz="4" w:space="0" w:color="000000"/>
+            </w:tcBorders>
+          </w:tcPr>
+          <w:p>
+            <w:pPr>
+              <w:pStyle w:val="TableContents"/>
+              <w:jc w:val="left"/>
+              <w:rPr>
+                <w:lang w:val="hu-HU" w:eastAsia="zh-CN" w:bidi="hi-IN"/>
+              </w:rPr>
+            </w:pPr>
+            <w:r>
+              <w:rPr>
+                <w:lang w:val="hu-HU" w:eastAsia="zh-CN" w:bidi="hi-IN"/>
+              </w:rPr>
+              <w:t>Főoldal betöltése bejelentkezés után</w:t>
             </w:r>
           </w:p>
         </w:tc>
@@ -2397,23 +2392,23 @@
           <w:tcPr>
             <w:tcW w:w="2493" w:type="dxa"/>
             <w:tcBorders>
-              <w:start w:val="single" w:sz="4" w:space="0" w:color="000000"/>
-              <w:bottom w:val="single" w:sz="4" w:space="0" w:color="000000"/>
-            </w:tcBorders>
-          </w:tcPr>
-          <w:p>
-            <w:pPr>
-              <w:pStyle w:val="TableContents"/>
-              <w:jc w:val="start"/>
-              <w:rPr>
-                <w:lang w:val="hu-HU" w:eastAsia="zh-CN" w:bidi="hi-IN"/>
-              </w:rPr>
-            </w:pPr>
-            <w:r>
-              <w:rPr>
-                <w:lang w:val="hu-HU" w:eastAsia="zh-CN" w:bidi="hi-IN"/>
-              </w:rPr>
-              <w:t>Főoldal betöltése bejelentkezés után</w:t>
+              <w:left w:val="single" w:sz="4" w:space="0" w:color="000000"/>
+              <w:bottom w:val="single" w:sz="4" w:space="0" w:color="000000"/>
+            </w:tcBorders>
+          </w:tcPr>
+          <w:p>
+            <w:pPr>
+              <w:pStyle w:val="TableContents"/>
+              <w:jc w:val="left"/>
+              <w:rPr>
+                <w:lang w:val="hu-HU" w:eastAsia="zh-CN" w:bidi="hi-IN"/>
+              </w:rPr>
+            </w:pPr>
+            <w:r>
+              <w:rPr>
+                <w:lang w:val="hu-HU" w:eastAsia="zh-CN" w:bidi="hi-IN"/>
+              </w:rPr>
+              <w:t>Navigációs gombok láthatók</w:t>
             </w:r>
           </w:p>
         </w:tc>
@@ -2421,39 +2416,15 @@
           <w:tcPr>
             <w:tcW w:w="2493" w:type="dxa"/>
             <w:tcBorders>
-              <w:start w:val="single" w:sz="4" w:space="0" w:color="000000"/>
-              <w:bottom w:val="single" w:sz="4" w:space="0" w:color="000000"/>
-            </w:tcBorders>
-          </w:tcPr>
-          <w:p>
-            <w:pPr>
-              <w:pStyle w:val="TableContents"/>
-              <w:jc w:val="start"/>
-              <w:rPr>
-                <w:lang w:val="hu-HU" w:eastAsia="zh-CN" w:bidi="hi-IN"/>
-              </w:rPr>
-            </w:pPr>
-            <w:r>
-              <w:rPr>
-                <w:lang w:val="hu-HU" w:eastAsia="zh-CN" w:bidi="hi-IN"/>
-              </w:rPr>
-              <w:t>Navigációs gombok láthatók</w:t>
-            </w:r>
-          </w:p>
-        </w:tc>
-        <w:tc>
-          <w:tcPr>
-            <w:tcW w:w="2493" w:type="dxa"/>
-            <w:tcBorders>
-              <w:start w:val="single" w:sz="4" w:space="0" w:color="000000"/>
-              <w:bottom w:val="single" w:sz="4" w:space="0" w:color="000000"/>
-              <w:end w:val="single" w:sz="4" w:space="0" w:color="000000"/>
-            </w:tcBorders>
-          </w:tcPr>
-          <w:p>
-            <w:pPr>
-              <w:pStyle w:val="TableContents"/>
-              <w:jc w:val="start"/>
+              <w:left w:val="single" w:sz="4" w:space="0" w:color="000000"/>
+              <w:bottom w:val="single" w:sz="4" w:space="0" w:color="000000"/>
+              <w:right w:val="single" w:sz="4" w:space="0" w:color="000000"/>
+            </w:tcBorders>
+          </w:tcPr>
+          <w:p>
+            <w:pPr>
+              <w:pStyle w:val="TableContents"/>
+              <w:jc w:val="left"/>
               <w:rPr>
                 <w:lang w:val="hu-HU" w:eastAsia="zh-CN" w:bidi="hi-IN"/>
               </w:rPr>
@@ -2471,25 +2442,49 @@
         <w:trPr/>
         <w:tc>
           <w:tcPr>
+            <w:tcW w:w="2492" w:type="dxa"/>
+            <w:tcBorders>
+              <w:left w:val="single" w:sz="4" w:space="0" w:color="000000"/>
+              <w:bottom w:val="single" w:sz="4" w:space="0" w:color="000000"/>
+            </w:tcBorders>
+          </w:tcPr>
+          <w:p>
+            <w:pPr>
+              <w:pStyle w:val="TableContents"/>
+              <w:jc w:val="left"/>
+              <w:rPr>
+                <w:lang w:val="hu-HU" w:eastAsia="zh-CN" w:bidi="hi-IN"/>
+              </w:rPr>
+            </w:pPr>
+            <w:r>
+              <w:rPr>
+                <w:lang w:val="hu-HU" w:eastAsia="zh-CN" w:bidi="hi-IN"/>
+              </w:rPr>
+              <w:t>FT-09</w:t>
+            </w:r>
+          </w:p>
+        </w:tc>
+        <w:tc>
+          <w:tcPr>
             <w:tcW w:w="2493" w:type="dxa"/>
             <w:tcBorders>
-              <w:start w:val="single" w:sz="4" w:space="0" w:color="000000"/>
-              <w:bottom w:val="single" w:sz="4" w:space="0" w:color="000000"/>
-            </w:tcBorders>
-          </w:tcPr>
-          <w:p>
-            <w:pPr>
-              <w:pStyle w:val="TableContents"/>
-              <w:jc w:val="start"/>
-              <w:rPr>
-                <w:lang w:val="hu-HU" w:eastAsia="zh-CN" w:bidi="hi-IN"/>
-              </w:rPr>
-            </w:pPr>
-            <w:r>
-              <w:rPr>
-                <w:lang w:val="hu-HU" w:eastAsia="zh-CN" w:bidi="hi-IN"/>
-              </w:rPr>
-              <w:t>FT-09</w:t>
+              <w:left w:val="single" w:sz="4" w:space="0" w:color="000000"/>
+              <w:bottom w:val="single" w:sz="4" w:space="0" w:color="000000"/>
+            </w:tcBorders>
+          </w:tcPr>
+          <w:p>
+            <w:pPr>
+              <w:pStyle w:val="TableContents"/>
+              <w:jc w:val="left"/>
+              <w:rPr>
+                <w:lang w:val="hu-HU" w:eastAsia="zh-CN" w:bidi="hi-IN"/>
+              </w:rPr>
+            </w:pPr>
+            <w:r>
+              <w:rPr>
+                <w:lang w:val="hu-HU" w:eastAsia="zh-CN" w:bidi="hi-IN"/>
+              </w:rPr>
+              <w:t>Navigáció a todo oldalra</w:t>
             </w:r>
           </w:p>
         </w:tc>
@@ -2497,23 +2492,23 @@
           <w:tcPr>
             <w:tcW w:w="2493" w:type="dxa"/>
             <w:tcBorders>
-              <w:start w:val="single" w:sz="4" w:space="0" w:color="000000"/>
-              <w:bottom w:val="single" w:sz="4" w:space="0" w:color="000000"/>
-            </w:tcBorders>
-          </w:tcPr>
-          <w:p>
-            <w:pPr>
-              <w:pStyle w:val="TableContents"/>
-              <w:jc w:val="start"/>
-              <w:rPr>
-                <w:lang w:val="hu-HU" w:eastAsia="zh-CN" w:bidi="hi-IN"/>
-              </w:rPr>
-            </w:pPr>
-            <w:r>
-              <w:rPr>
-                <w:lang w:val="hu-HU" w:eastAsia="zh-CN" w:bidi="hi-IN"/>
-              </w:rPr>
-              <w:t>Navigáció a todo oldalra</w:t>
+              <w:left w:val="single" w:sz="4" w:space="0" w:color="000000"/>
+              <w:bottom w:val="single" w:sz="4" w:space="0" w:color="000000"/>
+            </w:tcBorders>
+          </w:tcPr>
+          <w:p>
+            <w:pPr>
+              <w:pStyle w:val="TableContents"/>
+              <w:jc w:val="left"/>
+              <w:rPr>
+                <w:lang w:val="hu-HU" w:eastAsia="zh-CN" w:bidi="hi-IN"/>
+              </w:rPr>
+            </w:pPr>
+            <w:r>
+              <w:rPr>
+                <w:lang w:val="hu-HU" w:eastAsia="zh-CN" w:bidi="hi-IN"/>
+              </w:rPr>
+              <w:t>Todo oldal betölt</w:t>
             </w:r>
           </w:p>
         </w:tc>
@@ -2521,39 +2516,15 @@
           <w:tcPr>
             <w:tcW w:w="2493" w:type="dxa"/>
             <w:tcBorders>
-              <w:start w:val="single" w:sz="4" w:space="0" w:color="000000"/>
-              <w:bottom w:val="single" w:sz="4" w:space="0" w:color="000000"/>
-            </w:tcBorders>
-          </w:tcPr>
-          <w:p>
-            <w:pPr>
-              <w:pStyle w:val="TableContents"/>
-              <w:jc w:val="start"/>
-              <w:rPr>
-                <w:lang w:val="hu-HU" w:eastAsia="zh-CN" w:bidi="hi-IN"/>
-              </w:rPr>
-            </w:pPr>
-            <w:r>
-              <w:rPr>
-                <w:lang w:val="hu-HU" w:eastAsia="zh-CN" w:bidi="hi-IN"/>
-              </w:rPr>
-              <w:t>Todo oldal betölt</w:t>
-            </w:r>
-          </w:p>
-        </w:tc>
-        <w:tc>
-          <w:tcPr>
-            <w:tcW w:w="2493" w:type="dxa"/>
-            <w:tcBorders>
-              <w:start w:val="single" w:sz="4" w:space="0" w:color="000000"/>
-              <w:bottom w:val="single" w:sz="4" w:space="0" w:color="000000"/>
-              <w:end w:val="single" w:sz="4" w:space="0" w:color="000000"/>
-            </w:tcBorders>
-          </w:tcPr>
-          <w:p>
-            <w:pPr>
-              <w:pStyle w:val="TableContents"/>
-              <w:jc w:val="start"/>
+              <w:left w:val="single" w:sz="4" w:space="0" w:color="000000"/>
+              <w:bottom w:val="single" w:sz="4" w:space="0" w:color="000000"/>
+              <w:right w:val="single" w:sz="4" w:space="0" w:color="000000"/>
+            </w:tcBorders>
+          </w:tcPr>
+          <w:p>
+            <w:pPr>
+              <w:pStyle w:val="TableContents"/>
+              <w:jc w:val="left"/>
               <w:rPr>
                 <w:lang w:val="hu-HU" w:eastAsia="zh-CN" w:bidi="hi-IN"/>
               </w:rPr>
@@ -2571,25 +2542,49 @@
         <w:trPr/>
         <w:tc>
           <w:tcPr>
+            <w:tcW w:w="2492" w:type="dxa"/>
+            <w:tcBorders>
+              <w:left w:val="single" w:sz="4" w:space="0" w:color="000000"/>
+              <w:bottom w:val="single" w:sz="4" w:space="0" w:color="000000"/>
+            </w:tcBorders>
+          </w:tcPr>
+          <w:p>
+            <w:pPr>
+              <w:pStyle w:val="TableContents"/>
+              <w:jc w:val="left"/>
+              <w:rPr>
+                <w:lang w:val="hu-HU" w:eastAsia="zh-CN" w:bidi="hi-IN"/>
+              </w:rPr>
+            </w:pPr>
+            <w:r>
+              <w:rPr>
+                <w:lang w:val="hu-HU" w:eastAsia="zh-CN" w:bidi="hi-IN"/>
+              </w:rPr>
+              <w:t>FT-10</w:t>
+            </w:r>
+          </w:p>
+        </w:tc>
+        <w:tc>
+          <w:tcPr>
             <w:tcW w:w="2493" w:type="dxa"/>
             <w:tcBorders>
-              <w:start w:val="single" w:sz="4" w:space="0" w:color="000000"/>
-              <w:bottom w:val="single" w:sz="4" w:space="0" w:color="000000"/>
-            </w:tcBorders>
-          </w:tcPr>
-          <w:p>
-            <w:pPr>
-              <w:pStyle w:val="TableContents"/>
-              <w:jc w:val="start"/>
-              <w:rPr>
-                <w:lang w:val="hu-HU" w:eastAsia="zh-CN" w:bidi="hi-IN"/>
-              </w:rPr>
-            </w:pPr>
-            <w:r>
-              <w:rPr>
-                <w:lang w:val="hu-HU" w:eastAsia="zh-CN" w:bidi="hi-IN"/>
-              </w:rPr>
-              <w:t>FT-10</w:t>
+              <w:left w:val="single" w:sz="4" w:space="0" w:color="000000"/>
+              <w:bottom w:val="single" w:sz="4" w:space="0" w:color="000000"/>
+            </w:tcBorders>
+          </w:tcPr>
+          <w:p>
+            <w:pPr>
+              <w:pStyle w:val="TableContents"/>
+              <w:jc w:val="left"/>
+              <w:rPr>
+                <w:lang w:val="hu-HU" w:eastAsia="zh-CN" w:bidi="hi-IN"/>
+              </w:rPr>
+            </w:pPr>
+            <w:r>
+              <w:rPr>
+                <w:lang w:val="hu-HU" w:eastAsia="zh-CN" w:bidi="hi-IN"/>
+              </w:rPr>
+              <w:t>Visszagomb a todo oldalról</w:t>
             </w:r>
           </w:p>
         </w:tc>
@@ -2597,23 +2592,23 @@
           <w:tcPr>
             <w:tcW w:w="2493" w:type="dxa"/>
             <w:tcBorders>
-              <w:start w:val="single" w:sz="4" w:space="0" w:color="000000"/>
-              <w:bottom w:val="single" w:sz="4" w:space="0" w:color="000000"/>
-            </w:tcBorders>
-          </w:tcPr>
-          <w:p>
-            <w:pPr>
-              <w:pStyle w:val="TableContents"/>
-              <w:jc w:val="start"/>
-              <w:rPr>
-                <w:lang w:val="hu-HU" w:eastAsia="zh-CN" w:bidi="hi-IN"/>
-              </w:rPr>
-            </w:pPr>
-            <w:r>
-              <w:rPr>
-                <w:lang w:val="hu-HU" w:eastAsia="zh-CN" w:bidi="hi-IN"/>
-              </w:rPr>
-              <w:t>Visszagomb a todo oldalról</w:t>
+              <w:left w:val="single" w:sz="4" w:space="0" w:color="000000"/>
+              <w:bottom w:val="single" w:sz="4" w:space="0" w:color="000000"/>
+            </w:tcBorders>
+          </w:tcPr>
+          <w:p>
+            <w:pPr>
+              <w:pStyle w:val="TableContents"/>
+              <w:jc w:val="left"/>
+              <w:rPr>
+                <w:lang w:val="hu-HU" w:eastAsia="zh-CN" w:bidi="hi-IN"/>
+              </w:rPr>
+            </w:pPr>
+            <w:r>
+              <w:rPr>
+                <w:lang w:val="hu-HU" w:eastAsia="zh-CN" w:bidi="hi-IN"/>
+              </w:rPr>
+              <w:t>Főoldalra visszajutás</w:t>
             </w:r>
           </w:p>
         </w:tc>
@@ -2621,39 +2616,15 @@
           <w:tcPr>
             <w:tcW w:w="2493" w:type="dxa"/>
             <w:tcBorders>
-              <w:start w:val="single" w:sz="4" w:space="0" w:color="000000"/>
-              <w:bottom w:val="single" w:sz="4" w:space="0" w:color="000000"/>
-            </w:tcBorders>
-          </w:tcPr>
-          <w:p>
-            <w:pPr>
-              <w:pStyle w:val="TableContents"/>
-              <w:jc w:val="start"/>
-              <w:rPr>
-                <w:lang w:val="hu-HU" w:eastAsia="zh-CN" w:bidi="hi-IN"/>
-              </w:rPr>
-            </w:pPr>
-            <w:r>
-              <w:rPr>
-                <w:lang w:val="hu-HU" w:eastAsia="zh-CN" w:bidi="hi-IN"/>
-              </w:rPr>
-              <w:t>Főoldalra visszajutás</w:t>
-            </w:r>
-          </w:p>
-        </w:tc>
-        <w:tc>
-          <w:tcPr>
-            <w:tcW w:w="2493" w:type="dxa"/>
-            <w:tcBorders>
-              <w:start w:val="single" w:sz="4" w:space="0" w:color="000000"/>
-              <w:bottom w:val="single" w:sz="4" w:space="0" w:color="000000"/>
-              <w:end w:val="single" w:sz="4" w:space="0" w:color="000000"/>
-            </w:tcBorders>
-          </w:tcPr>
-          <w:p>
-            <w:pPr>
-              <w:pStyle w:val="TableContents"/>
-              <w:jc w:val="start"/>
+              <w:left w:val="single" w:sz="4" w:space="0" w:color="000000"/>
+              <w:bottom w:val="single" w:sz="4" w:space="0" w:color="000000"/>
+              <w:right w:val="single" w:sz="4" w:space="0" w:color="000000"/>
+            </w:tcBorders>
+          </w:tcPr>
+          <w:p>
+            <w:pPr>
+              <w:pStyle w:val="TableContents"/>
+              <w:jc w:val="left"/>
               <w:rPr>
                 <w:lang w:val="hu-HU" w:eastAsia="zh-CN" w:bidi="hi-IN"/>
               </w:rPr>
@@ -2671,25 +2642,49 @@
         <w:trPr/>
         <w:tc>
           <w:tcPr>
+            <w:tcW w:w="2492" w:type="dxa"/>
+            <w:tcBorders>
+              <w:left w:val="single" w:sz="4" w:space="0" w:color="000000"/>
+              <w:bottom w:val="single" w:sz="4" w:space="0" w:color="000000"/>
+            </w:tcBorders>
+          </w:tcPr>
+          <w:p>
+            <w:pPr>
+              <w:pStyle w:val="TableContents"/>
+              <w:jc w:val="left"/>
+              <w:rPr>
+                <w:lang w:val="hu-HU" w:eastAsia="zh-CN" w:bidi="hi-IN"/>
+              </w:rPr>
+            </w:pPr>
+            <w:r>
+              <w:rPr>
+                <w:lang w:val="hu-HU" w:eastAsia="zh-CN" w:bidi="hi-IN"/>
+              </w:rPr>
+              <w:t>FT-11</w:t>
+            </w:r>
+          </w:p>
+        </w:tc>
+        <w:tc>
+          <w:tcPr>
             <w:tcW w:w="2493" w:type="dxa"/>
             <w:tcBorders>
-              <w:start w:val="single" w:sz="4" w:space="0" w:color="000000"/>
-              <w:bottom w:val="single" w:sz="4" w:space="0" w:color="000000"/>
-            </w:tcBorders>
-          </w:tcPr>
-          <w:p>
-            <w:pPr>
-              <w:pStyle w:val="TableContents"/>
-              <w:jc w:val="start"/>
-              <w:rPr>
-                <w:lang w:val="hu-HU" w:eastAsia="zh-CN" w:bidi="hi-IN"/>
-              </w:rPr>
-            </w:pPr>
-            <w:r>
-              <w:rPr>
-                <w:lang w:val="hu-HU" w:eastAsia="zh-CN" w:bidi="hi-IN"/>
-              </w:rPr>
-              <w:t>FT-11</w:t>
+              <w:left w:val="single" w:sz="4" w:space="0" w:color="000000"/>
+              <w:bottom w:val="single" w:sz="4" w:space="0" w:color="000000"/>
+            </w:tcBorders>
+          </w:tcPr>
+          <w:p>
+            <w:pPr>
+              <w:pStyle w:val="TableContents"/>
+              <w:jc w:val="left"/>
+              <w:rPr>
+                <w:lang w:val="hu-HU" w:eastAsia="zh-CN" w:bidi="hi-IN"/>
+              </w:rPr>
+            </w:pPr>
+            <w:r>
+              <w:rPr>
+                <w:lang w:val="hu-HU" w:eastAsia="zh-CN" w:bidi="hi-IN"/>
+              </w:rPr>
+              <w:t>Kijelentkezés gomb</w:t>
             </w:r>
           </w:p>
         </w:tc>
@@ -2697,23 +2692,31 @@
           <w:tcPr>
             <w:tcW w:w="2493" w:type="dxa"/>
             <w:tcBorders>
-              <w:start w:val="single" w:sz="4" w:space="0" w:color="000000"/>
-              <w:bottom w:val="single" w:sz="4" w:space="0" w:color="000000"/>
-            </w:tcBorders>
-          </w:tcPr>
-          <w:p>
-            <w:pPr>
-              <w:pStyle w:val="TableContents"/>
-              <w:jc w:val="start"/>
-              <w:rPr>
-                <w:lang w:val="hu-HU" w:eastAsia="zh-CN" w:bidi="hi-IN"/>
-              </w:rPr>
-            </w:pPr>
-            <w:r>
-              <w:rPr>
-                <w:lang w:val="hu-HU" w:eastAsia="zh-CN" w:bidi="hi-IN"/>
-              </w:rPr>
-              <w:t>Kijelentkezés gomb</w:t>
+              <w:left w:val="single" w:sz="4" w:space="0" w:color="000000"/>
+              <w:bottom w:val="single" w:sz="4" w:space="0" w:color="000000"/>
+            </w:tcBorders>
+          </w:tcPr>
+          <w:p>
+            <w:pPr>
+              <w:pStyle w:val="TableContents"/>
+              <w:jc w:val="left"/>
+              <w:rPr>
+                <w:color w:val="000000"/>
+              </w:rPr>
+            </w:pPr>
+            <w:r>
+              <w:rPr>
+                <w:color w:val="000000"/>
+                <w:lang w:val="hu-HU" w:eastAsia="zh-CN" w:bidi="hi-IN"/>
+              </w:rPr>
+              <w:t>Session törlés</w:t>
+            </w:r>
+            <w:r>
+              <w:rPr>
+                <w:color w:val="000000"/>
+                <w:lang w:val="hu-HU" w:eastAsia="zh-CN" w:bidi="hi-IN"/>
+              </w:rPr>
+              <w:t>, login oldal</w:t>
             </w:r>
           </w:p>
         </w:tc>
@@ -2721,46 +2724,15 @@
           <w:tcPr>
             <w:tcW w:w="2493" w:type="dxa"/>
             <w:tcBorders>
-              <w:start w:val="single" w:sz="4" w:space="0" w:color="000000"/>
-              <w:bottom w:val="single" w:sz="4" w:space="0" w:color="000000"/>
-            </w:tcBorders>
-          </w:tcPr>
-          <w:p>
-            <w:pPr>
-              <w:pStyle w:val="TableContents"/>
-              <w:jc w:val="start"/>
-              <w:rPr>
-                <w:lang w:val="hu-HU" w:eastAsia="zh-CN" w:bidi="hi-IN"/>
-              </w:rPr>
-            </w:pPr>
-            <w:r>
-              <w:rPr>
-                <w:color w:val="FF0000"/>
-                <w:lang w:val="hu-HU" w:eastAsia="zh-CN" w:bidi="hi-IN"/>
-              </w:rPr>
-              <w:t>Session törlés</w:t>
-            </w:r>
-            <w:r>
-              <w:rPr>
-                <w:lang w:val="hu-HU" w:eastAsia="zh-CN" w:bidi="hi-IN"/>
-              </w:rPr>
-              <w:t>, login oldal</w:t>
-            </w:r>
-          </w:p>
-        </w:tc>
-        <w:tc>
-          <w:tcPr>
-            <w:tcW w:w="2493" w:type="dxa"/>
-            <w:tcBorders>
-              <w:start w:val="single" w:sz="4" w:space="0" w:color="000000"/>
-              <w:bottom w:val="single" w:sz="4" w:space="0" w:color="000000"/>
-              <w:end w:val="single" w:sz="4" w:space="0" w:color="000000"/>
-            </w:tcBorders>
-          </w:tcPr>
-          <w:p>
-            <w:pPr>
-              <w:pStyle w:val="TableContents"/>
-              <w:jc w:val="start"/>
+              <w:left w:val="single" w:sz="4" w:space="0" w:color="000000"/>
+              <w:bottom w:val="single" w:sz="4" w:space="0" w:color="000000"/>
+              <w:right w:val="single" w:sz="4" w:space="0" w:color="000000"/>
+            </w:tcBorders>
+          </w:tcPr>
+          <w:p>
+            <w:pPr>
+              <w:pStyle w:val="TableContents"/>
+              <w:jc w:val="left"/>
               <w:rPr>
                 <w:lang w:val="hu-HU" w:eastAsia="zh-CN" w:bidi="hi-IN"/>
               </w:rPr>
@@ -2778,25 +2750,49 @@
         <w:trPr/>
         <w:tc>
           <w:tcPr>
+            <w:tcW w:w="2492" w:type="dxa"/>
+            <w:tcBorders>
+              <w:left w:val="single" w:sz="4" w:space="0" w:color="000000"/>
+              <w:bottom w:val="single" w:sz="4" w:space="0" w:color="000000"/>
+            </w:tcBorders>
+          </w:tcPr>
+          <w:p>
+            <w:pPr>
+              <w:pStyle w:val="TableContents"/>
+              <w:jc w:val="left"/>
+              <w:rPr>
+                <w:lang w:val="hu-HU" w:eastAsia="zh-CN" w:bidi="hi-IN"/>
+              </w:rPr>
+            </w:pPr>
+            <w:r>
+              <w:rPr>
+                <w:lang w:val="hu-HU" w:eastAsia="zh-CN" w:bidi="hi-IN"/>
+              </w:rPr>
+              <w:t>FT-12</w:t>
+            </w:r>
+          </w:p>
+        </w:tc>
+        <w:tc>
+          <w:tcPr>
             <w:tcW w:w="2493" w:type="dxa"/>
             <w:tcBorders>
-              <w:start w:val="single" w:sz="4" w:space="0" w:color="000000"/>
-              <w:bottom w:val="single" w:sz="4" w:space="0" w:color="000000"/>
-            </w:tcBorders>
-          </w:tcPr>
-          <w:p>
-            <w:pPr>
-              <w:pStyle w:val="TableContents"/>
-              <w:jc w:val="start"/>
-              <w:rPr>
-                <w:lang w:val="hu-HU" w:eastAsia="zh-CN" w:bidi="hi-IN"/>
-              </w:rPr>
-            </w:pPr>
-            <w:r>
-              <w:rPr>
-                <w:lang w:val="hu-HU" w:eastAsia="zh-CN" w:bidi="hi-IN"/>
-              </w:rPr>
-              <w:t>FT-12</w:t>
+              <w:left w:val="single" w:sz="4" w:space="0" w:color="000000"/>
+              <w:bottom w:val="single" w:sz="4" w:space="0" w:color="000000"/>
+            </w:tcBorders>
+          </w:tcPr>
+          <w:p>
+            <w:pPr>
+              <w:pStyle w:val="TableContents"/>
+              <w:jc w:val="left"/>
+              <w:rPr>
+                <w:lang w:val="hu-HU" w:eastAsia="zh-CN" w:bidi="hi-IN"/>
+              </w:rPr>
+            </w:pPr>
+            <w:r>
+              <w:rPr>
+                <w:lang w:val="hu-HU" w:eastAsia="zh-CN" w:bidi="hi-IN"/>
+              </w:rPr>
+              <w:t>Kijelentkezés utáni visszalépés</w:t>
             </w:r>
           </w:p>
         </w:tc>
@@ -2804,23 +2800,23 @@
           <w:tcPr>
             <w:tcW w:w="2493" w:type="dxa"/>
             <w:tcBorders>
-              <w:start w:val="single" w:sz="4" w:space="0" w:color="000000"/>
-              <w:bottom w:val="single" w:sz="4" w:space="0" w:color="000000"/>
-            </w:tcBorders>
-          </w:tcPr>
-          <w:p>
-            <w:pPr>
-              <w:pStyle w:val="TableContents"/>
-              <w:jc w:val="start"/>
-              <w:rPr>
-                <w:lang w:val="hu-HU" w:eastAsia="zh-CN" w:bidi="hi-IN"/>
-              </w:rPr>
-            </w:pPr>
-            <w:r>
-              <w:rPr>
-                <w:lang w:val="hu-HU" w:eastAsia="zh-CN" w:bidi="hi-IN"/>
-              </w:rPr>
-              <w:t>Kijelentkezés utáni visszalépés</w:t>
+              <w:left w:val="single" w:sz="4" w:space="0" w:color="000000"/>
+              <w:bottom w:val="single" w:sz="4" w:space="0" w:color="000000"/>
+            </w:tcBorders>
+          </w:tcPr>
+          <w:p>
+            <w:pPr>
+              <w:pStyle w:val="TableContents"/>
+              <w:jc w:val="left"/>
+              <w:rPr>
+                <w:lang w:val="hu-HU" w:eastAsia="zh-CN" w:bidi="hi-IN"/>
+              </w:rPr>
+            </w:pPr>
+            <w:r>
+              <w:rPr>
+                <w:lang w:val="hu-HU" w:eastAsia="zh-CN" w:bidi="hi-IN"/>
+              </w:rPr>
+              <w:t>Nem érhető el a todo oldal</w:t>
             </w:r>
           </w:p>
         </w:tc>
@@ -2828,39 +2824,15 @@
           <w:tcPr>
             <w:tcW w:w="2493" w:type="dxa"/>
             <w:tcBorders>
-              <w:start w:val="single" w:sz="4" w:space="0" w:color="000000"/>
-              <w:bottom w:val="single" w:sz="4" w:space="0" w:color="000000"/>
-            </w:tcBorders>
-          </w:tcPr>
-          <w:p>
-            <w:pPr>
-              <w:pStyle w:val="TableContents"/>
-              <w:jc w:val="start"/>
-              <w:rPr>
-                <w:lang w:val="hu-HU" w:eastAsia="zh-CN" w:bidi="hi-IN"/>
-              </w:rPr>
-            </w:pPr>
-            <w:r>
-              <w:rPr>
-                <w:lang w:val="hu-HU" w:eastAsia="zh-CN" w:bidi="hi-IN"/>
-              </w:rPr>
-              <w:t>Nem érhető el a todo oldal</w:t>
-            </w:r>
-          </w:p>
-        </w:tc>
-        <w:tc>
-          <w:tcPr>
-            <w:tcW w:w="2493" w:type="dxa"/>
-            <w:tcBorders>
-              <w:start w:val="single" w:sz="4" w:space="0" w:color="000000"/>
-              <w:bottom w:val="single" w:sz="4" w:space="0" w:color="000000"/>
-              <w:end w:val="single" w:sz="4" w:space="0" w:color="000000"/>
-            </w:tcBorders>
-          </w:tcPr>
-          <w:p>
-            <w:pPr>
-              <w:pStyle w:val="TableContents"/>
-              <w:jc w:val="start"/>
+              <w:left w:val="single" w:sz="4" w:space="0" w:color="000000"/>
+              <w:bottom w:val="single" w:sz="4" w:space="0" w:color="000000"/>
+              <w:right w:val="single" w:sz="4" w:space="0" w:color="000000"/>
+            </w:tcBorders>
+          </w:tcPr>
+          <w:p>
+            <w:pPr>
+              <w:pStyle w:val="TableContents"/>
+              <w:jc w:val="left"/>
               <w:rPr>
                 <w:lang w:val="hu-HU" w:eastAsia="zh-CN" w:bidi="hi-IN"/>
               </w:rPr>
@@ -2895,7 +2867,7 @@
           <w:ilvl w:val="1"/>
           <w:numId w:val="1"/>
         </w:numPr>
-        <w:ind w:hanging="0" w:start="0"/>
+        <w:ind w:hanging="0" w:left="0"/>
         <w:rPr>
           <w:lang w:val="hu-HU" w:eastAsia="zh-CN" w:bidi="hi-IN"/>
         </w:rPr>
@@ -2931,7 +2903,8 @@
           <w:ilvl w:val="1"/>
           <w:numId w:val="1"/>
         </w:numPr>
-        <w:ind w:hanging="0" w:start="0"/>
+        <w:spacing w:before="0" w:after="120"/>
+        <w:ind w:hanging="0" w:left="0"/>
         <w:rPr>
           <w:lang w:val="hu-HU" w:eastAsia="zh-CN" w:bidi="hi-IN"/>
         </w:rPr>
@@ -2946,18 +2919,18 @@
     <w:tbl>
       <w:tblPr>
         <w:tblW w:w="5000" w:type="pct"/>
-        <w:jc w:val="start"/>
+        <w:jc w:val="left"/>
         <w:tblInd w:w="-5" w:type="dxa"/>
         <w:tblLayout w:type="fixed"/>
         <w:tblCellMar>
           <w:top w:w="55" w:type="dxa"/>
-          <w:start w:w="55" w:type="dxa"/>
+          <w:left w:w="55" w:type="dxa"/>
           <w:bottom w:w="55" w:type="dxa"/>
-          <w:end w:w="55" w:type="dxa"/>
+          <w:right w:w="55" w:type="dxa"/>
         </w:tblCellMar>
       </w:tblPr>
       <w:tblGrid>
-        <w:gridCol w:w="2493"/>
+        <w:gridCol w:w="2492"/>
         <w:gridCol w:w="2493"/>
         <w:gridCol w:w="2493"/>
         <w:gridCol w:w="2493"/>
@@ -2968,26 +2941,51 @@
         </w:trPr>
         <w:tc>
           <w:tcPr>
+            <w:tcW w:w="2492" w:type="dxa"/>
+            <w:tcBorders>
+              <w:top w:val="single" w:sz="4" w:space="0" w:color="000000"/>
+              <w:left w:val="single" w:sz="4" w:space="0" w:color="000000"/>
+              <w:bottom w:val="single" w:sz="4" w:space="0" w:color="000000"/>
+            </w:tcBorders>
+          </w:tcPr>
+          <w:p>
+            <w:pPr>
+              <w:pStyle w:val="TableHeading"/>
+              <w:jc w:val="left"/>
+              <w:rPr>
+                <w:lang w:val="hu-HU" w:eastAsia="zh-CN" w:bidi="hi-IN"/>
+              </w:rPr>
+            </w:pPr>
+            <w:r>
+              <w:rPr>
+                <w:lang w:val="hu-HU" w:eastAsia="zh-CN" w:bidi="hi-IN"/>
+              </w:rPr>
+              <w:t>ID</w:t>
+            </w:r>
+          </w:p>
+        </w:tc>
+        <w:tc>
+          <w:tcPr>
             <w:tcW w:w="2493" w:type="dxa"/>
             <w:tcBorders>
               <w:top w:val="single" w:sz="4" w:space="0" w:color="000000"/>
-              <w:start w:val="single" w:sz="4" w:space="0" w:color="000000"/>
+              <w:left w:val="single" w:sz="4" w:space="0" w:color="000000"/>
               <w:bottom w:val="single" w:sz="4" w:space="0" w:color="000000"/>
             </w:tcBorders>
           </w:tcPr>
           <w:p>
             <w:pPr>
               <w:pStyle w:val="TableHeading"/>
-              <w:jc w:val="start"/>
-              <w:rPr>
-                <w:lang w:val="hu-HU" w:eastAsia="zh-CN" w:bidi="hi-IN"/>
-              </w:rPr>
-            </w:pPr>
-            <w:r>
-              <w:rPr>
-                <w:lang w:val="hu-HU" w:eastAsia="zh-CN" w:bidi="hi-IN"/>
-              </w:rPr>
-              <w:t>ID</w:t>
+              <w:jc w:val="left"/>
+              <w:rPr>
+                <w:lang w:val="hu-HU" w:eastAsia="zh-CN" w:bidi="hi-IN"/>
+              </w:rPr>
+            </w:pPr>
+            <w:r>
+              <w:rPr>
+                <w:lang w:val="hu-HU" w:eastAsia="zh-CN" w:bidi="hi-IN"/>
+              </w:rPr>
+              <w:t>Lépések röviden</w:t>
             </w:r>
           </w:p>
         </w:tc>
@@ -2996,23 +2994,23 @@
             <w:tcW w:w="2493" w:type="dxa"/>
             <w:tcBorders>
               <w:top w:val="single" w:sz="4" w:space="0" w:color="000000"/>
-              <w:start w:val="single" w:sz="4" w:space="0" w:color="000000"/>
+              <w:left w:val="single" w:sz="4" w:space="0" w:color="000000"/>
               <w:bottom w:val="single" w:sz="4" w:space="0" w:color="000000"/>
             </w:tcBorders>
           </w:tcPr>
           <w:p>
             <w:pPr>
               <w:pStyle w:val="TableHeading"/>
-              <w:jc w:val="start"/>
-              <w:rPr>
-                <w:lang w:val="hu-HU" w:eastAsia="zh-CN" w:bidi="hi-IN"/>
-              </w:rPr>
-            </w:pPr>
-            <w:r>
-              <w:rPr>
-                <w:lang w:val="hu-HU" w:eastAsia="zh-CN" w:bidi="hi-IN"/>
-              </w:rPr>
-              <w:t>Lépések röviden</w:t>
+              <w:jc w:val="left"/>
+              <w:rPr>
+                <w:lang w:val="hu-HU" w:eastAsia="zh-CN" w:bidi="hi-IN"/>
+              </w:rPr>
+            </w:pPr>
+            <w:r>
+              <w:rPr>
+                <w:lang w:val="hu-HU" w:eastAsia="zh-CN" w:bidi="hi-IN"/>
+              </w:rPr>
+              <w:t>Elvárt eredmény</w:t>
             </w:r>
           </w:p>
         </w:tc>
@@ -3021,40 +3019,15 @@
             <w:tcW w:w="2493" w:type="dxa"/>
             <w:tcBorders>
               <w:top w:val="single" w:sz="4" w:space="0" w:color="000000"/>
-              <w:start w:val="single" w:sz="4" w:space="0" w:color="000000"/>
-              <w:bottom w:val="single" w:sz="4" w:space="0" w:color="000000"/>
+              <w:left w:val="single" w:sz="4" w:space="0" w:color="000000"/>
+              <w:bottom w:val="single" w:sz="4" w:space="0" w:color="000000"/>
+              <w:right w:val="single" w:sz="4" w:space="0" w:color="000000"/>
             </w:tcBorders>
           </w:tcPr>
           <w:p>
             <w:pPr>
               <w:pStyle w:val="TableHeading"/>
-              <w:jc w:val="start"/>
-              <w:rPr>
-                <w:lang w:val="hu-HU" w:eastAsia="zh-CN" w:bidi="hi-IN"/>
-              </w:rPr>
-            </w:pPr>
-            <w:r>
-              <w:rPr>
-                <w:lang w:val="hu-HU" w:eastAsia="zh-CN" w:bidi="hi-IN"/>
-              </w:rPr>
-              <w:t>Elvárt eredmény</w:t>
-            </w:r>
-          </w:p>
-        </w:tc>
-        <w:tc>
-          <w:tcPr>
-            <w:tcW w:w="2493" w:type="dxa"/>
-            <w:tcBorders>
-              <w:top w:val="single" w:sz="4" w:space="0" w:color="000000"/>
-              <w:start w:val="single" w:sz="4" w:space="0" w:color="000000"/>
-              <w:bottom w:val="single" w:sz="4" w:space="0" w:color="000000"/>
-              <w:end w:val="single" w:sz="4" w:space="0" w:color="000000"/>
-            </w:tcBorders>
-          </w:tcPr>
-          <w:p>
-            <w:pPr>
-              <w:pStyle w:val="TableHeading"/>
-              <w:jc w:val="start"/>
+              <w:jc w:val="left"/>
               <w:rPr>
                 <w:lang w:val="hu-HU" w:eastAsia="zh-CN" w:bidi="hi-IN"/>
               </w:rPr>
@@ -3072,25 +3045,49 @@
         <w:trPr/>
         <w:tc>
           <w:tcPr>
+            <w:tcW w:w="2492" w:type="dxa"/>
+            <w:tcBorders>
+              <w:left w:val="single" w:sz="4" w:space="0" w:color="000000"/>
+              <w:bottom w:val="single" w:sz="4" w:space="0" w:color="000000"/>
+            </w:tcBorders>
+          </w:tcPr>
+          <w:p>
+            <w:pPr>
+              <w:pStyle w:val="TableContents"/>
+              <w:jc w:val="left"/>
+              <w:rPr>
+                <w:lang w:val="hu-HU" w:eastAsia="zh-CN" w:bidi="hi-IN"/>
+              </w:rPr>
+            </w:pPr>
+            <w:r>
+              <w:rPr>
+                <w:lang w:val="hu-HU" w:eastAsia="zh-CN" w:bidi="hi-IN"/>
+              </w:rPr>
+              <w:t>FT-13</w:t>
+            </w:r>
+          </w:p>
+        </w:tc>
+        <w:tc>
+          <w:tcPr>
             <w:tcW w:w="2493" w:type="dxa"/>
             <w:tcBorders>
-              <w:start w:val="single" w:sz="4" w:space="0" w:color="000000"/>
-              <w:bottom w:val="single" w:sz="4" w:space="0" w:color="000000"/>
-            </w:tcBorders>
-          </w:tcPr>
-          <w:p>
-            <w:pPr>
-              <w:pStyle w:val="TableContents"/>
-              <w:jc w:val="start"/>
-              <w:rPr>
-                <w:lang w:val="hu-HU" w:eastAsia="zh-CN" w:bidi="hi-IN"/>
-              </w:rPr>
-            </w:pPr>
-            <w:r>
-              <w:rPr>
-                <w:lang w:val="hu-HU" w:eastAsia="zh-CN" w:bidi="hi-IN"/>
-              </w:rPr>
-              <w:t>FT-13</w:t>
+              <w:left w:val="single" w:sz="4" w:space="0" w:color="000000"/>
+              <w:bottom w:val="single" w:sz="4" w:space="0" w:color="000000"/>
+            </w:tcBorders>
+          </w:tcPr>
+          <w:p>
+            <w:pPr>
+              <w:pStyle w:val="TableContents"/>
+              <w:jc w:val="left"/>
+              <w:rPr>
+                <w:lang w:val="hu-HU" w:eastAsia="zh-CN" w:bidi="hi-IN"/>
+              </w:rPr>
+            </w:pPr>
+            <w:r>
+              <w:rPr>
+                <w:lang w:val="hu-HU" w:eastAsia="zh-CN" w:bidi="hi-IN"/>
+              </w:rPr>
+              <w:t>Új feladat létrehozása minden mező kitöltésével</w:t>
             </w:r>
           </w:p>
         </w:tc>
@@ -3098,23 +3095,23 @@
           <w:tcPr>
             <w:tcW w:w="2493" w:type="dxa"/>
             <w:tcBorders>
-              <w:start w:val="single" w:sz="4" w:space="0" w:color="000000"/>
-              <w:bottom w:val="single" w:sz="4" w:space="0" w:color="000000"/>
-            </w:tcBorders>
-          </w:tcPr>
-          <w:p>
-            <w:pPr>
-              <w:pStyle w:val="TableContents"/>
-              <w:jc w:val="start"/>
-              <w:rPr>
-                <w:lang w:val="hu-HU" w:eastAsia="zh-CN" w:bidi="hi-IN"/>
-              </w:rPr>
-            </w:pPr>
-            <w:r>
-              <w:rPr>
-                <w:lang w:val="hu-HU" w:eastAsia="zh-CN" w:bidi="hi-IN"/>
-              </w:rPr>
-              <w:t>Új feladat létrehozása minden mező kitöltésével</w:t>
+              <w:left w:val="single" w:sz="4" w:space="0" w:color="000000"/>
+              <w:bottom w:val="single" w:sz="4" w:space="0" w:color="000000"/>
+            </w:tcBorders>
+          </w:tcPr>
+          <w:p>
+            <w:pPr>
+              <w:pStyle w:val="TableContents"/>
+              <w:jc w:val="left"/>
+              <w:rPr>
+                <w:lang w:val="hu-HU" w:eastAsia="zh-CN" w:bidi="hi-IN"/>
+              </w:rPr>
+            </w:pPr>
+            <w:r>
+              <w:rPr>
+                <w:lang w:val="hu-HU" w:eastAsia="zh-CN" w:bidi="hi-IN"/>
+              </w:rPr>
+              <w:t>Kártya megjelenik, tasks táblába INSERT</w:t>
             </w:r>
           </w:p>
         </w:tc>
@@ -3122,39 +3119,15 @@
           <w:tcPr>
             <w:tcW w:w="2493" w:type="dxa"/>
             <w:tcBorders>
-              <w:start w:val="single" w:sz="4" w:space="0" w:color="000000"/>
-              <w:bottom w:val="single" w:sz="4" w:space="0" w:color="000000"/>
-            </w:tcBorders>
-          </w:tcPr>
-          <w:p>
-            <w:pPr>
-              <w:pStyle w:val="TableContents"/>
-              <w:jc w:val="start"/>
-              <w:rPr>
-                <w:lang w:val="hu-HU" w:eastAsia="zh-CN" w:bidi="hi-IN"/>
-              </w:rPr>
-            </w:pPr>
-            <w:r>
-              <w:rPr>
-                <w:lang w:val="hu-HU" w:eastAsia="zh-CN" w:bidi="hi-IN"/>
-              </w:rPr>
-              <w:t>Kártya megjelenik, tasks táblába INSERT</w:t>
-            </w:r>
-          </w:p>
-        </w:tc>
-        <w:tc>
-          <w:tcPr>
-            <w:tcW w:w="2493" w:type="dxa"/>
-            <w:tcBorders>
-              <w:start w:val="single" w:sz="4" w:space="0" w:color="000000"/>
-              <w:bottom w:val="single" w:sz="4" w:space="0" w:color="000000"/>
-              <w:end w:val="single" w:sz="4" w:space="0" w:color="000000"/>
-            </w:tcBorders>
-          </w:tcPr>
-          <w:p>
-            <w:pPr>
-              <w:pStyle w:val="TableContents"/>
-              <w:jc w:val="start"/>
+              <w:left w:val="single" w:sz="4" w:space="0" w:color="000000"/>
+              <w:bottom w:val="single" w:sz="4" w:space="0" w:color="000000"/>
+              <w:right w:val="single" w:sz="4" w:space="0" w:color="000000"/>
+            </w:tcBorders>
+          </w:tcPr>
+          <w:p>
+            <w:pPr>
+              <w:pStyle w:val="TableContents"/>
+              <w:jc w:val="left"/>
               <w:rPr>
                 <w:lang w:val="hu-HU" w:eastAsia="zh-CN" w:bidi="hi-IN"/>
               </w:rPr>
@@ -3172,25 +3145,49 @@
         <w:trPr/>
         <w:tc>
           <w:tcPr>
+            <w:tcW w:w="2492" w:type="dxa"/>
+            <w:tcBorders>
+              <w:left w:val="single" w:sz="4" w:space="0" w:color="000000"/>
+              <w:bottom w:val="single" w:sz="4" w:space="0" w:color="000000"/>
+            </w:tcBorders>
+          </w:tcPr>
+          <w:p>
+            <w:pPr>
+              <w:pStyle w:val="TableContents"/>
+              <w:jc w:val="left"/>
+              <w:rPr>
+                <w:lang w:val="hu-HU" w:eastAsia="zh-CN" w:bidi="hi-IN"/>
+              </w:rPr>
+            </w:pPr>
+            <w:r>
+              <w:rPr>
+                <w:lang w:val="hu-HU" w:eastAsia="zh-CN" w:bidi="hi-IN"/>
+              </w:rPr>
+              <w:t>FT-14</w:t>
+            </w:r>
+          </w:p>
+        </w:tc>
+        <w:tc>
+          <w:tcPr>
             <w:tcW w:w="2493" w:type="dxa"/>
             <w:tcBorders>
-              <w:start w:val="single" w:sz="4" w:space="0" w:color="000000"/>
-              <w:bottom w:val="single" w:sz="4" w:space="0" w:color="000000"/>
-            </w:tcBorders>
-          </w:tcPr>
-          <w:p>
-            <w:pPr>
-              <w:pStyle w:val="TableContents"/>
-              <w:jc w:val="start"/>
-              <w:rPr>
-                <w:lang w:val="hu-HU" w:eastAsia="zh-CN" w:bidi="hi-IN"/>
-              </w:rPr>
-            </w:pPr>
-            <w:r>
-              <w:rPr>
-                <w:lang w:val="hu-HU" w:eastAsia="zh-CN" w:bidi="hi-IN"/>
-              </w:rPr>
-              <w:t>FT-14</w:t>
+              <w:left w:val="single" w:sz="4" w:space="0" w:color="000000"/>
+              <w:bottom w:val="single" w:sz="4" w:space="0" w:color="000000"/>
+            </w:tcBorders>
+          </w:tcPr>
+          <w:p>
+            <w:pPr>
+              <w:pStyle w:val="TableContents"/>
+              <w:jc w:val="left"/>
+              <w:rPr>
+                <w:lang w:val="hu-HU" w:eastAsia="zh-CN" w:bidi="hi-IN"/>
+              </w:rPr>
+            </w:pPr>
+            <w:r>
+              <w:rPr>
+                <w:lang w:val="hu-HU" w:eastAsia="zh-CN" w:bidi="hi-IN"/>
+              </w:rPr>
+              <w:t>Új feladat üres címmel</w:t>
             </w:r>
           </w:p>
         </w:tc>
@@ -3198,23 +3195,23 @@
           <w:tcPr>
             <w:tcW w:w="2493" w:type="dxa"/>
             <w:tcBorders>
-              <w:start w:val="single" w:sz="4" w:space="0" w:color="000000"/>
-              <w:bottom w:val="single" w:sz="4" w:space="0" w:color="000000"/>
-            </w:tcBorders>
-          </w:tcPr>
-          <w:p>
-            <w:pPr>
-              <w:pStyle w:val="TableContents"/>
-              <w:jc w:val="start"/>
-              <w:rPr>
-                <w:lang w:val="hu-HU" w:eastAsia="zh-CN" w:bidi="hi-IN"/>
-              </w:rPr>
-            </w:pPr>
-            <w:r>
-              <w:rPr>
-                <w:lang w:val="hu-HU" w:eastAsia="zh-CN" w:bidi="hi-IN"/>
-              </w:rPr>
-              <w:t>Új feladat üres címmel</w:t>
+              <w:left w:val="single" w:sz="4" w:space="0" w:color="000000"/>
+              <w:bottom w:val="single" w:sz="4" w:space="0" w:color="000000"/>
+            </w:tcBorders>
+          </w:tcPr>
+          <w:p>
+            <w:pPr>
+              <w:pStyle w:val="TableContents"/>
+              <w:jc w:val="left"/>
+              <w:rPr>
+                <w:lang w:val="hu-HU" w:eastAsia="zh-CN" w:bidi="hi-IN"/>
+              </w:rPr>
+            </w:pPr>
+            <w:r>
+              <w:rPr>
+                <w:lang w:val="hu-HU" w:eastAsia="zh-CN" w:bidi="hi-IN"/>
+              </w:rPr>
+              <w:t>Hibaüzenet, nincs mentés</w:t>
             </w:r>
           </w:p>
         </w:tc>
@@ -3222,39 +3219,15 @@
           <w:tcPr>
             <w:tcW w:w="2493" w:type="dxa"/>
             <w:tcBorders>
-              <w:start w:val="single" w:sz="4" w:space="0" w:color="000000"/>
-              <w:bottom w:val="single" w:sz="4" w:space="0" w:color="000000"/>
-            </w:tcBorders>
-          </w:tcPr>
-          <w:p>
-            <w:pPr>
-              <w:pStyle w:val="TableContents"/>
-              <w:jc w:val="start"/>
-              <w:rPr>
-                <w:lang w:val="hu-HU" w:eastAsia="zh-CN" w:bidi="hi-IN"/>
-              </w:rPr>
-            </w:pPr>
-            <w:r>
-              <w:rPr>
-                <w:lang w:val="hu-HU" w:eastAsia="zh-CN" w:bidi="hi-IN"/>
-              </w:rPr>
-              <w:t>Hibaüzenet, nincs mentés</w:t>
-            </w:r>
-          </w:p>
-        </w:tc>
-        <w:tc>
-          <w:tcPr>
-            <w:tcW w:w="2493" w:type="dxa"/>
-            <w:tcBorders>
-              <w:start w:val="single" w:sz="4" w:space="0" w:color="000000"/>
-              <w:bottom w:val="single" w:sz="4" w:space="0" w:color="000000"/>
-              <w:end w:val="single" w:sz="4" w:space="0" w:color="000000"/>
-            </w:tcBorders>
-          </w:tcPr>
-          <w:p>
-            <w:pPr>
-              <w:pStyle w:val="TableContents"/>
-              <w:jc w:val="start"/>
+              <w:left w:val="single" w:sz="4" w:space="0" w:color="000000"/>
+              <w:bottom w:val="single" w:sz="4" w:space="0" w:color="000000"/>
+              <w:right w:val="single" w:sz="4" w:space="0" w:color="000000"/>
+            </w:tcBorders>
+          </w:tcPr>
+          <w:p>
+            <w:pPr>
+              <w:pStyle w:val="TableContents"/>
+              <w:jc w:val="left"/>
               <w:rPr>
                 <w:lang w:val="hu-HU" w:eastAsia="zh-CN" w:bidi="hi-IN"/>
               </w:rPr>
@@ -3272,25 +3245,49 @@
         <w:trPr/>
         <w:tc>
           <w:tcPr>
+            <w:tcW w:w="2492" w:type="dxa"/>
+            <w:tcBorders>
+              <w:left w:val="single" w:sz="4" w:space="0" w:color="000000"/>
+              <w:bottom w:val="single" w:sz="4" w:space="0" w:color="000000"/>
+            </w:tcBorders>
+          </w:tcPr>
+          <w:p>
+            <w:pPr>
+              <w:pStyle w:val="TableContents"/>
+              <w:jc w:val="left"/>
+              <w:rPr>
+                <w:lang w:val="hu-HU" w:eastAsia="zh-CN" w:bidi="hi-IN"/>
+              </w:rPr>
+            </w:pPr>
+            <w:r>
+              <w:rPr>
+                <w:lang w:val="hu-HU" w:eastAsia="zh-CN" w:bidi="hi-IN"/>
+              </w:rPr>
+              <w:t>FT-15</w:t>
+            </w:r>
+          </w:p>
+        </w:tc>
+        <w:tc>
+          <w:tcPr>
             <w:tcW w:w="2493" w:type="dxa"/>
             <w:tcBorders>
-              <w:start w:val="single" w:sz="4" w:space="0" w:color="000000"/>
-              <w:bottom w:val="single" w:sz="4" w:space="0" w:color="000000"/>
-            </w:tcBorders>
-          </w:tcPr>
-          <w:p>
-            <w:pPr>
-              <w:pStyle w:val="TableContents"/>
-              <w:jc w:val="start"/>
-              <w:rPr>
-                <w:lang w:val="hu-HU" w:eastAsia="zh-CN" w:bidi="hi-IN"/>
-              </w:rPr>
-            </w:pPr>
-            <w:r>
-              <w:rPr>
-                <w:lang w:val="hu-HU" w:eastAsia="zh-CN" w:bidi="hi-IN"/>
-              </w:rPr>
-              <w:t>FT-15</w:t>
+              <w:left w:val="single" w:sz="4" w:space="0" w:color="000000"/>
+              <w:bottom w:val="single" w:sz="4" w:space="0" w:color="000000"/>
+            </w:tcBorders>
+          </w:tcPr>
+          <w:p>
+            <w:pPr>
+              <w:pStyle w:val="TableContents"/>
+              <w:jc w:val="left"/>
+              <w:rPr>
+                <w:lang w:val="hu-HU" w:eastAsia="zh-CN" w:bidi="hi-IN"/>
+              </w:rPr>
+            </w:pPr>
+            <w:r>
+              <w:rPr>
+                <w:lang w:val="hu-HU" w:eastAsia="zh-CN" w:bidi="hi-IN"/>
+              </w:rPr>
+              <w:t>Feladat szerkesztése</w:t>
             </w:r>
           </w:p>
         </w:tc>
@@ -3298,23 +3295,23 @@
           <w:tcPr>
             <w:tcW w:w="2493" w:type="dxa"/>
             <w:tcBorders>
-              <w:start w:val="single" w:sz="4" w:space="0" w:color="000000"/>
-              <w:bottom w:val="single" w:sz="4" w:space="0" w:color="000000"/>
-            </w:tcBorders>
-          </w:tcPr>
-          <w:p>
-            <w:pPr>
-              <w:pStyle w:val="TableContents"/>
-              <w:jc w:val="start"/>
-              <w:rPr>
-                <w:lang w:val="hu-HU" w:eastAsia="zh-CN" w:bidi="hi-IN"/>
-              </w:rPr>
-            </w:pPr>
-            <w:r>
-              <w:rPr>
-                <w:lang w:val="hu-HU" w:eastAsia="zh-CN" w:bidi="hi-IN"/>
-              </w:rPr>
-              <w:t>Feladat szerkesztése</w:t>
+              <w:left w:val="single" w:sz="4" w:space="0" w:color="000000"/>
+              <w:bottom w:val="single" w:sz="4" w:space="0" w:color="000000"/>
+            </w:tcBorders>
+          </w:tcPr>
+          <w:p>
+            <w:pPr>
+              <w:pStyle w:val="TableContents"/>
+              <w:jc w:val="left"/>
+              <w:rPr>
+                <w:lang w:val="hu-HU" w:eastAsia="zh-CN" w:bidi="hi-IN"/>
+              </w:rPr>
+            </w:pPr>
+            <w:r>
+              <w:rPr>
+                <w:lang w:val="hu-HU" w:eastAsia="zh-CN" w:bidi="hi-IN"/>
+              </w:rPr>
+              <w:t>Módosítás mentődik, UPDATE</w:t>
             </w:r>
           </w:p>
         </w:tc>
@@ -3322,39 +3319,15 @@
           <w:tcPr>
             <w:tcW w:w="2493" w:type="dxa"/>
             <w:tcBorders>
-              <w:start w:val="single" w:sz="4" w:space="0" w:color="000000"/>
-              <w:bottom w:val="single" w:sz="4" w:space="0" w:color="000000"/>
-            </w:tcBorders>
-          </w:tcPr>
-          <w:p>
-            <w:pPr>
-              <w:pStyle w:val="TableContents"/>
-              <w:jc w:val="start"/>
-              <w:rPr>
-                <w:lang w:val="hu-HU" w:eastAsia="zh-CN" w:bidi="hi-IN"/>
-              </w:rPr>
-            </w:pPr>
-            <w:r>
-              <w:rPr>
-                <w:lang w:val="hu-HU" w:eastAsia="zh-CN" w:bidi="hi-IN"/>
-              </w:rPr>
-              <w:t>Módosítás mentődik, UPDATE</w:t>
-            </w:r>
-          </w:p>
-        </w:tc>
-        <w:tc>
-          <w:tcPr>
-            <w:tcW w:w="2493" w:type="dxa"/>
-            <w:tcBorders>
-              <w:start w:val="single" w:sz="4" w:space="0" w:color="000000"/>
-              <w:bottom w:val="single" w:sz="4" w:space="0" w:color="000000"/>
-              <w:end w:val="single" w:sz="4" w:space="0" w:color="000000"/>
-            </w:tcBorders>
-          </w:tcPr>
-          <w:p>
-            <w:pPr>
-              <w:pStyle w:val="TableContents"/>
-              <w:jc w:val="start"/>
+              <w:left w:val="single" w:sz="4" w:space="0" w:color="000000"/>
+              <w:bottom w:val="single" w:sz="4" w:space="0" w:color="000000"/>
+              <w:right w:val="single" w:sz="4" w:space="0" w:color="000000"/>
+            </w:tcBorders>
+          </w:tcPr>
+          <w:p>
+            <w:pPr>
+              <w:pStyle w:val="TableContents"/>
+              <w:jc w:val="left"/>
               <w:rPr>
                 <w:lang w:val="hu-HU" w:eastAsia="zh-CN" w:bidi="hi-IN"/>
               </w:rPr>
@@ -3372,25 +3345,49 @@
         <w:trPr/>
         <w:tc>
           <w:tcPr>
+            <w:tcW w:w="2492" w:type="dxa"/>
+            <w:tcBorders>
+              <w:left w:val="single" w:sz="4" w:space="0" w:color="000000"/>
+              <w:bottom w:val="single" w:sz="4" w:space="0" w:color="000000"/>
+            </w:tcBorders>
+          </w:tcPr>
+          <w:p>
+            <w:pPr>
+              <w:pStyle w:val="TableContents"/>
+              <w:jc w:val="left"/>
+              <w:rPr>
+                <w:lang w:val="hu-HU" w:eastAsia="zh-CN" w:bidi="hi-IN"/>
+              </w:rPr>
+            </w:pPr>
+            <w:r>
+              <w:rPr>
+                <w:lang w:val="hu-HU" w:eastAsia="zh-CN" w:bidi="hi-IN"/>
+              </w:rPr>
+              <w:t>FT-16</w:t>
+            </w:r>
+          </w:p>
+        </w:tc>
+        <w:tc>
+          <w:tcPr>
             <w:tcW w:w="2493" w:type="dxa"/>
             <w:tcBorders>
-              <w:start w:val="single" w:sz="4" w:space="0" w:color="000000"/>
-              <w:bottom w:val="single" w:sz="4" w:space="0" w:color="000000"/>
-            </w:tcBorders>
-          </w:tcPr>
-          <w:p>
-            <w:pPr>
-              <w:pStyle w:val="TableContents"/>
-              <w:jc w:val="start"/>
-              <w:rPr>
-                <w:lang w:val="hu-HU" w:eastAsia="zh-CN" w:bidi="hi-IN"/>
-              </w:rPr>
-            </w:pPr>
-            <w:r>
-              <w:rPr>
-                <w:lang w:val="hu-HU" w:eastAsia="zh-CN" w:bidi="hi-IN"/>
-              </w:rPr>
-              <w:t>FT-16</w:t>
+              <w:left w:val="single" w:sz="4" w:space="0" w:color="000000"/>
+              <w:bottom w:val="single" w:sz="4" w:space="0" w:color="000000"/>
+            </w:tcBorders>
+          </w:tcPr>
+          <w:p>
+            <w:pPr>
+              <w:pStyle w:val="TableContents"/>
+              <w:jc w:val="left"/>
+              <w:rPr>
+                <w:lang w:val="hu-HU" w:eastAsia="zh-CN" w:bidi="hi-IN"/>
+              </w:rPr>
+            </w:pPr>
+            <w:r>
+              <w:rPr>
+                <w:lang w:val="hu-HU" w:eastAsia="zh-CN" w:bidi="hi-IN"/>
+              </w:rPr>
+              <w:t>Feladat törlése megerősítéssel</w:t>
             </w:r>
           </w:p>
         </w:tc>
@@ -3398,23 +3395,23 @@
           <w:tcPr>
             <w:tcW w:w="2493" w:type="dxa"/>
             <w:tcBorders>
-              <w:start w:val="single" w:sz="4" w:space="0" w:color="000000"/>
-              <w:bottom w:val="single" w:sz="4" w:space="0" w:color="000000"/>
-            </w:tcBorders>
-          </w:tcPr>
-          <w:p>
-            <w:pPr>
-              <w:pStyle w:val="TableContents"/>
-              <w:jc w:val="start"/>
-              <w:rPr>
-                <w:lang w:val="hu-HU" w:eastAsia="zh-CN" w:bidi="hi-IN"/>
-              </w:rPr>
-            </w:pPr>
-            <w:r>
-              <w:rPr>
-                <w:lang w:val="hu-HU" w:eastAsia="zh-CN" w:bidi="hi-IN"/>
-              </w:rPr>
-              <w:t>Feladat törlése megerősítéssel</w:t>
+              <w:left w:val="single" w:sz="4" w:space="0" w:color="000000"/>
+              <w:bottom w:val="single" w:sz="4" w:space="0" w:color="000000"/>
+            </w:tcBorders>
+          </w:tcPr>
+          <w:p>
+            <w:pPr>
+              <w:pStyle w:val="TableContents"/>
+              <w:jc w:val="left"/>
+              <w:rPr>
+                <w:lang w:val="hu-HU" w:eastAsia="zh-CN" w:bidi="hi-IN"/>
+              </w:rPr>
+            </w:pPr>
+            <w:r>
+              <w:rPr>
+                <w:lang w:val="hu-HU" w:eastAsia="zh-CN" w:bidi="hi-IN"/>
+              </w:rPr>
+              <w:t>Kártya eltűnik, DELETE</w:t>
             </w:r>
           </w:p>
         </w:tc>
@@ -3422,39 +3419,15 @@
           <w:tcPr>
             <w:tcW w:w="2493" w:type="dxa"/>
             <w:tcBorders>
-              <w:start w:val="single" w:sz="4" w:space="0" w:color="000000"/>
-              <w:bottom w:val="single" w:sz="4" w:space="0" w:color="000000"/>
-            </w:tcBorders>
-          </w:tcPr>
-          <w:p>
-            <w:pPr>
-              <w:pStyle w:val="TableContents"/>
-              <w:jc w:val="start"/>
-              <w:rPr>
-                <w:lang w:val="hu-HU" w:eastAsia="zh-CN" w:bidi="hi-IN"/>
-              </w:rPr>
-            </w:pPr>
-            <w:r>
-              <w:rPr>
-                <w:lang w:val="hu-HU" w:eastAsia="zh-CN" w:bidi="hi-IN"/>
-              </w:rPr>
-              <w:t>Kártya eltűnik, DELETE</w:t>
-            </w:r>
-          </w:p>
-        </w:tc>
-        <w:tc>
-          <w:tcPr>
-            <w:tcW w:w="2493" w:type="dxa"/>
-            <w:tcBorders>
-              <w:start w:val="single" w:sz="4" w:space="0" w:color="000000"/>
-              <w:bottom w:val="single" w:sz="4" w:space="0" w:color="000000"/>
-              <w:end w:val="single" w:sz="4" w:space="0" w:color="000000"/>
-            </w:tcBorders>
-          </w:tcPr>
-          <w:p>
-            <w:pPr>
-              <w:pStyle w:val="TableContents"/>
-              <w:jc w:val="start"/>
+              <w:left w:val="single" w:sz="4" w:space="0" w:color="000000"/>
+              <w:bottom w:val="single" w:sz="4" w:space="0" w:color="000000"/>
+              <w:right w:val="single" w:sz="4" w:space="0" w:color="000000"/>
+            </w:tcBorders>
+          </w:tcPr>
+          <w:p>
+            <w:pPr>
+              <w:pStyle w:val="TableContents"/>
+              <w:jc w:val="left"/>
               <w:rPr>
                 <w:lang w:val="hu-HU" w:eastAsia="zh-CN" w:bidi="hi-IN"/>
               </w:rPr>
@@ -3472,25 +3445,49 @@
         <w:trPr/>
         <w:tc>
           <w:tcPr>
+            <w:tcW w:w="2492" w:type="dxa"/>
+            <w:tcBorders>
+              <w:left w:val="single" w:sz="4" w:space="0" w:color="000000"/>
+              <w:bottom w:val="single" w:sz="4" w:space="0" w:color="000000"/>
+            </w:tcBorders>
+          </w:tcPr>
+          <w:p>
+            <w:pPr>
+              <w:pStyle w:val="TableContents"/>
+              <w:jc w:val="left"/>
+              <w:rPr>
+                <w:lang w:val="hu-HU" w:eastAsia="zh-CN" w:bidi="hi-IN"/>
+              </w:rPr>
+            </w:pPr>
+            <w:r>
+              <w:rPr>
+                <w:lang w:val="hu-HU" w:eastAsia="zh-CN" w:bidi="hi-IN"/>
+              </w:rPr>
+              <w:t>FT-17</w:t>
+            </w:r>
+          </w:p>
+        </w:tc>
+        <w:tc>
+          <w:tcPr>
             <w:tcW w:w="2493" w:type="dxa"/>
             <w:tcBorders>
-              <w:start w:val="single" w:sz="4" w:space="0" w:color="000000"/>
-              <w:bottom w:val="single" w:sz="4" w:space="0" w:color="000000"/>
-            </w:tcBorders>
-          </w:tcPr>
-          <w:p>
-            <w:pPr>
-              <w:pStyle w:val="TableContents"/>
-              <w:jc w:val="start"/>
-              <w:rPr>
-                <w:lang w:val="hu-HU" w:eastAsia="zh-CN" w:bidi="hi-IN"/>
-              </w:rPr>
-            </w:pPr>
-            <w:r>
-              <w:rPr>
-                <w:lang w:val="hu-HU" w:eastAsia="zh-CN" w:bidi="hi-IN"/>
-              </w:rPr>
-              <w:t>FT-17</w:t>
+              <w:left w:val="single" w:sz="4" w:space="0" w:color="000000"/>
+              <w:bottom w:val="single" w:sz="4" w:space="0" w:color="000000"/>
+            </w:tcBorders>
+          </w:tcPr>
+          <w:p>
+            <w:pPr>
+              <w:pStyle w:val="TableContents"/>
+              <w:jc w:val="left"/>
+              <w:rPr>
+                <w:lang w:val="hu-HU" w:eastAsia="zh-CN" w:bidi="hi-IN"/>
+              </w:rPr>
+            </w:pPr>
+            <w:r>
+              <w:rPr>
+                <w:lang w:val="hu-HU" w:eastAsia="zh-CN" w:bidi="hi-IN"/>
+              </w:rPr>
+              <w:t>Feladat törlése megszakítással</w:t>
             </w:r>
           </w:p>
         </w:tc>
@@ -3498,23 +3495,23 @@
           <w:tcPr>
             <w:tcW w:w="2493" w:type="dxa"/>
             <w:tcBorders>
-              <w:start w:val="single" w:sz="4" w:space="0" w:color="000000"/>
-              <w:bottom w:val="single" w:sz="4" w:space="0" w:color="000000"/>
-            </w:tcBorders>
-          </w:tcPr>
-          <w:p>
-            <w:pPr>
-              <w:pStyle w:val="TableContents"/>
-              <w:jc w:val="start"/>
-              <w:rPr>
-                <w:lang w:val="hu-HU" w:eastAsia="zh-CN" w:bidi="hi-IN"/>
-              </w:rPr>
-            </w:pPr>
-            <w:r>
-              <w:rPr>
-                <w:lang w:val="hu-HU" w:eastAsia="zh-CN" w:bidi="hi-IN"/>
-              </w:rPr>
-              <w:t>Feladat törlése megszakítással</w:t>
+              <w:left w:val="single" w:sz="4" w:space="0" w:color="000000"/>
+              <w:bottom w:val="single" w:sz="4" w:space="0" w:color="000000"/>
+            </w:tcBorders>
+          </w:tcPr>
+          <w:p>
+            <w:pPr>
+              <w:pStyle w:val="TableContents"/>
+              <w:jc w:val="left"/>
+              <w:rPr>
+                <w:lang w:val="hu-HU" w:eastAsia="zh-CN" w:bidi="hi-IN"/>
+              </w:rPr>
+            </w:pPr>
+            <w:r>
+              <w:rPr>
+                <w:lang w:val="hu-HU" w:eastAsia="zh-CN" w:bidi="hi-IN"/>
+              </w:rPr>
+              <w:t>Kártya megmarad</w:t>
             </w:r>
           </w:p>
         </w:tc>
@@ -3522,39 +3519,15 @@
           <w:tcPr>
             <w:tcW w:w="2493" w:type="dxa"/>
             <w:tcBorders>
-              <w:start w:val="single" w:sz="4" w:space="0" w:color="000000"/>
-              <w:bottom w:val="single" w:sz="4" w:space="0" w:color="000000"/>
-            </w:tcBorders>
-          </w:tcPr>
-          <w:p>
-            <w:pPr>
-              <w:pStyle w:val="TableContents"/>
-              <w:jc w:val="start"/>
-              <w:rPr>
-                <w:lang w:val="hu-HU" w:eastAsia="zh-CN" w:bidi="hi-IN"/>
-              </w:rPr>
-            </w:pPr>
-            <w:r>
-              <w:rPr>
-                <w:lang w:val="hu-HU" w:eastAsia="zh-CN" w:bidi="hi-IN"/>
-              </w:rPr>
-              <w:t>Kártya megmarad</w:t>
-            </w:r>
-          </w:p>
-        </w:tc>
-        <w:tc>
-          <w:tcPr>
-            <w:tcW w:w="2493" w:type="dxa"/>
-            <w:tcBorders>
-              <w:start w:val="single" w:sz="4" w:space="0" w:color="000000"/>
-              <w:bottom w:val="single" w:sz="4" w:space="0" w:color="000000"/>
-              <w:end w:val="single" w:sz="4" w:space="0" w:color="000000"/>
-            </w:tcBorders>
-          </w:tcPr>
-          <w:p>
-            <w:pPr>
-              <w:pStyle w:val="TableContents"/>
-              <w:jc w:val="start"/>
+              <w:left w:val="single" w:sz="4" w:space="0" w:color="000000"/>
+              <w:bottom w:val="single" w:sz="4" w:space="0" w:color="000000"/>
+              <w:right w:val="single" w:sz="4" w:space="0" w:color="000000"/>
+            </w:tcBorders>
+          </w:tcPr>
+          <w:p>
+            <w:pPr>
+              <w:pStyle w:val="TableContents"/>
+              <w:jc w:val="left"/>
               <w:rPr>
                 <w:lang w:val="hu-HU" w:eastAsia="zh-CN" w:bidi="hi-IN"/>
               </w:rPr>
@@ -3572,25 +3545,49 @@
         <w:trPr/>
         <w:tc>
           <w:tcPr>
+            <w:tcW w:w="2492" w:type="dxa"/>
+            <w:tcBorders>
+              <w:left w:val="single" w:sz="4" w:space="0" w:color="000000"/>
+              <w:bottom w:val="single" w:sz="4" w:space="0" w:color="000000"/>
+            </w:tcBorders>
+          </w:tcPr>
+          <w:p>
+            <w:pPr>
+              <w:pStyle w:val="TableContents"/>
+              <w:jc w:val="left"/>
+              <w:rPr>
+                <w:lang w:val="hu-HU" w:eastAsia="zh-CN" w:bidi="hi-IN"/>
+              </w:rPr>
+            </w:pPr>
+            <w:r>
+              <w:rPr>
+                <w:lang w:val="hu-HU" w:eastAsia="zh-CN" w:bidi="hi-IN"/>
+              </w:rPr>
+              <w:t>FT-18</w:t>
+            </w:r>
+          </w:p>
+        </w:tc>
+        <w:tc>
+          <w:tcPr>
             <w:tcW w:w="2493" w:type="dxa"/>
             <w:tcBorders>
-              <w:start w:val="single" w:sz="4" w:space="0" w:color="000000"/>
-              <w:bottom w:val="single" w:sz="4" w:space="0" w:color="000000"/>
-            </w:tcBorders>
-          </w:tcPr>
-          <w:p>
-            <w:pPr>
-              <w:pStyle w:val="TableContents"/>
-              <w:jc w:val="start"/>
-              <w:rPr>
-                <w:lang w:val="hu-HU" w:eastAsia="zh-CN" w:bidi="hi-IN"/>
-              </w:rPr>
-            </w:pPr>
-            <w:r>
-              <w:rPr>
-                <w:lang w:val="hu-HU" w:eastAsia="zh-CN" w:bidi="hi-IN"/>
-              </w:rPr>
-              <w:t>FT-18</w:t>
+              <w:left w:val="single" w:sz="4" w:space="0" w:color="000000"/>
+              <w:bottom w:val="single" w:sz="4" w:space="0" w:color="000000"/>
+            </w:tcBorders>
+          </w:tcPr>
+          <w:p>
+            <w:pPr>
+              <w:pStyle w:val="TableContents"/>
+              <w:jc w:val="left"/>
+              <w:rPr>
+                <w:lang w:val="hu-HU" w:eastAsia="zh-CN" w:bidi="hi-IN"/>
+              </w:rPr>
+            </w:pPr>
+            <w:r>
+              <w:rPr>
+                <w:lang w:val="hu-HU" w:eastAsia="zh-CN" w:bidi="hi-IN"/>
+              </w:rPr>
+              <w:t>Kategória hozzárendelése</w:t>
             </w:r>
           </w:p>
         </w:tc>
@@ -3598,23 +3595,23 @@
           <w:tcPr>
             <w:tcW w:w="2493" w:type="dxa"/>
             <w:tcBorders>
-              <w:start w:val="single" w:sz="4" w:space="0" w:color="000000"/>
-              <w:bottom w:val="single" w:sz="4" w:space="0" w:color="000000"/>
-            </w:tcBorders>
-          </w:tcPr>
-          <w:p>
-            <w:pPr>
-              <w:pStyle w:val="TableContents"/>
-              <w:jc w:val="start"/>
-              <w:rPr>
-                <w:lang w:val="hu-HU" w:eastAsia="zh-CN" w:bidi="hi-IN"/>
-              </w:rPr>
-            </w:pPr>
-            <w:r>
-              <w:rPr>
-                <w:lang w:val="hu-HU" w:eastAsia="zh-CN" w:bidi="hi-IN"/>
-              </w:rPr>
-              <w:t>Kategória hozzárendelése</w:t>
+              <w:left w:val="single" w:sz="4" w:space="0" w:color="000000"/>
+              <w:bottom w:val="single" w:sz="4" w:space="0" w:color="000000"/>
+            </w:tcBorders>
+          </w:tcPr>
+          <w:p>
+            <w:pPr>
+              <w:pStyle w:val="TableContents"/>
+              <w:jc w:val="left"/>
+              <w:rPr>
+                <w:lang w:val="hu-HU" w:eastAsia="zh-CN" w:bidi="hi-IN"/>
+              </w:rPr>
+            </w:pPr>
+            <w:r>
+              <w:rPr>
+                <w:lang w:val="hu-HU" w:eastAsia="zh-CN" w:bidi="hi-IN"/>
+              </w:rPr>
+              <w:t>category_id mentődik</w:t>
             </w:r>
           </w:p>
         </w:tc>
@@ -3622,39 +3619,15 @@
           <w:tcPr>
             <w:tcW w:w="2493" w:type="dxa"/>
             <w:tcBorders>
-              <w:start w:val="single" w:sz="4" w:space="0" w:color="000000"/>
-              <w:bottom w:val="single" w:sz="4" w:space="0" w:color="000000"/>
-            </w:tcBorders>
-          </w:tcPr>
-          <w:p>
-            <w:pPr>
-              <w:pStyle w:val="TableContents"/>
-              <w:jc w:val="start"/>
-              <w:rPr>
-                <w:lang w:val="hu-HU" w:eastAsia="zh-CN" w:bidi="hi-IN"/>
-              </w:rPr>
-            </w:pPr>
-            <w:r>
-              <w:rPr>
-                <w:lang w:val="hu-HU" w:eastAsia="zh-CN" w:bidi="hi-IN"/>
-              </w:rPr>
-              <w:t>category_id mentődik</w:t>
-            </w:r>
-          </w:p>
-        </w:tc>
-        <w:tc>
-          <w:tcPr>
-            <w:tcW w:w="2493" w:type="dxa"/>
-            <w:tcBorders>
-              <w:start w:val="single" w:sz="4" w:space="0" w:color="000000"/>
-              <w:bottom w:val="single" w:sz="4" w:space="0" w:color="000000"/>
-              <w:end w:val="single" w:sz="4" w:space="0" w:color="000000"/>
-            </w:tcBorders>
-          </w:tcPr>
-          <w:p>
-            <w:pPr>
-              <w:pStyle w:val="TableContents"/>
-              <w:jc w:val="start"/>
+              <w:left w:val="single" w:sz="4" w:space="0" w:color="000000"/>
+              <w:bottom w:val="single" w:sz="4" w:space="0" w:color="000000"/>
+              <w:right w:val="single" w:sz="4" w:space="0" w:color="000000"/>
+            </w:tcBorders>
+          </w:tcPr>
+          <w:p>
+            <w:pPr>
+              <w:pStyle w:val="TableContents"/>
+              <w:jc w:val="left"/>
               <w:rPr>
                 <w:lang w:val="hu-HU" w:eastAsia="zh-CN" w:bidi="hi-IN"/>
               </w:rPr>
@@ -3672,25 +3645,49 @@
         <w:trPr/>
         <w:tc>
           <w:tcPr>
+            <w:tcW w:w="2492" w:type="dxa"/>
+            <w:tcBorders>
+              <w:left w:val="single" w:sz="4" w:space="0" w:color="000000"/>
+              <w:bottom w:val="single" w:sz="4" w:space="0" w:color="000000"/>
+            </w:tcBorders>
+          </w:tcPr>
+          <w:p>
+            <w:pPr>
+              <w:pStyle w:val="TableContents"/>
+              <w:jc w:val="left"/>
+              <w:rPr>
+                <w:lang w:val="hu-HU" w:eastAsia="zh-CN" w:bidi="hi-IN"/>
+              </w:rPr>
+            </w:pPr>
+            <w:r>
+              <w:rPr>
+                <w:lang w:val="hu-HU" w:eastAsia="zh-CN" w:bidi="hi-IN"/>
+              </w:rPr>
+              <w:t>FT-19</w:t>
+            </w:r>
+          </w:p>
+        </w:tc>
+        <w:tc>
+          <w:tcPr>
             <w:tcW w:w="2493" w:type="dxa"/>
             <w:tcBorders>
-              <w:start w:val="single" w:sz="4" w:space="0" w:color="000000"/>
-              <w:bottom w:val="single" w:sz="4" w:space="0" w:color="000000"/>
-            </w:tcBorders>
-          </w:tcPr>
-          <w:p>
-            <w:pPr>
-              <w:pStyle w:val="TableContents"/>
-              <w:jc w:val="start"/>
-              <w:rPr>
-                <w:lang w:val="hu-HU" w:eastAsia="zh-CN" w:bidi="hi-IN"/>
-              </w:rPr>
-            </w:pPr>
-            <w:r>
-              <w:rPr>
-                <w:lang w:val="hu-HU" w:eastAsia="zh-CN" w:bidi="hi-IN"/>
-              </w:rPr>
-              <w:t>FT-19</w:t>
+              <w:left w:val="single" w:sz="4" w:space="0" w:color="000000"/>
+              <w:bottom w:val="single" w:sz="4" w:space="0" w:color="000000"/>
+            </w:tcBorders>
+          </w:tcPr>
+          <w:p>
+            <w:pPr>
+              <w:pStyle w:val="TableContents"/>
+              <w:jc w:val="left"/>
+              <w:rPr>
+                <w:lang w:val="hu-HU" w:eastAsia="zh-CN" w:bidi="hi-IN"/>
+              </w:rPr>
+            </w:pPr>
+            <w:r>
+              <w:rPr>
+                <w:lang w:val="hu-HU" w:eastAsia="zh-CN" w:bidi="hi-IN"/>
+              </w:rPr>
+              <w:t>Prioritás hozzárendelése</w:t>
             </w:r>
           </w:p>
         </w:tc>
@@ -3698,23 +3695,23 @@
           <w:tcPr>
             <w:tcW w:w="2493" w:type="dxa"/>
             <w:tcBorders>
-              <w:start w:val="single" w:sz="4" w:space="0" w:color="000000"/>
-              <w:bottom w:val="single" w:sz="4" w:space="0" w:color="000000"/>
-            </w:tcBorders>
-          </w:tcPr>
-          <w:p>
-            <w:pPr>
-              <w:pStyle w:val="TableContents"/>
-              <w:jc w:val="start"/>
-              <w:rPr>
-                <w:lang w:val="hu-HU" w:eastAsia="zh-CN" w:bidi="hi-IN"/>
-              </w:rPr>
-            </w:pPr>
-            <w:r>
-              <w:rPr>
-                <w:lang w:val="hu-HU" w:eastAsia="zh-CN" w:bidi="hi-IN"/>
-              </w:rPr>
-              <w:t>Prioritás hozzárendelése</w:t>
+              <w:left w:val="single" w:sz="4" w:space="0" w:color="000000"/>
+              <w:bottom w:val="single" w:sz="4" w:space="0" w:color="000000"/>
+            </w:tcBorders>
+          </w:tcPr>
+          <w:p>
+            <w:pPr>
+              <w:pStyle w:val="TableContents"/>
+              <w:jc w:val="left"/>
+              <w:rPr>
+                <w:lang w:val="hu-HU" w:eastAsia="zh-CN" w:bidi="hi-IN"/>
+              </w:rPr>
+            </w:pPr>
+            <w:r>
+              <w:rPr>
+                <w:lang w:val="hu-HU" w:eastAsia="zh-CN" w:bidi="hi-IN"/>
+              </w:rPr>
+              <w:t>priority_id mentődik</w:t>
             </w:r>
           </w:p>
         </w:tc>
@@ -3722,39 +3719,15 @@
           <w:tcPr>
             <w:tcW w:w="2493" w:type="dxa"/>
             <w:tcBorders>
-              <w:start w:val="single" w:sz="4" w:space="0" w:color="000000"/>
-              <w:bottom w:val="single" w:sz="4" w:space="0" w:color="000000"/>
-            </w:tcBorders>
-          </w:tcPr>
-          <w:p>
-            <w:pPr>
-              <w:pStyle w:val="TableContents"/>
-              <w:jc w:val="start"/>
-              <w:rPr>
-                <w:lang w:val="hu-HU" w:eastAsia="zh-CN" w:bidi="hi-IN"/>
-              </w:rPr>
-            </w:pPr>
-            <w:r>
-              <w:rPr>
-                <w:lang w:val="hu-HU" w:eastAsia="zh-CN" w:bidi="hi-IN"/>
-              </w:rPr>
-              <w:t>priority_id mentődik</w:t>
-            </w:r>
-          </w:p>
-        </w:tc>
-        <w:tc>
-          <w:tcPr>
-            <w:tcW w:w="2493" w:type="dxa"/>
-            <w:tcBorders>
-              <w:start w:val="single" w:sz="4" w:space="0" w:color="000000"/>
-              <w:bottom w:val="single" w:sz="4" w:space="0" w:color="000000"/>
-              <w:end w:val="single" w:sz="4" w:space="0" w:color="000000"/>
-            </w:tcBorders>
-          </w:tcPr>
-          <w:p>
-            <w:pPr>
-              <w:pStyle w:val="TableContents"/>
-              <w:jc w:val="start"/>
+              <w:left w:val="single" w:sz="4" w:space="0" w:color="000000"/>
+              <w:bottom w:val="single" w:sz="4" w:space="0" w:color="000000"/>
+              <w:right w:val="single" w:sz="4" w:space="0" w:color="000000"/>
+            </w:tcBorders>
+          </w:tcPr>
+          <w:p>
+            <w:pPr>
+              <w:pStyle w:val="TableContents"/>
+              <w:jc w:val="left"/>
               <w:rPr>
                 <w:lang w:val="hu-HU" w:eastAsia="zh-CN" w:bidi="hi-IN"/>
               </w:rPr>
@@ -3789,7 +3762,7 @@
           <w:ilvl w:val="1"/>
           <w:numId w:val="1"/>
         </w:numPr>
-        <w:ind w:hanging="0" w:start="0"/>
+        <w:ind w:hanging="0" w:left="0"/>
         <w:rPr>
           <w:lang w:val="hu-HU" w:eastAsia="zh-CN" w:bidi="hi-IN"/>
         </w:rPr>
@@ -3824,7 +3797,8 @@
           <w:numId w:val="0"/>
         </w:numPr>
         <w:suppressAutoHyphens w:val="true"/>
-        <w:jc w:val="start"/>
+        <w:ind w:hanging="0" w:left="0"/>
+        <w:jc w:val="left"/>
         <w:rPr>
           <w:lang w:val="hu-HU" w:eastAsia="zh-CN" w:bidi="hi-IN"/>
         </w:rPr>
@@ -3845,7 +3819,8 @@
           <w:ilvl w:val="1"/>
           <w:numId w:val="1"/>
         </w:numPr>
-        <w:ind w:hanging="0" w:start="0"/>
+        <w:spacing w:before="0" w:after="120"/>
+        <w:ind w:hanging="0" w:left="0"/>
         <w:rPr>
           <w:lang w:val="hu-HU" w:eastAsia="zh-CN" w:bidi="hi-IN"/>
         </w:rPr>
@@ -3860,22 +3835,22 @@
     <w:tbl>
       <w:tblPr>
         <w:tblW w:w="5000" w:type="pct"/>
-        <w:jc w:val="start"/>
+        <w:jc w:val="left"/>
         <w:tblInd w:w="-5" w:type="dxa"/>
         <w:tblLayout w:type="fixed"/>
         <w:tblCellMar>
           <w:top w:w="55" w:type="dxa"/>
-          <w:start w:w="55" w:type="dxa"/>
+          <w:left w:w="55" w:type="dxa"/>
           <w:bottom w:w="55" w:type="dxa"/>
-          <w:end w:w="55" w:type="dxa"/>
+          <w:right w:w="55" w:type="dxa"/>
         </w:tblCellMar>
       </w:tblPr>
       <w:tblGrid>
         <w:gridCol w:w="1994"/>
-        <w:gridCol w:w="1994"/>
-        <w:gridCol w:w="1995"/>
-        <w:gridCol w:w="1994"/>
-        <w:gridCol w:w="1995"/>
+        <w:gridCol w:w="1993"/>
+        <w:gridCol w:w="1996"/>
+        <w:gridCol w:w="1993"/>
+        <w:gridCol w:w="1996"/>
       </w:tblGrid>
       <w:tr>
         <w:trPr>
@@ -3886,14 +3861,14 @@
             <w:tcW w:w="1994" w:type="dxa"/>
             <w:tcBorders>
               <w:top w:val="single" w:sz="4" w:space="0" w:color="000000"/>
-              <w:start w:val="single" w:sz="4" w:space="0" w:color="000000"/>
+              <w:left w:val="single" w:sz="4" w:space="0" w:color="000000"/>
               <w:bottom w:val="single" w:sz="4" w:space="0" w:color="000000"/>
             </w:tcBorders>
           </w:tcPr>
           <w:p>
             <w:pPr>
               <w:pStyle w:val="TableHeading"/>
-              <w:jc w:val="start"/>
+              <w:jc w:val="left"/>
               <w:rPr>
                 <w:lang w:val="hu-HU" w:eastAsia="zh-CN" w:bidi="hi-IN"/>
               </w:rPr>
@@ -3908,17 +3883,17 @@
         </w:tc>
         <w:tc>
           <w:tcPr>
-            <w:tcW w:w="1994" w:type="dxa"/>
+            <w:tcW w:w="1993" w:type="dxa"/>
             <w:tcBorders>
               <w:top w:val="single" w:sz="4" w:space="0" w:color="000000"/>
-              <w:start w:val="single" w:sz="4" w:space="0" w:color="000000"/>
+              <w:left w:val="single" w:sz="4" w:space="0" w:color="000000"/>
               <w:bottom w:val="single" w:sz="4" w:space="0" w:color="000000"/>
             </w:tcBorders>
           </w:tcPr>
           <w:p>
             <w:pPr>
               <w:pStyle w:val="TableHeading"/>
-              <w:jc w:val="start"/>
+              <w:jc w:val="left"/>
               <w:rPr>
                 <w:lang w:val="hu-HU" w:eastAsia="zh-CN" w:bidi="hi-IN"/>
               </w:rPr>
@@ -3933,17 +3908,17 @@
         </w:tc>
         <w:tc>
           <w:tcPr>
-            <w:tcW w:w="1995" w:type="dxa"/>
+            <w:tcW w:w="1996" w:type="dxa"/>
             <w:tcBorders>
               <w:top w:val="single" w:sz="4" w:space="0" w:color="000000"/>
-              <w:start w:val="single" w:sz="4" w:space="0" w:color="000000"/>
+              <w:left w:val="single" w:sz="4" w:space="0" w:color="000000"/>
               <w:bottom w:val="single" w:sz="4" w:space="0" w:color="000000"/>
             </w:tcBorders>
           </w:tcPr>
           <w:p>
             <w:pPr>
               <w:pStyle w:val="TableHeading"/>
-              <w:jc w:val="start"/>
+              <w:jc w:val="left"/>
               <w:rPr>
                 <w:lang w:val="hu-HU" w:eastAsia="zh-CN" w:bidi="hi-IN"/>
               </w:rPr>
@@ -3958,17 +3933,17 @@
         </w:tc>
         <w:tc>
           <w:tcPr>
-            <w:tcW w:w="1994" w:type="dxa"/>
+            <w:tcW w:w="1993" w:type="dxa"/>
             <w:tcBorders>
               <w:top w:val="single" w:sz="4" w:space="0" w:color="000000"/>
-              <w:start w:val="single" w:sz="4" w:space="0" w:color="000000"/>
+              <w:left w:val="single" w:sz="4" w:space="0" w:color="000000"/>
               <w:bottom w:val="single" w:sz="4" w:space="0" w:color="000000"/>
             </w:tcBorders>
           </w:tcPr>
           <w:p>
             <w:pPr>
               <w:pStyle w:val="TableHeading"/>
-              <w:jc w:val="start"/>
+              <w:jc w:val="left"/>
               <w:rPr>
                 <w:lang w:val="hu-HU" w:eastAsia="zh-CN" w:bidi="hi-IN"/>
               </w:rPr>
@@ -3983,18 +3958,18 @@
         </w:tc>
         <w:tc>
           <w:tcPr>
-            <w:tcW w:w="1995" w:type="dxa"/>
+            <w:tcW w:w="1996" w:type="dxa"/>
             <w:tcBorders>
               <w:top w:val="single" w:sz="4" w:space="0" w:color="000000"/>
-              <w:start w:val="single" w:sz="4" w:space="0" w:color="000000"/>
-              <w:bottom w:val="single" w:sz="4" w:space="0" w:color="000000"/>
-              <w:end w:val="single" w:sz="4" w:space="0" w:color="000000"/>
+              <w:left w:val="single" w:sz="4" w:space="0" w:color="000000"/>
+              <w:bottom w:val="single" w:sz="4" w:space="0" w:color="000000"/>
+              <w:right w:val="single" w:sz="4" w:space="0" w:color="000000"/>
             </w:tcBorders>
           </w:tcPr>
           <w:p>
             <w:pPr>
               <w:pStyle w:val="TableHeading"/>
-              <w:jc w:val="start"/>
+              <w:jc w:val="left"/>
               <w:rPr>
                 <w:lang w:val="hu-HU" w:eastAsia="zh-CN" w:bidi="hi-IN"/>
               </w:rPr>
@@ -4014,14 +3989,14 @@
           <w:tcPr>
             <w:tcW w:w="1994" w:type="dxa"/>
             <w:tcBorders>
-              <w:start w:val="single" w:sz="4" w:space="0" w:color="000000"/>
-              <w:bottom w:val="single" w:sz="4" w:space="0" w:color="000000"/>
-            </w:tcBorders>
-          </w:tcPr>
-          <w:p>
-            <w:pPr>
-              <w:pStyle w:val="TableContents"/>
-              <w:jc w:val="start"/>
+              <w:left w:val="single" w:sz="4" w:space="0" w:color="000000"/>
+              <w:bottom w:val="single" w:sz="4" w:space="0" w:color="000000"/>
+            </w:tcBorders>
+          </w:tcPr>
+          <w:p>
+            <w:pPr>
+              <w:pStyle w:val="TableContents"/>
+              <w:jc w:val="left"/>
               <w:rPr>
                 <w:lang w:val="hu-HU" w:eastAsia="zh-CN" w:bidi="hi-IN"/>
               </w:rPr>
@@ -4036,16 +4011,16 @@
         </w:tc>
         <w:tc>
           <w:tcPr>
-            <w:tcW w:w="1994" w:type="dxa"/>
-            <w:tcBorders>
-              <w:start w:val="single" w:sz="4" w:space="0" w:color="000000"/>
-              <w:bottom w:val="single" w:sz="4" w:space="0" w:color="000000"/>
-            </w:tcBorders>
-          </w:tcPr>
-          <w:p>
-            <w:pPr>
-              <w:pStyle w:val="TableContents"/>
-              <w:jc w:val="start"/>
+            <w:tcW w:w="1993" w:type="dxa"/>
+            <w:tcBorders>
+              <w:left w:val="single" w:sz="4" w:space="0" w:color="000000"/>
+              <w:bottom w:val="single" w:sz="4" w:space="0" w:color="000000"/>
+            </w:tcBorders>
+          </w:tcPr>
+          <w:p>
+            <w:pPr>
+              <w:pStyle w:val="TableContents"/>
+              <w:jc w:val="left"/>
               <w:rPr>
                 <w:lang w:val="hu-HU" w:eastAsia="zh-CN" w:bidi="hi-IN"/>
               </w:rPr>
@@ -4060,16 +4035,16 @@
         </w:tc>
         <w:tc>
           <w:tcPr>
-            <w:tcW w:w="1995" w:type="dxa"/>
-            <w:tcBorders>
-              <w:start w:val="single" w:sz="4" w:space="0" w:color="000000"/>
-              <w:bottom w:val="single" w:sz="4" w:space="0" w:color="000000"/>
-            </w:tcBorders>
-          </w:tcPr>
-          <w:p>
-            <w:pPr>
-              <w:pStyle w:val="TableContents"/>
-              <w:jc w:val="start"/>
+            <w:tcW w:w="1996" w:type="dxa"/>
+            <w:tcBorders>
+              <w:left w:val="single" w:sz="4" w:space="0" w:color="000000"/>
+              <w:bottom w:val="single" w:sz="4" w:space="0" w:color="000000"/>
+            </w:tcBorders>
+          </w:tcPr>
+          <w:p>
+            <w:pPr>
+              <w:pStyle w:val="TableContents"/>
+              <w:jc w:val="left"/>
               <w:rPr>
                 <w:lang w:val="hu-HU" w:eastAsia="zh-CN" w:bidi="hi-IN"/>
               </w:rPr>
@@ -4084,16 +4059,16 @@
         </w:tc>
         <w:tc>
           <w:tcPr>
-            <w:tcW w:w="1994" w:type="dxa"/>
-            <w:tcBorders>
-              <w:start w:val="single" w:sz="4" w:space="0" w:color="000000"/>
-              <w:bottom w:val="single" w:sz="4" w:space="0" w:color="000000"/>
-            </w:tcBorders>
-          </w:tcPr>
-          <w:p>
-            <w:pPr>
-              <w:pStyle w:val="TableContents"/>
-              <w:jc w:val="start"/>
+            <w:tcW w:w="1993" w:type="dxa"/>
+            <w:tcBorders>
+              <w:left w:val="single" w:sz="4" w:space="0" w:color="000000"/>
+              <w:bottom w:val="single" w:sz="4" w:space="0" w:color="000000"/>
+            </w:tcBorders>
+          </w:tcPr>
+          <w:p>
+            <w:pPr>
+              <w:pStyle w:val="TableContents"/>
+              <w:jc w:val="left"/>
               <w:rPr>
                 <w:lang w:val="hu-HU" w:eastAsia="zh-CN" w:bidi="hi-IN"/>
               </w:rPr>
@@ -4108,17 +4083,17 @@
         </w:tc>
         <w:tc>
           <w:tcPr>
-            <w:tcW w:w="1995" w:type="dxa"/>
-            <w:tcBorders>
-              <w:start w:val="single" w:sz="4" w:space="0" w:color="000000"/>
-              <w:bottom w:val="single" w:sz="4" w:space="0" w:color="000000"/>
-              <w:end w:val="single" w:sz="4" w:space="0" w:color="000000"/>
-            </w:tcBorders>
-          </w:tcPr>
-          <w:p>
-            <w:pPr>
-              <w:pStyle w:val="TableContents"/>
-              <w:jc w:val="start"/>
+            <w:tcW w:w="1996" w:type="dxa"/>
+            <w:tcBorders>
+              <w:left w:val="single" w:sz="4" w:space="0" w:color="000000"/>
+              <w:bottom w:val="single" w:sz="4" w:space="0" w:color="000000"/>
+              <w:right w:val="single" w:sz="4" w:space="0" w:color="000000"/>
+            </w:tcBorders>
+          </w:tcPr>
+          <w:p>
+            <w:pPr>
+              <w:pStyle w:val="TableContents"/>
+              <w:jc w:val="left"/>
               <w:rPr>
                 <w:lang w:val="hu-HU" w:eastAsia="zh-CN" w:bidi="hi-IN"/>
               </w:rPr>
@@ -4138,14 +4113,14 @@
           <w:tcPr>
             <w:tcW w:w="1994" w:type="dxa"/>
             <w:tcBorders>
-              <w:start w:val="single" w:sz="4" w:space="0" w:color="000000"/>
-              <w:bottom w:val="single" w:sz="4" w:space="0" w:color="000000"/>
-            </w:tcBorders>
-          </w:tcPr>
-          <w:p>
-            <w:pPr>
-              <w:pStyle w:val="TableContents"/>
-              <w:jc w:val="start"/>
+              <w:left w:val="single" w:sz="4" w:space="0" w:color="000000"/>
+              <w:bottom w:val="single" w:sz="4" w:space="0" w:color="000000"/>
+            </w:tcBorders>
+          </w:tcPr>
+          <w:p>
+            <w:pPr>
+              <w:pStyle w:val="TableContents"/>
+              <w:jc w:val="left"/>
               <w:rPr>
                 <w:lang w:val="hu-HU" w:eastAsia="zh-CN" w:bidi="hi-IN"/>
               </w:rPr>
@@ -4160,16 +4135,16 @@
         </w:tc>
         <w:tc>
           <w:tcPr>
-            <w:tcW w:w="1994" w:type="dxa"/>
-            <w:tcBorders>
-              <w:start w:val="single" w:sz="4" w:space="0" w:color="000000"/>
-              <w:bottom w:val="single" w:sz="4" w:space="0" w:color="000000"/>
-            </w:tcBorders>
-          </w:tcPr>
-          <w:p>
-            <w:pPr>
-              <w:pStyle w:val="TableContents"/>
-              <w:jc w:val="start"/>
+            <w:tcW w:w="1993" w:type="dxa"/>
+            <w:tcBorders>
+              <w:left w:val="single" w:sz="4" w:space="0" w:color="000000"/>
+              <w:bottom w:val="single" w:sz="4" w:space="0" w:color="000000"/>
+            </w:tcBorders>
+          </w:tcPr>
+          <w:p>
+            <w:pPr>
+              <w:pStyle w:val="TableContents"/>
+              <w:jc w:val="left"/>
               <w:rPr>
                 <w:lang w:val="hu-HU" w:eastAsia="zh-CN" w:bidi="hi-IN"/>
               </w:rPr>
@@ -4184,16 +4159,16 @@
         </w:tc>
         <w:tc>
           <w:tcPr>
-            <w:tcW w:w="1995" w:type="dxa"/>
-            <w:tcBorders>
-              <w:start w:val="single" w:sz="4" w:space="0" w:color="000000"/>
-              <w:bottom w:val="single" w:sz="4" w:space="0" w:color="000000"/>
-            </w:tcBorders>
-          </w:tcPr>
-          <w:p>
-            <w:pPr>
-              <w:pStyle w:val="TableContents"/>
-              <w:jc w:val="start"/>
+            <w:tcW w:w="1996" w:type="dxa"/>
+            <w:tcBorders>
+              <w:left w:val="single" w:sz="4" w:space="0" w:color="000000"/>
+              <w:bottom w:val="single" w:sz="4" w:space="0" w:color="000000"/>
+            </w:tcBorders>
+          </w:tcPr>
+          <w:p>
+            <w:pPr>
+              <w:pStyle w:val="TableContents"/>
+              <w:jc w:val="left"/>
               <w:rPr>
                 <w:lang w:val="hu-HU" w:eastAsia="zh-CN" w:bidi="hi-IN"/>
               </w:rPr>
@@ -4208,16 +4183,16 @@
         </w:tc>
         <w:tc>
           <w:tcPr>
-            <w:tcW w:w="1994" w:type="dxa"/>
-            <w:tcBorders>
-              <w:start w:val="single" w:sz="4" w:space="0" w:color="000000"/>
-              <w:bottom w:val="single" w:sz="4" w:space="0" w:color="000000"/>
-            </w:tcBorders>
-          </w:tcPr>
-          <w:p>
-            <w:pPr>
-              <w:pStyle w:val="TableContents"/>
-              <w:jc w:val="start"/>
+            <w:tcW w:w="1993" w:type="dxa"/>
+            <w:tcBorders>
+              <w:left w:val="single" w:sz="4" w:space="0" w:color="000000"/>
+              <w:bottom w:val="single" w:sz="4" w:space="0" w:color="000000"/>
+            </w:tcBorders>
+          </w:tcPr>
+          <w:p>
+            <w:pPr>
+              <w:pStyle w:val="TableContents"/>
+              <w:jc w:val="left"/>
               <w:rPr>
                 <w:lang w:val="hu-HU" w:eastAsia="zh-CN" w:bidi="hi-IN"/>
               </w:rPr>
@@ -4232,17 +4207,17 @@
         </w:tc>
         <w:tc>
           <w:tcPr>
-            <w:tcW w:w="1995" w:type="dxa"/>
-            <w:tcBorders>
-              <w:start w:val="single" w:sz="4" w:space="0" w:color="000000"/>
-              <w:bottom w:val="single" w:sz="4" w:space="0" w:color="000000"/>
-              <w:end w:val="single" w:sz="4" w:space="0" w:color="000000"/>
-            </w:tcBorders>
-          </w:tcPr>
-          <w:p>
-            <w:pPr>
-              <w:pStyle w:val="TableContents"/>
-              <w:jc w:val="start"/>
+            <w:tcW w:w="1996" w:type="dxa"/>
+            <w:tcBorders>
+              <w:left w:val="single" w:sz="4" w:space="0" w:color="000000"/>
+              <w:bottom w:val="single" w:sz="4" w:space="0" w:color="000000"/>
+              <w:right w:val="single" w:sz="4" w:space="0" w:color="000000"/>
+            </w:tcBorders>
+          </w:tcPr>
+          <w:p>
+            <w:pPr>
+              <w:pStyle w:val="TableContents"/>
+              <w:jc w:val="left"/>
               <w:rPr>
                 <w:lang w:val="hu-HU" w:eastAsia="zh-CN" w:bidi="hi-IN"/>
               </w:rPr>
@@ -4262,14 +4237,14 @@
           <w:tcPr>
             <w:tcW w:w="1994" w:type="dxa"/>
             <w:tcBorders>
-              <w:start w:val="single" w:sz="4" w:space="0" w:color="000000"/>
-              <w:bottom w:val="single" w:sz="4" w:space="0" w:color="000000"/>
-            </w:tcBorders>
-          </w:tcPr>
-          <w:p>
-            <w:pPr>
-              <w:pStyle w:val="TableContents"/>
-              <w:jc w:val="start"/>
+              <w:left w:val="single" w:sz="4" w:space="0" w:color="000000"/>
+              <w:bottom w:val="single" w:sz="4" w:space="0" w:color="000000"/>
+            </w:tcBorders>
+          </w:tcPr>
+          <w:p>
+            <w:pPr>
+              <w:pStyle w:val="TableContents"/>
+              <w:jc w:val="left"/>
               <w:rPr>
                 <w:lang w:val="hu-HU" w:eastAsia="zh-CN" w:bidi="hi-IN"/>
               </w:rPr>
@@ -4284,16 +4259,16 @@
         </w:tc>
         <w:tc>
           <w:tcPr>
-            <w:tcW w:w="1994" w:type="dxa"/>
-            <w:tcBorders>
-              <w:start w:val="single" w:sz="4" w:space="0" w:color="000000"/>
-              <w:bottom w:val="single" w:sz="4" w:space="0" w:color="000000"/>
-            </w:tcBorders>
-          </w:tcPr>
-          <w:p>
-            <w:pPr>
-              <w:pStyle w:val="TableContents"/>
-              <w:jc w:val="start"/>
+            <w:tcW w:w="1993" w:type="dxa"/>
+            <w:tcBorders>
+              <w:left w:val="single" w:sz="4" w:space="0" w:color="000000"/>
+              <w:bottom w:val="single" w:sz="4" w:space="0" w:color="000000"/>
+            </w:tcBorders>
+          </w:tcPr>
+          <w:p>
+            <w:pPr>
+              <w:pStyle w:val="TableContents"/>
+              <w:jc w:val="left"/>
               <w:rPr>
                 <w:lang w:val="hu-HU" w:eastAsia="zh-CN" w:bidi="hi-IN"/>
               </w:rPr>
@@ -4308,16 +4283,16 @@
         </w:tc>
         <w:tc>
           <w:tcPr>
-            <w:tcW w:w="1995" w:type="dxa"/>
-            <w:tcBorders>
-              <w:start w:val="single" w:sz="4" w:space="0" w:color="000000"/>
-              <w:bottom w:val="single" w:sz="4" w:space="0" w:color="000000"/>
-            </w:tcBorders>
-          </w:tcPr>
-          <w:p>
-            <w:pPr>
-              <w:pStyle w:val="TableContents"/>
-              <w:jc w:val="start"/>
+            <w:tcW w:w="1996" w:type="dxa"/>
+            <w:tcBorders>
+              <w:left w:val="single" w:sz="4" w:space="0" w:color="000000"/>
+              <w:bottom w:val="single" w:sz="4" w:space="0" w:color="000000"/>
+            </w:tcBorders>
+          </w:tcPr>
+          <w:p>
+            <w:pPr>
+              <w:pStyle w:val="TableContents"/>
+              <w:jc w:val="left"/>
               <w:rPr>
                 <w:lang w:val="hu-HU" w:eastAsia="zh-CN" w:bidi="hi-IN"/>
               </w:rPr>
@@ -4332,16 +4307,16 @@
         </w:tc>
         <w:tc>
           <w:tcPr>
-            <w:tcW w:w="1994" w:type="dxa"/>
-            <w:tcBorders>
-              <w:start w:val="single" w:sz="4" w:space="0" w:color="000000"/>
-              <w:bottom w:val="single" w:sz="4" w:space="0" w:color="000000"/>
-            </w:tcBorders>
-          </w:tcPr>
-          <w:p>
-            <w:pPr>
-              <w:pStyle w:val="TableContents"/>
-              <w:jc w:val="start"/>
+            <w:tcW w:w="1993" w:type="dxa"/>
+            <w:tcBorders>
+              <w:left w:val="single" w:sz="4" w:space="0" w:color="000000"/>
+              <w:bottom w:val="single" w:sz="4" w:space="0" w:color="000000"/>
+            </w:tcBorders>
+          </w:tcPr>
+          <w:p>
+            <w:pPr>
+              <w:pStyle w:val="TableContents"/>
+              <w:jc w:val="left"/>
               <w:rPr>
                 <w:lang w:val="hu-HU" w:eastAsia="zh-CN" w:bidi="hi-IN"/>
               </w:rPr>
@@ -4356,17 +4331,17 @@
         </w:tc>
         <w:tc>
           <w:tcPr>
-            <w:tcW w:w="1995" w:type="dxa"/>
-            <w:tcBorders>
-              <w:start w:val="single" w:sz="4" w:space="0" w:color="000000"/>
-              <w:bottom w:val="single" w:sz="4" w:space="0" w:color="000000"/>
-              <w:end w:val="single" w:sz="4" w:space="0" w:color="000000"/>
-            </w:tcBorders>
-          </w:tcPr>
-          <w:p>
-            <w:pPr>
-              <w:pStyle w:val="TableContents"/>
-              <w:jc w:val="start"/>
+            <w:tcW w:w="1996" w:type="dxa"/>
+            <w:tcBorders>
+              <w:left w:val="single" w:sz="4" w:space="0" w:color="000000"/>
+              <w:bottom w:val="single" w:sz="4" w:space="0" w:color="000000"/>
+              <w:right w:val="single" w:sz="4" w:space="0" w:color="000000"/>
+            </w:tcBorders>
+          </w:tcPr>
+          <w:p>
+            <w:pPr>
+              <w:pStyle w:val="TableContents"/>
+              <w:jc w:val="left"/>
               <w:rPr>
                 <w:lang w:val="hu-HU" w:eastAsia="zh-CN" w:bidi="hi-IN"/>
               </w:rPr>
@@ -4386,14 +4361,14 @@
           <w:tcPr>
             <w:tcW w:w="1994" w:type="dxa"/>
             <w:tcBorders>
-              <w:start w:val="single" w:sz="4" w:space="0" w:color="000000"/>
-              <w:bottom w:val="single" w:sz="4" w:space="0" w:color="000000"/>
-            </w:tcBorders>
-          </w:tcPr>
-          <w:p>
-            <w:pPr>
-              <w:pStyle w:val="TableContents"/>
-              <w:jc w:val="start"/>
+              <w:left w:val="single" w:sz="4" w:space="0" w:color="000000"/>
+              <w:bottom w:val="single" w:sz="4" w:space="0" w:color="000000"/>
+            </w:tcBorders>
+          </w:tcPr>
+          <w:p>
+            <w:pPr>
+              <w:pStyle w:val="TableContents"/>
+              <w:jc w:val="left"/>
               <w:rPr>
                 <w:lang w:val="hu-HU" w:eastAsia="zh-CN" w:bidi="hi-IN"/>
               </w:rPr>
@@ -4408,16 +4383,16 @@
         </w:tc>
         <w:tc>
           <w:tcPr>
-            <w:tcW w:w="1994" w:type="dxa"/>
-            <w:tcBorders>
-              <w:start w:val="single" w:sz="4" w:space="0" w:color="000000"/>
-              <w:bottom w:val="single" w:sz="4" w:space="0" w:color="000000"/>
-            </w:tcBorders>
-          </w:tcPr>
-          <w:p>
-            <w:pPr>
-              <w:pStyle w:val="TableContents"/>
-              <w:jc w:val="start"/>
+            <w:tcW w:w="1993" w:type="dxa"/>
+            <w:tcBorders>
+              <w:left w:val="single" w:sz="4" w:space="0" w:color="000000"/>
+              <w:bottom w:val="single" w:sz="4" w:space="0" w:color="000000"/>
+            </w:tcBorders>
+          </w:tcPr>
+          <w:p>
+            <w:pPr>
+              <w:pStyle w:val="TableContents"/>
+              <w:jc w:val="left"/>
               <w:rPr>
                 <w:lang w:val="hu-HU" w:eastAsia="zh-CN" w:bidi="hi-IN"/>
               </w:rPr>
@@ -4432,16 +4407,16 @@
         </w:tc>
         <w:tc>
           <w:tcPr>
-            <w:tcW w:w="1995" w:type="dxa"/>
-            <w:tcBorders>
-              <w:start w:val="single" w:sz="4" w:space="0" w:color="000000"/>
-              <w:bottom w:val="single" w:sz="4" w:space="0" w:color="000000"/>
-            </w:tcBorders>
-          </w:tcPr>
-          <w:p>
-            <w:pPr>
-              <w:pStyle w:val="TableContents"/>
-              <w:jc w:val="start"/>
+            <w:tcW w:w="1996" w:type="dxa"/>
+            <w:tcBorders>
+              <w:left w:val="single" w:sz="4" w:space="0" w:color="000000"/>
+              <w:bottom w:val="single" w:sz="4" w:space="0" w:color="000000"/>
+            </w:tcBorders>
+          </w:tcPr>
+          <w:p>
+            <w:pPr>
+              <w:pStyle w:val="TableContents"/>
+              <w:jc w:val="left"/>
               <w:rPr>
                 <w:lang w:val="hu-HU" w:eastAsia="zh-CN" w:bidi="hi-IN"/>
               </w:rPr>
@@ -4456,16 +4431,16 @@
         </w:tc>
         <w:tc>
           <w:tcPr>
-            <w:tcW w:w="1994" w:type="dxa"/>
-            <w:tcBorders>
-              <w:start w:val="single" w:sz="4" w:space="0" w:color="000000"/>
-              <w:bottom w:val="single" w:sz="4" w:space="0" w:color="000000"/>
-            </w:tcBorders>
-          </w:tcPr>
-          <w:p>
-            <w:pPr>
-              <w:pStyle w:val="TableContents"/>
-              <w:jc w:val="start"/>
+            <w:tcW w:w="1993" w:type="dxa"/>
+            <w:tcBorders>
+              <w:left w:val="single" w:sz="4" w:space="0" w:color="000000"/>
+              <w:bottom w:val="single" w:sz="4" w:space="0" w:color="000000"/>
+            </w:tcBorders>
+          </w:tcPr>
+          <w:p>
+            <w:pPr>
+              <w:pStyle w:val="TableContents"/>
+              <w:jc w:val="left"/>
               <w:rPr>
                 <w:lang w:val="hu-HU" w:eastAsia="zh-CN" w:bidi="hi-IN"/>
               </w:rPr>
@@ -4480,17 +4455,17 @@
         </w:tc>
         <w:tc>
           <w:tcPr>
-            <w:tcW w:w="1995" w:type="dxa"/>
-            <w:tcBorders>
-              <w:start w:val="single" w:sz="4" w:space="0" w:color="000000"/>
-              <w:bottom w:val="single" w:sz="4" w:space="0" w:color="000000"/>
-              <w:end w:val="single" w:sz="4" w:space="0" w:color="000000"/>
-            </w:tcBorders>
-          </w:tcPr>
-          <w:p>
-            <w:pPr>
-              <w:pStyle w:val="TableContents"/>
-              <w:jc w:val="start"/>
+            <w:tcW w:w="1996" w:type="dxa"/>
+            <w:tcBorders>
+              <w:left w:val="single" w:sz="4" w:space="0" w:color="000000"/>
+              <w:bottom w:val="single" w:sz="4" w:space="0" w:color="000000"/>
+              <w:right w:val="single" w:sz="4" w:space="0" w:color="000000"/>
+            </w:tcBorders>
+          </w:tcPr>
+          <w:p>
+            <w:pPr>
+              <w:pStyle w:val="TableContents"/>
+              <w:jc w:val="left"/>
               <w:rPr>
                 <w:lang w:val="hu-HU" w:eastAsia="zh-CN" w:bidi="hi-IN"/>
               </w:rPr>
@@ -4510,14 +4485,14 @@
           <w:tcPr>
             <w:tcW w:w="1994" w:type="dxa"/>
             <w:tcBorders>
-              <w:start w:val="single" w:sz="4" w:space="0" w:color="000000"/>
-              <w:bottom w:val="single" w:sz="4" w:space="0" w:color="000000"/>
-            </w:tcBorders>
-          </w:tcPr>
-          <w:p>
-            <w:pPr>
-              <w:pStyle w:val="TableContents"/>
-              <w:jc w:val="start"/>
+              <w:left w:val="single" w:sz="4" w:space="0" w:color="000000"/>
+              <w:bottom w:val="single" w:sz="4" w:space="0" w:color="000000"/>
+            </w:tcBorders>
+          </w:tcPr>
+          <w:p>
+            <w:pPr>
+              <w:pStyle w:val="TableContents"/>
+              <w:jc w:val="left"/>
               <w:rPr>
                 <w:lang w:val="hu-HU" w:eastAsia="zh-CN" w:bidi="hi-IN"/>
               </w:rPr>
@@ -4532,16 +4507,16 @@
         </w:tc>
         <w:tc>
           <w:tcPr>
-            <w:tcW w:w="1994" w:type="dxa"/>
-            <w:tcBorders>
-              <w:start w:val="single" w:sz="4" w:space="0" w:color="000000"/>
-              <w:bottom w:val="single" w:sz="4" w:space="0" w:color="000000"/>
-            </w:tcBorders>
-          </w:tcPr>
-          <w:p>
-            <w:pPr>
-              <w:pStyle w:val="TableContents"/>
-              <w:jc w:val="start"/>
+            <w:tcW w:w="1993" w:type="dxa"/>
+            <w:tcBorders>
+              <w:left w:val="single" w:sz="4" w:space="0" w:color="000000"/>
+              <w:bottom w:val="single" w:sz="4" w:space="0" w:color="000000"/>
+            </w:tcBorders>
+          </w:tcPr>
+          <w:p>
+            <w:pPr>
+              <w:pStyle w:val="TableContents"/>
+              <w:jc w:val="left"/>
               <w:rPr>
                 <w:lang w:val="hu-HU" w:eastAsia="zh-CN" w:bidi="hi-IN"/>
               </w:rPr>
@@ -4556,16 +4531,16 @@
         </w:tc>
         <w:tc>
           <w:tcPr>
-            <w:tcW w:w="1995" w:type="dxa"/>
-            <w:tcBorders>
-              <w:start w:val="single" w:sz="4" w:space="0" w:color="000000"/>
-              <w:bottom w:val="single" w:sz="4" w:space="0" w:color="000000"/>
-            </w:tcBorders>
-          </w:tcPr>
-          <w:p>
-            <w:pPr>
-              <w:pStyle w:val="TableContents"/>
-              <w:jc w:val="start"/>
+            <w:tcW w:w="1996" w:type="dxa"/>
+            <w:tcBorders>
+              <w:left w:val="single" w:sz="4" w:space="0" w:color="000000"/>
+              <w:bottom w:val="single" w:sz="4" w:space="0" w:color="000000"/>
+            </w:tcBorders>
+          </w:tcPr>
+          <w:p>
+            <w:pPr>
+              <w:pStyle w:val="TableContents"/>
+              <w:jc w:val="left"/>
               <w:rPr>
                 <w:lang w:val="hu-HU" w:eastAsia="zh-CN" w:bidi="hi-IN"/>
               </w:rPr>
@@ -4580,16 +4555,16 @@
         </w:tc>
         <w:tc>
           <w:tcPr>
-            <w:tcW w:w="1994" w:type="dxa"/>
-            <w:tcBorders>
-              <w:start w:val="single" w:sz="4" w:space="0" w:color="000000"/>
-              <w:bottom w:val="single" w:sz="4" w:space="0" w:color="000000"/>
-            </w:tcBorders>
-          </w:tcPr>
-          <w:p>
-            <w:pPr>
-              <w:pStyle w:val="TableContents"/>
-              <w:jc w:val="start"/>
+            <w:tcW w:w="1993" w:type="dxa"/>
+            <w:tcBorders>
+              <w:left w:val="single" w:sz="4" w:space="0" w:color="000000"/>
+              <w:bottom w:val="single" w:sz="4" w:space="0" w:color="000000"/>
+            </w:tcBorders>
+          </w:tcPr>
+          <w:p>
+            <w:pPr>
+              <w:pStyle w:val="TableContents"/>
+              <w:jc w:val="left"/>
               <w:rPr>
                 <w:lang w:val="hu-HU" w:eastAsia="zh-CN" w:bidi="hi-IN"/>
               </w:rPr>
@@ -4604,17 +4579,17 @@
         </w:tc>
         <w:tc>
           <w:tcPr>
-            <w:tcW w:w="1995" w:type="dxa"/>
-            <w:tcBorders>
-              <w:start w:val="single" w:sz="4" w:space="0" w:color="000000"/>
-              <w:bottom w:val="single" w:sz="4" w:space="0" w:color="000000"/>
-              <w:end w:val="single" w:sz="4" w:space="0" w:color="000000"/>
-            </w:tcBorders>
-          </w:tcPr>
-          <w:p>
-            <w:pPr>
-              <w:pStyle w:val="TableContents"/>
-              <w:jc w:val="start"/>
+            <w:tcW w:w="1996" w:type="dxa"/>
+            <w:tcBorders>
+              <w:left w:val="single" w:sz="4" w:space="0" w:color="000000"/>
+              <w:bottom w:val="single" w:sz="4" w:space="0" w:color="000000"/>
+              <w:right w:val="single" w:sz="4" w:space="0" w:color="000000"/>
+            </w:tcBorders>
+          </w:tcPr>
+          <w:p>
+            <w:pPr>
+              <w:pStyle w:val="TableContents"/>
+              <w:jc w:val="left"/>
               <w:rPr>
                 <w:lang w:val="hu-HU" w:eastAsia="zh-CN" w:bidi="hi-IN"/>
               </w:rPr>
@@ -4634,14 +4609,14 @@
           <w:tcPr>
             <w:tcW w:w="1994" w:type="dxa"/>
             <w:tcBorders>
-              <w:start w:val="single" w:sz="4" w:space="0" w:color="000000"/>
-              <w:bottom w:val="single" w:sz="4" w:space="0" w:color="000000"/>
-            </w:tcBorders>
-          </w:tcPr>
-          <w:p>
-            <w:pPr>
-              <w:pStyle w:val="TableContents"/>
-              <w:jc w:val="start"/>
+              <w:left w:val="single" w:sz="4" w:space="0" w:color="000000"/>
+              <w:bottom w:val="single" w:sz="4" w:space="0" w:color="000000"/>
+            </w:tcBorders>
+          </w:tcPr>
+          <w:p>
+            <w:pPr>
+              <w:pStyle w:val="TableContents"/>
+              <w:jc w:val="left"/>
               <w:rPr>
                 <w:lang w:val="hu-HU" w:eastAsia="zh-CN" w:bidi="hi-IN"/>
               </w:rPr>
@@ -4656,16 +4631,16 @@
         </w:tc>
         <w:tc>
           <w:tcPr>
-            <w:tcW w:w="1994" w:type="dxa"/>
-            <w:tcBorders>
-              <w:start w:val="single" w:sz="4" w:space="0" w:color="000000"/>
-              <w:bottom w:val="single" w:sz="4" w:space="0" w:color="000000"/>
-            </w:tcBorders>
-          </w:tcPr>
-          <w:p>
-            <w:pPr>
-              <w:pStyle w:val="TableContents"/>
-              <w:jc w:val="start"/>
+            <w:tcW w:w="1993" w:type="dxa"/>
+            <w:tcBorders>
+              <w:left w:val="single" w:sz="4" w:space="0" w:color="000000"/>
+              <w:bottom w:val="single" w:sz="4" w:space="0" w:color="000000"/>
+            </w:tcBorders>
+          </w:tcPr>
+          <w:p>
+            <w:pPr>
+              <w:pStyle w:val="TableContents"/>
+              <w:jc w:val="left"/>
               <w:rPr>
                 <w:lang w:val="hu-HU" w:eastAsia="zh-CN" w:bidi="hi-IN"/>
               </w:rPr>
@@ -4680,16 +4655,16 @@
         </w:tc>
         <w:tc>
           <w:tcPr>
-            <w:tcW w:w="1995" w:type="dxa"/>
-            <w:tcBorders>
-              <w:start w:val="single" w:sz="4" w:space="0" w:color="000000"/>
-              <w:bottom w:val="single" w:sz="4" w:space="0" w:color="000000"/>
-            </w:tcBorders>
-          </w:tcPr>
-          <w:p>
-            <w:pPr>
-              <w:pStyle w:val="TableContents"/>
-              <w:jc w:val="start"/>
+            <w:tcW w:w="1996" w:type="dxa"/>
+            <w:tcBorders>
+              <w:left w:val="single" w:sz="4" w:space="0" w:color="000000"/>
+              <w:bottom w:val="single" w:sz="4" w:space="0" w:color="000000"/>
+            </w:tcBorders>
+          </w:tcPr>
+          <w:p>
+            <w:pPr>
+              <w:pStyle w:val="TableContents"/>
+              <w:jc w:val="left"/>
               <w:rPr>
                 <w:lang w:val="hu-HU" w:eastAsia="zh-CN" w:bidi="hi-IN"/>
               </w:rPr>
@@ -4704,16 +4679,16 @@
         </w:tc>
         <w:tc>
           <w:tcPr>
-            <w:tcW w:w="1994" w:type="dxa"/>
-            <w:tcBorders>
-              <w:start w:val="single" w:sz="4" w:space="0" w:color="000000"/>
-              <w:bottom w:val="single" w:sz="4" w:space="0" w:color="000000"/>
-            </w:tcBorders>
-          </w:tcPr>
-          <w:p>
-            <w:pPr>
-              <w:pStyle w:val="TableContents"/>
-              <w:jc w:val="start"/>
+            <w:tcW w:w="1993" w:type="dxa"/>
+            <w:tcBorders>
+              <w:left w:val="single" w:sz="4" w:space="0" w:color="000000"/>
+              <w:bottom w:val="single" w:sz="4" w:space="0" w:color="000000"/>
+            </w:tcBorders>
+          </w:tcPr>
+          <w:p>
+            <w:pPr>
+              <w:pStyle w:val="TableContents"/>
+              <w:jc w:val="left"/>
               <w:rPr>
                 <w:lang w:val="hu-HU" w:eastAsia="zh-CN" w:bidi="hi-IN"/>
               </w:rPr>
@@ -4728,17 +4703,17 @@
         </w:tc>
         <w:tc>
           <w:tcPr>
-            <w:tcW w:w="1995" w:type="dxa"/>
-            <w:tcBorders>
-              <w:start w:val="single" w:sz="4" w:space="0" w:color="000000"/>
-              <w:bottom w:val="single" w:sz="4" w:space="0" w:color="000000"/>
-              <w:end w:val="single" w:sz="4" w:space="0" w:color="000000"/>
-            </w:tcBorders>
-          </w:tcPr>
-          <w:p>
-            <w:pPr>
-              <w:pStyle w:val="TableContents"/>
-              <w:jc w:val="start"/>
+            <w:tcW w:w="1996" w:type="dxa"/>
+            <w:tcBorders>
+              <w:left w:val="single" w:sz="4" w:space="0" w:color="000000"/>
+              <w:bottom w:val="single" w:sz="4" w:space="0" w:color="000000"/>
+              <w:right w:val="single" w:sz="4" w:space="0" w:color="000000"/>
+            </w:tcBorders>
+          </w:tcPr>
+          <w:p>
+            <w:pPr>
+              <w:pStyle w:val="TableContents"/>
+              <w:jc w:val="left"/>
               <w:rPr>
                 <w:lang w:val="hu-HU" w:eastAsia="zh-CN" w:bidi="hi-IN"/>
               </w:rPr>
@@ -4758,14 +4733,14 @@
           <w:tcPr>
             <w:tcW w:w="1994" w:type="dxa"/>
             <w:tcBorders>
-              <w:start w:val="single" w:sz="4" w:space="0" w:color="000000"/>
-              <w:bottom w:val="single" w:sz="4" w:space="0" w:color="000000"/>
-            </w:tcBorders>
-          </w:tcPr>
-          <w:p>
-            <w:pPr>
-              <w:pStyle w:val="TableContents"/>
-              <w:jc w:val="start"/>
+              <w:left w:val="single" w:sz="4" w:space="0" w:color="000000"/>
+              <w:bottom w:val="single" w:sz="4" w:space="0" w:color="000000"/>
+            </w:tcBorders>
+          </w:tcPr>
+          <w:p>
+            <w:pPr>
+              <w:pStyle w:val="TableContents"/>
+              <w:jc w:val="left"/>
               <w:rPr>
                 <w:lang w:val="hu-HU" w:eastAsia="zh-CN" w:bidi="hi-IN"/>
               </w:rPr>
@@ -4780,16 +4755,16 @@
         </w:tc>
         <w:tc>
           <w:tcPr>
-            <w:tcW w:w="1994" w:type="dxa"/>
-            <w:tcBorders>
-              <w:start w:val="single" w:sz="4" w:space="0" w:color="000000"/>
-              <w:bottom w:val="single" w:sz="4" w:space="0" w:color="000000"/>
-            </w:tcBorders>
-          </w:tcPr>
-          <w:p>
-            <w:pPr>
-              <w:pStyle w:val="TableContents"/>
-              <w:jc w:val="start"/>
+            <w:tcW w:w="1993" w:type="dxa"/>
+            <w:tcBorders>
+              <w:left w:val="single" w:sz="4" w:space="0" w:color="000000"/>
+              <w:bottom w:val="single" w:sz="4" w:space="0" w:color="000000"/>
+            </w:tcBorders>
+          </w:tcPr>
+          <w:p>
+            <w:pPr>
+              <w:pStyle w:val="TableContents"/>
+              <w:jc w:val="left"/>
               <w:rPr>
                 <w:lang w:val="hu-HU" w:eastAsia="zh-CN" w:bidi="hi-IN"/>
               </w:rPr>
@@ -4804,16 +4779,16 @@
         </w:tc>
         <w:tc>
           <w:tcPr>
-            <w:tcW w:w="1995" w:type="dxa"/>
-            <w:tcBorders>
-              <w:start w:val="single" w:sz="4" w:space="0" w:color="000000"/>
-              <w:bottom w:val="single" w:sz="4" w:space="0" w:color="000000"/>
-            </w:tcBorders>
-          </w:tcPr>
-          <w:p>
-            <w:pPr>
-              <w:pStyle w:val="TableContents"/>
-              <w:jc w:val="start"/>
+            <w:tcW w:w="1996" w:type="dxa"/>
+            <w:tcBorders>
+              <w:left w:val="single" w:sz="4" w:space="0" w:color="000000"/>
+              <w:bottom w:val="single" w:sz="4" w:space="0" w:color="000000"/>
+            </w:tcBorders>
+          </w:tcPr>
+          <w:p>
+            <w:pPr>
+              <w:pStyle w:val="TableContents"/>
+              <w:jc w:val="left"/>
               <w:rPr>
                 <w:lang w:val="hu-HU" w:eastAsia="zh-CN" w:bidi="hi-IN"/>
               </w:rPr>
@@ -4828,16 +4803,16 @@
         </w:tc>
         <w:tc>
           <w:tcPr>
-            <w:tcW w:w="1994" w:type="dxa"/>
-            <w:tcBorders>
-              <w:start w:val="single" w:sz="4" w:space="0" w:color="000000"/>
-              <w:bottom w:val="single" w:sz="4" w:space="0" w:color="000000"/>
-            </w:tcBorders>
-          </w:tcPr>
-          <w:p>
-            <w:pPr>
-              <w:pStyle w:val="TableContents"/>
-              <w:jc w:val="start"/>
+            <w:tcW w:w="1993" w:type="dxa"/>
+            <w:tcBorders>
+              <w:left w:val="single" w:sz="4" w:space="0" w:color="000000"/>
+              <w:bottom w:val="single" w:sz="4" w:space="0" w:color="000000"/>
+            </w:tcBorders>
+          </w:tcPr>
+          <w:p>
+            <w:pPr>
+              <w:pStyle w:val="TableContents"/>
+              <w:jc w:val="left"/>
               <w:rPr>
                 <w:lang w:val="hu-HU" w:eastAsia="zh-CN" w:bidi="hi-IN"/>
               </w:rPr>
@@ -4852,17 +4827,17 @@
         </w:tc>
         <w:tc>
           <w:tcPr>
-            <w:tcW w:w="1995" w:type="dxa"/>
-            <w:tcBorders>
-              <w:start w:val="single" w:sz="4" w:space="0" w:color="000000"/>
-              <w:bottom w:val="single" w:sz="4" w:space="0" w:color="000000"/>
-              <w:end w:val="single" w:sz="4" w:space="0" w:color="000000"/>
-            </w:tcBorders>
-          </w:tcPr>
-          <w:p>
-            <w:pPr>
-              <w:pStyle w:val="TableContents"/>
-              <w:jc w:val="start"/>
+            <w:tcW w:w="1996" w:type="dxa"/>
+            <w:tcBorders>
+              <w:left w:val="single" w:sz="4" w:space="0" w:color="000000"/>
+              <w:bottom w:val="single" w:sz="4" w:space="0" w:color="000000"/>
+              <w:right w:val="single" w:sz="4" w:space="0" w:color="000000"/>
+            </w:tcBorders>
+          </w:tcPr>
+          <w:p>
+            <w:pPr>
+              <w:pStyle w:val="TableContents"/>
+              <w:jc w:val="left"/>
               <w:rPr>
                 <w:lang w:val="hu-HU" w:eastAsia="zh-CN" w:bidi="hi-IN"/>
               </w:rPr>
@@ -4882,14 +4857,14 @@
           <w:tcPr>
             <w:tcW w:w="1994" w:type="dxa"/>
             <w:tcBorders>
-              <w:start w:val="single" w:sz="4" w:space="0" w:color="000000"/>
-              <w:bottom w:val="single" w:sz="4" w:space="0" w:color="000000"/>
-            </w:tcBorders>
-          </w:tcPr>
-          <w:p>
-            <w:pPr>
-              <w:pStyle w:val="TableContents"/>
-              <w:jc w:val="start"/>
+              <w:left w:val="single" w:sz="4" w:space="0" w:color="000000"/>
+              <w:bottom w:val="single" w:sz="4" w:space="0" w:color="000000"/>
+            </w:tcBorders>
+          </w:tcPr>
+          <w:p>
+            <w:pPr>
+              <w:pStyle w:val="TableContents"/>
+              <w:jc w:val="left"/>
               <w:rPr>
                 <w:lang w:val="hu-HU" w:eastAsia="zh-CN" w:bidi="hi-IN"/>
               </w:rPr>
@@ -4904,16 +4879,16 @@
         </w:tc>
         <w:tc>
           <w:tcPr>
-            <w:tcW w:w="1994" w:type="dxa"/>
-            <w:tcBorders>
-              <w:start w:val="single" w:sz="4" w:space="0" w:color="000000"/>
-              <w:bottom w:val="single" w:sz="4" w:space="0" w:color="000000"/>
-            </w:tcBorders>
-          </w:tcPr>
-          <w:p>
-            <w:pPr>
-              <w:pStyle w:val="TableContents"/>
-              <w:jc w:val="start"/>
+            <w:tcW w:w="1993" w:type="dxa"/>
+            <w:tcBorders>
+              <w:left w:val="single" w:sz="4" w:space="0" w:color="000000"/>
+              <w:bottom w:val="single" w:sz="4" w:space="0" w:color="000000"/>
+            </w:tcBorders>
+          </w:tcPr>
+          <w:p>
+            <w:pPr>
+              <w:pStyle w:val="TableContents"/>
+              <w:jc w:val="left"/>
               <w:rPr>
                 <w:lang w:val="hu-HU" w:eastAsia="zh-CN" w:bidi="hi-IN"/>
               </w:rPr>
@@ -4928,16 +4903,16 @@
         </w:tc>
         <w:tc>
           <w:tcPr>
-            <w:tcW w:w="1995" w:type="dxa"/>
-            <w:tcBorders>
-              <w:start w:val="single" w:sz="4" w:space="0" w:color="000000"/>
-              <w:bottom w:val="single" w:sz="4" w:space="0" w:color="000000"/>
-            </w:tcBorders>
-          </w:tcPr>
-          <w:p>
-            <w:pPr>
-              <w:pStyle w:val="TableContents"/>
-              <w:jc w:val="start"/>
+            <w:tcW w:w="1996" w:type="dxa"/>
+            <w:tcBorders>
+              <w:left w:val="single" w:sz="4" w:space="0" w:color="000000"/>
+              <w:bottom w:val="single" w:sz="4" w:space="0" w:color="000000"/>
+            </w:tcBorders>
+          </w:tcPr>
+          <w:p>
+            <w:pPr>
+              <w:pStyle w:val="TableContents"/>
+              <w:jc w:val="left"/>
               <w:rPr>
                 <w:lang w:val="hu-HU" w:eastAsia="zh-CN" w:bidi="hi-IN"/>
               </w:rPr>
@@ -4952,16 +4927,16 @@
         </w:tc>
         <w:tc>
           <w:tcPr>
-            <w:tcW w:w="1994" w:type="dxa"/>
-            <w:tcBorders>
-              <w:start w:val="single" w:sz="4" w:space="0" w:color="000000"/>
-              <w:bottom w:val="single" w:sz="4" w:space="0" w:color="000000"/>
-            </w:tcBorders>
-          </w:tcPr>
-          <w:p>
-            <w:pPr>
-              <w:pStyle w:val="TableContents"/>
-              <w:jc w:val="start"/>
+            <w:tcW w:w="1993" w:type="dxa"/>
+            <w:tcBorders>
+              <w:left w:val="single" w:sz="4" w:space="0" w:color="000000"/>
+              <w:bottom w:val="single" w:sz="4" w:space="0" w:color="000000"/>
+            </w:tcBorders>
+          </w:tcPr>
+          <w:p>
+            <w:pPr>
+              <w:pStyle w:val="TableContents"/>
+              <w:jc w:val="left"/>
               <w:rPr>
                 <w:lang w:val="hu-HU" w:eastAsia="zh-CN" w:bidi="hi-IN"/>
               </w:rPr>
@@ -4976,17 +4951,17 @@
         </w:tc>
         <w:tc>
           <w:tcPr>
-            <w:tcW w:w="1995" w:type="dxa"/>
-            <w:tcBorders>
-              <w:start w:val="single" w:sz="4" w:space="0" w:color="000000"/>
-              <w:bottom w:val="single" w:sz="4" w:space="0" w:color="000000"/>
-              <w:end w:val="single" w:sz="4" w:space="0" w:color="000000"/>
-            </w:tcBorders>
-          </w:tcPr>
-          <w:p>
-            <w:pPr>
-              <w:pStyle w:val="TableContents"/>
-              <w:jc w:val="start"/>
+            <w:tcW w:w="1996" w:type="dxa"/>
+            <w:tcBorders>
+              <w:left w:val="single" w:sz="4" w:space="0" w:color="000000"/>
+              <w:bottom w:val="single" w:sz="4" w:space="0" w:color="000000"/>
+              <w:right w:val="single" w:sz="4" w:space="0" w:color="000000"/>
+            </w:tcBorders>
+          </w:tcPr>
+          <w:p>
+            <w:pPr>
+              <w:pStyle w:val="TableContents"/>
+              <w:jc w:val="left"/>
               <w:rPr>
                 <w:lang w:val="hu-HU" w:eastAsia="zh-CN" w:bidi="hi-IN"/>
               </w:rPr>
@@ -5021,7 +4996,7 @@
           <w:ilvl w:val="1"/>
           <w:numId w:val="1"/>
         </w:numPr>
-        <w:ind w:hanging="0" w:start="0"/>
+        <w:ind w:hanging="0" w:left="0"/>
         <w:rPr>
           <w:lang w:val="hu-HU" w:eastAsia="zh-CN" w:bidi="hi-IN"/>
         </w:rPr>
@@ -5057,7 +5032,8 @@
           <w:ilvl w:val="0"/>
           <w:numId w:val="1"/>
         </w:numPr>
-        <w:ind w:hanging="0" w:start="0"/>
+        <w:spacing w:before="0" w:after="120"/>
+        <w:ind w:hanging="0" w:left="0"/>
         <w:rPr>
           <w:lang w:val="hu-HU" w:eastAsia="zh-CN" w:bidi="hi-IN"/>
         </w:rPr>
@@ -5076,7 +5052,7 @@
           <w:ilvl w:val="1"/>
           <w:numId w:val="1"/>
         </w:numPr>
-        <w:ind w:hanging="0" w:start="0"/>
+        <w:ind w:hanging="0" w:left="0"/>
         <w:rPr>
           <w:lang w:val="hu-HU" w:eastAsia="zh-CN" w:bidi="hi-IN"/>
         </w:rPr>
@@ -5091,22 +5067,22 @@
     <w:tbl>
       <w:tblPr>
         <w:tblW w:w="5000" w:type="pct"/>
-        <w:jc w:val="start"/>
+        <w:jc w:val="left"/>
         <w:tblInd w:w="-5" w:type="dxa"/>
         <w:tblLayout w:type="fixed"/>
         <w:tblCellMar>
           <w:top w:w="55" w:type="dxa"/>
-          <w:start w:w="55" w:type="dxa"/>
+          <w:left w:w="55" w:type="dxa"/>
           <w:bottom w:w="55" w:type="dxa"/>
-          <w:end w:w="55" w:type="dxa"/>
+          <w:right w:w="55" w:type="dxa"/>
         </w:tblCellMar>
       </w:tblPr>
       <w:tblGrid>
         <w:gridCol w:w="1994"/>
-        <w:gridCol w:w="1994"/>
-        <w:gridCol w:w="1995"/>
-        <w:gridCol w:w="1994"/>
-        <w:gridCol w:w="1995"/>
+        <w:gridCol w:w="1993"/>
+        <w:gridCol w:w="1996"/>
+        <w:gridCol w:w="1993"/>
+        <w:gridCol w:w="1996"/>
       </w:tblGrid>
       <w:tr>
         <w:trPr>
@@ -5117,14 +5093,14 @@
             <w:tcW w:w="1994" w:type="dxa"/>
             <w:tcBorders>
               <w:top w:val="single" w:sz="4" w:space="0" w:color="000000"/>
-              <w:start w:val="single" w:sz="4" w:space="0" w:color="000000"/>
+              <w:left w:val="single" w:sz="4" w:space="0" w:color="000000"/>
               <w:bottom w:val="single" w:sz="4" w:space="0" w:color="000000"/>
             </w:tcBorders>
           </w:tcPr>
           <w:p>
             <w:pPr>
               <w:pStyle w:val="TableHeading"/>
-              <w:jc w:val="start"/>
+              <w:jc w:val="left"/>
               <w:rPr>
                 <w:lang w:val="hu-HU" w:eastAsia="zh-CN" w:bidi="hi-IN"/>
               </w:rPr>
@@ -5139,17 +5115,17 @@
         </w:tc>
         <w:tc>
           <w:tcPr>
-            <w:tcW w:w="1994" w:type="dxa"/>
+            <w:tcW w:w="1993" w:type="dxa"/>
             <w:tcBorders>
               <w:top w:val="single" w:sz="4" w:space="0" w:color="000000"/>
-              <w:start w:val="single" w:sz="4" w:space="0" w:color="000000"/>
+              <w:left w:val="single" w:sz="4" w:space="0" w:color="000000"/>
               <w:bottom w:val="single" w:sz="4" w:space="0" w:color="000000"/>
             </w:tcBorders>
           </w:tcPr>
           <w:p>
             <w:pPr>
               <w:pStyle w:val="TableHeading"/>
-              <w:jc w:val="start"/>
+              <w:jc w:val="left"/>
               <w:rPr>
                 <w:lang w:val="hu-HU" w:eastAsia="zh-CN" w:bidi="hi-IN"/>
               </w:rPr>
@@ -5164,17 +5140,17 @@
         </w:tc>
         <w:tc>
           <w:tcPr>
-            <w:tcW w:w="1995" w:type="dxa"/>
+            <w:tcW w:w="1996" w:type="dxa"/>
             <w:tcBorders>
               <w:top w:val="single" w:sz="4" w:space="0" w:color="000000"/>
-              <w:start w:val="single" w:sz="4" w:space="0" w:color="000000"/>
+              <w:left w:val="single" w:sz="4" w:space="0" w:color="000000"/>
               <w:bottom w:val="single" w:sz="4" w:space="0" w:color="000000"/>
             </w:tcBorders>
           </w:tcPr>
           <w:p>
             <w:pPr>
               <w:pStyle w:val="TableHeading"/>
-              <w:jc w:val="start"/>
+              <w:jc w:val="left"/>
               <w:rPr>
                 <w:lang w:val="hu-HU" w:eastAsia="zh-CN" w:bidi="hi-IN"/>
               </w:rPr>
@@ -5189,17 +5165,17 @@
         </w:tc>
         <w:tc>
           <w:tcPr>
-            <w:tcW w:w="1994" w:type="dxa"/>
+            <w:tcW w:w="1993" w:type="dxa"/>
             <w:tcBorders>
               <w:top w:val="single" w:sz="4" w:space="0" w:color="000000"/>
-              <w:start w:val="single" w:sz="4" w:space="0" w:color="000000"/>
+              <w:left w:val="single" w:sz="4" w:space="0" w:color="000000"/>
               <w:bottom w:val="single" w:sz="4" w:space="0" w:color="000000"/>
             </w:tcBorders>
           </w:tcPr>
           <w:p>
             <w:pPr>
               <w:pStyle w:val="TableHeading"/>
-              <w:jc w:val="start"/>
+              <w:jc w:val="left"/>
               <w:rPr>
                 <w:lang w:val="hu-HU" w:eastAsia="zh-CN" w:bidi="hi-IN"/>
               </w:rPr>
@@ -5214,18 +5190,18 @@
         </w:tc>
         <w:tc>
           <w:tcPr>
-            <w:tcW w:w="1995" w:type="dxa"/>
+            <w:tcW w:w="1996" w:type="dxa"/>
             <w:tcBorders>
               <w:top w:val="single" w:sz="4" w:space="0" w:color="000000"/>
-              <w:start w:val="single" w:sz="4" w:space="0" w:color="000000"/>
-              <w:bottom w:val="single" w:sz="4" w:space="0" w:color="000000"/>
-              <w:end w:val="single" w:sz="4" w:space="0" w:color="000000"/>
+              <w:left w:val="single" w:sz="4" w:space="0" w:color="000000"/>
+              <w:bottom w:val="single" w:sz="4" w:space="0" w:color="000000"/>
+              <w:right w:val="single" w:sz="4" w:space="0" w:color="000000"/>
             </w:tcBorders>
           </w:tcPr>
           <w:p>
             <w:pPr>
               <w:pStyle w:val="TableHeading"/>
-              <w:jc w:val="start"/>
+              <w:jc w:val="left"/>
               <w:rPr>
                 <w:lang w:val="hu-HU" w:eastAsia="zh-CN" w:bidi="hi-IN"/>
               </w:rPr>
@@ -5245,14 +5221,14 @@
           <w:tcPr>
             <w:tcW w:w="1994" w:type="dxa"/>
             <w:tcBorders>
-              <w:start w:val="single" w:sz="4" w:space="0" w:color="000000"/>
-              <w:bottom w:val="single" w:sz="4" w:space="0" w:color="000000"/>
-            </w:tcBorders>
-          </w:tcPr>
-          <w:p>
-            <w:pPr>
-              <w:pStyle w:val="TableContents"/>
-              <w:jc w:val="start"/>
+              <w:left w:val="single" w:sz="4" w:space="0" w:color="000000"/>
+              <w:bottom w:val="single" w:sz="4" w:space="0" w:color="000000"/>
+            </w:tcBorders>
+          </w:tcPr>
+          <w:p>
+            <w:pPr>
+              <w:pStyle w:val="TableContents"/>
+              <w:jc w:val="left"/>
               <w:rPr>
                 <w:lang w:val="hu-HU" w:eastAsia="zh-CN" w:bidi="hi-IN"/>
               </w:rPr>
@@ -5267,16 +5243,16 @@
         </w:tc>
         <w:tc>
           <w:tcPr>
-            <w:tcW w:w="1994" w:type="dxa"/>
-            <w:tcBorders>
-              <w:start w:val="single" w:sz="4" w:space="0" w:color="000000"/>
-              <w:bottom w:val="single" w:sz="4" w:space="0" w:color="000000"/>
-            </w:tcBorders>
-          </w:tcPr>
-          <w:p>
-            <w:pPr>
-              <w:pStyle w:val="TableContents"/>
-              <w:jc w:val="start"/>
+            <w:tcW w:w="1993" w:type="dxa"/>
+            <w:tcBorders>
+              <w:left w:val="single" w:sz="4" w:space="0" w:color="000000"/>
+              <w:bottom w:val="single" w:sz="4" w:space="0" w:color="000000"/>
+            </w:tcBorders>
+          </w:tcPr>
+          <w:p>
+            <w:pPr>
+              <w:pStyle w:val="TableContents"/>
+              <w:jc w:val="left"/>
               <w:rPr>
                 <w:lang w:val="hu-HU" w:eastAsia="zh-CN" w:bidi="hi-IN"/>
               </w:rPr>
@@ -5291,16 +5267,16 @@
         </w:tc>
         <w:tc>
           <w:tcPr>
-            <w:tcW w:w="1995" w:type="dxa"/>
-            <w:tcBorders>
-              <w:start w:val="single" w:sz="4" w:space="0" w:color="000000"/>
-              <w:bottom w:val="single" w:sz="4" w:space="0" w:color="000000"/>
-            </w:tcBorders>
-          </w:tcPr>
-          <w:p>
-            <w:pPr>
-              <w:pStyle w:val="TableContents"/>
-              <w:jc w:val="start"/>
+            <w:tcW w:w="1996" w:type="dxa"/>
+            <w:tcBorders>
+              <w:left w:val="single" w:sz="4" w:space="0" w:color="000000"/>
+              <w:bottom w:val="single" w:sz="4" w:space="0" w:color="000000"/>
+            </w:tcBorders>
+          </w:tcPr>
+          <w:p>
+            <w:pPr>
+              <w:pStyle w:val="TableContents"/>
+              <w:jc w:val="left"/>
               <w:rPr>
                 <w:lang w:val="hu-HU" w:eastAsia="zh-CN" w:bidi="hi-IN"/>
               </w:rPr>
@@ -5315,16 +5291,16 @@
         </w:tc>
         <w:tc>
           <w:tcPr>
-            <w:tcW w:w="1994" w:type="dxa"/>
-            <w:tcBorders>
-              <w:start w:val="single" w:sz="4" w:space="0" w:color="000000"/>
-              <w:bottom w:val="single" w:sz="4" w:space="0" w:color="000000"/>
-            </w:tcBorders>
-          </w:tcPr>
-          <w:p>
-            <w:pPr>
-              <w:pStyle w:val="TableContents"/>
-              <w:jc w:val="start"/>
+            <w:tcW w:w="1993" w:type="dxa"/>
+            <w:tcBorders>
+              <w:left w:val="single" w:sz="4" w:space="0" w:color="000000"/>
+              <w:bottom w:val="single" w:sz="4" w:space="0" w:color="000000"/>
+            </w:tcBorders>
+          </w:tcPr>
+          <w:p>
+            <w:pPr>
+              <w:pStyle w:val="TableContents"/>
+              <w:jc w:val="left"/>
               <w:rPr>
                 <w:lang w:val="hu-HU" w:eastAsia="zh-CN" w:bidi="hi-IN"/>
               </w:rPr>
@@ -5339,17 +5315,17 @@
         </w:tc>
         <w:tc>
           <w:tcPr>
-            <w:tcW w:w="1995" w:type="dxa"/>
-            <w:tcBorders>
-              <w:start w:val="single" w:sz="4" w:space="0" w:color="000000"/>
-              <w:bottom w:val="single" w:sz="4" w:space="0" w:color="000000"/>
-              <w:end w:val="single" w:sz="4" w:space="0" w:color="000000"/>
-            </w:tcBorders>
-          </w:tcPr>
-          <w:p>
-            <w:pPr>
-              <w:pStyle w:val="TableContents"/>
-              <w:jc w:val="start"/>
+            <w:tcW w:w="1996" w:type="dxa"/>
+            <w:tcBorders>
+              <w:left w:val="single" w:sz="4" w:space="0" w:color="000000"/>
+              <w:bottom w:val="single" w:sz="4" w:space="0" w:color="000000"/>
+              <w:right w:val="single" w:sz="4" w:space="0" w:color="000000"/>
+            </w:tcBorders>
+          </w:tcPr>
+          <w:p>
+            <w:pPr>
+              <w:pStyle w:val="TableContents"/>
+              <w:jc w:val="left"/>
               <w:rPr>
                 <w:lang w:val="hu-HU" w:eastAsia="zh-CN" w:bidi="hi-IN"/>
               </w:rPr>
@@ -5369,14 +5345,14 @@
           <w:tcPr>
             <w:tcW w:w="1994" w:type="dxa"/>
             <w:tcBorders>
-              <w:start w:val="single" w:sz="4" w:space="0" w:color="000000"/>
-              <w:bottom w:val="single" w:sz="4" w:space="0" w:color="000000"/>
-            </w:tcBorders>
-          </w:tcPr>
-          <w:p>
-            <w:pPr>
-              <w:pStyle w:val="TableContents"/>
-              <w:jc w:val="start"/>
+              <w:left w:val="single" w:sz="4" w:space="0" w:color="000000"/>
+              <w:bottom w:val="single" w:sz="4" w:space="0" w:color="000000"/>
+            </w:tcBorders>
+          </w:tcPr>
+          <w:p>
+            <w:pPr>
+              <w:pStyle w:val="TableContents"/>
+              <w:jc w:val="left"/>
               <w:rPr>
                 <w:lang w:val="hu-HU" w:eastAsia="zh-CN" w:bidi="hi-IN"/>
               </w:rPr>
@@ -5391,16 +5367,16 @@
         </w:tc>
         <w:tc>
           <w:tcPr>
-            <w:tcW w:w="1994" w:type="dxa"/>
-            <w:tcBorders>
-              <w:start w:val="single" w:sz="4" w:space="0" w:color="000000"/>
-              <w:bottom w:val="single" w:sz="4" w:space="0" w:color="000000"/>
-            </w:tcBorders>
-          </w:tcPr>
-          <w:p>
-            <w:pPr>
-              <w:pStyle w:val="TableContents"/>
-              <w:jc w:val="start"/>
+            <w:tcW w:w="1993" w:type="dxa"/>
+            <w:tcBorders>
+              <w:left w:val="single" w:sz="4" w:space="0" w:color="000000"/>
+              <w:bottom w:val="single" w:sz="4" w:space="0" w:color="000000"/>
+            </w:tcBorders>
+          </w:tcPr>
+          <w:p>
+            <w:pPr>
+              <w:pStyle w:val="TableContents"/>
+              <w:jc w:val="left"/>
               <w:rPr>
                 <w:lang w:val="hu-HU" w:eastAsia="zh-CN" w:bidi="hi-IN"/>
               </w:rPr>
@@ -5415,16 +5391,16 @@
         </w:tc>
         <w:tc>
           <w:tcPr>
-            <w:tcW w:w="1995" w:type="dxa"/>
-            <w:tcBorders>
-              <w:start w:val="single" w:sz="4" w:space="0" w:color="000000"/>
-              <w:bottom w:val="single" w:sz="4" w:space="0" w:color="000000"/>
-            </w:tcBorders>
-          </w:tcPr>
-          <w:p>
-            <w:pPr>
-              <w:pStyle w:val="TableContents"/>
-              <w:jc w:val="start"/>
+            <w:tcW w:w="1996" w:type="dxa"/>
+            <w:tcBorders>
+              <w:left w:val="single" w:sz="4" w:space="0" w:color="000000"/>
+              <w:bottom w:val="single" w:sz="4" w:space="0" w:color="000000"/>
+            </w:tcBorders>
+          </w:tcPr>
+          <w:p>
+            <w:pPr>
+              <w:pStyle w:val="TableContents"/>
+              <w:jc w:val="left"/>
               <w:rPr>
                 <w:lang w:val="hu-HU" w:eastAsia="zh-CN" w:bidi="hi-IN"/>
               </w:rPr>
@@ -5439,16 +5415,16 @@
         </w:tc>
         <w:tc>
           <w:tcPr>
-            <w:tcW w:w="1994" w:type="dxa"/>
-            <w:tcBorders>
-              <w:start w:val="single" w:sz="4" w:space="0" w:color="000000"/>
-              <w:bottom w:val="single" w:sz="4" w:space="0" w:color="000000"/>
-            </w:tcBorders>
-          </w:tcPr>
-          <w:p>
-            <w:pPr>
-              <w:pStyle w:val="TableContents"/>
-              <w:jc w:val="start"/>
+            <w:tcW w:w="1993" w:type="dxa"/>
+            <w:tcBorders>
+              <w:left w:val="single" w:sz="4" w:space="0" w:color="000000"/>
+              <w:bottom w:val="single" w:sz="4" w:space="0" w:color="000000"/>
+            </w:tcBorders>
+          </w:tcPr>
+          <w:p>
+            <w:pPr>
+              <w:pStyle w:val="TableContents"/>
+              <w:jc w:val="left"/>
               <w:rPr>
                 <w:lang w:val="hu-HU" w:eastAsia="zh-CN" w:bidi="hi-IN"/>
               </w:rPr>
@@ -5463,17 +5439,17 @@
         </w:tc>
         <w:tc>
           <w:tcPr>
-            <w:tcW w:w="1995" w:type="dxa"/>
-            <w:tcBorders>
-              <w:start w:val="single" w:sz="4" w:space="0" w:color="000000"/>
-              <w:bottom w:val="single" w:sz="4" w:space="0" w:color="000000"/>
-              <w:end w:val="single" w:sz="4" w:space="0" w:color="000000"/>
-            </w:tcBorders>
-          </w:tcPr>
-          <w:p>
-            <w:pPr>
-              <w:pStyle w:val="TableContents"/>
-              <w:jc w:val="start"/>
+            <w:tcW w:w="1996" w:type="dxa"/>
+            <w:tcBorders>
+              <w:left w:val="single" w:sz="4" w:space="0" w:color="000000"/>
+              <w:bottom w:val="single" w:sz="4" w:space="0" w:color="000000"/>
+              <w:right w:val="single" w:sz="4" w:space="0" w:color="000000"/>
+            </w:tcBorders>
+          </w:tcPr>
+          <w:p>
+            <w:pPr>
+              <w:pStyle w:val="TableContents"/>
+              <w:jc w:val="left"/>
               <w:rPr>
                 <w:lang w:val="hu-HU" w:eastAsia="zh-CN" w:bidi="hi-IN"/>
               </w:rPr>
@@ -5501,14 +5477,14 @@
           <w:tcPr>
             <w:tcW w:w="1994" w:type="dxa"/>
             <w:tcBorders>
-              <w:start w:val="single" w:sz="4" w:space="0" w:color="000000"/>
-              <w:bottom w:val="single" w:sz="4" w:space="0" w:color="000000"/>
-            </w:tcBorders>
-          </w:tcPr>
-          <w:p>
-            <w:pPr>
-              <w:pStyle w:val="TableContents"/>
-              <w:jc w:val="start"/>
+              <w:left w:val="single" w:sz="4" w:space="0" w:color="000000"/>
+              <w:bottom w:val="single" w:sz="4" w:space="0" w:color="000000"/>
+            </w:tcBorders>
+          </w:tcPr>
+          <w:p>
+            <w:pPr>
+              <w:pStyle w:val="TableContents"/>
+              <w:jc w:val="left"/>
               <w:rPr>
                 <w:lang w:val="hu-HU" w:eastAsia="zh-CN" w:bidi="hi-IN"/>
               </w:rPr>
@@ -5523,16 +5499,16 @@
         </w:tc>
         <w:tc>
           <w:tcPr>
-            <w:tcW w:w="1994" w:type="dxa"/>
-            <w:tcBorders>
-              <w:start w:val="single" w:sz="4" w:space="0" w:color="000000"/>
-              <w:bottom w:val="single" w:sz="4" w:space="0" w:color="000000"/>
-            </w:tcBorders>
-          </w:tcPr>
-          <w:p>
-            <w:pPr>
-              <w:pStyle w:val="TableContents"/>
-              <w:jc w:val="start"/>
+            <w:tcW w:w="1993" w:type="dxa"/>
+            <w:tcBorders>
+              <w:left w:val="single" w:sz="4" w:space="0" w:color="000000"/>
+              <w:bottom w:val="single" w:sz="4" w:space="0" w:color="000000"/>
+            </w:tcBorders>
+          </w:tcPr>
+          <w:p>
+            <w:pPr>
+              <w:pStyle w:val="TableContents"/>
+              <w:jc w:val="left"/>
               <w:rPr>
                 <w:lang w:val="hu-HU" w:eastAsia="zh-CN" w:bidi="hi-IN"/>
               </w:rPr>
@@ -5547,16 +5523,16 @@
         </w:tc>
         <w:tc>
           <w:tcPr>
-            <w:tcW w:w="1995" w:type="dxa"/>
-            <w:tcBorders>
-              <w:start w:val="single" w:sz="4" w:space="0" w:color="000000"/>
-              <w:bottom w:val="single" w:sz="4" w:space="0" w:color="000000"/>
-            </w:tcBorders>
-          </w:tcPr>
-          <w:p>
-            <w:pPr>
-              <w:pStyle w:val="TableContents"/>
-              <w:jc w:val="start"/>
+            <w:tcW w:w="1996" w:type="dxa"/>
+            <w:tcBorders>
+              <w:left w:val="single" w:sz="4" w:space="0" w:color="000000"/>
+              <w:bottom w:val="single" w:sz="4" w:space="0" w:color="000000"/>
+            </w:tcBorders>
+          </w:tcPr>
+          <w:p>
+            <w:pPr>
+              <w:pStyle w:val="TableContents"/>
+              <w:jc w:val="left"/>
               <w:rPr>
                 <w:lang w:val="hu-HU" w:eastAsia="zh-CN" w:bidi="hi-IN"/>
               </w:rPr>
@@ -5571,16 +5547,16 @@
         </w:tc>
         <w:tc>
           <w:tcPr>
-            <w:tcW w:w="1994" w:type="dxa"/>
-            <w:tcBorders>
-              <w:start w:val="single" w:sz="4" w:space="0" w:color="000000"/>
-              <w:bottom w:val="single" w:sz="4" w:space="0" w:color="000000"/>
-            </w:tcBorders>
-          </w:tcPr>
-          <w:p>
-            <w:pPr>
-              <w:pStyle w:val="TableContents"/>
-              <w:jc w:val="start"/>
+            <w:tcW w:w="1993" w:type="dxa"/>
+            <w:tcBorders>
+              <w:left w:val="single" w:sz="4" w:space="0" w:color="000000"/>
+              <w:bottom w:val="single" w:sz="4" w:space="0" w:color="000000"/>
+            </w:tcBorders>
+          </w:tcPr>
+          <w:p>
+            <w:pPr>
+              <w:pStyle w:val="TableContents"/>
+              <w:jc w:val="left"/>
               <w:rPr>
                 <w:lang w:val="hu-HU" w:eastAsia="zh-CN" w:bidi="hi-IN"/>
               </w:rPr>
@@ -5595,17 +5571,17 @@
         </w:tc>
         <w:tc>
           <w:tcPr>
-            <w:tcW w:w="1995" w:type="dxa"/>
-            <w:tcBorders>
-              <w:start w:val="single" w:sz="4" w:space="0" w:color="000000"/>
-              <w:bottom w:val="single" w:sz="4" w:space="0" w:color="000000"/>
-              <w:end w:val="single" w:sz="4" w:space="0" w:color="000000"/>
-            </w:tcBorders>
-          </w:tcPr>
-          <w:p>
-            <w:pPr>
-              <w:pStyle w:val="TableContents"/>
-              <w:jc w:val="start"/>
+            <w:tcW w:w="1996" w:type="dxa"/>
+            <w:tcBorders>
+              <w:left w:val="single" w:sz="4" w:space="0" w:color="000000"/>
+              <w:bottom w:val="single" w:sz="4" w:space="0" w:color="000000"/>
+              <w:right w:val="single" w:sz="4" w:space="0" w:color="000000"/>
+            </w:tcBorders>
+          </w:tcPr>
+          <w:p>
+            <w:pPr>
+              <w:pStyle w:val="TableContents"/>
+              <w:jc w:val="left"/>
               <w:rPr>
                 <w:lang w:val="hu-HU" w:eastAsia="zh-CN" w:bidi="hi-IN"/>
               </w:rPr>
@@ -5633,14 +5609,14 @@
           <w:tcPr>
             <w:tcW w:w="1994" w:type="dxa"/>
             <w:tcBorders>
-              <w:start w:val="single" w:sz="4" w:space="0" w:color="000000"/>
-              <w:bottom w:val="single" w:sz="4" w:space="0" w:color="000000"/>
-            </w:tcBorders>
-          </w:tcPr>
-          <w:p>
-            <w:pPr>
-              <w:pStyle w:val="TableContents"/>
-              <w:jc w:val="start"/>
+              <w:left w:val="single" w:sz="4" w:space="0" w:color="000000"/>
+              <w:bottom w:val="single" w:sz="4" w:space="0" w:color="000000"/>
+            </w:tcBorders>
+          </w:tcPr>
+          <w:p>
+            <w:pPr>
+              <w:pStyle w:val="TableContents"/>
+              <w:jc w:val="left"/>
               <w:rPr>
                 <w:lang w:val="hu-HU" w:eastAsia="zh-CN" w:bidi="hi-IN"/>
               </w:rPr>
@@ -5655,16 +5631,16 @@
         </w:tc>
         <w:tc>
           <w:tcPr>
-            <w:tcW w:w="1994" w:type="dxa"/>
-            <w:tcBorders>
-              <w:start w:val="single" w:sz="4" w:space="0" w:color="000000"/>
-              <w:bottom w:val="single" w:sz="4" w:space="0" w:color="000000"/>
-            </w:tcBorders>
-          </w:tcPr>
-          <w:p>
-            <w:pPr>
-              <w:pStyle w:val="TableContents"/>
-              <w:jc w:val="start"/>
+            <w:tcW w:w="1993" w:type="dxa"/>
+            <w:tcBorders>
+              <w:left w:val="single" w:sz="4" w:space="0" w:color="000000"/>
+              <w:bottom w:val="single" w:sz="4" w:space="0" w:color="000000"/>
+            </w:tcBorders>
+          </w:tcPr>
+          <w:p>
+            <w:pPr>
+              <w:pStyle w:val="TableContents"/>
+              <w:jc w:val="left"/>
               <w:rPr>
                 <w:lang w:val="hu-HU" w:eastAsia="zh-CN" w:bidi="hi-IN"/>
               </w:rPr>
@@ -5679,16 +5655,16 @@
         </w:tc>
         <w:tc>
           <w:tcPr>
-            <w:tcW w:w="1995" w:type="dxa"/>
-            <w:tcBorders>
-              <w:start w:val="single" w:sz="4" w:space="0" w:color="000000"/>
-              <w:bottom w:val="single" w:sz="4" w:space="0" w:color="000000"/>
-            </w:tcBorders>
-          </w:tcPr>
-          <w:p>
-            <w:pPr>
-              <w:pStyle w:val="TableContents"/>
-              <w:jc w:val="start"/>
+            <w:tcW w:w="1996" w:type="dxa"/>
+            <w:tcBorders>
+              <w:left w:val="single" w:sz="4" w:space="0" w:color="000000"/>
+              <w:bottom w:val="single" w:sz="4" w:space="0" w:color="000000"/>
+            </w:tcBorders>
+          </w:tcPr>
+          <w:p>
+            <w:pPr>
+              <w:pStyle w:val="TableContents"/>
+              <w:jc w:val="left"/>
               <w:rPr>
                 <w:lang w:val="hu-HU" w:eastAsia="zh-CN" w:bidi="hi-IN"/>
               </w:rPr>
@@ -5703,16 +5679,16 @@
         </w:tc>
         <w:tc>
           <w:tcPr>
-            <w:tcW w:w="1994" w:type="dxa"/>
-            <w:tcBorders>
-              <w:start w:val="single" w:sz="4" w:space="0" w:color="000000"/>
-              <w:bottom w:val="single" w:sz="4" w:space="0" w:color="000000"/>
-            </w:tcBorders>
-          </w:tcPr>
-          <w:p>
-            <w:pPr>
-              <w:pStyle w:val="TableContents"/>
-              <w:jc w:val="start"/>
+            <w:tcW w:w="1993" w:type="dxa"/>
+            <w:tcBorders>
+              <w:left w:val="single" w:sz="4" w:space="0" w:color="000000"/>
+              <w:bottom w:val="single" w:sz="4" w:space="0" w:color="000000"/>
+            </w:tcBorders>
+          </w:tcPr>
+          <w:p>
+            <w:pPr>
+              <w:pStyle w:val="TableContents"/>
+              <w:jc w:val="left"/>
               <w:rPr>
                 <w:lang w:val="hu-HU" w:eastAsia="zh-CN" w:bidi="hi-IN"/>
               </w:rPr>
@@ -5727,17 +5703,17 @@
         </w:tc>
         <w:tc>
           <w:tcPr>
-            <w:tcW w:w="1995" w:type="dxa"/>
-            <w:tcBorders>
-              <w:start w:val="single" w:sz="4" w:space="0" w:color="000000"/>
-              <w:bottom w:val="single" w:sz="4" w:space="0" w:color="000000"/>
-              <w:end w:val="single" w:sz="4" w:space="0" w:color="000000"/>
-            </w:tcBorders>
-          </w:tcPr>
-          <w:p>
-            <w:pPr>
-              <w:pStyle w:val="TableContents"/>
-              <w:jc w:val="start"/>
+            <w:tcW w:w="1996" w:type="dxa"/>
+            <w:tcBorders>
+              <w:left w:val="single" w:sz="4" w:space="0" w:color="000000"/>
+              <w:bottom w:val="single" w:sz="4" w:space="0" w:color="000000"/>
+              <w:right w:val="single" w:sz="4" w:space="0" w:color="000000"/>
+            </w:tcBorders>
+          </w:tcPr>
+          <w:p>
+            <w:pPr>
+              <w:pStyle w:val="TableContents"/>
+              <w:jc w:val="left"/>
               <w:rPr>
                 <w:lang w:val="hu-HU" w:eastAsia="zh-CN" w:bidi="hi-IN"/>
               </w:rPr>
@@ -5757,44 +5733,38 @@
           <w:tcPr>
             <w:tcW w:w="1994" w:type="dxa"/>
             <w:tcBorders>
-              <w:start w:val="single" w:sz="4" w:space="0" w:color="000000"/>
-              <w:bottom w:val="single" w:sz="4" w:space="0" w:color="000000"/>
-            </w:tcBorders>
-          </w:tcPr>
-          <w:p>
-            <w:pPr>
-              <w:pStyle w:val="TableContents"/>
-              <w:jc w:val="start"/>
-              <w:rPr>
-                <w:lang w:val="hu-HU" w:eastAsia="zh-CN" w:bidi="hi-IN"/>
-              </w:rPr>
-            </w:pPr>
-            <w:r>
-              <w:rPr>
-                <w:lang w:val="hu-HU" w:eastAsia="zh-CN" w:bidi="hi-IN"/>
-              </w:rPr>
-              <w:t>Reszponzív</w:t>
-            </w:r>
-            <w:r>
-              <w:rPr>
-                <w:lang w:val="hu-HU" w:eastAsia="zh-CN" w:bidi="hi-IN"/>
-              </w:rPr>
-              <w:t>itás</w:t>
-            </w:r>
-          </w:p>
-        </w:tc>
-        <w:tc>
-          <w:tcPr>
-            <w:tcW w:w="1994" w:type="dxa"/>
-            <w:tcBorders>
-              <w:start w:val="single" w:sz="4" w:space="0" w:color="000000"/>
-              <w:bottom w:val="single" w:sz="4" w:space="0" w:color="000000"/>
-            </w:tcBorders>
-          </w:tcPr>
-          <w:p>
-            <w:pPr>
-              <w:pStyle w:val="TableContents"/>
-              <w:jc w:val="start"/>
+              <w:left w:val="single" w:sz="4" w:space="0" w:color="000000"/>
+              <w:bottom w:val="single" w:sz="4" w:space="0" w:color="000000"/>
+            </w:tcBorders>
+          </w:tcPr>
+          <w:p>
+            <w:pPr>
+              <w:pStyle w:val="TableContents"/>
+              <w:jc w:val="left"/>
+              <w:rPr>
+                <w:lang w:val="hu-HU" w:eastAsia="zh-CN" w:bidi="hi-IN"/>
+              </w:rPr>
+            </w:pPr>
+            <w:r>
+              <w:rPr>
+                <w:lang w:val="hu-HU" w:eastAsia="zh-CN" w:bidi="hi-IN"/>
+              </w:rPr>
+              <w:t>Reszponzívitás</w:t>
+            </w:r>
+          </w:p>
+        </w:tc>
+        <w:tc>
+          <w:tcPr>
+            <w:tcW w:w="1993" w:type="dxa"/>
+            <w:tcBorders>
+              <w:left w:val="single" w:sz="4" w:space="0" w:color="000000"/>
+              <w:bottom w:val="single" w:sz="4" w:space="0" w:color="000000"/>
+            </w:tcBorders>
+          </w:tcPr>
+          <w:p>
+            <w:pPr>
+              <w:pStyle w:val="TableContents"/>
+              <w:jc w:val="left"/>
               <w:rPr>
                 <w:lang w:val="hu-HU" w:eastAsia="zh-CN" w:bidi="hi-IN"/>
               </w:rPr>
@@ -5809,16 +5779,16 @@
         </w:tc>
         <w:tc>
           <w:tcPr>
-            <w:tcW w:w="1995" w:type="dxa"/>
-            <w:tcBorders>
-              <w:start w:val="single" w:sz="4" w:space="0" w:color="000000"/>
-              <w:bottom w:val="single" w:sz="4" w:space="0" w:color="000000"/>
-            </w:tcBorders>
-          </w:tcPr>
-          <w:p>
-            <w:pPr>
-              <w:pStyle w:val="TableContents"/>
-              <w:jc w:val="start"/>
+            <w:tcW w:w="1996" w:type="dxa"/>
+            <w:tcBorders>
+              <w:left w:val="single" w:sz="4" w:space="0" w:color="000000"/>
+              <w:bottom w:val="single" w:sz="4" w:space="0" w:color="000000"/>
+            </w:tcBorders>
+          </w:tcPr>
+          <w:p>
+            <w:pPr>
+              <w:pStyle w:val="TableContents"/>
+              <w:jc w:val="left"/>
               <w:rPr>
                 <w:lang w:val="hu-HU" w:eastAsia="zh-CN" w:bidi="hi-IN"/>
               </w:rPr>
@@ -5833,16 +5803,16 @@
         </w:tc>
         <w:tc>
           <w:tcPr>
-            <w:tcW w:w="1994" w:type="dxa"/>
-            <w:tcBorders>
-              <w:start w:val="single" w:sz="4" w:space="0" w:color="000000"/>
-              <w:bottom w:val="single" w:sz="4" w:space="0" w:color="000000"/>
-            </w:tcBorders>
-          </w:tcPr>
-          <w:p>
-            <w:pPr>
-              <w:pStyle w:val="TableContents"/>
-              <w:jc w:val="start"/>
+            <w:tcW w:w="1993" w:type="dxa"/>
+            <w:tcBorders>
+              <w:left w:val="single" w:sz="4" w:space="0" w:color="000000"/>
+              <w:bottom w:val="single" w:sz="4" w:space="0" w:color="000000"/>
+            </w:tcBorders>
+          </w:tcPr>
+          <w:p>
+            <w:pPr>
+              <w:pStyle w:val="TableContents"/>
+              <w:jc w:val="left"/>
               <w:rPr>
                 <w:lang w:val="hu-HU" w:eastAsia="zh-CN" w:bidi="hi-IN"/>
               </w:rPr>
@@ -5857,17 +5827,17 @@
         </w:tc>
         <w:tc>
           <w:tcPr>
-            <w:tcW w:w="1995" w:type="dxa"/>
-            <w:tcBorders>
-              <w:start w:val="single" w:sz="4" w:space="0" w:color="000000"/>
-              <w:bottom w:val="single" w:sz="4" w:space="0" w:color="000000"/>
-              <w:end w:val="single" w:sz="4" w:space="0" w:color="000000"/>
-            </w:tcBorders>
-          </w:tcPr>
-          <w:p>
-            <w:pPr>
-              <w:pStyle w:val="TableContents"/>
-              <w:jc w:val="start"/>
+            <w:tcW w:w="1996" w:type="dxa"/>
+            <w:tcBorders>
+              <w:left w:val="single" w:sz="4" w:space="0" w:color="000000"/>
+              <w:bottom w:val="single" w:sz="4" w:space="0" w:color="000000"/>
+              <w:right w:val="single" w:sz="4" w:space="0" w:color="000000"/>
+            </w:tcBorders>
+          </w:tcPr>
+          <w:p>
+            <w:pPr>
+              <w:pStyle w:val="TableContents"/>
+              <w:jc w:val="left"/>
               <w:rPr>
                 <w:lang w:val="hu-HU" w:eastAsia="zh-CN" w:bidi="hi-IN"/>
               </w:rPr>
@@ -5895,7 +5865,7 @@
           <w:tcPr>
             <w:tcW w:w="1994" w:type="dxa"/>
             <w:tcBorders>
-              <w:start w:val="single" w:sz="4" w:space="0" w:color="000000"/>
+              <w:left w:val="single" w:sz="4" w:space="0" w:color="000000"/>
               <w:bottom w:val="single" w:sz="4" w:space="0" w:color="000000"/>
             </w:tcBorders>
           </w:tcPr>
@@ -5917,9 +5887,9 @@
         </w:tc>
         <w:tc>
           <w:tcPr>
-            <w:tcW w:w="1994" w:type="dxa"/>
-            <w:tcBorders>
-              <w:start w:val="single" w:sz="4" w:space="0" w:color="000000"/>
+            <w:tcW w:w="1993" w:type="dxa"/>
+            <w:tcBorders>
+              <w:left w:val="single" w:sz="4" w:space="0" w:color="000000"/>
               <w:bottom w:val="single" w:sz="4" w:space="0" w:color="000000"/>
             </w:tcBorders>
           </w:tcPr>
@@ -5941,9 +5911,9 @@
         </w:tc>
         <w:tc>
           <w:tcPr>
-            <w:tcW w:w="1995" w:type="dxa"/>
-            <w:tcBorders>
-              <w:start w:val="single" w:sz="4" w:space="0" w:color="000000"/>
+            <w:tcW w:w="1996" w:type="dxa"/>
+            <w:tcBorders>
+              <w:left w:val="single" w:sz="4" w:space="0" w:color="000000"/>
               <w:bottom w:val="single" w:sz="4" w:space="0" w:color="000000"/>
             </w:tcBorders>
           </w:tcPr>
@@ -5965,9 +5935,9 @@
         </w:tc>
         <w:tc>
           <w:tcPr>
-            <w:tcW w:w="1994" w:type="dxa"/>
-            <w:tcBorders>
-              <w:start w:val="single" w:sz="4" w:space="0" w:color="000000"/>
+            <w:tcW w:w="1993" w:type="dxa"/>
+            <w:tcBorders>
+              <w:left w:val="single" w:sz="4" w:space="0" w:color="000000"/>
               <w:bottom w:val="single" w:sz="4" w:space="0" w:color="000000"/>
             </w:tcBorders>
           </w:tcPr>
@@ -5989,11 +5959,11 @@
         </w:tc>
         <w:tc>
           <w:tcPr>
-            <w:tcW w:w="1995" w:type="dxa"/>
-            <w:tcBorders>
-              <w:start w:val="single" w:sz="4" w:space="0" w:color="000000"/>
-              <w:bottom w:val="single" w:sz="4" w:space="0" w:color="000000"/>
-              <w:end w:val="single" w:sz="4" w:space="0" w:color="000000"/>
+            <w:tcW w:w="1996" w:type="dxa"/>
+            <w:tcBorders>
+              <w:left w:val="single" w:sz="4" w:space="0" w:color="000000"/>
+              <w:bottom w:val="single" w:sz="4" w:space="0" w:color="000000"/>
+              <w:right w:val="single" w:sz="4" w:space="0" w:color="000000"/>
             </w:tcBorders>
           </w:tcPr>
           <w:p>
@@ -6037,7 +6007,7 @@
           <w:ilvl w:val="1"/>
           <w:numId w:val="1"/>
         </w:numPr>
-        <w:ind w:hanging="0" w:start="0"/>
+        <w:ind w:hanging="0" w:left="0"/>
         <w:rPr>
           <w:lang w:val="hu-HU" w:eastAsia="zh-CN" w:bidi="hi-IN"/>
         </w:rPr>
@@ -6064,19 +6034,7 @@
         <w:rPr>
           <w:lang w:val="hu-HU" w:eastAsia="zh-CN" w:bidi="hi-IN"/>
         </w:rPr>
-        <w:t xml:space="preserve">Kritikus vagy magas nyitott termékhiba: </w:t>
-      </w:r>
-      <w:r>
-        <w:rPr>
-          <w:lang w:val="hu-HU" w:eastAsia="zh-CN" w:bidi="hi-IN"/>
-        </w:rPr>
-        <w:t>2</w:t>
-      </w:r>
-      <w:r>
-        <w:rPr>
-          <w:lang w:val="hu-HU" w:eastAsia="zh-CN" w:bidi="hi-IN"/>
-        </w:rPr>
-        <w:t>.</w:t>
+        <w:t>Kritikus vagy magas nyitott termékhiba: 2.</w:t>
       </w:r>
     </w:p>
     <w:p>
@@ -6094,19 +6052,7 @@
         <w:rPr>
           <w:lang w:val="hu-HU" w:eastAsia="zh-CN" w:bidi="hi-IN"/>
         </w:rPr>
-        <w:t xml:space="preserve">Minden tervezett teszteset lefutott: </w:t>
-      </w:r>
-      <w:r>
-        <w:rPr>
-          <w:lang w:val="hu-HU" w:eastAsia="zh-CN" w:bidi="hi-IN"/>
-        </w:rPr>
-        <w:t>nem</w:t>
-      </w:r>
-      <w:r>
-        <w:rPr>
-          <w:lang w:val="hu-HU" w:eastAsia="zh-CN" w:bidi="hi-IN"/>
-        </w:rPr>
-        <w:t>.</w:t>
+        <w:t>Minden tervezett teszteset lefutott: nem.</w:t>
       </w:r>
     </w:p>
     <w:p>
@@ -6142,19 +6088,7 @@
         <w:rPr>
           <w:lang w:val="hu-HU" w:eastAsia="zh-CN" w:bidi="hi-IN"/>
         </w:rPr>
-        <w:t xml:space="preserve">Reszponzív viselkedés ellenőrizve: </w:t>
-      </w:r>
-      <w:r>
-        <w:rPr>
-          <w:lang w:val="hu-HU" w:eastAsia="zh-CN" w:bidi="hi-IN"/>
-        </w:rPr>
-        <w:t>nem</w:t>
-      </w:r>
-      <w:r>
-        <w:rPr>
-          <w:lang w:val="hu-HU" w:eastAsia="zh-CN" w:bidi="hi-IN"/>
-        </w:rPr>
-        <w:t>.</w:t>
+        <w:t>Reszponzív viselkedés ellenőrizve: nem.</w:t>
       </w:r>
     </w:p>
     <w:p>
@@ -6172,19 +6106,7 @@
         <w:rPr>
           <w:lang w:val="hu-HU" w:eastAsia="zh-CN" w:bidi="hi-IN"/>
         </w:rPr>
-        <w:t xml:space="preserve">Dokumentáció: rendszerterv és tesztjegyzőkönyv </w:t>
-      </w:r>
-      <w:r>
-        <w:rPr>
-          <w:lang w:val="hu-HU" w:eastAsia="zh-CN" w:bidi="hi-IN"/>
-        </w:rPr>
-        <w:t xml:space="preserve">80%ban </w:t>
-      </w:r>
-      <w:r>
-        <w:rPr>
-          <w:lang w:val="hu-HU" w:eastAsia="zh-CN" w:bidi="hi-IN"/>
-        </w:rPr>
-        <w:t>elkészült.</w:t>
+        <w:t>Dokumentáció: rendszerterv és tesztjegyzőkönyv 80%ban elkészült.</w:t>
       </w:r>
     </w:p>
     <w:p>
@@ -6194,7 +6116,7 @@
           <w:ilvl w:val="1"/>
           <w:numId w:val="1"/>
         </w:numPr>
-        <w:ind w:hanging="0" w:start="0"/>
+        <w:ind w:hanging="0" w:left="0"/>
         <w:rPr>
           <w:lang w:val="hu-HU" w:eastAsia="zh-CN" w:bidi="hi-IN"/>
         </w:rPr>
@@ -6267,7 +6189,7 @@
           <w:ilvl w:val="1"/>
           <w:numId w:val="1"/>
         </w:numPr>
-        <w:ind w:hanging="0" w:start="0"/>
+        <w:ind w:hanging="0" w:left="0"/>
         <w:rPr>
           <w:lang w:val="hu-HU" w:eastAsia="zh-CN" w:bidi="hi-IN"/>
         </w:rPr>
@@ -6290,19 +6212,7 @@
         <w:rPr>
           <w:lang w:val="hu-HU" w:eastAsia="zh-CN" w:bidi="hi-IN"/>
         </w:rPr>
-        <w:t xml:space="preserve">A vizsgált állapot </w:t>
-      </w:r>
-      <w:r>
-        <w:rPr>
-          <w:lang w:val="hu-HU" w:eastAsia="zh-CN" w:bidi="hi-IN"/>
-        </w:rPr>
-        <w:t>nem felel meg</w:t>
-      </w:r>
-      <w:r>
-        <w:rPr>
-          <w:lang w:val="hu-HU" w:eastAsia="zh-CN" w:bidi="hi-IN"/>
-        </w:rPr>
-        <w:t xml:space="preserve"> a mintaprojekt elfogadási feltételeinek. </w:t>
+        <w:t xml:space="preserve">A vizsgált állapot nem felel meg a mintaprojekt elfogadási feltételeinek. </w:t>
       </w:r>
     </w:p>
     <w:sectPr>
@@ -6326,12 +6236,12 @@
       <w:numFmt w:val="none"/>
       <w:suff w:val="nothing"/>
       <w:lvlText w:val=""/>
-      <w:lvlJc w:val="start"/>
+      <w:lvlJc w:val="left"/>
       <w:pPr>
         <w:tabs>
           <w:tab w:val="num" w:pos="0"/>
         </w:tabs>
-        <w:ind w:start="0" w:hanging="0"/>
+        <w:ind w:left="0" w:hanging="0"/>
       </w:pPr>
       <w:rPr/>
     </w:lvl>
@@ -6340,12 +6250,12 @@
       <w:numFmt w:val="none"/>
       <w:suff w:val="nothing"/>
       <w:lvlText w:val=""/>
-      <w:lvlJc w:val="start"/>
+      <w:lvlJc w:val="left"/>
       <w:pPr>
         <w:tabs>
           <w:tab w:val="num" w:pos="0"/>
         </w:tabs>
-        <w:ind w:start="0" w:hanging="0"/>
+        <w:ind w:left="0" w:hanging="0"/>
       </w:pPr>
       <w:rPr/>
     </w:lvl>
@@ -6354,12 +6264,12 @@
       <w:numFmt w:val="none"/>
       <w:suff w:val="nothing"/>
       <w:lvlText w:val=""/>
-      <w:lvlJc w:val="start"/>
+      <w:lvlJc w:val="left"/>
       <w:pPr>
         <w:tabs>
           <w:tab w:val="num" w:pos="0"/>
         </w:tabs>
-        <w:ind w:start="0" w:hanging="0"/>
+        <w:ind w:left="0" w:hanging="0"/>
       </w:pPr>
       <w:rPr/>
     </w:lvl>
@@ -6368,12 +6278,12 @@
       <w:numFmt w:val="none"/>
       <w:suff w:val="nothing"/>
       <w:lvlText w:val=""/>
-      <w:lvlJc w:val="start"/>
+      <w:lvlJc w:val="left"/>
       <w:pPr>
         <w:tabs>
           <w:tab w:val="num" w:pos="0"/>
         </w:tabs>
-        <w:ind w:start="0" w:hanging="0"/>
+        <w:ind w:left="0" w:hanging="0"/>
       </w:pPr>
       <w:rPr/>
     </w:lvl>
@@ -6382,12 +6292,12 @@
       <w:numFmt w:val="none"/>
       <w:suff w:val="nothing"/>
       <w:lvlText w:val=""/>
-      <w:lvlJc w:val="start"/>
+      <w:lvlJc w:val="left"/>
       <w:pPr>
         <w:tabs>
           <w:tab w:val="num" w:pos="0"/>
         </w:tabs>
-        <w:ind w:start="0" w:hanging="0"/>
+        <w:ind w:left="0" w:hanging="0"/>
       </w:pPr>
       <w:rPr/>
     </w:lvl>
@@ -6396,12 +6306,12 @@
       <w:numFmt w:val="none"/>
       <w:suff w:val="nothing"/>
       <w:lvlText w:val=""/>
-      <w:lvlJc w:val="start"/>
+      <w:lvlJc w:val="left"/>
       <w:pPr>
         <w:tabs>
           <w:tab w:val="num" w:pos="0"/>
         </w:tabs>
-        <w:ind w:start="0" w:hanging="0"/>
+        <w:ind w:left="0" w:hanging="0"/>
       </w:pPr>
       <w:rPr/>
     </w:lvl>
@@ -6410,12 +6320,12 @@
       <w:numFmt w:val="none"/>
       <w:suff w:val="nothing"/>
       <w:lvlText w:val=""/>
-      <w:lvlJc w:val="start"/>
+      <w:lvlJc w:val="left"/>
       <w:pPr>
         <w:tabs>
           <w:tab w:val="num" w:pos="0"/>
         </w:tabs>
-        <w:ind w:start="0" w:hanging="0"/>
+        <w:ind w:left="0" w:hanging="0"/>
       </w:pPr>
       <w:rPr/>
     </w:lvl>
@@ -6424,12 +6334,12 @@
       <w:numFmt w:val="none"/>
       <w:suff w:val="nothing"/>
       <w:lvlText w:val=""/>
-      <w:lvlJc w:val="start"/>
+      <w:lvlJc w:val="left"/>
       <w:pPr>
         <w:tabs>
           <w:tab w:val="num" w:pos="0"/>
         </w:tabs>
-        <w:ind w:start="0" w:hanging="0"/>
+        <w:ind w:left="0" w:hanging="0"/>
       </w:pPr>
       <w:rPr/>
     </w:lvl>
@@ -6438,12 +6348,12 @@
       <w:numFmt w:val="none"/>
       <w:suff w:val="nothing"/>
       <w:lvlText w:val=""/>
-      <w:lvlJc w:val="start"/>
+      <w:lvlJc w:val="left"/>
       <w:pPr>
         <w:tabs>
           <w:tab w:val="num" w:pos="0"/>
         </w:tabs>
-        <w:ind w:start="0" w:hanging="0"/>
+        <w:ind w:left="0" w:hanging="0"/>
       </w:pPr>
       <w:rPr/>
     </w:lvl>
@@ -6453,12 +6363,12 @@
       <w:start w:val="1"/>
       <w:numFmt w:val="bullet"/>
       <w:lvlText w:val=""/>
-      <w:lvlJc w:val="start"/>
+      <w:lvlJc w:val="left"/>
       <w:pPr>
         <w:tabs>
           <w:tab w:val="num" w:pos="720"/>
         </w:tabs>
-        <w:ind w:start="720" w:hanging="360"/>
+        <w:ind w:left="720" w:hanging="360"/>
       </w:pPr>
       <w:rPr>
         <w:rFonts w:ascii="Symbol" w:hAnsi="Symbol" w:cs="Symbol" w:hint="default"/>
@@ -6468,12 +6378,12 @@
       <w:start w:val="1"/>
       <w:numFmt w:val="bullet"/>
       <w:lvlText w:val="◦"/>
-      <w:lvlJc w:val="start"/>
+      <w:lvlJc w:val="left"/>
       <w:pPr>
         <w:tabs>
           <w:tab w:val="num" w:pos="1080"/>
         </w:tabs>
-        <w:ind w:start="1080" w:hanging="360"/>
+        <w:ind w:left="1080" w:hanging="360"/>
       </w:pPr>
       <w:rPr>
         <w:rFonts w:ascii="OpenSymbol" w:hAnsi="OpenSymbol" w:cs="OpenSymbol" w:hint="default"/>
@@ -6483,12 +6393,12 @@
       <w:start w:val="1"/>
       <w:numFmt w:val="bullet"/>
       <w:lvlText w:val="▪"/>
-      <w:lvlJc w:val="start"/>
+      <w:lvlJc w:val="left"/>
       <w:pPr>
         <w:tabs>
           <w:tab w:val="num" w:pos="1440"/>
         </w:tabs>
-        <w:ind w:start="1440" w:hanging="360"/>
+        <w:ind w:left="1440" w:hanging="360"/>
       </w:pPr>
       <w:rPr>
         <w:rFonts w:ascii="OpenSymbol" w:hAnsi="OpenSymbol" w:cs="OpenSymbol" w:hint="default"/>
@@ -6498,12 +6408,12 @@
       <w:start w:val="1"/>
       <w:numFmt w:val="bullet"/>
       <w:lvlText w:val=""/>
-      <w:lvlJc w:val="start"/>
+      <w:lvlJc w:val="left"/>
       <w:pPr>
         <w:tabs>
           <w:tab w:val="num" w:pos="1800"/>
         </w:tabs>
-        <w:ind w:start="1800" w:hanging="360"/>
+        <w:ind w:left="1800" w:hanging="360"/>
       </w:pPr>
       <w:rPr>
         <w:rFonts w:ascii="Symbol" w:hAnsi="Symbol" w:cs="Symbol" w:hint="default"/>
@@ -6513,12 +6423,12 @@
       <w:start w:val="1"/>
       <w:numFmt w:val="bullet"/>
       <w:lvlText w:val="◦"/>
-      <w:lvlJc w:val="start"/>
+      <w:lvlJc w:val="left"/>
       <w:pPr>
         <w:tabs>
           <w:tab w:val="num" w:pos="2160"/>
         </w:tabs>
-        <w:ind w:start="2160" w:hanging="360"/>
+        <w:ind w:left="2160" w:hanging="360"/>
       </w:pPr>
       <w:rPr>
         <w:rFonts w:ascii="OpenSymbol" w:hAnsi="OpenSymbol" w:cs="OpenSymbol" w:hint="default"/>
@@ -6528,12 +6438,12 @@
       <w:start w:val="1"/>
       <w:numFmt w:val="bullet"/>
       <w:lvlText w:val="▪"/>
-      <w:lvlJc w:val="start"/>
+      <w:lvlJc w:val="left"/>
       <w:pPr>
         <w:tabs>
           <w:tab w:val="num" w:pos="2520"/>
         </w:tabs>
-        <w:ind w:start="2520" w:hanging="360"/>
+        <w:ind w:left="2520" w:hanging="360"/>
       </w:pPr>
       <w:rPr>
         <w:rFonts w:ascii="OpenSymbol" w:hAnsi="OpenSymbol" w:cs="OpenSymbol" w:hint="default"/>
@@ -6543,12 +6453,12 @@
       <w:start w:val="1"/>
       <w:numFmt w:val="bullet"/>
       <w:lvlText w:val=""/>
-      <w:lvlJc w:val="start"/>
+      <w:lvlJc w:val="left"/>
       <w:pPr>
         <w:tabs>
           <w:tab w:val="num" w:pos="2880"/>
         </w:tabs>
-        <w:ind w:start="2880" w:hanging="360"/>
+        <w:ind w:left="2880" w:hanging="360"/>
       </w:pPr>
       <w:rPr>
         <w:rFonts w:ascii="Symbol" w:hAnsi="Symbol" w:cs="Symbol" w:hint="default"/>
@@ -6558,12 +6468,12 @@
       <w:start w:val="1"/>
       <w:numFmt w:val="bullet"/>
       <w:lvlText w:val="◦"/>
-      <w:lvlJc w:val="start"/>
+      <w:lvlJc w:val="left"/>
       <w:pPr>
         <w:tabs>
           <w:tab w:val="num" w:pos="3240"/>
         </w:tabs>
-        <w:ind w:start="3240" w:hanging="360"/>
+        <w:ind w:left="3240" w:hanging="360"/>
       </w:pPr>
       <w:rPr>
         <w:rFonts w:ascii="OpenSymbol" w:hAnsi="OpenSymbol" w:cs="OpenSymbol" w:hint="default"/>
@@ -6573,12 +6483,12 @@
       <w:start w:val="1"/>
       <w:numFmt w:val="bullet"/>
       <w:lvlText w:val="▪"/>
-      <w:lvlJc w:val="start"/>
+      <w:lvlJc w:val="left"/>
       <w:pPr>
         <w:tabs>
           <w:tab w:val="num" w:pos="3600"/>
         </w:tabs>
-        <w:ind w:start="3600" w:hanging="360"/>
+        <w:ind w:left="3600" w:hanging="360"/>
       </w:pPr>
       <w:rPr>
         <w:rFonts w:ascii="OpenSymbol" w:hAnsi="OpenSymbol" w:cs="OpenSymbol" w:hint="default"/>
@@ -6590,12 +6500,12 @@
       <w:start w:val="1"/>
       <w:numFmt w:val="bullet"/>
       <w:lvlText w:val=""/>
-      <w:lvlJc w:val="start"/>
+      <w:lvlJc w:val="left"/>
       <w:pPr>
         <w:tabs>
           <w:tab w:val="num" w:pos="720"/>
         </w:tabs>
-        <w:ind w:start="720" w:hanging="360"/>
+        <w:ind w:left="720" w:hanging="360"/>
       </w:pPr>
       <w:rPr>
         <w:rFonts w:ascii="Symbol" w:hAnsi="Symbol" w:cs="Symbol" w:hint="default"/>
@@ -6605,12 +6515,12 @@
       <w:start w:val="1"/>
       <w:numFmt w:val="bullet"/>
       <w:lvlText w:val="◦"/>
-      <w:lvlJc w:val="start"/>
+      <w:lvlJc w:val="left"/>
       <w:pPr>
         <w:tabs>
           <w:tab w:val="num" w:pos="1080"/>
         </w:tabs>
-        <w:ind w:start="1080" w:hanging="360"/>
+        <w:ind w:left="1080" w:hanging="360"/>
       </w:pPr>
       <w:rPr>
         <w:rFonts w:ascii="OpenSymbol" w:hAnsi="OpenSymbol" w:cs="OpenSymbol" w:hint="default"/>
@@ -6620,12 +6530,12 @@
       <w:start w:val="1"/>
       <w:numFmt w:val="bullet"/>
       <w:lvlText w:val="▪"/>
-      <w:lvlJc w:val="start"/>
+      <w:lvlJc w:val="left"/>
       <w:pPr>
         <w:tabs>
           <w:tab w:val="num" w:pos="1440"/>
         </w:tabs>
-        <w:ind w:start="1440" w:hanging="360"/>
+        <w:ind w:left="1440" w:hanging="360"/>
       </w:pPr>
       <w:rPr>
         <w:rFonts w:ascii="OpenSymbol" w:hAnsi="OpenSymbol" w:cs="OpenSymbol" w:hint="default"/>
@@ -6635,12 +6545,12 @@
       <w:start w:val="1"/>
       <w:numFmt w:val="bullet"/>
       <w:lvlText w:val=""/>
-      <w:lvlJc w:val="start"/>
+      <w:lvlJc w:val="left"/>
       <w:pPr>
         <w:tabs>
           <w:tab w:val="num" w:pos="1800"/>
         </w:tabs>
-        <w:ind w:start="1800" w:hanging="360"/>
+        <w:ind w:left="1800" w:hanging="360"/>
       </w:pPr>
       <w:rPr>
         <w:rFonts w:ascii="Symbol" w:hAnsi="Symbol" w:cs="Symbol" w:hint="default"/>
@@ -6650,12 +6560,12 @@
       <w:start w:val="1"/>
       <w:numFmt w:val="bullet"/>
       <w:lvlText w:val="◦"/>
-      <w:lvlJc w:val="start"/>
+      <w:lvlJc w:val="left"/>
       <w:pPr>
         <w:tabs>
           <w:tab w:val="num" w:pos="2160"/>
         </w:tabs>
-        <w:ind w:start="2160" w:hanging="360"/>
+        <w:ind w:left="2160" w:hanging="360"/>
       </w:pPr>
       <w:rPr>
         <w:rFonts w:ascii="OpenSymbol" w:hAnsi="OpenSymbol" w:cs="OpenSymbol" w:hint="default"/>
@@ -6665,12 +6575,12 @@
       <w:start w:val="1"/>
       <w:numFmt w:val="bullet"/>
       <w:lvlText w:val="▪"/>
-      <w:lvlJc w:val="start"/>
+      <w:lvlJc w:val="left"/>
       <w:pPr>
         <w:tabs>
           <w:tab w:val="num" w:pos="2520"/>
         </w:tabs>
-        <w:ind w:start="2520" w:hanging="360"/>
+        <w:ind w:left="2520" w:hanging="360"/>
       </w:pPr>
       <w:rPr>
         <w:rFonts w:ascii="OpenSymbol" w:hAnsi="OpenSymbol" w:cs="OpenSymbol" w:hint="default"/>
@@ -6680,12 +6590,12 @@
       <w:start w:val="1"/>
       <w:numFmt w:val="bullet"/>
       <w:lvlText w:val=""/>
-      <w:lvlJc w:val="start"/>
+      <w:lvlJc w:val="left"/>
       <w:pPr>
         <w:tabs>
           <w:tab w:val="num" w:pos="2880"/>
         </w:tabs>
-        <w:ind w:start="2880" w:hanging="360"/>
+        <w:ind w:left="2880" w:hanging="360"/>
       </w:pPr>
       <w:rPr>
         <w:rFonts w:ascii="Symbol" w:hAnsi="Symbol" w:cs="Symbol" w:hint="default"/>
@@ -6695,12 +6605,12 @@
       <w:start w:val="1"/>
       <w:numFmt w:val="bullet"/>
       <w:lvlText w:val="◦"/>
-      <w:lvlJc w:val="start"/>
+      <w:lvlJc w:val="left"/>
       <w:pPr>
         <w:tabs>
           <w:tab w:val="num" w:pos="3240"/>
         </w:tabs>
-        <w:ind w:start="3240" w:hanging="360"/>
+        <w:ind w:left="3240" w:hanging="360"/>
       </w:pPr>
       <w:rPr>
         <w:rFonts w:ascii="OpenSymbol" w:hAnsi="OpenSymbol" w:cs="OpenSymbol" w:hint="default"/>
@@ -6710,12 +6620,12 @@
       <w:start w:val="1"/>
       <w:numFmt w:val="bullet"/>
       <w:lvlText w:val="▪"/>
-      <w:lvlJc w:val="start"/>
+      <w:lvlJc w:val="left"/>
       <w:pPr>
         <w:tabs>
           <w:tab w:val="num" w:pos="3600"/>
         </w:tabs>
-        <w:ind w:start="3600" w:hanging="360"/>
+        <w:ind w:left="3600" w:hanging="360"/>
       </w:pPr>
       <w:rPr>
         <w:rFonts w:ascii="OpenSymbol" w:hAnsi="OpenSymbol" w:cs="OpenSymbol" w:hint="default"/>
@@ -6727,12 +6637,12 @@
       <w:start w:val="1"/>
       <w:numFmt w:val="bullet"/>
       <w:lvlText w:val=""/>
-      <w:lvlJc w:val="start"/>
+      <w:lvlJc w:val="left"/>
       <w:pPr>
         <w:tabs>
           <w:tab w:val="num" w:pos="720"/>
         </w:tabs>
-        <w:ind w:start="720" w:hanging="360"/>
+        <w:ind w:left="720" w:hanging="360"/>
       </w:pPr>
       <w:rPr>
         <w:rFonts w:ascii="Symbol" w:hAnsi="Symbol" w:cs="Symbol" w:hint="default"/>
@@ -6742,12 +6652,12 @@
       <w:start w:val="1"/>
       <w:numFmt w:val="bullet"/>
       <w:lvlText w:val="◦"/>
-      <w:lvlJc w:val="start"/>
+      <w:lvlJc w:val="left"/>
       <w:pPr>
         <w:tabs>
           <w:tab w:val="num" w:pos="1080"/>
         </w:tabs>
-        <w:ind w:start="1080" w:hanging="360"/>
+        <w:ind w:left="1080" w:hanging="360"/>
       </w:pPr>
       <w:rPr>
         <w:rFonts w:ascii="OpenSymbol" w:hAnsi="OpenSymbol" w:cs="OpenSymbol" w:hint="default"/>
@@ -6757,12 +6667,12 @@
       <w:start w:val="1"/>
       <w:numFmt w:val="bullet"/>
       <w:lvlText w:val="▪"/>
-      <w:lvlJc w:val="start"/>
+      <w:lvlJc w:val="left"/>
       <w:pPr>
         <w:tabs>
           <w:tab w:val="num" w:pos="1440"/>
         </w:tabs>
-        <w:ind w:start="1440" w:hanging="360"/>
+        <w:ind w:left="1440" w:hanging="360"/>
       </w:pPr>
       <w:rPr>
         <w:rFonts w:ascii="OpenSymbol" w:hAnsi="OpenSymbol" w:cs="OpenSymbol" w:hint="default"/>
@@ -6772,12 +6682,12 @@
       <w:start w:val="1"/>
       <w:numFmt w:val="bullet"/>
       <w:lvlText w:val=""/>
-      <w:lvlJc w:val="start"/>
+      <w:lvlJc w:val="left"/>
       <w:pPr>
         <w:tabs>
           <w:tab w:val="num" w:pos="1800"/>
         </w:tabs>
-        <w:ind w:start="1800" w:hanging="360"/>
+        <w:ind w:left="1800" w:hanging="360"/>
       </w:pPr>
       <w:rPr>
         <w:rFonts w:ascii="Symbol" w:hAnsi="Symbol" w:cs="Symbol" w:hint="default"/>
@@ -6787,12 +6697,12 @@
       <w:start w:val="1"/>
       <w:numFmt w:val="bullet"/>
       <w:lvlText w:val="◦"/>
-      <w:lvlJc w:val="start"/>
+      <w:lvlJc w:val="left"/>
       <w:pPr>
         <w:tabs>
           <w:tab w:val="num" w:pos="2160"/>
         </w:tabs>
-        <w:ind w:start="2160" w:hanging="360"/>
+        <w:ind w:left="2160" w:hanging="360"/>
       </w:pPr>
       <w:rPr>
         <w:rFonts w:ascii="OpenSymbol" w:hAnsi="OpenSymbol" w:cs="OpenSymbol" w:hint="default"/>
@@ -6802,12 +6712,12 @@
       <w:start w:val="1"/>
       <w:numFmt w:val="bullet"/>
       <w:lvlText w:val="▪"/>
-      <w:lvlJc w:val="start"/>
+      <w:lvlJc w:val="left"/>
       <w:pPr>
         <w:tabs>
           <w:tab w:val="num" w:pos="2520"/>
         </w:tabs>
-        <w:ind w:start="2520" w:hanging="360"/>
+        <w:ind w:left="2520" w:hanging="360"/>
       </w:pPr>
       <w:rPr>
         <w:rFonts w:ascii="OpenSymbol" w:hAnsi="OpenSymbol" w:cs="OpenSymbol" w:hint="default"/>
@@ -6817,12 +6727,12 @@
       <w:start w:val="1"/>
       <w:numFmt w:val="bullet"/>
       <w:lvlText w:val=""/>
-      <w:lvlJc w:val="start"/>
+      <w:lvlJc w:val="left"/>
       <w:pPr>
         <w:tabs>
           <w:tab w:val="num" w:pos="2880"/>
         </w:tabs>
-        <w:ind w:start="2880" w:hanging="360"/>
+        <w:ind w:left="2880" w:hanging="360"/>
       </w:pPr>
       <w:rPr>
         <w:rFonts w:ascii="Symbol" w:hAnsi="Symbol" w:cs="Symbol" w:hint="default"/>
@@ -6832,12 +6742,12 @@
       <w:start w:val="1"/>
       <w:numFmt w:val="bullet"/>
       <w:lvlText w:val="◦"/>
-      <w:lvlJc w:val="start"/>
+      <w:lvlJc w:val="left"/>
       <w:pPr>
         <w:tabs>
           <w:tab w:val="num" w:pos="3240"/>
         </w:tabs>
-        <w:ind w:start="3240" w:hanging="360"/>
+        <w:ind w:left="3240" w:hanging="360"/>
       </w:pPr>
       <w:rPr>
         <w:rFonts w:ascii="OpenSymbol" w:hAnsi="OpenSymbol" w:cs="OpenSymbol" w:hint="default"/>
@@ -6847,12 +6757,12 @@
       <w:start w:val="1"/>
       <w:numFmt w:val="bullet"/>
       <w:lvlText w:val="▪"/>
-      <w:lvlJc w:val="start"/>
+      <w:lvlJc w:val="left"/>
       <w:pPr>
         <w:tabs>
           <w:tab w:val="num" w:pos="3600"/>
         </w:tabs>
-        <w:ind w:start="3600" w:hanging="360"/>
+        <w:ind w:left="3600" w:hanging="360"/>
       </w:pPr>
       <w:rPr>
         <w:rFonts w:ascii="OpenSymbol" w:hAnsi="OpenSymbol" w:cs="OpenSymbol" w:hint="default"/>
@@ -6865,12 +6775,12 @@
       <w:numFmt w:val="none"/>
       <w:suff w:val="nothing"/>
       <w:lvlText w:val=""/>
-      <w:lvlJc w:val="start"/>
+      <w:lvlJc w:val="left"/>
       <w:pPr>
         <w:tabs>
           <w:tab w:val="num" w:pos="0"/>
         </w:tabs>
-        <w:ind w:start="0" w:hanging="0"/>
+        <w:ind w:left="0" w:hanging="0"/>
       </w:pPr>
     </w:lvl>
     <w:lvl w:ilvl="1">
@@ -6878,12 +6788,12 @@
       <w:numFmt w:val="none"/>
       <w:suff w:val="nothing"/>
       <w:lvlText w:val=""/>
-      <w:lvlJc w:val="start"/>
+      <w:lvlJc w:val="left"/>
       <w:pPr>
         <w:tabs>
           <w:tab w:val="num" w:pos="0"/>
         </w:tabs>
-        <w:ind w:start="0" w:hanging="0"/>
+        <w:ind w:left="0" w:hanging="0"/>
       </w:pPr>
     </w:lvl>
     <w:lvl w:ilvl="2">
@@ -6891,12 +6801,12 @@
       <w:numFmt w:val="none"/>
       <w:suff w:val="nothing"/>
       <w:lvlText w:val=""/>
-      <w:lvlJc w:val="start"/>
+      <w:lvlJc w:val="left"/>
       <w:pPr>
         <w:tabs>
           <w:tab w:val="num" w:pos="0"/>
         </w:tabs>
-        <w:ind w:start="0" w:hanging="0"/>
+        <w:ind w:left="0" w:hanging="0"/>
       </w:pPr>
     </w:lvl>
     <w:lvl w:ilvl="3">
@@ -6904,12 +6814,12 @@
       <w:numFmt w:val="none"/>
       <w:suff w:val="nothing"/>
       <w:lvlText w:val=""/>
-      <w:lvlJc w:val="start"/>
+      <w:lvlJc w:val="left"/>
       <w:pPr>
         <w:tabs>
           <w:tab w:val="num" w:pos="0"/>
         </w:tabs>
-        <w:ind w:start="0" w:hanging="0"/>
+        <w:ind w:left="0" w:hanging="0"/>
       </w:pPr>
     </w:lvl>
     <w:lvl w:ilvl="4">
@@ -6917,12 +6827,12 @@
       <w:numFmt w:val="none"/>
       <w:suff w:val="nothing"/>
       <w:lvlText w:val=""/>
-      <w:lvlJc w:val="start"/>
+      <w:lvlJc w:val="left"/>
       <w:pPr>
         <w:tabs>
           <w:tab w:val="num" w:pos="0"/>
         </w:tabs>
-        <w:ind w:start="0" w:hanging="0"/>
+        <w:ind w:left="0" w:hanging="0"/>
       </w:pPr>
     </w:lvl>
     <w:lvl w:ilvl="5">
@@ -6930,12 +6840,12 @@
       <w:numFmt w:val="none"/>
       <w:suff w:val="nothing"/>
       <w:lvlText w:val=""/>
-      <w:lvlJc w:val="start"/>
+      <w:lvlJc w:val="left"/>
       <w:pPr>
         <w:tabs>
           <w:tab w:val="num" w:pos="0"/>
         </w:tabs>
-        <w:ind w:start="0" w:hanging="0"/>
+        <w:ind w:left="0" w:hanging="0"/>
       </w:pPr>
     </w:lvl>
     <w:lvl w:ilvl="6">
@@ -6943,12 +6853,12 @@
       <w:numFmt w:val="none"/>
       <w:suff w:val="nothing"/>
       <w:lvlText w:val=""/>
-      <w:lvlJc w:val="start"/>
+      <w:lvlJc w:val="left"/>
       <w:pPr>
         <w:tabs>
           <w:tab w:val="num" w:pos="0"/>
         </w:tabs>
-        <w:ind w:start="0" w:hanging="0"/>
+        <w:ind w:left="0" w:hanging="0"/>
       </w:pPr>
     </w:lvl>
     <w:lvl w:ilvl="7">
@@ -6956,12 +6866,12 @@
       <w:numFmt w:val="none"/>
       <w:suff w:val="nothing"/>
       <w:lvlText w:val=""/>
-      <w:lvlJc w:val="start"/>
+      <w:lvlJc w:val="left"/>
       <w:pPr>
         <w:tabs>
           <w:tab w:val="num" w:pos="0"/>
         </w:tabs>
-        <w:ind w:start="0" w:hanging="0"/>
+        <w:ind w:left="0" w:hanging="0"/>
       </w:pPr>
     </w:lvl>
     <w:lvl w:ilvl="8">
@@ -6969,12 +6879,12 @@
       <w:numFmt w:val="none"/>
       <w:suff w:val="nothing"/>
       <w:lvlText w:val=""/>
-      <w:lvlJc w:val="start"/>
+      <w:lvlJc w:val="left"/>
       <w:pPr>
         <w:tabs>
           <w:tab w:val="num" w:pos="0"/>
         </w:tabs>
-        <w:ind w:start="0" w:hanging="0"/>
+        <w:ind w:left="0" w:hanging="0"/>
       </w:pPr>
     </w:lvl>
   </w:abstractNum>
@@ -7022,7 +6932,7 @@
       <w:suppressAutoHyphens w:val="true"/>
       <w:bidi w:val="0"/>
       <w:spacing w:before="0" w:after="0"/>
-      <w:jc w:val="start"/>
+      <w:jc w:val="left"/>
     </w:pPr>
     <w:rPr>
       <w:rFonts w:ascii="Liberation Serif" w:hAnsi="Liberation Serif" w:eastAsia="NSimSun" w:cs="Arial"/>
@@ -7034,7 +6944,7 @@
     </w:rPr>
   </w:style>
   <w:style w:type="paragraph" w:styleId="Heading1">
-    <w:name w:val="heading 1"/>
+    <w:name w:val="Heading 1"/>
     <w:basedOn w:val="Heading"/>
     <w:next w:val="BodyText"/>
     <w:qFormat/>
@@ -7054,7 +6964,7 @@
     </w:rPr>
   </w:style>
   <w:style w:type="paragraph" w:styleId="Heading2">
-    <w:name w:val="heading 2"/>
+    <w:name w:val="Heading 2"/>
     <w:basedOn w:val="Heading"/>
     <w:next w:val="BodyText"/>
     <w:qFormat/>
@@ -7074,7 +6984,7 @@
     </w:rPr>
   </w:style>
   <w:style w:type="paragraph" w:styleId="Heading3">
-    <w:name w:val="heading 3"/>
+    <w:name w:val="Heading 3"/>
     <w:basedOn w:val="Heading"/>
     <w:next w:val="BodyText"/>
     <w:qFormat/>
@@ -7129,7 +7039,7 @@
     </w:rPr>
   </w:style>
   <w:style w:type="paragraph" w:styleId="Caption">
-    <w:name w:val="caption"/>
+    <w:name w:val="Caption"/>
     <w:basedOn w:val="Normal"/>
     <w:qFormat/>
     <w:pPr>
@@ -7206,37 +7116,37 @@
         <a:srgbClr val="000000"/>
       </a:dk1>
       <a:lt1>
-        <a:srgbClr val="FFFFFF"/>
+        <a:srgbClr val="ffffff"/>
       </a:lt1>
       <a:dk2>
         <a:srgbClr val="000000"/>
       </a:dk2>
       <a:lt2>
-        <a:srgbClr val="FFFFFF"/>
+        <a:srgbClr val="ffffff"/>
       </a:lt2>
       <a:accent1>
-        <a:srgbClr val="18A303"/>
+        <a:srgbClr val="18a303"/>
       </a:accent1>
       <a:accent2>
-        <a:srgbClr val="0369A3"/>
+        <a:srgbClr val="0369a3"/>
       </a:accent2>
       <a:accent3>
-        <a:srgbClr val="A33E03"/>
+        <a:srgbClr val="a33e03"/>
       </a:accent3>
       <a:accent4>
-        <a:srgbClr val="8E03A3"/>
+        <a:srgbClr val="8e03a3"/>
       </a:accent4>
       <a:accent5>
-        <a:srgbClr val="C99C00"/>
+        <a:srgbClr val="c99c00"/>
       </a:accent5>
       <a:accent6>
-        <a:srgbClr val="C9211E"/>
+        <a:srgbClr val="c9211e"/>
       </a:accent6>
       <a:hlink>
-        <a:srgbClr val="0000EE"/>
+        <a:srgbClr val="0000ee"/>
       </a:hlink>
       <a:folHlink>
-        <a:srgbClr val="551A8B"/>
+        <a:srgbClr val="551a8b"/>
       </a:folHlink>
     </a:clrScheme>
     <a:fontScheme name="Office">

--- a/Documents/tesztelesi_jegyzokonyv.docx
+++ b/Documents/tesztelesi_jegyzokonyv.docx
@@ -185,7 +185,7 @@
               <w:rPr>
                 <w:lang w:val="hu-HU" w:eastAsia="zh-CN" w:bidi="hi-IN"/>
               </w:rPr>
-              <w:t>1</w:t>
+              <w:t>2</w:t>
             </w:r>
           </w:p>
         </w:tc>
@@ -239,7 +239,25 @@
               <w:rPr>
                 <w:lang w:val="hu-HU" w:eastAsia="zh-CN" w:bidi="hi-IN"/>
               </w:rPr>
-              <w:t>2026. szeptember 25</w:t>
+              <w:t xml:space="preserve">2026. </w:t>
+            </w:r>
+            <w:r>
+              <w:rPr>
+                <w:lang w:val="hu-HU" w:eastAsia="zh-CN" w:bidi="hi-IN"/>
+              </w:rPr>
+              <w:t>október</w:t>
+            </w:r>
+            <w:r>
+              <w:rPr>
+                <w:lang w:val="hu-HU" w:eastAsia="zh-CN" w:bidi="hi-IN"/>
+              </w:rPr>
+              <w:t xml:space="preserve"> </w:t>
+            </w:r>
+            <w:r>
+              <w:rPr>
+                <w:lang w:val="hu-HU" w:eastAsia="zh-CN" w:bidi="hi-IN"/>
+              </w:rPr>
+              <w:t>05</w:t>
             </w:r>
           </w:p>
         </w:tc>
@@ -327,20 +345,19 @@
         <w:rPr>
           <w:lang w:val="hu-HU" w:eastAsia="zh-CN" w:bidi="hi-IN"/>
         </w:rPr>
-        <w:t xml:space="preserve">A dokumentum célja. A Drag &amp; Drop Todo webalkalmazás működésének, felépítésének és ellenőrizhető követelményeinek részletes, beadásra kész leírása. A dokumentáció a 2026. szeptember </w:t>
+        <w:t xml:space="preserve">A dokumentum célja. A Drag &amp; Drop Todo webalkalmazás működésének, felépítésének és ellenőrizhető követelményeinek részletes, beadásra kész leírása. A dokumentáció a 2026. </w:t>
       </w:r>
       <w:r>
         <w:rPr>
-          <w:color w:val="FF0000"/>
-          <w:lang w:val="hu-HU" w:eastAsia="zh-CN" w:bidi="hi-IN"/>
-        </w:rPr>
-        <w:t>[nap]</w:t>
+          <w:lang w:val="hu-HU" w:eastAsia="zh-CN" w:bidi="hi-IN"/>
+        </w:rPr>
+        <w:t>október 5-én</w:t>
       </w:r>
       <w:r>
         <w:rPr>
           <w:lang w:val="hu-HU" w:eastAsia="zh-CN" w:bidi="hi-IN"/>
         </w:rPr>
-        <w:t>án sikeresen lefuttatott manuális tesztekkel ellenőrzött alkalmazásállapotot rögzíti.</w:t>
+        <w:t xml:space="preserve"> sikeresen lefuttatott manuális tesztekkel ellenőrzött alkalmazásállapotot rögzíti.</w:t>
       </w:r>
       <w:r>
         <w:br w:type="page"/>
@@ -631,14 +648,7 @@
                 <w:color w:val="000000"/>
                 <w:lang w:val="hu-HU" w:eastAsia="zh-CN" w:bidi="hi-IN"/>
               </w:rPr>
-              <w:t>8.</w:t>
-            </w:r>
-            <w:r>
-              <w:rPr>
-                <w:color w:val="000000"/>
-                <w:lang w:val="hu-HU" w:eastAsia="zh-CN" w:bidi="hi-IN"/>
-              </w:rPr>
-              <w:t>5</w:t>
+              <w:t>8.5</w:t>
             </w:r>
           </w:p>
         </w:tc>
@@ -847,7 +857,25 @@
               <w:rPr>
                 <w:lang w:val="hu-HU" w:eastAsia="zh-CN" w:bidi="hi-IN"/>
               </w:rPr>
-              <w:t>2026. szeptember 25</w:t>
+              <w:t xml:space="preserve">2026. </w:t>
+            </w:r>
+            <w:r>
+              <w:rPr>
+                <w:lang w:val="hu-HU" w:eastAsia="zh-CN" w:bidi="hi-IN"/>
+              </w:rPr>
+              <w:t>október</w:t>
+            </w:r>
+            <w:r>
+              <w:rPr>
+                <w:lang w:val="hu-HU" w:eastAsia="zh-CN" w:bidi="hi-IN"/>
+              </w:rPr>
+              <w:t xml:space="preserve"> </w:t>
+            </w:r>
+            <w:r>
+              <w:rPr>
+                <w:lang w:val="hu-HU" w:eastAsia="zh-CN" w:bidi="hi-IN"/>
+              </w:rPr>
+              <w:t>05</w:t>
             </w:r>
           </w:p>
         </w:tc>
@@ -2043,14 +2071,7 @@
                 <w:color w:val="000000"/>
                 <w:lang w:val="hu-HU" w:eastAsia="zh-CN" w:bidi="hi-IN"/>
               </w:rPr>
-              <w:t xml:space="preserve">Hibaüzenet, </w:t>
-            </w:r>
-            <w:r>
-              <w:rPr>
-                <w:color w:val="000000"/>
-                <w:lang w:val="hu-HU" w:eastAsia="zh-CN" w:bidi="hi-IN"/>
-              </w:rPr>
-              <w:t>nincs session</w:t>
+              <w:t>Hibaüzenet, nincs session</w:t>
             </w:r>
           </w:p>
         </w:tc>
@@ -2709,14 +2730,7 @@
                 <w:color w:val="000000"/>
                 <w:lang w:val="hu-HU" w:eastAsia="zh-CN" w:bidi="hi-IN"/>
               </w:rPr>
-              <w:t>Session törlés</w:t>
-            </w:r>
-            <w:r>
-              <w:rPr>
-                <w:color w:val="000000"/>
-                <w:lang w:val="hu-HU" w:eastAsia="zh-CN" w:bidi="hi-IN"/>
-              </w:rPr>
-              <w:t>, login oldal</w:t>
+              <w:t>Session törlés, login oldal</w:t>
             </w:r>
           </w:p>
         </w:tc>
@@ -2841,7 +2855,7 @@
               <w:rPr>
                 <w:lang w:val="hu-HU" w:eastAsia="zh-CN" w:bidi="hi-IN"/>
               </w:rPr>
-              <w:t>FAIL/CRITICAL</w:t>
+              <w:t>PASS</w:t>
             </w:r>
           </w:p>
         </w:tc>
@@ -2890,7 +2904,7 @@
         <w:rPr>
           <w:lang w:val="hu-HU" w:eastAsia="zh-CN" w:bidi="hi-IN"/>
         </w:rPr>
-        <w:t>Kijelentkezés után vissza lehet tölteni a főoldalt. Session funkció és főoldal nincs implementálva.</w:t>
+        <w:t>Főoldal még nincs beépítve, nem tesztelhető</w:t>
       </w:r>
       <w:r>
         <w:br w:type="page"/>
@@ -3436,7 +3450,13 @@
               <w:rPr>
                 <w:lang w:val="hu-HU" w:eastAsia="zh-CN" w:bidi="hi-IN"/>
               </w:rPr>
-              <w:t>FAIL/CRITICAL</w:t>
+              <w:t>FAIL/</w:t>
+            </w:r>
+            <w:r>
+              <w:rPr>
+                <w:lang w:val="hu-HU" w:eastAsia="zh-CN" w:bidi="hi-IN"/>
+              </w:rPr>
+              <w:t>High</w:t>
             </w:r>
           </w:p>
         </w:tc>
@@ -3785,7 +3805,13 @@
         <w:rPr>
           <w:lang w:val="hu-HU" w:eastAsia="zh-CN" w:bidi="hi-IN"/>
         </w:rPr>
-        <w:t>Feladatokat kezelő gombok nem válaszolnak semmilyen eseményre.</w:t>
+        <w:t xml:space="preserve">Feladatok </w:t>
+      </w:r>
+      <w:r>
+        <w:rPr>
+          <w:lang w:val="hu-HU" w:eastAsia="zh-CN" w:bidi="hi-IN"/>
+        </w:rPr>
+        <w:t>törlése előtt nincs megerősítő üzenet.</w:t>
       </w:r>
     </w:p>
     <w:p>
@@ -3847,10 +3873,10 @@
       </w:tblPr>
       <w:tblGrid>
         <w:gridCol w:w="1994"/>
-        <w:gridCol w:w="1993"/>
-        <w:gridCol w:w="1996"/>
-        <w:gridCol w:w="1993"/>
-        <w:gridCol w:w="1996"/>
+        <w:gridCol w:w="1992"/>
+        <w:gridCol w:w="1997"/>
+        <w:gridCol w:w="1992"/>
+        <w:gridCol w:w="1997"/>
       </w:tblGrid>
       <w:tr>
         <w:trPr>
@@ -3883,7 +3909,7 @@
         </w:tc>
         <w:tc>
           <w:tcPr>
-            <w:tcW w:w="1993" w:type="dxa"/>
+            <w:tcW w:w="1992" w:type="dxa"/>
             <w:tcBorders>
               <w:top w:val="single" w:sz="4" w:space="0" w:color="000000"/>
               <w:left w:val="single" w:sz="4" w:space="0" w:color="000000"/>
@@ -3908,7 +3934,7 @@
         </w:tc>
         <w:tc>
           <w:tcPr>
-            <w:tcW w:w="1996" w:type="dxa"/>
+            <w:tcW w:w="1997" w:type="dxa"/>
             <w:tcBorders>
               <w:top w:val="single" w:sz="4" w:space="0" w:color="000000"/>
               <w:left w:val="single" w:sz="4" w:space="0" w:color="000000"/>
@@ -3933,7 +3959,7 @@
         </w:tc>
         <w:tc>
           <w:tcPr>
-            <w:tcW w:w="1993" w:type="dxa"/>
+            <w:tcW w:w="1992" w:type="dxa"/>
             <w:tcBorders>
               <w:top w:val="single" w:sz="4" w:space="0" w:color="000000"/>
               <w:left w:val="single" w:sz="4" w:space="0" w:color="000000"/>
@@ -3958,7 +3984,7 @@
         </w:tc>
         <w:tc>
           <w:tcPr>
-            <w:tcW w:w="1996" w:type="dxa"/>
+            <w:tcW w:w="1997" w:type="dxa"/>
             <w:tcBorders>
               <w:top w:val="single" w:sz="4" w:space="0" w:color="000000"/>
               <w:left w:val="single" w:sz="4" w:space="0" w:color="000000"/>
@@ -4011,7 +4037,7 @@
         </w:tc>
         <w:tc>
           <w:tcPr>
-            <w:tcW w:w="1993" w:type="dxa"/>
+            <w:tcW w:w="1992" w:type="dxa"/>
             <w:tcBorders>
               <w:left w:val="single" w:sz="4" w:space="0" w:color="000000"/>
               <w:bottom w:val="single" w:sz="4" w:space="0" w:color="000000"/>
@@ -4035,7 +4061,7 @@
         </w:tc>
         <w:tc>
           <w:tcPr>
-            <w:tcW w:w="1996" w:type="dxa"/>
+            <w:tcW w:w="1997" w:type="dxa"/>
             <w:tcBorders>
               <w:left w:val="single" w:sz="4" w:space="0" w:color="000000"/>
               <w:bottom w:val="single" w:sz="4" w:space="0" w:color="000000"/>
@@ -4059,7 +4085,7 @@
         </w:tc>
         <w:tc>
           <w:tcPr>
-            <w:tcW w:w="1993" w:type="dxa"/>
+            <w:tcW w:w="1992" w:type="dxa"/>
             <w:tcBorders>
               <w:left w:val="single" w:sz="4" w:space="0" w:color="000000"/>
               <w:bottom w:val="single" w:sz="4" w:space="0" w:color="000000"/>
@@ -4083,7 +4109,7 @@
         </w:tc>
         <w:tc>
           <w:tcPr>
-            <w:tcW w:w="1996" w:type="dxa"/>
+            <w:tcW w:w="1997" w:type="dxa"/>
             <w:tcBorders>
               <w:left w:val="single" w:sz="4" w:space="0" w:color="000000"/>
               <w:bottom w:val="single" w:sz="4" w:space="0" w:color="000000"/>
@@ -4135,7 +4161,7 @@
         </w:tc>
         <w:tc>
           <w:tcPr>
-            <w:tcW w:w="1993" w:type="dxa"/>
+            <w:tcW w:w="1992" w:type="dxa"/>
             <w:tcBorders>
               <w:left w:val="single" w:sz="4" w:space="0" w:color="000000"/>
               <w:bottom w:val="single" w:sz="4" w:space="0" w:color="000000"/>
@@ -4159,7 +4185,7 @@
         </w:tc>
         <w:tc>
           <w:tcPr>
-            <w:tcW w:w="1996" w:type="dxa"/>
+            <w:tcW w:w="1997" w:type="dxa"/>
             <w:tcBorders>
               <w:left w:val="single" w:sz="4" w:space="0" w:color="000000"/>
               <w:bottom w:val="single" w:sz="4" w:space="0" w:color="000000"/>
@@ -4183,7 +4209,7 @@
         </w:tc>
         <w:tc>
           <w:tcPr>
-            <w:tcW w:w="1993" w:type="dxa"/>
+            <w:tcW w:w="1992" w:type="dxa"/>
             <w:tcBorders>
               <w:left w:val="single" w:sz="4" w:space="0" w:color="000000"/>
               <w:bottom w:val="single" w:sz="4" w:space="0" w:color="000000"/>
@@ -4207,7 +4233,7 @@
         </w:tc>
         <w:tc>
           <w:tcPr>
-            <w:tcW w:w="1996" w:type="dxa"/>
+            <w:tcW w:w="1997" w:type="dxa"/>
             <w:tcBorders>
               <w:left w:val="single" w:sz="4" w:space="0" w:color="000000"/>
               <w:bottom w:val="single" w:sz="4" w:space="0" w:color="000000"/>
@@ -4259,7 +4285,7 @@
         </w:tc>
         <w:tc>
           <w:tcPr>
-            <w:tcW w:w="1993" w:type="dxa"/>
+            <w:tcW w:w="1992" w:type="dxa"/>
             <w:tcBorders>
               <w:left w:val="single" w:sz="4" w:space="0" w:color="000000"/>
               <w:bottom w:val="single" w:sz="4" w:space="0" w:color="000000"/>
@@ -4283,7 +4309,7 @@
         </w:tc>
         <w:tc>
           <w:tcPr>
-            <w:tcW w:w="1996" w:type="dxa"/>
+            <w:tcW w:w="1997" w:type="dxa"/>
             <w:tcBorders>
               <w:left w:val="single" w:sz="4" w:space="0" w:color="000000"/>
               <w:bottom w:val="single" w:sz="4" w:space="0" w:color="000000"/>
@@ -4307,7 +4333,7 @@
         </w:tc>
         <w:tc>
           <w:tcPr>
-            <w:tcW w:w="1993" w:type="dxa"/>
+            <w:tcW w:w="1992" w:type="dxa"/>
             <w:tcBorders>
               <w:left w:val="single" w:sz="4" w:space="0" w:color="000000"/>
               <w:bottom w:val="single" w:sz="4" w:space="0" w:color="000000"/>
@@ -4331,7 +4357,7 @@
         </w:tc>
         <w:tc>
           <w:tcPr>
-            <w:tcW w:w="1996" w:type="dxa"/>
+            <w:tcW w:w="1997" w:type="dxa"/>
             <w:tcBorders>
               <w:left w:val="single" w:sz="4" w:space="0" w:color="000000"/>
               <w:bottom w:val="single" w:sz="4" w:space="0" w:color="000000"/>
@@ -4383,7 +4409,7 @@
         </w:tc>
         <w:tc>
           <w:tcPr>
-            <w:tcW w:w="1993" w:type="dxa"/>
+            <w:tcW w:w="1992" w:type="dxa"/>
             <w:tcBorders>
               <w:left w:val="single" w:sz="4" w:space="0" w:color="000000"/>
               <w:bottom w:val="single" w:sz="4" w:space="0" w:color="000000"/>
@@ -4407,7 +4433,7 @@
         </w:tc>
         <w:tc>
           <w:tcPr>
-            <w:tcW w:w="1996" w:type="dxa"/>
+            <w:tcW w:w="1997" w:type="dxa"/>
             <w:tcBorders>
               <w:left w:val="single" w:sz="4" w:space="0" w:color="000000"/>
               <w:bottom w:val="single" w:sz="4" w:space="0" w:color="000000"/>
@@ -4431,7 +4457,7 @@
         </w:tc>
         <w:tc>
           <w:tcPr>
-            <w:tcW w:w="1993" w:type="dxa"/>
+            <w:tcW w:w="1992" w:type="dxa"/>
             <w:tcBorders>
               <w:left w:val="single" w:sz="4" w:space="0" w:color="000000"/>
               <w:bottom w:val="single" w:sz="4" w:space="0" w:color="000000"/>
@@ -4455,7 +4481,7 @@
         </w:tc>
         <w:tc>
           <w:tcPr>
-            <w:tcW w:w="1996" w:type="dxa"/>
+            <w:tcW w:w="1997" w:type="dxa"/>
             <w:tcBorders>
               <w:left w:val="single" w:sz="4" w:space="0" w:color="000000"/>
               <w:bottom w:val="single" w:sz="4" w:space="0" w:color="000000"/>
@@ -4507,7 +4533,7 @@
         </w:tc>
         <w:tc>
           <w:tcPr>
-            <w:tcW w:w="1993" w:type="dxa"/>
+            <w:tcW w:w="1992" w:type="dxa"/>
             <w:tcBorders>
               <w:left w:val="single" w:sz="4" w:space="0" w:color="000000"/>
               <w:bottom w:val="single" w:sz="4" w:space="0" w:color="000000"/>
@@ -4531,7 +4557,7 @@
         </w:tc>
         <w:tc>
           <w:tcPr>
-            <w:tcW w:w="1996" w:type="dxa"/>
+            <w:tcW w:w="1997" w:type="dxa"/>
             <w:tcBorders>
               <w:left w:val="single" w:sz="4" w:space="0" w:color="000000"/>
               <w:bottom w:val="single" w:sz="4" w:space="0" w:color="000000"/>
@@ -4555,7 +4581,7 @@
         </w:tc>
         <w:tc>
           <w:tcPr>
-            <w:tcW w:w="1993" w:type="dxa"/>
+            <w:tcW w:w="1992" w:type="dxa"/>
             <w:tcBorders>
               <w:left w:val="single" w:sz="4" w:space="0" w:color="000000"/>
               <w:bottom w:val="single" w:sz="4" w:space="0" w:color="000000"/>
@@ -4579,7 +4605,7 @@
         </w:tc>
         <w:tc>
           <w:tcPr>
-            <w:tcW w:w="1996" w:type="dxa"/>
+            <w:tcW w:w="1997" w:type="dxa"/>
             <w:tcBorders>
               <w:left w:val="single" w:sz="4" w:space="0" w:color="000000"/>
               <w:bottom w:val="single" w:sz="4" w:space="0" w:color="000000"/>
@@ -4631,7 +4657,7 @@
         </w:tc>
         <w:tc>
           <w:tcPr>
-            <w:tcW w:w="1993" w:type="dxa"/>
+            <w:tcW w:w="1992" w:type="dxa"/>
             <w:tcBorders>
               <w:left w:val="single" w:sz="4" w:space="0" w:color="000000"/>
               <w:bottom w:val="single" w:sz="4" w:space="0" w:color="000000"/>
@@ -4655,7 +4681,7 @@
         </w:tc>
         <w:tc>
           <w:tcPr>
-            <w:tcW w:w="1996" w:type="dxa"/>
+            <w:tcW w:w="1997" w:type="dxa"/>
             <w:tcBorders>
               <w:left w:val="single" w:sz="4" w:space="0" w:color="000000"/>
               <w:bottom w:val="single" w:sz="4" w:space="0" w:color="000000"/>
@@ -4679,7 +4705,7 @@
         </w:tc>
         <w:tc>
           <w:tcPr>
-            <w:tcW w:w="1993" w:type="dxa"/>
+            <w:tcW w:w="1992" w:type="dxa"/>
             <w:tcBorders>
               <w:left w:val="single" w:sz="4" w:space="0" w:color="000000"/>
               <w:bottom w:val="single" w:sz="4" w:space="0" w:color="000000"/>
@@ -4703,7 +4729,7 @@
         </w:tc>
         <w:tc>
           <w:tcPr>
-            <w:tcW w:w="1996" w:type="dxa"/>
+            <w:tcW w:w="1997" w:type="dxa"/>
             <w:tcBorders>
               <w:left w:val="single" w:sz="4" w:space="0" w:color="000000"/>
               <w:bottom w:val="single" w:sz="4" w:space="0" w:color="000000"/>
@@ -4755,7 +4781,7 @@
         </w:tc>
         <w:tc>
           <w:tcPr>
-            <w:tcW w:w="1993" w:type="dxa"/>
+            <w:tcW w:w="1992" w:type="dxa"/>
             <w:tcBorders>
               <w:left w:val="single" w:sz="4" w:space="0" w:color="000000"/>
               <w:bottom w:val="single" w:sz="4" w:space="0" w:color="000000"/>
@@ -4779,7 +4805,7 @@
         </w:tc>
         <w:tc>
           <w:tcPr>
-            <w:tcW w:w="1996" w:type="dxa"/>
+            <w:tcW w:w="1997" w:type="dxa"/>
             <w:tcBorders>
               <w:left w:val="single" w:sz="4" w:space="0" w:color="000000"/>
               <w:bottom w:val="single" w:sz="4" w:space="0" w:color="000000"/>
@@ -4803,7 +4829,7 @@
         </w:tc>
         <w:tc>
           <w:tcPr>
-            <w:tcW w:w="1993" w:type="dxa"/>
+            <w:tcW w:w="1992" w:type="dxa"/>
             <w:tcBorders>
               <w:left w:val="single" w:sz="4" w:space="0" w:color="000000"/>
               <w:bottom w:val="single" w:sz="4" w:space="0" w:color="000000"/>
@@ -4827,7 +4853,7 @@
         </w:tc>
         <w:tc>
           <w:tcPr>
-            <w:tcW w:w="1996" w:type="dxa"/>
+            <w:tcW w:w="1997" w:type="dxa"/>
             <w:tcBorders>
               <w:left w:val="single" w:sz="4" w:space="0" w:color="000000"/>
               <w:bottom w:val="single" w:sz="4" w:space="0" w:color="000000"/>
@@ -4879,7 +4905,7 @@
         </w:tc>
         <w:tc>
           <w:tcPr>
-            <w:tcW w:w="1993" w:type="dxa"/>
+            <w:tcW w:w="1992" w:type="dxa"/>
             <w:tcBorders>
               <w:left w:val="single" w:sz="4" w:space="0" w:color="000000"/>
               <w:bottom w:val="single" w:sz="4" w:space="0" w:color="000000"/>
@@ -4903,7 +4929,7 @@
         </w:tc>
         <w:tc>
           <w:tcPr>
-            <w:tcW w:w="1996" w:type="dxa"/>
+            <w:tcW w:w="1997" w:type="dxa"/>
             <w:tcBorders>
               <w:left w:val="single" w:sz="4" w:space="0" w:color="000000"/>
               <w:bottom w:val="single" w:sz="4" w:space="0" w:color="000000"/>
@@ -4927,7 +4953,7 @@
         </w:tc>
         <w:tc>
           <w:tcPr>
-            <w:tcW w:w="1993" w:type="dxa"/>
+            <w:tcW w:w="1992" w:type="dxa"/>
             <w:tcBorders>
               <w:left w:val="single" w:sz="4" w:space="0" w:color="000000"/>
               <w:bottom w:val="single" w:sz="4" w:space="0" w:color="000000"/>
@@ -4951,7 +4977,7 @@
         </w:tc>
         <w:tc>
           <w:tcPr>
-            <w:tcW w:w="1996" w:type="dxa"/>
+            <w:tcW w:w="1997" w:type="dxa"/>
             <w:tcBorders>
               <w:left w:val="single" w:sz="4" w:space="0" w:color="000000"/>
               <w:bottom w:val="single" w:sz="4" w:space="0" w:color="000000"/>
@@ -5079,10 +5105,10 @@
       </w:tblPr>
       <w:tblGrid>
         <w:gridCol w:w="1994"/>
-        <w:gridCol w:w="1993"/>
-        <w:gridCol w:w="1996"/>
-        <w:gridCol w:w="1993"/>
-        <w:gridCol w:w="1996"/>
+        <w:gridCol w:w="1992"/>
+        <w:gridCol w:w="1997"/>
+        <w:gridCol w:w="1992"/>
+        <w:gridCol w:w="1997"/>
       </w:tblGrid>
       <w:tr>
         <w:trPr>
@@ -5115,7 +5141,7 @@
         </w:tc>
         <w:tc>
           <w:tcPr>
-            <w:tcW w:w="1993" w:type="dxa"/>
+            <w:tcW w:w="1992" w:type="dxa"/>
             <w:tcBorders>
               <w:top w:val="single" w:sz="4" w:space="0" w:color="000000"/>
               <w:left w:val="single" w:sz="4" w:space="0" w:color="000000"/>
@@ -5140,7 +5166,7 @@
         </w:tc>
         <w:tc>
           <w:tcPr>
-            <w:tcW w:w="1996" w:type="dxa"/>
+            <w:tcW w:w="1997" w:type="dxa"/>
             <w:tcBorders>
               <w:top w:val="single" w:sz="4" w:space="0" w:color="000000"/>
               <w:left w:val="single" w:sz="4" w:space="0" w:color="000000"/>
@@ -5165,7 +5191,7 @@
         </w:tc>
         <w:tc>
           <w:tcPr>
-            <w:tcW w:w="1993" w:type="dxa"/>
+            <w:tcW w:w="1992" w:type="dxa"/>
             <w:tcBorders>
               <w:top w:val="single" w:sz="4" w:space="0" w:color="000000"/>
               <w:left w:val="single" w:sz="4" w:space="0" w:color="000000"/>
@@ -5190,7 +5216,7 @@
         </w:tc>
         <w:tc>
           <w:tcPr>
-            <w:tcW w:w="1996" w:type="dxa"/>
+            <w:tcW w:w="1997" w:type="dxa"/>
             <w:tcBorders>
               <w:top w:val="single" w:sz="4" w:space="0" w:color="000000"/>
               <w:left w:val="single" w:sz="4" w:space="0" w:color="000000"/>
@@ -5243,7 +5269,7 @@
         </w:tc>
         <w:tc>
           <w:tcPr>
-            <w:tcW w:w="1993" w:type="dxa"/>
+            <w:tcW w:w="1992" w:type="dxa"/>
             <w:tcBorders>
               <w:left w:val="single" w:sz="4" w:space="0" w:color="000000"/>
               <w:bottom w:val="single" w:sz="4" w:space="0" w:color="000000"/>
@@ -5267,7 +5293,7 @@
         </w:tc>
         <w:tc>
           <w:tcPr>
-            <w:tcW w:w="1996" w:type="dxa"/>
+            <w:tcW w:w="1997" w:type="dxa"/>
             <w:tcBorders>
               <w:left w:val="single" w:sz="4" w:space="0" w:color="000000"/>
               <w:bottom w:val="single" w:sz="4" w:space="0" w:color="000000"/>
@@ -5291,7 +5317,7 @@
         </w:tc>
         <w:tc>
           <w:tcPr>
-            <w:tcW w:w="1993" w:type="dxa"/>
+            <w:tcW w:w="1992" w:type="dxa"/>
             <w:tcBorders>
               <w:left w:val="single" w:sz="4" w:space="0" w:color="000000"/>
               <w:bottom w:val="single" w:sz="4" w:space="0" w:color="000000"/>
@@ -5315,7 +5341,7 @@
         </w:tc>
         <w:tc>
           <w:tcPr>
-            <w:tcW w:w="1996" w:type="dxa"/>
+            <w:tcW w:w="1997" w:type="dxa"/>
             <w:tcBorders>
               <w:left w:val="single" w:sz="4" w:space="0" w:color="000000"/>
               <w:bottom w:val="single" w:sz="4" w:space="0" w:color="000000"/>
@@ -5367,7 +5393,7 @@
         </w:tc>
         <w:tc>
           <w:tcPr>
-            <w:tcW w:w="1993" w:type="dxa"/>
+            <w:tcW w:w="1992" w:type="dxa"/>
             <w:tcBorders>
               <w:left w:val="single" w:sz="4" w:space="0" w:color="000000"/>
               <w:bottom w:val="single" w:sz="4" w:space="0" w:color="000000"/>
@@ -5391,55 +5417,55 @@
         </w:tc>
         <w:tc>
           <w:tcPr>
-            <w:tcW w:w="1996" w:type="dxa"/>
-            <w:tcBorders>
-              <w:left w:val="single" w:sz="4" w:space="0" w:color="000000"/>
-              <w:bottom w:val="single" w:sz="4" w:space="0" w:color="000000"/>
-            </w:tcBorders>
-          </w:tcPr>
-          <w:p>
-            <w:pPr>
-              <w:pStyle w:val="TableContents"/>
-              <w:jc w:val="left"/>
-              <w:rPr>
-                <w:lang w:val="hu-HU" w:eastAsia="zh-CN" w:bidi="hi-IN"/>
-              </w:rPr>
-            </w:pPr>
-            <w:r>
-              <w:rPr>
-                <w:lang w:val="hu-HU" w:eastAsia="zh-CN" w:bidi="hi-IN"/>
-              </w:rPr>
-              <w:t>1</w:t>
-            </w:r>
-          </w:p>
-        </w:tc>
-        <w:tc>
-          <w:tcPr>
-            <w:tcW w:w="1993" w:type="dxa"/>
-            <w:tcBorders>
-              <w:left w:val="single" w:sz="4" w:space="0" w:color="000000"/>
-              <w:bottom w:val="single" w:sz="4" w:space="0" w:color="000000"/>
-            </w:tcBorders>
-          </w:tcPr>
-          <w:p>
-            <w:pPr>
-              <w:pStyle w:val="TableContents"/>
-              <w:jc w:val="left"/>
-              <w:rPr>
-                <w:lang w:val="hu-HU" w:eastAsia="zh-CN" w:bidi="hi-IN"/>
-              </w:rPr>
-            </w:pPr>
-            <w:r>
-              <w:rPr>
-                <w:lang w:val="hu-HU" w:eastAsia="zh-CN" w:bidi="hi-IN"/>
-              </w:rPr>
-              <w:t>1</w:t>
-            </w:r>
-          </w:p>
-        </w:tc>
-        <w:tc>
-          <w:tcPr>
-            <w:tcW w:w="1996" w:type="dxa"/>
+            <w:tcW w:w="1997" w:type="dxa"/>
+            <w:tcBorders>
+              <w:left w:val="single" w:sz="4" w:space="0" w:color="000000"/>
+              <w:bottom w:val="single" w:sz="4" w:space="0" w:color="000000"/>
+            </w:tcBorders>
+          </w:tcPr>
+          <w:p>
+            <w:pPr>
+              <w:pStyle w:val="TableContents"/>
+              <w:jc w:val="left"/>
+              <w:rPr>
+                <w:lang w:val="hu-HU" w:eastAsia="zh-CN" w:bidi="hi-IN"/>
+              </w:rPr>
+            </w:pPr>
+            <w:r>
+              <w:rPr>
+                <w:lang w:val="hu-HU" w:eastAsia="zh-CN" w:bidi="hi-IN"/>
+              </w:rPr>
+              <w:t>2</w:t>
+            </w:r>
+          </w:p>
+        </w:tc>
+        <w:tc>
+          <w:tcPr>
+            <w:tcW w:w="1992" w:type="dxa"/>
+            <w:tcBorders>
+              <w:left w:val="single" w:sz="4" w:space="0" w:color="000000"/>
+              <w:bottom w:val="single" w:sz="4" w:space="0" w:color="000000"/>
+            </w:tcBorders>
+          </w:tcPr>
+          <w:p>
+            <w:pPr>
+              <w:pStyle w:val="TableContents"/>
+              <w:jc w:val="left"/>
+              <w:rPr>
+                <w:lang w:val="hu-HU" w:eastAsia="zh-CN" w:bidi="hi-IN"/>
+              </w:rPr>
+            </w:pPr>
+            <w:r>
+              <w:rPr>
+                <w:lang w:val="hu-HU" w:eastAsia="zh-CN" w:bidi="hi-IN"/>
+              </w:rPr>
+              <w:t>0</w:t>
+            </w:r>
+          </w:p>
+        </w:tc>
+        <w:tc>
+          <w:tcPr>
+            <w:tcW w:w="1997" w:type="dxa"/>
             <w:tcBorders>
               <w:left w:val="single" w:sz="4" w:space="0" w:color="000000"/>
               <w:bottom w:val="single" w:sz="4" w:space="0" w:color="000000"/>
@@ -5499,7 +5525,7 @@
         </w:tc>
         <w:tc>
           <w:tcPr>
-            <w:tcW w:w="1993" w:type="dxa"/>
+            <w:tcW w:w="1992" w:type="dxa"/>
             <w:tcBorders>
               <w:left w:val="single" w:sz="4" w:space="0" w:color="000000"/>
               <w:bottom w:val="single" w:sz="4" w:space="0" w:color="000000"/>
@@ -5523,7 +5549,7 @@
         </w:tc>
         <w:tc>
           <w:tcPr>
-            <w:tcW w:w="1996" w:type="dxa"/>
+            <w:tcW w:w="1997" w:type="dxa"/>
             <w:tcBorders>
               <w:left w:val="single" w:sz="4" w:space="0" w:color="000000"/>
               <w:bottom w:val="single" w:sz="4" w:space="0" w:color="000000"/>
@@ -5547,7 +5573,7 @@
         </w:tc>
         <w:tc>
           <w:tcPr>
-            <w:tcW w:w="1993" w:type="dxa"/>
+            <w:tcW w:w="1992" w:type="dxa"/>
             <w:tcBorders>
               <w:left w:val="single" w:sz="4" w:space="0" w:color="000000"/>
               <w:bottom w:val="single" w:sz="4" w:space="0" w:color="000000"/>
@@ -5571,7 +5597,7 @@
         </w:tc>
         <w:tc>
           <w:tcPr>
-            <w:tcW w:w="1996" w:type="dxa"/>
+            <w:tcW w:w="1997" w:type="dxa"/>
             <w:tcBorders>
               <w:left w:val="single" w:sz="4" w:space="0" w:color="000000"/>
               <w:bottom w:val="single" w:sz="4" w:space="0" w:color="000000"/>
@@ -5590,7 +5616,7 @@
               <w:rPr>
                 <w:lang w:val="hu-HU" w:eastAsia="zh-CN" w:bidi="hi-IN"/>
               </w:rPr>
-              <w:t xml:space="preserve">2 </w:t>
+              <w:t>1</w:t>
             </w:r>
             <w:r>
               <w:rPr>
@@ -5598,7 +5624,7 @@
                 <w:szCs w:val="14"/>
                 <w:lang w:val="hu-HU" w:eastAsia="zh-CN" w:bidi="hi-IN"/>
               </w:rPr>
-              <w:t>inaktív gombok</w:t>
+              <w:t>nincs megerősítés</w:t>
             </w:r>
           </w:p>
         </w:tc>
@@ -5631,7 +5657,7 @@
         </w:tc>
         <w:tc>
           <w:tcPr>
-            <w:tcW w:w="1993" w:type="dxa"/>
+            <w:tcW w:w="1992" w:type="dxa"/>
             <w:tcBorders>
               <w:left w:val="single" w:sz="4" w:space="0" w:color="000000"/>
               <w:bottom w:val="single" w:sz="4" w:space="0" w:color="000000"/>
@@ -5655,7 +5681,7 @@
         </w:tc>
         <w:tc>
           <w:tcPr>
-            <w:tcW w:w="1996" w:type="dxa"/>
+            <w:tcW w:w="1997" w:type="dxa"/>
             <w:tcBorders>
               <w:left w:val="single" w:sz="4" w:space="0" w:color="000000"/>
               <w:bottom w:val="single" w:sz="4" w:space="0" w:color="000000"/>
@@ -5679,7 +5705,7 @@
         </w:tc>
         <w:tc>
           <w:tcPr>
-            <w:tcW w:w="1993" w:type="dxa"/>
+            <w:tcW w:w="1992" w:type="dxa"/>
             <w:tcBorders>
               <w:left w:val="single" w:sz="4" w:space="0" w:color="000000"/>
               <w:bottom w:val="single" w:sz="4" w:space="0" w:color="000000"/>
@@ -5703,7 +5729,7 @@
         </w:tc>
         <w:tc>
           <w:tcPr>
-            <w:tcW w:w="1996" w:type="dxa"/>
+            <w:tcW w:w="1997" w:type="dxa"/>
             <w:tcBorders>
               <w:left w:val="single" w:sz="4" w:space="0" w:color="000000"/>
               <w:bottom w:val="single" w:sz="4" w:space="0" w:color="000000"/>
@@ -5755,7 +5781,7 @@
         </w:tc>
         <w:tc>
           <w:tcPr>
-            <w:tcW w:w="1993" w:type="dxa"/>
+            <w:tcW w:w="1992" w:type="dxa"/>
             <w:tcBorders>
               <w:left w:val="single" w:sz="4" w:space="0" w:color="000000"/>
               <w:bottom w:val="single" w:sz="4" w:space="0" w:color="000000"/>
@@ -5779,7 +5805,7 @@
         </w:tc>
         <w:tc>
           <w:tcPr>
-            <w:tcW w:w="1996" w:type="dxa"/>
+            <w:tcW w:w="1997" w:type="dxa"/>
             <w:tcBorders>
               <w:left w:val="single" w:sz="4" w:space="0" w:color="000000"/>
               <w:bottom w:val="single" w:sz="4" w:space="0" w:color="000000"/>
@@ -5803,7 +5829,7 @@
         </w:tc>
         <w:tc>
           <w:tcPr>
-            <w:tcW w:w="1993" w:type="dxa"/>
+            <w:tcW w:w="1992" w:type="dxa"/>
             <w:tcBorders>
               <w:left w:val="single" w:sz="4" w:space="0" w:color="000000"/>
               <w:bottom w:val="single" w:sz="4" w:space="0" w:color="000000"/>
@@ -5827,7 +5853,7 @@
         </w:tc>
         <w:tc>
           <w:tcPr>
-            <w:tcW w:w="1996" w:type="dxa"/>
+            <w:tcW w:w="1997" w:type="dxa"/>
             <w:tcBorders>
               <w:left w:val="single" w:sz="4" w:space="0" w:color="000000"/>
               <w:bottom w:val="single" w:sz="4" w:space="0" w:color="000000"/>
@@ -5887,7 +5913,7 @@
         </w:tc>
         <w:tc>
           <w:tcPr>
-            <w:tcW w:w="1993" w:type="dxa"/>
+            <w:tcW w:w="1992" w:type="dxa"/>
             <w:tcBorders>
               <w:left w:val="single" w:sz="4" w:space="0" w:color="000000"/>
               <w:bottom w:val="single" w:sz="4" w:space="0" w:color="000000"/>
@@ -5911,7 +5937,7 @@
         </w:tc>
         <w:tc>
           <w:tcPr>
-            <w:tcW w:w="1996" w:type="dxa"/>
+            <w:tcW w:w="1997" w:type="dxa"/>
             <w:tcBorders>
               <w:left w:val="single" w:sz="4" w:space="0" w:color="000000"/>
               <w:bottom w:val="single" w:sz="4" w:space="0" w:color="000000"/>
@@ -5929,37 +5955,44 @@
                 <w:b/>
                 <w:lang w:val="hu-HU" w:eastAsia="zh-CN" w:bidi="hi-IN"/>
               </w:rPr>
-              <w:t>20</w:t>
-            </w:r>
-          </w:p>
-        </w:tc>
-        <w:tc>
-          <w:tcPr>
-            <w:tcW w:w="1993" w:type="dxa"/>
-            <w:tcBorders>
-              <w:left w:val="single" w:sz="4" w:space="0" w:color="000000"/>
-              <w:bottom w:val="single" w:sz="4" w:space="0" w:color="000000"/>
-            </w:tcBorders>
-          </w:tcPr>
-          <w:p>
-            <w:pPr>
-              <w:pStyle w:val="TableContents"/>
-              <w:rPr>
-                <w:lang w:val="hu-HU" w:eastAsia="zh-CN" w:bidi="hi-IN"/>
-              </w:rPr>
-            </w:pPr>
+              <w:t>2</w:t>
+            </w:r>
             <w:r>
               <w:rPr>
                 <w:b/>
                 <w:lang w:val="hu-HU" w:eastAsia="zh-CN" w:bidi="hi-IN"/>
               </w:rPr>
-              <w:t>2</w:t>
-            </w:r>
-          </w:p>
-        </w:tc>
-        <w:tc>
-          <w:tcPr>
-            <w:tcW w:w="1996" w:type="dxa"/>
+              <w:t>1</w:t>
+            </w:r>
+          </w:p>
+        </w:tc>
+        <w:tc>
+          <w:tcPr>
+            <w:tcW w:w="1992" w:type="dxa"/>
+            <w:tcBorders>
+              <w:left w:val="single" w:sz="4" w:space="0" w:color="000000"/>
+              <w:bottom w:val="single" w:sz="4" w:space="0" w:color="000000"/>
+            </w:tcBorders>
+          </w:tcPr>
+          <w:p>
+            <w:pPr>
+              <w:pStyle w:val="TableContents"/>
+              <w:rPr>
+                <w:lang w:val="hu-HU" w:eastAsia="zh-CN" w:bidi="hi-IN"/>
+              </w:rPr>
+            </w:pPr>
+            <w:r>
+              <w:rPr>
+                <w:b/>
+                <w:lang w:val="hu-HU" w:eastAsia="zh-CN" w:bidi="hi-IN"/>
+              </w:rPr>
+              <w:t>1</w:t>
+            </w:r>
+          </w:p>
+        </w:tc>
+        <w:tc>
+          <w:tcPr>
+            <w:tcW w:w="1997" w:type="dxa"/>
             <w:tcBorders>
               <w:left w:val="single" w:sz="4" w:space="0" w:color="000000"/>
               <w:bottom w:val="single" w:sz="4" w:space="0" w:color="000000"/>
@@ -5981,7 +6014,7 @@
                 <w:bCs/>
                 <w:lang w:val="hu-HU" w:eastAsia="zh-CN" w:bidi="hi-IN"/>
               </w:rPr>
-              <w:t>5</w:t>
+              <w:t>4</w:t>
             </w:r>
           </w:p>
         </w:tc>
@@ -6034,7 +6067,19 @@
         <w:rPr>
           <w:lang w:val="hu-HU" w:eastAsia="zh-CN" w:bidi="hi-IN"/>
         </w:rPr>
-        <w:t>Kritikus vagy magas nyitott termékhiba: 2.</w:t>
+        <w:t xml:space="preserve">Kritikus vagy magas nyitott termékhiba: </w:t>
+      </w:r>
+      <w:r>
+        <w:rPr>
+          <w:lang w:val="hu-HU" w:eastAsia="zh-CN" w:bidi="hi-IN"/>
+        </w:rPr>
+        <w:t>1</w:t>
+      </w:r>
+      <w:r>
+        <w:rPr>
+          <w:lang w:val="hu-HU" w:eastAsia="zh-CN" w:bidi="hi-IN"/>
+        </w:rPr>
+        <w:t>.</w:t>
       </w:r>
     </w:p>
     <w:p>
@@ -6106,7 +6151,19 @@
         <w:rPr>
           <w:lang w:val="hu-HU" w:eastAsia="zh-CN" w:bidi="hi-IN"/>
         </w:rPr>
-        <w:t>Dokumentáció: rendszerterv és tesztjegyzőkönyv 80%ban elkészült.</w:t>
+        <w:t xml:space="preserve">Dokumentáció: rendszerterv és tesztjegyzőkönyv </w:t>
+      </w:r>
+      <w:r>
+        <w:rPr>
+          <w:lang w:val="hu-HU" w:eastAsia="zh-CN" w:bidi="hi-IN"/>
+        </w:rPr>
+        <w:t>95</w:t>
+      </w:r>
+      <w:r>
+        <w:rPr>
+          <w:lang w:val="hu-HU" w:eastAsia="zh-CN" w:bidi="hi-IN"/>
+        </w:rPr>
+        <w:t>%-ban elkészült.</w:t>
       </w:r>
     </w:p>
     <w:p>

--- a/Documents/tesztelesi_jegyzokonyv.docx
+++ b/Documents/tesztelesi_jegyzokonyv.docx
@@ -1,6 +1,6 @@
 
 <file path=word/document.xml><?xml version="1.0" encoding="utf-8"?>
-<w:document xmlns:o="urn:schemas-microsoft-com:office:office" xmlns:r="http://schemas.openxmlformats.org/officeDocument/2006/relationships" xmlns:v="urn:schemas-microsoft-com:vml" xmlns:w="http://schemas.openxmlformats.org/wordprocessingml/2006/main" xmlns:w10="urn:schemas-microsoft-com:office:word" xmlns:wp="http://schemas.openxmlformats.org/drawingml/2006/wordprocessingDrawing" xmlns:wps="http://schemas.microsoft.com/office/word/2010/wordprocessingShape" xmlns:wpg="http://schemas.microsoft.com/office/word/2010/wordprocessingGroup" xmlns:mc="http://schemas.openxmlformats.org/markup-compatibility/2006" xmlns:wp14="http://schemas.microsoft.com/office/word/2010/wordprocessingDrawing" xmlns:w14="http://schemas.microsoft.com/office/word/2010/wordml" xmlns:w15="http://schemas.microsoft.com/office/word/2012/wordml" mc:Ignorable="w14 wp14 w15">
+<w:document xmlns:o="urn:schemas-microsoft-com:office:office" xmlns:r="http://schemas.openxmlformats.org/officeDocument/2006/relationships" xmlns:v="urn:schemas-microsoft-com:vml" xmlns:w="http://schemas.openxmlformats.org/wordprocessingml/2006/main" xmlns:w10="urn:schemas-microsoft-com:office:word" xmlns:wp="http://schemas.openxmlformats.org/drawingml/2006/wordprocessingDrawing" xmlns:pic="http://schemas.openxmlformats.org/drawingml/2006/picture" xmlns:wps="http://schemas.microsoft.com/office/word/2010/wordprocessingShape" xmlns:wpg="http://schemas.microsoft.com/office/word/2010/wordprocessingGroup" xmlns:mc="http://schemas.openxmlformats.org/markup-compatibility/2006" xmlns:wp14="http://schemas.microsoft.com/office/word/2010/wordprocessingDrawing" xmlns:w14="http://schemas.microsoft.com/office/word/2010/wordml" xmlns:w15="http://schemas.microsoft.com/office/word/2012/wordml" mc:Ignorable="w14 wp14 w15">
   <w:body>
     <w:p>
       <w:pPr>
@@ -15,7 +15,7 @@
         <w:rPr>
           <w:lang w:val="hu-HU" w:eastAsia="zh-CN" w:bidi="hi-IN"/>
         </w:rPr>
-        <w:t>Drag &amp; Drop Todo webalkalmazás</w:t>
+        <w:t>Todo webalkalmazás</w:t>
       </w:r>
     </w:p>
     <w:p>
@@ -70,7 +70,7 @@
       </w:tblPr>
       <w:tblGrid>
         <w:gridCol w:w="4985"/>
-        <w:gridCol w:w="4986"/>
+        <w:gridCol w:w="4987"/>
       </w:tblGrid>
       <w:tr>
         <w:trPr>
@@ -104,7 +104,7 @@
         </w:tc>
         <w:tc>
           <w:tcPr>
-            <w:tcW w:w="4986" w:type="dxa"/>
+            <w:tcW w:w="4987" w:type="dxa"/>
             <w:tcBorders>
               <w:top w:val="single" w:sz="4" w:space="0" w:color="000000"/>
               <w:left w:val="single" w:sz="4" w:space="0" w:color="000000"/>
@@ -125,7 +125,7 @@
               <w:rPr>
                 <w:lang w:val="hu-HU" w:eastAsia="zh-CN" w:bidi="hi-IN"/>
               </w:rPr>
-              <w:t>Drag &amp; Drop Todo webalkalmazás</w:t>
+              <w:t>Todo webalkalmazás</w:t>
             </w:r>
           </w:p>
         </w:tc>
@@ -159,7 +159,7 @@
         </w:tc>
         <w:tc>
           <w:tcPr>
-            <w:tcW w:w="4986" w:type="dxa"/>
+            <w:tcW w:w="4987" w:type="dxa"/>
             <w:tcBorders>
               <w:left w:val="single" w:sz="4" w:space="0" w:color="000000"/>
               <w:bottom w:val="single" w:sz="4" w:space="0" w:color="000000"/>
@@ -185,7 +185,7 @@
               <w:rPr>
                 <w:lang w:val="hu-HU" w:eastAsia="zh-CN" w:bidi="hi-IN"/>
               </w:rPr>
-              <w:t>2</w:t>
+              <w:t>3</w:t>
             </w:r>
           </w:p>
         </w:tc>
@@ -219,7 +219,7 @@
         </w:tc>
         <w:tc>
           <w:tcPr>
-            <w:tcW w:w="4986" w:type="dxa"/>
+            <w:tcW w:w="4987" w:type="dxa"/>
             <w:tcBorders>
               <w:left w:val="single" w:sz="4" w:space="0" w:color="000000"/>
               <w:bottom w:val="single" w:sz="4" w:space="0" w:color="000000"/>
@@ -239,25 +239,13 @@
               <w:rPr>
                 <w:lang w:val="hu-HU" w:eastAsia="zh-CN" w:bidi="hi-IN"/>
               </w:rPr>
-              <w:t xml:space="preserve">2026. </w:t>
-            </w:r>
-            <w:r>
-              <w:rPr>
-                <w:lang w:val="hu-HU" w:eastAsia="zh-CN" w:bidi="hi-IN"/>
-              </w:rPr>
-              <w:t>október</w:t>
-            </w:r>
-            <w:r>
-              <w:rPr>
-                <w:lang w:val="hu-HU" w:eastAsia="zh-CN" w:bidi="hi-IN"/>
-              </w:rPr>
-              <w:t xml:space="preserve"> </w:t>
-            </w:r>
-            <w:r>
-              <w:rPr>
-                <w:lang w:val="hu-HU" w:eastAsia="zh-CN" w:bidi="hi-IN"/>
-              </w:rPr>
-              <w:t>05</w:t>
+              <w:t>2026. október 0</w:t>
+            </w:r>
+            <w:r>
+              <w:rPr>
+                <w:lang w:val="hu-HU" w:eastAsia="zh-CN" w:bidi="hi-IN"/>
+              </w:rPr>
+              <w:t>6</w:t>
             </w:r>
           </w:p>
         </w:tc>
@@ -291,7 +279,7 @@
         </w:tc>
         <w:tc>
           <w:tcPr>
-            <w:tcW w:w="4986" w:type="dxa"/>
+            <w:tcW w:w="4987" w:type="dxa"/>
             <w:tcBorders>
               <w:left w:val="single" w:sz="4" w:space="0" w:color="000000"/>
               <w:bottom w:val="single" w:sz="4" w:space="0" w:color="000000"/>
@@ -345,19 +333,7 @@
         <w:rPr>
           <w:lang w:val="hu-HU" w:eastAsia="zh-CN" w:bidi="hi-IN"/>
         </w:rPr>
-        <w:t xml:space="preserve">A dokumentum célja. A Drag &amp; Drop Todo webalkalmazás működésének, felépítésének és ellenőrizhető követelményeinek részletes, beadásra kész leírása. A dokumentáció a 2026. </w:t>
-      </w:r>
-      <w:r>
-        <w:rPr>
-          <w:lang w:val="hu-HU" w:eastAsia="zh-CN" w:bidi="hi-IN"/>
-        </w:rPr>
-        <w:t>október 5-én</w:t>
-      </w:r>
-      <w:r>
-        <w:rPr>
-          <w:lang w:val="hu-HU" w:eastAsia="zh-CN" w:bidi="hi-IN"/>
-        </w:rPr>
-        <w:t xml:space="preserve"> sikeresen lefuttatott manuális tesztekkel ellenőrzött alkalmazásállapotot rögzíti.</w:t>
+        <w:t>A dokumentum célja. A Todo webalkalmazás működésének, felépítésének és ellenőrizhető követelményeinek részletes, beadásra kész leírása. A dokumentáció a 2026. október 5-én sikeresen lefuttatott manuális tesztekkel ellenőrzött alkalmazásállapotot rögzíti.</w:t>
       </w:r>
       <w:r>
         <w:br w:type="page"/>
@@ -398,7 +374,7 @@
         <w:rPr>
           <w:lang w:val="hu-HU" w:eastAsia="zh-CN" w:bidi="hi-IN"/>
         </w:rPr>
-        <w:t>A tesztelés célja a felhasználói folyamatok, az adatbázis-perzisztencia, a drag &amp; drop működés és a kiadhatóság ellenőrzése.</w:t>
+        <w:t>A tesztelés célja a felhasználói folyamatok, az adatbázis-perzisztencia, a működés és a kiadhatóság ellenőrzése.</w:t>
       </w:r>
     </w:p>
     <w:p>
@@ -438,7 +414,7 @@
       </w:tblPr>
       <w:tblGrid>
         <w:gridCol w:w="4985"/>
-        <w:gridCol w:w="4986"/>
+        <w:gridCol w:w="4987"/>
       </w:tblGrid>
       <w:tr>
         <w:trPr>
@@ -471,7 +447,7 @@
         </w:tc>
         <w:tc>
           <w:tcPr>
-            <w:tcW w:w="4986" w:type="dxa"/>
+            <w:tcW w:w="4987" w:type="dxa"/>
             <w:tcBorders>
               <w:top w:val="single" w:sz="4" w:space="0" w:color="000000"/>
               <w:left w:val="single" w:sz="4" w:space="0" w:color="000000"/>
@@ -524,7 +500,7 @@
         </w:tc>
         <w:tc>
           <w:tcPr>
-            <w:tcW w:w="4986" w:type="dxa"/>
+            <w:tcW w:w="4987" w:type="dxa"/>
             <w:tcBorders>
               <w:left w:val="single" w:sz="4" w:space="0" w:color="000000"/>
               <w:bottom w:val="single" w:sz="4" w:space="0" w:color="000000"/>
@@ -576,7 +552,7 @@
         </w:tc>
         <w:tc>
           <w:tcPr>
-            <w:tcW w:w="4986" w:type="dxa"/>
+            <w:tcW w:w="4987" w:type="dxa"/>
             <w:tcBorders>
               <w:left w:val="single" w:sz="4" w:space="0" w:color="000000"/>
               <w:bottom w:val="single" w:sz="4" w:space="0" w:color="000000"/>
@@ -628,7 +604,7 @@
         </w:tc>
         <w:tc>
           <w:tcPr>
-            <w:tcW w:w="4986" w:type="dxa"/>
+            <w:tcW w:w="4987" w:type="dxa"/>
             <w:tcBorders>
               <w:left w:val="single" w:sz="4" w:space="0" w:color="000000"/>
               <w:bottom w:val="single" w:sz="4" w:space="0" w:color="000000"/>
@@ -681,7 +657,7 @@
         </w:tc>
         <w:tc>
           <w:tcPr>
-            <w:tcW w:w="4986" w:type="dxa"/>
+            <w:tcW w:w="4987" w:type="dxa"/>
             <w:tcBorders>
               <w:left w:val="single" w:sz="4" w:space="0" w:color="000000"/>
               <w:bottom w:val="single" w:sz="4" w:space="0" w:color="000000"/>
@@ -734,7 +710,7 @@
         </w:tc>
         <w:tc>
           <w:tcPr>
-            <w:tcW w:w="4986" w:type="dxa"/>
+            <w:tcW w:w="4987" w:type="dxa"/>
             <w:tcBorders>
               <w:left w:val="single" w:sz="4" w:space="0" w:color="000000"/>
               <w:bottom w:val="single" w:sz="4" w:space="0" w:color="000000"/>
@@ -786,7 +762,7 @@
         </w:tc>
         <w:tc>
           <w:tcPr>
-            <w:tcW w:w="4986" w:type="dxa"/>
+            <w:tcW w:w="4987" w:type="dxa"/>
             <w:tcBorders>
               <w:left w:val="single" w:sz="4" w:space="0" w:color="000000"/>
               <w:bottom w:val="single" w:sz="4" w:space="0" w:color="000000"/>
@@ -838,7 +814,7 @@
         </w:tc>
         <w:tc>
           <w:tcPr>
-            <w:tcW w:w="4986" w:type="dxa"/>
+            <w:tcW w:w="4987" w:type="dxa"/>
             <w:tcBorders>
               <w:left w:val="single" w:sz="4" w:space="0" w:color="000000"/>
               <w:bottom w:val="single" w:sz="4" w:space="0" w:color="000000"/>
@@ -857,25 +833,7 @@
               <w:rPr>
                 <w:lang w:val="hu-HU" w:eastAsia="zh-CN" w:bidi="hi-IN"/>
               </w:rPr>
-              <w:t xml:space="preserve">2026. </w:t>
-            </w:r>
-            <w:r>
-              <w:rPr>
-                <w:lang w:val="hu-HU" w:eastAsia="zh-CN" w:bidi="hi-IN"/>
-              </w:rPr>
-              <w:t>október</w:t>
-            </w:r>
-            <w:r>
-              <w:rPr>
-                <w:lang w:val="hu-HU" w:eastAsia="zh-CN" w:bidi="hi-IN"/>
-              </w:rPr>
-              <w:t xml:space="preserve"> </w:t>
-            </w:r>
-            <w:r>
-              <w:rPr>
-                <w:lang w:val="hu-HU" w:eastAsia="zh-CN" w:bidi="hi-IN"/>
-              </w:rPr>
-              <w:t>05</w:t>
+              <w:t>2026. október 05</w:t>
             </w:r>
           </w:p>
         </w:tc>
@@ -908,7 +866,7 @@
         </w:tc>
         <w:tc>
           <w:tcPr>
-            <w:tcW w:w="4986" w:type="dxa"/>
+            <w:tcW w:w="4987" w:type="dxa"/>
             <w:tcBorders>
               <w:left w:val="single" w:sz="4" w:space="0" w:color="000000"/>
               <w:bottom w:val="single" w:sz="4" w:space="0" w:color="000000"/>
@@ -998,7 +956,7 @@
         <w:rPr>
           <w:lang w:val="hu-HU" w:eastAsia="zh-CN" w:bidi="hi-IN"/>
         </w:rPr>
-        <w:t>Funkcionális manuális teszt: fő felhasználói folyamatok lépésről lépésre (regisztráció, bejelentkezés, drag &amp; drop).</w:t>
+        <w:t>Funkcionális manuális teszt: fő felhasználói folyamatok lépésről lépésre (regisztráció, bejelentkezés).</w:t>
       </w:r>
     </w:p>
     <w:p>
@@ -1089,7 +1047,7 @@
       </w:tblPr>
       <w:tblGrid>
         <w:gridCol w:w="4985"/>
-        <w:gridCol w:w="4986"/>
+        <w:gridCol w:w="4987"/>
       </w:tblGrid>
       <w:tr>
         <w:trPr>
@@ -1122,7 +1080,7 @@
         </w:tc>
         <w:tc>
           <w:tcPr>
-            <w:tcW w:w="4986" w:type="dxa"/>
+            <w:tcW w:w="4987" w:type="dxa"/>
             <w:tcBorders>
               <w:top w:val="single" w:sz="4" w:space="0" w:color="000000"/>
               <w:left w:val="single" w:sz="4" w:space="0" w:color="000000"/>
@@ -1175,7 +1133,7 @@
         </w:tc>
         <w:tc>
           <w:tcPr>
-            <w:tcW w:w="4986" w:type="dxa"/>
+            <w:tcW w:w="4987" w:type="dxa"/>
             <w:tcBorders>
               <w:left w:val="single" w:sz="4" w:space="0" w:color="000000"/>
               <w:bottom w:val="single" w:sz="4" w:space="0" w:color="000000"/>
@@ -1227,7 +1185,7 @@
         </w:tc>
         <w:tc>
           <w:tcPr>
-            <w:tcW w:w="4986" w:type="dxa"/>
+            <w:tcW w:w="4987" w:type="dxa"/>
             <w:tcBorders>
               <w:left w:val="single" w:sz="4" w:space="0" w:color="000000"/>
               <w:bottom w:val="single" w:sz="4" w:space="0" w:color="000000"/>
@@ -1279,7 +1237,7 @@
         </w:tc>
         <w:tc>
           <w:tcPr>
-            <w:tcW w:w="4986" w:type="dxa"/>
+            <w:tcW w:w="4987" w:type="dxa"/>
             <w:tcBorders>
               <w:left w:val="single" w:sz="4" w:space="0" w:color="000000"/>
               <w:bottom w:val="single" w:sz="4" w:space="0" w:color="000000"/>
@@ -1390,7 +1348,7 @@
         <w:gridCol w:w="2492"/>
         <w:gridCol w:w="2493"/>
         <w:gridCol w:w="2493"/>
-        <w:gridCol w:w="2493"/>
+        <w:gridCol w:w="2494"/>
       </w:tblGrid>
       <w:tr>
         <w:trPr>
@@ -1473,7 +1431,7 @@
         </w:tc>
         <w:tc>
           <w:tcPr>
-            <w:tcW w:w="2493" w:type="dxa"/>
+            <w:tcW w:w="2494" w:type="dxa"/>
             <w:tcBorders>
               <w:top w:val="single" w:sz="4" w:space="0" w:color="000000"/>
               <w:left w:val="single" w:sz="4" w:space="0" w:color="000000"/>
@@ -1574,7 +1532,7 @@
         </w:tc>
         <w:tc>
           <w:tcPr>
-            <w:tcW w:w="2493" w:type="dxa"/>
+            <w:tcW w:w="2494" w:type="dxa"/>
             <w:tcBorders>
               <w:left w:val="single" w:sz="4" w:space="0" w:color="000000"/>
               <w:bottom w:val="single" w:sz="4" w:space="0" w:color="000000"/>
@@ -1674,7 +1632,7 @@
         </w:tc>
         <w:tc>
           <w:tcPr>
-            <w:tcW w:w="2493" w:type="dxa"/>
+            <w:tcW w:w="2494" w:type="dxa"/>
             <w:tcBorders>
               <w:left w:val="single" w:sz="4" w:space="0" w:color="000000"/>
               <w:bottom w:val="single" w:sz="4" w:space="0" w:color="000000"/>
@@ -1774,7 +1732,7 @@
         </w:tc>
         <w:tc>
           <w:tcPr>
-            <w:tcW w:w="2493" w:type="dxa"/>
+            <w:tcW w:w="2494" w:type="dxa"/>
             <w:tcBorders>
               <w:left w:val="single" w:sz="4" w:space="0" w:color="000000"/>
               <w:bottom w:val="single" w:sz="4" w:space="0" w:color="000000"/>
@@ -1874,7 +1832,7 @@
         </w:tc>
         <w:tc>
           <w:tcPr>
-            <w:tcW w:w="2493" w:type="dxa"/>
+            <w:tcW w:w="2494" w:type="dxa"/>
             <w:tcBorders>
               <w:left w:val="single" w:sz="4" w:space="0" w:color="000000"/>
               <w:bottom w:val="single" w:sz="4" w:space="0" w:color="000000"/>
@@ -1975,7 +1933,7 @@
         </w:tc>
         <w:tc>
           <w:tcPr>
-            <w:tcW w:w="2493" w:type="dxa"/>
+            <w:tcW w:w="2494" w:type="dxa"/>
             <w:tcBorders>
               <w:left w:val="single" w:sz="4" w:space="0" w:color="000000"/>
               <w:bottom w:val="single" w:sz="4" w:space="0" w:color="000000"/>
@@ -2077,7 +2035,7 @@
         </w:tc>
         <w:tc>
           <w:tcPr>
-            <w:tcW w:w="2493" w:type="dxa"/>
+            <w:tcW w:w="2494" w:type="dxa"/>
             <w:tcBorders>
               <w:left w:val="single" w:sz="4" w:space="0" w:color="000000"/>
               <w:bottom w:val="single" w:sz="4" w:space="0" w:color="000000"/>
@@ -2177,7 +2135,7 @@
         </w:tc>
         <w:tc>
           <w:tcPr>
-            <w:tcW w:w="2493" w:type="dxa"/>
+            <w:tcW w:w="2494" w:type="dxa"/>
             <w:tcBorders>
               <w:left w:val="single" w:sz="4" w:space="0" w:color="000000"/>
               <w:bottom w:val="single" w:sz="4" w:space="0" w:color="000000"/>
@@ -2251,7 +2209,7 @@
         <w:gridCol w:w="2492"/>
         <w:gridCol w:w="2493"/>
         <w:gridCol w:w="2493"/>
-        <w:gridCol w:w="2493"/>
+        <w:gridCol w:w="2494"/>
       </w:tblGrid>
       <w:tr>
         <w:trPr>
@@ -2334,7 +2292,7 @@
         </w:tc>
         <w:tc>
           <w:tcPr>
-            <w:tcW w:w="2493" w:type="dxa"/>
+            <w:tcW w:w="2494" w:type="dxa"/>
             <w:tcBorders>
               <w:top w:val="single" w:sz="4" w:space="0" w:color="000000"/>
               <w:left w:val="single" w:sz="4" w:space="0" w:color="000000"/>
@@ -2435,7 +2393,7 @@
         </w:tc>
         <w:tc>
           <w:tcPr>
-            <w:tcW w:w="2493" w:type="dxa"/>
+            <w:tcW w:w="2494" w:type="dxa"/>
             <w:tcBorders>
               <w:left w:val="single" w:sz="4" w:space="0" w:color="000000"/>
               <w:bottom w:val="single" w:sz="4" w:space="0" w:color="000000"/>
@@ -2535,7 +2493,7 @@
         </w:tc>
         <w:tc>
           <w:tcPr>
-            <w:tcW w:w="2493" w:type="dxa"/>
+            <w:tcW w:w="2494" w:type="dxa"/>
             <w:tcBorders>
               <w:left w:val="single" w:sz="4" w:space="0" w:color="000000"/>
               <w:bottom w:val="single" w:sz="4" w:space="0" w:color="000000"/>
@@ -2635,7 +2593,7 @@
         </w:tc>
         <w:tc>
           <w:tcPr>
-            <w:tcW w:w="2493" w:type="dxa"/>
+            <w:tcW w:w="2494" w:type="dxa"/>
             <w:tcBorders>
               <w:left w:val="single" w:sz="4" w:space="0" w:color="000000"/>
               <w:bottom w:val="single" w:sz="4" w:space="0" w:color="000000"/>
@@ -2736,7 +2694,7 @@
         </w:tc>
         <w:tc>
           <w:tcPr>
-            <w:tcW w:w="2493" w:type="dxa"/>
+            <w:tcW w:w="2494" w:type="dxa"/>
             <w:tcBorders>
               <w:left w:val="single" w:sz="4" w:space="0" w:color="000000"/>
               <w:bottom w:val="single" w:sz="4" w:space="0" w:color="000000"/>
@@ -2836,7 +2794,7 @@
         </w:tc>
         <w:tc>
           <w:tcPr>
-            <w:tcW w:w="2493" w:type="dxa"/>
+            <w:tcW w:w="2494" w:type="dxa"/>
             <w:tcBorders>
               <w:left w:val="single" w:sz="4" w:space="0" w:color="000000"/>
               <w:bottom w:val="single" w:sz="4" w:space="0" w:color="000000"/>
@@ -2947,7 +2905,7 @@
         <w:gridCol w:w="2492"/>
         <w:gridCol w:w="2493"/>
         <w:gridCol w:w="2493"/>
-        <w:gridCol w:w="2493"/>
+        <w:gridCol w:w="2494"/>
       </w:tblGrid>
       <w:tr>
         <w:trPr>
@@ -3030,7 +2988,7 @@
         </w:tc>
         <w:tc>
           <w:tcPr>
-            <w:tcW w:w="2493" w:type="dxa"/>
+            <w:tcW w:w="2494" w:type="dxa"/>
             <w:tcBorders>
               <w:top w:val="single" w:sz="4" w:space="0" w:color="000000"/>
               <w:left w:val="single" w:sz="4" w:space="0" w:color="000000"/>
@@ -3131,7 +3089,7 @@
         </w:tc>
         <w:tc>
           <w:tcPr>
-            <w:tcW w:w="2493" w:type="dxa"/>
+            <w:tcW w:w="2494" w:type="dxa"/>
             <w:tcBorders>
               <w:left w:val="single" w:sz="4" w:space="0" w:color="000000"/>
               <w:bottom w:val="single" w:sz="4" w:space="0" w:color="000000"/>
@@ -3231,7 +3189,7 @@
         </w:tc>
         <w:tc>
           <w:tcPr>
-            <w:tcW w:w="2493" w:type="dxa"/>
+            <w:tcW w:w="2494" w:type="dxa"/>
             <w:tcBorders>
               <w:left w:val="single" w:sz="4" w:space="0" w:color="000000"/>
               <w:bottom w:val="single" w:sz="4" w:space="0" w:color="000000"/>
@@ -3331,7 +3289,7 @@
         </w:tc>
         <w:tc>
           <w:tcPr>
-            <w:tcW w:w="2493" w:type="dxa"/>
+            <w:tcW w:w="2494" w:type="dxa"/>
             <w:tcBorders>
               <w:left w:val="single" w:sz="4" w:space="0" w:color="000000"/>
               <w:bottom w:val="single" w:sz="4" w:space="0" w:color="000000"/>
@@ -3431,7 +3389,7 @@
         </w:tc>
         <w:tc>
           <w:tcPr>
-            <w:tcW w:w="2493" w:type="dxa"/>
+            <w:tcW w:w="2494" w:type="dxa"/>
             <w:tcBorders>
               <w:left w:val="single" w:sz="4" w:space="0" w:color="000000"/>
               <w:bottom w:val="single" w:sz="4" w:space="0" w:color="000000"/>
@@ -3450,13 +3408,7 @@
               <w:rPr>
                 <w:lang w:val="hu-HU" w:eastAsia="zh-CN" w:bidi="hi-IN"/>
               </w:rPr>
-              <w:t>FAIL/</w:t>
-            </w:r>
-            <w:r>
-              <w:rPr>
-                <w:lang w:val="hu-HU" w:eastAsia="zh-CN" w:bidi="hi-IN"/>
-              </w:rPr>
-              <w:t>High</w:t>
+              <w:t>FAIL/High</w:t>
             </w:r>
           </w:p>
         </w:tc>
@@ -3537,7 +3489,7 @@
         </w:tc>
         <w:tc>
           <w:tcPr>
-            <w:tcW w:w="2493" w:type="dxa"/>
+            <w:tcW w:w="2494" w:type="dxa"/>
             <w:tcBorders>
               <w:left w:val="single" w:sz="4" w:space="0" w:color="000000"/>
               <w:bottom w:val="single" w:sz="4" w:space="0" w:color="000000"/>
@@ -3637,7 +3589,7 @@
         </w:tc>
         <w:tc>
           <w:tcPr>
-            <w:tcW w:w="2493" w:type="dxa"/>
+            <w:tcW w:w="2494" w:type="dxa"/>
             <w:tcBorders>
               <w:left w:val="single" w:sz="4" w:space="0" w:color="000000"/>
               <w:bottom w:val="single" w:sz="4" w:space="0" w:color="000000"/>
@@ -3737,7 +3689,7 @@
         </w:tc>
         <w:tc>
           <w:tcPr>
-            <w:tcW w:w="2493" w:type="dxa"/>
+            <w:tcW w:w="2494" w:type="dxa"/>
             <w:tcBorders>
               <w:left w:val="single" w:sz="4" w:space="0" w:color="000000"/>
               <w:bottom w:val="single" w:sz="4" w:space="0" w:color="000000"/>
@@ -3805,13 +3757,7 @@
         <w:rPr>
           <w:lang w:val="hu-HU" w:eastAsia="zh-CN" w:bidi="hi-IN"/>
         </w:rPr>
-        <w:t xml:space="preserve">Feladatok </w:t>
-      </w:r>
-      <w:r>
-        <w:rPr>
-          <w:lang w:val="hu-HU" w:eastAsia="zh-CN" w:bidi="hi-IN"/>
-        </w:rPr>
-        <w:t>törlése előtt nincs megerősítő üzenet.</w:t>
+        <w:t>Feladatok törlése előtt nincs megerősítő üzenet.</w:t>
       </w:r>
     </w:p>
     <w:p>
@@ -3873,10 +3819,10 @@
       </w:tblPr>
       <w:tblGrid>
         <w:gridCol w:w="1994"/>
-        <w:gridCol w:w="1992"/>
-        <w:gridCol w:w="1997"/>
-        <w:gridCol w:w="1992"/>
-        <w:gridCol w:w="1997"/>
+        <w:gridCol w:w="1991"/>
+        <w:gridCol w:w="1998"/>
+        <w:gridCol w:w="1991"/>
+        <w:gridCol w:w="1998"/>
       </w:tblGrid>
       <w:tr>
         <w:trPr>
@@ -3909,7 +3855,7 @@
         </w:tc>
         <w:tc>
           <w:tcPr>
-            <w:tcW w:w="1992" w:type="dxa"/>
+            <w:tcW w:w="1991" w:type="dxa"/>
             <w:tcBorders>
               <w:top w:val="single" w:sz="4" w:space="0" w:color="000000"/>
               <w:left w:val="single" w:sz="4" w:space="0" w:color="000000"/>
@@ -3934,7 +3880,7 @@
         </w:tc>
         <w:tc>
           <w:tcPr>
-            <w:tcW w:w="1997" w:type="dxa"/>
+            <w:tcW w:w="1998" w:type="dxa"/>
             <w:tcBorders>
               <w:top w:val="single" w:sz="4" w:space="0" w:color="000000"/>
               <w:left w:val="single" w:sz="4" w:space="0" w:color="000000"/>
@@ -3959,7 +3905,7 @@
         </w:tc>
         <w:tc>
           <w:tcPr>
-            <w:tcW w:w="1992" w:type="dxa"/>
+            <w:tcW w:w="1991" w:type="dxa"/>
             <w:tcBorders>
               <w:top w:val="single" w:sz="4" w:space="0" w:color="000000"/>
               <w:left w:val="single" w:sz="4" w:space="0" w:color="000000"/>
@@ -3984,7 +3930,7 @@
         </w:tc>
         <w:tc>
           <w:tcPr>
-            <w:tcW w:w="1997" w:type="dxa"/>
+            <w:tcW w:w="1998" w:type="dxa"/>
             <w:tcBorders>
               <w:top w:val="single" w:sz="4" w:space="0" w:color="000000"/>
               <w:left w:val="single" w:sz="4" w:space="0" w:color="000000"/>
@@ -4037,7 +3983,7 @@
         </w:tc>
         <w:tc>
           <w:tcPr>
-            <w:tcW w:w="1992" w:type="dxa"/>
+            <w:tcW w:w="1991" w:type="dxa"/>
             <w:tcBorders>
               <w:left w:val="single" w:sz="4" w:space="0" w:color="000000"/>
               <w:bottom w:val="single" w:sz="4" w:space="0" w:color="000000"/>
@@ -4061,7 +4007,7 @@
         </w:tc>
         <w:tc>
           <w:tcPr>
-            <w:tcW w:w="1997" w:type="dxa"/>
+            <w:tcW w:w="1998" w:type="dxa"/>
             <w:tcBorders>
               <w:left w:val="single" w:sz="4" w:space="0" w:color="000000"/>
               <w:bottom w:val="single" w:sz="4" w:space="0" w:color="000000"/>
@@ -4085,7 +4031,7 @@
         </w:tc>
         <w:tc>
           <w:tcPr>
-            <w:tcW w:w="1992" w:type="dxa"/>
+            <w:tcW w:w="1991" w:type="dxa"/>
             <w:tcBorders>
               <w:left w:val="single" w:sz="4" w:space="0" w:color="000000"/>
               <w:bottom w:val="single" w:sz="4" w:space="0" w:color="000000"/>
@@ -4109,7 +4055,7 @@
         </w:tc>
         <w:tc>
           <w:tcPr>
-            <w:tcW w:w="1997" w:type="dxa"/>
+            <w:tcW w:w="1998" w:type="dxa"/>
             <w:tcBorders>
               <w:left w:val="single" w:sz="4" w:space="0" w:color="000000"/>
               <w:bottom w:val="single" w:sz="4" w:space="0" w:color="000000"/>
@@ -4161,7 +4107,7 @@
         </w:tc>
         <w:tc>
           <w:tcPr>
-            <w:tcW w:w="1992" w:type="dxa"/>
+            <w:tcW w:w="1991" w:type="dxa"/>
             <w:tcBorders>
               <w:left w:val="single" w:sz="4" w:space="0" w:color="000000"/>
               <w:bottom w:val="single" w:sz="4" w:space="0" w:color="000000"/>
@@ -4185,7 +4131,7 @@
         </w:tc>
         <w:tc>
           <w:tcPr>
-            <w:tcW w:w="1997" w:type="dxa"/>
+            <w:tcW w:w="1998" w:type="dxa"/>
             <w:tcBorders>
               <w:left w:val="single" w:sz="4" w:space="0" w:color="000000"/>
               <w:bottom w:val="single" w:sz="4" w:space="0" w:color="000000"/>
@@ -4209,7 +4155,7 @@
         </w:tc>
         <w:tc>
           <w:tcPr>
-            <w:tcW w:w="1992" w:type="dxa"/>
+            <w:tcW w:w="1991" w:type="dxa"/>
             <w:tcBorders>
               <w:left w:val="single" w:sz="4" w:space="0" w:color="000000"/>
               <w:bottom w:val="single" w:sz="4" w:space="0" w:color="000000"/>
@@ -4233,7 +4179,7 @@
         </w:tc>
         <w:tc>
           <w:tcPr>
-            <w:tcW w:w="1997" w:type="dxa"/>
+            <w:tcW w:w="1998" w:type="dxa"/>
             <w:tcBorders>
               <w:left w:val="single" w:sz="4" w:space="0" w:color="000000"/>
               <w:bottom w:val="single" w:sz="4" w:space="0" w:color="000000"/>
@@ -4285,7 +4231,7 @@
         </w:tc>
         <w:tc>
           <w:tcPr>
-            <w:tcW w:w="1992" w:type="dxa"/>
+            <w:tcW w:w="1991" w:type="dxa"/>
             <w:tcBorders>
               <w:left w:val="single" w:sz="4" w:space="0" w:color="000000"/>
               <w:bottom w:val="single" w:sz="4" w:space="0" w:color="000000"/>
@@ -4309,7 +4255,7 @@
         </w:tc>
         <w:tc>
           <w:tcPr>
-            <w:tcW w:w="1997" w:type="dxa"/>
+            <w:tcW w:w="1998" w:type="dxa"/>
             <w:tcBorders>
               <w:left w:val="single" w:sz="4" w:space="0" w:color="000000"/>
               <w:bottom w:val="single" w:sz="4" w:space="0" w:color="000000"/>
@@ -4333,7 +4279,7 @@
         </w:tc>
         <w:tc>
           <w:tcPr>
-            <w:tcW w:w="1992" w:type="dxa"/>
+            <w:tcW w:w="1991" w:type="dxa"/>
             <w:tcBorders>
               <w:left w:val="single" w:sz="4" w:space="0" w:color="000000"/>
               <w:bottom w:val="single" w:sz="4" w:space="0" w:color="000000"/>
@@ -4357,7 +4303,7 @@
         </w:tc>
         <w:tc>
           <w:tcPr>
-            <w:tcW w:w="1997" w:type="dxa"/>
+            <w:tcW w:w="1998" w:type="dxa"/>
             <w:tcBorders>
               <w:left w:val="single" w:sz="4" w:space="0" w:color="000000"/>
               <w:bottom w:val="single" w:sz="4" w:space="0" w:color="000000"/>
@@ -4409,7 +4355,7 @@
         </w:tc>
         <w:tc>
           <w:tcPr>
-            <w:tcW w:w="1992" w:type="dxa"/>
+            <w:tcW w:w="1991" w:type="dxa"/>
             <w:tcBorders>
               <w:left w:val="single" w:sz="4" w:space="0" w:color="000000"/>
               <w:bottom w:val="single" w:sz="4" w:space="0" w:color="000000"/>
@@ -4433,7 +4379,7 @@
         </w:tc>
         <w:tc>
           <w:tcPr>
-            <w:tcW w:w="1997" w:type="dxa"/>
+            <w:tcW w:w="1998" w:type="dxa"/>
             <w:tcBorders>
               <w:left w:val="single" w:sz="4" w:space="0" w:color="000000"/>
               <w:bottom w:val="single" w:sz="4" w:space="0" w:color="000000"/>
@@ -4457,7 +4403,7 @@
         </w:tc>
         <w:tc>
           <w:tcPr>
-            <w:tcW w:w="1992" w:type="dxa"/>
+            <w:tcW w:w="1991" w:type="dxa"/>
             <w:tcBorders>
               <w:left w:val="single" w:sz="4" w:space="0" w:color="000000"/>
               <w:bottom w:val="single" w:sz="4" w:space="0" w:color="000000"/>
@@ -4481,7 +4427,7 @@
         </w:tc>
         <w:tc>
           <w:tcPr>
-            <w:tcW w:w="1997" w:type="dxa"/>
+            <w:tcW w:w="1998" w:type="dxa"/>
             <w:tcBorders>
               <w:left w:val="single" w:sz="4" w:space="0" w:color="000000"/>
               <w:bottom w:val="single" w:sz="4" w:space="0" w:color="000000"/>
@@ -4533,7 +4479,7 @@
         </w:tc>
         <w:tc>
           <w:tcPr>
-            <w:tcW w:w="1992" w:type="dxa"/>
+            <w:tcW w:w="1991" w:type="dxa"/>
             <w:tcBorders>
               <w:left w:val="single" w:sz="4" w:space="0" w:color="000000"/>
               <w:bottom w:val="single" w:sz="4" w:space="0" w:color="000000"/>
@@ -4557,7 +4503,7 @@
         </w:tc>
         <w:tc>
           <w:tcPr>
-            <w:tcW w:w="1997" w:type="dxa"/>
+            <w:tcW w:w="1998" w:type="dxa"/>
             <w:tcBorders>
               <w:left w:val="single" w:sz="4" w:space="0" w:color="000000"/>
               <w:bottom w:val="single" w:sz="4" w:space="0" w:color="000000"/>
@@ -4581,7 +4527,7 @@
         </w:tc>
         <w:tc>
           <w:tcPr>
-            <w:tcW w:w="1992" w:type="dxa"/>
+            <w:tcW w:w="1991" w:type="dxa"/>
             <w:tcBorders>
               <w:left w:val="single" w:sz="4" w:space="0" w:color="000000"/>
               <w:bottom w:val="single" w:sz="4" w:space="0" w:color="000000"/>
@@ -4605,7 +4551,7 @@
         </w:tc>
         <w:tc>
           <w:tcPr>
-            <w:tcW w:w="1997" w:type="dxa"/>
+            <w:tcW w:w="1998" w:type="dxa"/>
             <w:tcBorders>
               <w:left w:val="single" w:sz="4" w:space="0" w:color="000000"/>
               <w:bottom w:val="single" w:sz="4" w:space="0" w:color="000000"/>
@@ -4657,7 +4603,7 @@
         </w:tc>
         <w:tc>
           <w:tcPr>
-            <w:tcW w:w="1992" w:type="dxa"/>
+            <w:tcW w:w="1991" w:type="dxa"/>
             <w:tcBorders>
               <w:left w:val="single" w:sz="4" w:space="0" w:color="000000"/>
               <w:bottom w:val="single" w:sz="4" w:space="0" w:color="000000"/>
@@ -4681,7 +4627,7 @@
         </w:tc>
         <w:tc>
           <w:tcPr>
-            <w:tcW w:w="1997" w:type="dxa"/>
+            <w:tcW w:w="1998" w:type="dxa"/>
             <w:tcBorders>
               <w:left w:val="single" w:sz="4" w:space="0" w:color="000000"/>
               <w:bottom w:val="single" w:sz="4" w:space="0" w:color="000000"/>
@@ -4705,7 +4651,7 @@
         </w:tc>
         <w:tc>
           <w:tcPr>
-            <w:tcW w:w="1992" w:type="dxa"/>
+            <w:tcW w:w="1991" w:type="dxa"/>
             <w:tcBorders>
               <w:left w:val="single" w:sz="4" w:space="0" w:color="000000"/>
               <w:bottom w:val="single" w:sz="4" w:space="0" w:color="000000"/>
@@ -4729,7 +4675,7 @@
         </w:tc>
         <w:tc>
           <w:tcPr>
-            <w:tcW w:w="1997" w:type="dxa"/>
+            <w:tcW w:w="1998" w:type="dxa"/>
             <w:tcBorders>
               <w:left w:val="single" w:sz="4" w:space="0" w:color="000000"/>
               <w:bottom w:val="single" w:sz="4" w:space="0" w:color="000000"/>
@@ -4781,7 +4727,7 @@
         </w:tc>
         <w:tc>
           <w:tcPr>
-            <w:tcW w:w="1992" w:type="dxa"/>
+            <w:tcW w:w="1991" w:type="dxa"/>
             <w:tcBorders>
               <w:left w:val="single" w:sz="4" w:space="0" w:color="000000"/>
               <w:bottom w:val="single" w:sz="4" w:space="0" w:color="000000"/>
@@ -4805,7 +4751,7 @@
         </w:tc>
         <w:tc>
           <w:tcPr>
-            <w:tcW w:w="1997" w:type="dxa"/>
+            <w:tcW w:w="1998" w:type="dxa"/>
             <w:tcBorders>
               <w:left w:val="single" w:sz="4" w:space="0" w:color="000000"/>
               <w:bottom w:val="single" w:sz="4" w:space="0" w:color="000000"/>
@@ -4829,7 +4775,7 @@
         </w:tc>
         <w:tc>
           <w:tcPr>
-            <w:tcW w:w="1992" w:type="dxa"/>
+            <w:tcW w:w="1991" w:type="dxa"/>
             <w:tcBorders>
               <w:left w:val="single" w:sz="4" w:space="0" w:color="000000"/>
               <w:bottom w:val="single" w:sz="4" w:space="0" w:color="000000"/>
@@ -4853,7 +4799,7 @@
         </w:tc>
         <w:tc>
           <w:tcPr>
-            <w:tcW w:w="1997" w:type="dxa"/>
+            <w:tcW w:w="1998" w:type="dxa"/>
             <w:tcBorders>
               <w:left w:val="single" w:sz="4" w:space="0" w:color="000000"/>
               <w:bottom w:val="single" w:sz="4" w:space="0" w:color="000000"/>
@@ -4905,7 +4851,7 @@
         </w:tc>
         <w:tc>
           <w:tcPr>
-            <w:tcW w:w="1992" w:type="dxa"/>
+            <w:tcW w:w="1991" w:type="dxa"/>
             <w:tcBorders>
               <w:left w:val="single" w:sz="4" w:space="0" w:color="000000"/>
               <w:bottom w:val="single" w:sz="4" w:space="0" w:color="000000"/>
@@ -4929,7 +4875,7 @@
         </w:tc>
         <w:tc>
           <w:tcPr>
-            <w:tcW w:w="1997" w:type="dxa"/>
+            <w:tcW w:w="1998" w:type="dxa"/>
             <w:tcBorders>
               <w:left w:val="single" w:sz="4" w:space="0" w:color="000000"/>
               <w:bottom w:val="single" w:sz="4" w:space="0" w:color="000000"/>
@@ -4953,7 +4899,7 @@
         </w:tc>
         <w:tc>
           <w:tcPr>
-            <w:tcW w:w="1992" w:type="dxa"/>
+            <w:tcW w:w="1991" w:type="dxa"/>
             <w:tcBorders>
               <w:left w:val="single" w:sz="4" w:space="0" w:color="000000"/>
               <w:bottom w:val="single" w:sz="4" w:space="0" w:color="000000"/>
@@ -4977,7 +4923,7 @@
         </w:tc>
         <w:tc>
           <w:tcPr>
-            <w:tcW w:w="1997" w:type="dxa"/>
+            <w:tcW w:w="1998" w:type="dxa"/>
             <w:tcBorders>
               <w:left w:val="single" w:sz="4" w:space="0" w:color="000000"/>
               <w:bottom w:val="single" w:sz="4" w:space="0" w:color="000000"/>
@@ -5105,10 +5051,10 @@
       </w:tblPr>
       <w:tblGrid>
         <w:gridCol w:w="1994"/>
-        <w:gridCol w:w="1992"/>
-        <w:gridCol w:w="1997"/>
-        <w:gridCol w:w="1992"/>
-        <w:gridCol w:w="1997"/>
+        <w:gridCol w:w="1991"/>
+        <w:gridCol w:w="1998"/>
+        <w:gridCol w:w="1991"/>
+        <w:gridCol w:w="1998"/>
       </w:tblGrid>
       <w:tr>
         <w:trPr>
@@ -5141,7 +5087,7 @@
         </w:tc>
         <w:tc>
           <w:tcPr>
-            <w:tcW w:w="1992" w:type="dxa"/>
+            <w:tcW w:w="1991" w:type="dxa"/>
             <w:tcBorders>
               <w:top w:val="single" w:sz="4" w:space="0" w:color="000000"/>
               <w:left w:val="single" w:sz="4" w:space="0" w:color="000000"/>
@@ -5166,7 +5112,7 @@
         </w:tc>
         <w:tc>
           <w:tcPr>
-            <w:tcW w:w="1997" w:type="dxa"/>
+            <w:tcW w:w="1998" w:type="dxa"/>
             <w:tcBorders>
               <w:top w:val="single" w:sz="4" w:space="0" w:color="000000"/>
               <w:left w:val="single" w:sz="4" w:space="0" w:color="000000"/>
@@ -5191,7 +5137,7 @@
         </w:tc>
         <w:tc>
           <w:tcPr>
-            <w:tcW w:w="1992" w:type="dxa"/>
+            <w:tcW w:w="1991" w:type="dxa"/>
             <w:tcBorders>
               <w:top w:val="single" w:sz="4" w:space="0" w:color="000000"/>
               <w:left w:val="single" w:sz="4" w:space="0" w:color="000000"/>
@@ -5216,7 +5162,7 @@
         </w:tc>
         <w:tc>
           <w:tcPr>
-            <w:tcW w:w="1997" w:type="dxa"/>
+            <w:tcW w:w="1998" w:type="dxa"/>
             <w:tcBorders>
               <w:top w:val="single" w:sz="4" w:space="0" w:color="000000"/>
               <w:left w:val="single" w:sz="4" w:space="0" w:color="000000"/>
@@ -5269,7 +5215,7 @@
         </w:tc>
         <w:tc>
           <w:tcPr>
-            <w:tcW w:w="1992" w:type="dxa"/>
+            <w:tcW w:w="1991" w:type="dxa"/>
             <w:tcBorders>
               <w:left w:val="single" w:sz="4" w:space="0" w:color="000000"/>
               <w:bottom w:val="single" w:sz="4" w:space="0" w:color="000000"/>
@@ -5293,7 +5239,7 @@
         </w:tc>
         <w:tc>
           <w:tcPr>
-            <w:tcW w:w="1997" w:type="dxa"/>
+            <w:tcW w:w="1998" w:type="dxa"/>
             <w:tcBorders>
               <w:left w:val="single" w:sz="4" w:space="0" w:color="000000"/>
               <w:bottom w:val="single" w:sz="4" w:space="0" w:color="000000"/>
@@ -5317,7 +5263,7 @@
         </w:tc>
         <w:tc>
           <w:tcPr>
-            <w:tcW w:w="1992" w:type="dxa"/>
+            <w:tcW w:w="1991" w:type="dxa"/>
             <w:tcBorders>
               <w:left w:val="single" w:sz="4" w:space="0" w:color="000000"/>
               <w:bottom w:val="single" w:sz="4" w:space="0" w:color="000000"/>
@@ -5341,7 +5287,7 @@
         </w:tc>
         <w:tc>
           <w:tcPr>
-            <w:tcW w:w="1997" w:type="dxa"/>
+            <w:tcW w:w="1998" w:type="dxa"/>
             <w:tcBorders>
               <w:left w:val="single" w:sz="4" w:space="0" w:color="000000"/>
               <w:bottom w:val="single" w:sz="4" w:space="0" w:color="000000"/>
@@ -5393,7 +5339,7 @@
         </w:tc>
         <w:tc>
           <w:tcPr>
-            <w:tcW w:w="1992" w:type="dxa"/>
+            <w:tcW w:w="1991" w:type="dxa"/>
             <w:tcBorders>
               <w:left w:val="single" w:sz="4" w:space="0" w:color="000000"/>
               <w:bottom w:val="single" w:sz="4" w:space="0" w:color="000000"/>
@@ -5417,7 +5363,7 @@
         </w:tc>
         <w:tc>
           <w:tcPr>
-            <w:tcW w:w="1997" w:type="dxa"/>
+            <w:tcW w:w="1998" w:type="dxa"/>
             <w:tcBorders>
               <w:left w:val="single" w:sz="4" w:space="0" w:color="000000"/>
               <w:bottom w:val="single" w:sz="4" w:space="0" w:color="000000"/>
@@ -5441,7 +5387,7 @@
         </w:tc>
         <w:tc>
           <w:tcPr>
-            <w:tcW w:w="1992" w:type="dxa"/>
+            <w:tcW w:w="1991" w:type="dxa"/>
             <w:tcBorders>
               <w:left w:val="single" w:sz="4" w:space="0" w:color="000000"/>
               <w:bottom w:val="single" w:sz="4" w:space="0" w:color="000000"/>
@@ -5465,7 +5411,7 @@
         </w:tc>
         <w:tc>
           <w:tcPr>
-            <w:tcW w:w="1997" w:type="dxa"/>
+            <w:tcW w:w="1998" w:type="dxa"/>
             <w:tcBorders>
               <w:left w:val="single" w:sz="4" w:space="0" w:color="000000"/>
               <w:bottom w:val="single" w:sz="4" w:space="0" w:color="000000"/>
@@ -5525,7 +5471,7 @@
         </w:tc>
         <w:tc>
           <w:tcPr>
-            <w:tcW w:w="1992" w:type="dxa"/>
+            <w:tcW w:w="1991" w:type="dxa"/>
             <w:tcBorders>
               <w:left w:val="single" w:sz="4" w:space="0" w:color="000000"/>
               <w:bottom w:val="single" w:sz="4" w:space="0" w:color="000000"/>
@@ -5549,7 +5495,7 @@
         </w:tc>
         <w:tc>
           <w:tcPr>
-            <w:tcW w:w="1997" w:type="dxa"/>
+            <w:tcW w:w="1998" w:type="dxa"/>
             <w:tcBorders>
               <w:left w:val="single" w:sz="4" w:space="0" w:color="000000"/>
               <w:bottom w:val="single" w:sz="4" w:space="0" w:color="000000"/>
@@ -5573,7 +5519,7 @@
         </w:tc>
         <w:tc>
           <w:tcPr>
-            <w:tcW w:w="1992" w:type="dxa"/>
+            <w:tcW w:w="1991" w:type="dxa"/>
             <w:tcBorders>
               <w:left w:val="single" w:sz="4" w:space="0" w:color="000000"/>
               <w:bottom w:val="single" w:sz="4" w:space="0" w:color="000000"/>
@@ -5597,7 +5543,7 @@
         </w:tc>
         <w:tc>
           <w:tcPr>
-            <w:tcW w:w="1997" w:type="dxa"/>
+            <w:tcW w:w="1998" w:type="dxa"/>
             <w:tcBorders>
               <w:left w:val="single" w:sz="4" w:space="0" w:color="000000"/>
               <w:bottom w:val="single" w:sz="4" w:space="0" w:color="000000"/>
@@ -5657,7 +5603,7 @@
         </w:tc>
         <w:tc>
           <w:tcPr>
-            <w:tcW w:w="1992" w:type="dxa"/>
+            <w:tcW w:w="1991" w:type="dxa"/>
             <w:tcBorders>
               <w:left w:val="single" w:sz="4" w:space="0" w:color="000000"/>
               <w:bottom w:val="single" w:sz="4" w:space="0" w:color="000000"/>
@@ -5681,7 +5627,7 @@
         </w:tc>
         <w:tc>
           <w:tcPr>
-            <w:tcW w:w="1997" w:type="dxa"/>
+            <w:tcW w:w="1998" w:type="dxa"/>
             <w:tcBorders>
               <w:left w:val="single" w:sz="4" w:space="0" w:color="000000"/>
               <w:bottom w:val="single" w:sz="4" w:space="0" w:color="000000"/>
@@ -5705,7 +5651,7 @@
         </w:tc>
         <w:tc>
           <w:tcPr>
-            <w:tcW w:w="1992" w:type="dxa"/>
+            <w:tcW w:w="1991" w:type="dxa"/>
             <w:tcBorders>
               <w:left w:val="single" w:sz="4" w:space="0" w:color="000000"/>
               <w:bottom w:val="single" w:sz="4" w:space="0" w:color="000000"/>
@@ -5729,7 +5675,7 @@
         </w:tc>
         <w:tc>
           <w:tcPr>
-            <w:tcW w:w="1997" w:type="dxa"/>
+            <w:tcW w:w="1998" w:type="dxa"/>
             <w:tcBorders>
               <w:left w:val="single" w:sz="4" w:space="0" w:color="000000"/>
               <w:bottom w:val="single" w:sz="4" w:space="0" w:color="000000"/>
@@ -5781,7 +5727,7 @@
         </w:tc>
         <w:tc>
           <w:tcPr>
-            <w:tcW w:w="1992" w:type="dxa"/>
+            <w:tcW w:w="1991" w:type="dxa"/>
             <w:tcBorders>
               <w:left w:val="single" w:sz="4" w:space="0" w:color="000000"/>
               <w:bottom w:val="single" w:sz="4" w:space="0" w:color="000000"/>
@@ -5805,7 +5751,7 @@
         </w:tc>
         <w:tc>
           <w:tcPr>
-            <w:tcW w:w="1997" w:type="dxa"/>
+            <w:tcW w:w="1998" w:type="dxa"/>
             <w:tcBorders>
               <w:left w:val="single" w:sz="4" w:space="0" w:color="000000"/>
               <w:bottom w:val="single" w:sz="4" w:space="0" w:color="000000"/>
@@ -5829,7 +5775,7 @@
         </w:tc>
         <w:tc>
           <w:tcPr>
-            <w:tcW w:w="1992" w:type="dxa"/>
+            <w:tcW w:w="1991" w:type="dxa"/>
             <w:tcBorders>
               <w:left w:val="single" w:sz="4" w:space="0" w:color="000000"/>
               <w:bottom w:val="single" w:sz="4" w:space="0" w:color="000000"/>
@@ -5853,7 +5799,7 @@
         </w:tc>
         <w:tc>
           <w:tcPr>
-            <w:tcW w:w="1997" w:type="dxa"/>
+            <w:tcW w:w="1998" w:type="dxa"/>
             <w:tcBorders>
               <w:left w:val="single" w:sz="4" w:space="0" w:color="000000"/>
               <w:bottom w:val="single" w:sz="4" w:space="0" w:color="000000"/>
@@ -5913,7 +5859,7 @@
         </w:tc>
         <w:tc>
           <w:tcPr>
-            <w:tcW w:w="1992" w:type="dxa"/>
+            <w:tcW w:w="1991" w:type="dxa"/>
             <w:tcBorders>
               <w:left w:val="single" w:sz="4" w:space="0" w:color="000000"/>
               <w:bottom w:val="single" w:sz="4" w:space="0" w:color="000000"/>
@@ -5937,7 +5883,7 @@
         </w:tc>
         <w:tc>
           <w:tcPr>
-            <w:tcW w:w="1997" w:type="dxa"/>
+            <w:tcW w:w="1998" w:type="dxa"/>
             <w:tcBorders>
               <w:left w:val="single" w:sz="4" w:space="0" w:color="000000"/>
               <w:bottom w:val="single" w:sz="4" w:space="0" w:color="000000"/>
@@ -5955,8 +5901,25 @@
                 <w:b/>
                 <w:lang w:val="hu-HU" w:eastAsia="zh-CN" w:bidi="hi-IN"/>
               </w:rPr>
-              <w:t>2</w:t>
-            </w:r>
+              <w:t>21</w:t>
+            </w:r>
+          </w:p>
+        </w:tc>
+        <w:tc>
+          <w:tcPr>
+            <w:tcW w:w="1991" w:type="dxa"/>
+            <w:tcBorders>
+              <w:left w:val="single" w:sz="4" w:space="0" w:color="000000"/>
+              <w:bottom w:val="single" w:sz="4" w:space="0" w:color="000000"/>
+            </w:tcBorders>
+          </w:tcPr>
+          <w:p>
+            <w:pPr>
+              <w:pStyle w:val="TableContents"/>
+              <w:rPr>
+                <w:lang w:val="hu-HU" w:eastAsia="zh-CN" w:bidi="hi-IN"/>
+              </w:rPr>
+            </w:pPr>
             <w:r>
               <w:rPr>
                 <w:b/>
@@ -5968,31 +5931,7 @@
         </w:tc>
         <w:tc>
           <w:tcPr>
-            <w:tcW w:w="1992" w:type="dxa"/>
-            <w:tcBorders>
-              <w:left w:val="single" w:sz="4" w:space="0" w:color="000000"/>
-              <w:bottom w:val="single" w:sz="4" w:space="0" w:color="000000"/>
-            </w:tcBorders>
-          </w:tcPr>
-          <w:p>
-            <w:pPr>
-              <w:pStyle w:val="TableContents"/>
-              <w:rPr>
-                <w:lang w:val="hu-HU" w:eastAsia="zh-CN" w:bidi="hi-IN"/>
-              </w:rPr>
-            </w:pPr>
-            <w:r>
-              <w:rPr>
-                <w:b/>
-                <w:lang w:val="hu-HU" w:eastAsia="zh-CN" w:bidi="hi-IN"/>
-              </w:rPr>
-              <w:t>1</w:t>
-            </w:r>
-          </w:p>
-        </w:tc>
-        <w:tc>
-          <w:tcPr>
-            <w:tcW w:w="1997" w:type="dxa"/>
+            <w:tcW w:w="1998" w:type="dxa"/>
             <w:tcBorders>
               <w:left w:val="single" w:sz="4" w:space="0" w:color="000000"/>
               <w:bottom w:val="single" w:sz="4" w:space="0" w:color="000000"/>
@@ -6067,19 +6006,7 @@
         <w:rPr>
           <w:lang w:val="hu-HU" w:eastAsia="zh-CN" w:bidi="hi-IN"/>
         </w:rPr>
-        <w:t xml:space="preserve">Kritikus vagy magas nyitott termékhiba: </w:t>
-      </w:r>
-      <w:r>
-        <w:rPr>
-          <w:lang w:val="hu-HU" w:eastAsia="zh-CN" w:bidi="hi-IN"/>
-        </w:rPr>
-        <w:t>1</w:t>
-      </w:r>
-      <w:r>
-        <w:rPr>
-          <w:lang w:val="hu-HU" w:eastAsia="zh-CN" w:bidi="hi-IN"/>
-        </w:rPr>
-        <w:t>.</w:t>
+        <w:t>Kritikus vagy magas nyitott termékhiba: 1.</w:t>
       </w:r>
     </w:p>
     <w:p>
@@ -6151,19 +6078,7 @@
         <w:rPr>
           <w:lang w:val="hu-HU" w:eastAsia="zh-CN" w:bidi="hi-IN"/>
         </w:rPr>
-        <w:t xml:space="preserve">Dokumentáció: rendszerterv és tesztjegyzőkönyv </w:t>
-      </w:r>
-      <w:r>
-        <w:rPr>
-          <w:lang w:val="hu-HU" w:eastAsia="zh-CN" w:bidi="hi-IN"/>
-        </w:rPr>
-        <w:t>95</w:t>
-      </w:r>
-      <w:r>
-        <w:rPr>
-          <w:lang w:val="hu-HU" w:eastAsia="zh-CN" w:bidi="hi-IN"/>
-        </w:rPr>
-        <w:t>%-ban elkészült.</w:t>
+        <w:t>Dokumentáció: rendszerterv és tesztjegyzőkönyv 95%-ban elkészült.</w:t>
       </w:r>
     </w:p>
     <w:p>
@@ -7001,7 +6916,7 @@
     </w:rPr>
   </w:style>
   <w:style w:type="paragraph" w:styleId="Heading1">
-    <w:name w:val="Heading 1"/>
+    <w:name w:val="heading 1"/>
     <w:basedOn w:val="Heading"/>
     <w:next w:val="BodyText"/>
     <w:qFormat/>
@@ -7021,7 +6936,7 @@
     </w:rPr>
   </w:style>
   <w:style w:type="paragraph" w:styleId="Heading2">
-    <w:name w:val="Heading 2"/>
+    <w:name w:val="heading 2"/>
     <w:basedOn w:val="Heading"/>
     <w:next w:val="BodyText"/>
     <w:qFormat/>
@@ -7041,7 +6956,7 @@
     </w:rPr>
   </w:style>
   <w:style w:type="paragraph" w:styleId="Heading3">
-    <w:name w:val="Heading 3"/>
+    <w:name w:val="heading 3"/>
     <w:basedOn w:val="Heading"/>
     <w:next w:val="BodyText"/>
     <w:qFormat/>
@@ -7057,8 +6972,8 @@
       <w:szCs w:val="28"/>
     </w:rPr>
   </w:style>
-  <w:style w:type="character" w:styleId="Bullets">
-    <w:name w:val="Bullets"/>
+  <w:style w:type="character" w:styleId="Bulletsuser">
+    <w:name w:val="Bullets (user)"/>
     <w:qFormat/>
     <w:rPr>
       <w:rFonts w:ascii="OpenSymbol" w:hAnsi="OpenSymbol" w:eastAsia="OpenSymbol" w:cs="OpenSymbol"/>
@@ -7096,7 +7011,7 @@
     </w:rPr>
   </w:style>
   <w:style w:type="paragraph" w:styleId="Caption">
-    <w:name w:val="Caption"/>
+    <w:name w:val="caption"/>
     <w:basedOn w:val="Normal"/>
     <w:qFormat/>
     <w:pPr>
@@ -7173,37 +7088,37 @@
         <a:srgbClr val="000000"/>
       </a:dk1>
       <a:lt1>
-        <a:srgbClr val="ffffff"/>
+        <a:srgbClr val="FFFFFF"/>
       </a:lt1>
       <a:dk2>
         <a:srgbClr val="000000"/>
       </a:dk2>
       <a:lt2>
-        <a:srgbClr val="ffffff"/>
+        <a:srgbClr val="FFFFFF"/>
       </a:lt2>
       <a:accent1>
-        <a:srgbClr val="18a303"/>
+        <a:srgbClr val="18A303"/>
       </a:accent1>
       <a:accent2>
-        <a:srgbClr val="0369a3"/>
+        <a:srgbClr val="0369A3"/>
       </a:accent2>
       <a:accent3>
-        <a:srgbClr val="a33e03"/>
+        <a:srgbClr val="A33E03"/>
       </a:accent3>
       <a:accent4>
-        <a:srgbClr val="8e03a3"/>
+        <a:srgbClr val="8E03A3"/>
       </a:accent4>
       <a:accent5>
-        <a:srgbClr val="c99c00"/>
+        <a:srgbClr val="C99C00"/>
       </a:accent5>
       <a:accent6>
-        <a:srgbClr val="c9211e"/>
+        <a:srgbClr val="C9211E"/>
       </a:accent6>
       <a:hlink>
-        <a:srgbClr val="0000ee"/>
+        <a:srgbClr val="0000EE"/>
       </a:hlink>
       <a:folHlink>
-        <a:srgbClr val="551a8b"/>
+        <a:srgbClr val="551A8B"/>
       </a:folHlink>
     </a:clrScheme>
     <a:fontScheme name="Office">

--- a/Documents/tesztelesi_jegyzokonyv.docx
+++ b/Documents/tesztelesi_jegyzokonyv.docx
@@ -185,7 +185,7 @@
               <w:rPr>
                 <w:lang w:val="hu-HU" w:eastAsia="zh-CN" w:bidi="hi-IN"/>
               </w:rPr>
-              <w:t>3</w:t>
+              <w:t>4</w:t>
             </w:r>
           </w:p>
         </w:tc>
@@ -239,13 +239,13 @@
               <w:rPr>
                 <w:lang w:val="hu-HU" w:eastAsia="zh-CN" w:bidi="hi-IN"/>
               </w:rPr>
-              <w:t>2026. október 0</w:t>
-            </w:r>
-            <w:r>
-              <w:rPr>
-                <w:lang w:val="hu-HU" w:eastAsia="zh-CN" w:bidi="hi-IN"/>
-              </w:rPr>
-              <w:t>6</w:t>
+              <w:t xml:space="preserve">2026. október </w:t>
+            </w:r>
+            <w:r>
+              <w:rPr>
+                <w:lang w:val="hu-HU" w:eastAsia="zh-CN" w:bidi="hi-IN"/>
+              </w:rPr>
+              <w:t>13</w:t>
             </w:r>
           </w:p>
         </w:tc>
@@ -333,7 +333,31 @@
         <w:rPr>
           <w:lang w:val="hu-HU" w:eastAsia="zh-CN" w:bidi="hi-IN"/>
         </w:rPr>
-        <w:t>A dokumentum célja. A Todo webalkalmazás működésének, felépítésének és ellenőrizhető követelményeinek részletes, beadásra kész leírása. A dokumentáció a 2026. október 5-én sikeresen lefuttatott manuális tesztekkel ellenőrzött alkalmazásállapotot rögzíti.</w:t>
+        <w:t xml:space="preserve">A dokumentum célja. A Todo webalkalmazás működésének, felépítésének és ellenőrizhető követelményeinek részletes, beadásra kész leírása. A dokumentáció a 2026. október </w:t>
+      </w:r>
+      <w:r>
+        <w:rPr>
+          <w:lang w:val="hu-HU" w:eastAsia="zh-CN" w:bidi="hi-IN"/>
+        </w:rPr>
+        <w:t>13</w:t>
+      </w:r>
+      <w:r>
+        <w:rPr>
+          <w:lang w:val="hu-HU" w:eastAsia="zh-CN" w:bidi="hi-IN"/>
+        </w:rPr>
+        <w:t>-</w:t>
+      </w:r>
+      <w:r>
+        <w:rPr>
+          <w:lang w:val="hu-HU" w:eastAsia="zh-CN" w:bidi="hi-IN"/>
+        </w:rPr>
+        <w:t>á</w:t>
+      </w:r>
+      <w:r>
+        <w:rPr>
+          <w:lang w:val="hu-HU" w:eastAsia="zh-CN" w:bidi="hi-IN"/>
+        </w:rPr>
+        <w:t>n sikeresen lefuttatott manuális tesztekkel ellenőrzött alkalmazásállapotot rögzíti.</w:t>
       </w:r>
       <w:r>
         <w:br w:type="page"/>
@@ -833,7 +857,13 @@
               <w:rPr>
                 <w:lang w:val="hu-HU" w:eastAsia="zh-CN" w:bidi="hi-IN"/>
               </w:rPr>
-              <w:t>2026. október 05</w:t>
+              <w:t xml:space="preserve">2026. október </w:t>
+            </w:r>
+            <w:r>
+              <w:rPr>
+                <w:lang w:val="hu-HU" w:eastAsia="zh-CN" w:bidi="hi-IN"/>
+              </w:rPr>
+              <w:t>13</w:t>
             </w:r>
           </w:p>
         </w:tc>
@@ -2339,306 +2369,6 @@
               <w:rPr>
                 <w:lang w:val="hu-HU" w:eastAsia="zh-CN" w:bidi="hi-IN"/>
               </w:rPr>
-              <w:t>FT-08</w:t>
-            </w:r>
-          </w:p>
-        </w:tc>
-        <w:tc>
-          <w:tcPr>
-            <w:tcW w:w="2493" w:type="dxa"/>
-            <w:tcBorders>
-              <w:left w:val="single" w:sz="4" w:space="0" w:color="000000"/>
-              <w:bottom w:val="single" w:sz="4" w:space="0" w:color="000000"/>
-            </w:tcBorders>
-          </w:tcPr>
-          <w:p>
-            <w:pPr>
-              <w:pStyle w:val="TableContents"/>
-              <w:jc w:val="left"/>
-              <w:rPr>
-                <w:lang w:val="hu-HU" w:eastAsia="zh-CN" w:bidi="hi-IN"/>
-              </w:rPr>
-            </w:pPr>
-            <w:r>
-              <w:rPr>
-                <w:lang w:val="hu-HU" w:eastAsia="zh-CN" w:bidi="hi-IN"/>
-              </w:rPr>
-              <w:t>Főoldal betöltése bejelentkezés után</w:t>
-            </w:r>
-          </w:p>
-        </w:tc>
-        <w:tc>
-          <w:tcPr>
-            <w:tcW w:w="2493" w:type="dxa"/>
-            <w:tcBorders>
-              <w:left w:val="single" w:sz="4" w:space="0" w:color="000000"/>
-              <w:bottom w:val="single" w:sz="4" w:space="0" w:color="000000"/>
-            </w:tcBorders>
-          </w:tcPr>
-          <w:p>
-            <w:pPr>
-              <w:pStyle w:val="TableContents"/>
-              <w:jc w:val="left"/>
-              <w:rPr>
-                <w:lang w:val="hu-HU" w:eastAsia="zh-CN" w:bidi="hi-IN"/>
-              </w:rPr>
-            </w:pPr>
-            <w:r>
-              <w:rPr>
-                <w:lang w:val="hu-HU" w:eastAsia="zh-CN" w:bidi="hi-IN"/>
-              </w:rPr>
-              <w:t>Navigációs gombok láthatók</w:t>
-            </w:r>
-          </w:p>
-        </w:tc>
-        <w:tc>
-          <w:tcPr>
-            <w:tcW w:w="2494" w:type="dxa"/>
-            <w:tcBorders>
-              <w:left w:val="single" w:sz="4" w:space="0" w:color="000000"/>
-              <w:bottom w:val="single" w:sz="4" w:space="0" w:color="000000"/>
-              <w:right w:val="single" w:sz="4" w:space="0" w:color="000000"/>
-            </w:tcBorders>
-          </w:tcPr>
-          <w:p>
-            <w:pPr>
-              <w:pStyle w:val="TableContents"/>
-              <w:jc w:val="left"/>
-              <w:rPr>
-                <w:lang w:val="hu-HU" w:eastAsia="zh-CN" w:bidi="hi-IN"/>
-              </w:rPr>
-            </w:pPr>
-            <w:r>
-              <w:rPr>
-                <w:lang w:val="hu-HU" w:eastAsia="zh-CN" w:bidi="hi-IN"/>
-              </w:rPr>
-              <w:t>-</w:t>
-            </w:r>
-          </w:p>
-        </w:tc>
-      </w:tr>
-      <w:tr>
-        <w:trPr/>
-        <w:tc>
-          <w:tcPr>
-            <w:tcW w:w="2492" w:type="dxa"/>
-            <w:tcBorders>
-              <w:left w:val="single" w:sz="4" w:space="0" w:color="000000"/>
-              <w:bottom w:val="single" w:sz="4" w:space="0" w:color="000000"/>
-            </w:tcBorders>
-          </w:tcPr>
-          <w:p>
-            <w:pPr>
-              <w:pStyle w:val="TableContents"/>
-              <w:jc w:val="left"/>
-              <w:rPr>
-                <w:lang w:val="hu-HU" w:eastAsia="zh-CN" w:bidi="hi-IN"/>
-              </w:rPr>
-            </w:pPr>
-            <w:r>
-              <w:rPr>
-                <w:lang w:val="hu-HU" w:eastAsia="zh-CN" w:bidi="hi-IN"/>
-              </w:rPr>
-              <w:t>FT-09</w:t>
-            </w:r>
-          </w:p>
-        </w:tc>
-        <w:tc>
-          <w:tcPr>
-            <w:tcW w:w="2493" w:type="dxa"/>
-            <w:tcBorders>
-              <w:left w:val="single" w:sz="4" w:space="0" w:color="000000"/>
-              <w:bottom w:val="single" w:sz="4" w:space="0" w:color="000000"/>
-            </w:tcBorders>
-          </w:tcPr>
-          <w:p>
-            <w:pPr>
-              <w:pStyle w:val="TableContents"/>
-              <w:jc w:val="left"/>
-              <w:rPr>
-                <w:lang w:val="hu-HU" w:eastAsia="zh-CN" w:bidi="hi-IN"/>
-              </w:rPr>
-            </w:pPr>
-            <w:r>
-              <w:rPr>
-                <w:lang w:val="hu-HU" w:eastAsia="zh-CN" w:bidi="hi-IN"/>
-              </w:rPr>
-              <w:t>Navigáció a todo oldalra</w:t>
-            </w:r>
-          </w:p>
-        </w:tc>
-        <w:tc>
-          <w:tcPr>
-            <w:tcW w:w="2493" w:type="dxa"/>
-            <w:tcBorders>
-              <w:left w:val="single" w:sz="4" w:space="0" w:color="000000"/>
-              <w:bottom w:val="single" w:sz="4" w:space="0" w:color="000000"/>
-            </w:tcBorders>
-          </w:tcPr>
-          <w:p>
-            <w:pPr>
-              <w:pStyle w:val="TableContents"/>
-              <w:jc w:val="left"/>
-              <w:rPr>
-                <w:lang w:val="hu-HU" w:eastAsia="zh-CN" w:bidi="hi-IN"/>
-              </w:rPr>
-            </w:pPr>
-            <w:r>
-              <w:rPr>
-                <w:lang w:val="hu-HU" w:eastAsia="zh-CN" w:bidi="hi-IN"/>
-              </w:rPr>
-              <w:t>Todo oldal betölt</w:t>
-            </w:r>
-          </w:p>
-        </w:tc>
-        <w:tc>
-          <w:tcPr>
-            <w:tcW w:w="2494" w:type="dxa"/>
-            <w:tcBorders>
-              <w:left w:val="single" w:sz="4" w:space="0" w:color="000000"/>
-              <w:bottom w:val="single" w:sz="4" w:space="0" w:color="000000"/>
-              <w:right w:val="single" w:sz="4" w:space="0" w:color="000000"/>
-            </w:tcBorders>
-          </w:tcPr>
-          <w:p>
-            <w:pPr>
-              <w:pStyle w:val="TableContents"/>
-              <w:jc w:val="left"/>
-              <w:rPr>
-                <w:lang w:val="hu-HU" w:eastAsia="zh-CN" w:bidi="hi-IN"/>
-              </w:rPr>
-            </w:pPr>
-            <w:r>
-              <w:rPr>
-                <w:lang w:val="hu-HU" w:eastAsia="zh-CN" w:bidi="hi-IN"/>
-              </w:rPr>
-              <w:t>-</w:t>
-            </w:r>
-          </w:p>
-        </w:tc>
-      </w:tr>
-      <w:tr>
-        <w:trPr/>
-        <w:tc>
-          <w:tcPr>
-            <w:tcW w:w="2492" w:type="dxa"/>
-            <w:tcBorders>
-              <w:left w:val="single" w:sz="4" w:space="0" w:color="000000"/>
-              <w:bottom w:val="single" w:sz="4" w:space="0" w:color="000000"/>
-            </w:tcBorders>
-          </w:tcPr>
-          <w:p>
-            <w:pPr>
-              <w:pStyle w:val="TableContents"/>
-              <w:jc w:val="left"/>
-              <w:rPr>
-                <w:lang w:val="hu-HU" w:eastAsia="zh-CN" w:bidi="hi-IN"/>
-              </w:rPr>
-            </w:pPr>
-            <w:r>
-              <w:rPr>
-                <w:lang w:val="hu-HU" w:eastAsia="zh-CN" w:bidi="hi-IN"/>
-              </w:rPr>
-              <w:t>FT-10</w:t>
-            </w:r>
-          </w:p>
-        </w:tc>
-        <w:tc>
-          <w:tcPr>
-            <w:tcW w:w="2493" w:type="dxa"/>
-            <w:tcBorders>
-              <w:left w:val="single" w:sz="4" w:space="0" w:color="000000"/>
-              <w:bottom w:val="single" w:sz="4" w:space="0" w:color="000000"/>
-            </w:tcBorders>
-          </w:tcPr>
-          <w:p>
-            <w:pPr>
-              <w:pStyle w:val="TableContents"/>
-              <w:jc w:val="left"/>
-              <w:rPr>
-                <w:lang w:val="hu-HU" w:eastAsia="zh-CN" w:bidi="hi-IN"/>
-              </w:rPr>
-            </w:pPr>
-            <w:r>
-              <w:rPr>
-                <w:lang w:val="hu-HU" w:eastAsia="zh-CN" w:bidi="hi-IN"/>
-              </w:rPr>
-              <w:t>Visszagomb a todo oldalról</w:t>
-            </w:r>
-          </w:p>
-        </w:tc>
-        <w:tc>
-          <w:tcPr>
-            <w:tcW w:w="2493" w:type="dxa"/>
-            <w:tcBorders>
-              <w:left w:val="single" w:sz="4" w:space="0" w:color="000000"/>
-              <w:bottom w:val="single" w:sz="4" w:space="0" w:color="000000"/>
-            </w:tcBorders>
-          </w:tcPr>
-          <w:p>
-            <w:pPr>
-              <w:pStyle w:val="TableContents"/>
-              <w:jc w:val="left"/>
-              <w:rPr>
-                <w:lang w:val="hu-HU" w:eastAsia="zh-CN" w:bidi="hi-IN"/>
-              </w:rPr>
-            </w:pPr>
-            <w:r>
-              <w:rPr>
-                <w:lang w:val="hu-HU" w:eastAsia="zh-CN" w:bidi="hi-IN"/>
-              </w:rPr>
-              <w:t>Főoldalra visszajutás</w:t>
-            </w:r>
-          </w:p>
-        </w:tc>
-        <w:tc>
-          <w:tcPr>
-            <w:tcW w:w="2494" w:type="dxa"/>
-            <w:tcBorders>
-              <w:left w:val="single" w:sz="4" w:space="0" w:color="000000"/>
-              <w:bottom w:val="single" w:sz="4" w:space="0" w:color="000000"/>
-              <w:right w:val="single" w:sz="4" w:space="0" w:color="000000"/>
-            </w:tcBorders>
-          </w:tcPr>
-          <w:p>
-            <w:pPr>
-              <w:pStyle w:val="TableContents"/>
-              <w:jc w:val="left"/>
-              <w:rPr>
-                <w:lang w:val="hu-HU" w:eastAsia="zh-CN" w:bidi="hi-IN"/>
-              </w:rPr>
-            </w:pPr>
-            <w:r>
-              <w:rPr>
-                <w:lang w:val="hu-HU" w:eastAsia="zh-CN" w:bidi="hi-IN"/>
-              </w:rPr>
-              <w:t>-</w:t>
-            </w:r>
-          </w:p>
-        </w:tc>
-      </w:tr>
-      <w:tr>
-        <w:trPr/>
-        <w:tc>
-          <w:tcPr>
-            <w:tcW w:w="2492" w:type="dxa"/>
-            <w:tcBorders>
-              <w:left w:val="single" w:sz="4" w:space="0" w:color="000000"/>
-              <w:bottom w:val="single" w:sz="4" w:space="0" w:color="000000"/>
-            </w:tcBorders>
-          </w:tcPr>
-          <w:p>
-            <w:pPr>
-              <w:pStyle w:val="TableContents"/>
-              <w:jc w:val="left"/>
-              <w:rPr>
-                <w:lang w:val="hu-HU" w:eastAsia="zh-CN" w:bidi="hi-IN"/>
-              </w:rPr>
-            </w:pPr>
-            <w:r>
-              <w:rPr>
-                <w:lang w:val="hu-HU" w:eastAsia="zh-CN" w:bidi="hi-IN"/>
-              </w:rPr>
               <w:t>FT-11</w:t>
             </w:r>
           </w:p>
@@ -2845,24 +2575,7 @@
         </w:rPr>
       </w:pPr>
       <w:r>
-        <w:rPr>
-          <w:lang w:val="hu-HU" w:eastAsia="zh-CN" w:bidi="hi-IN"/>
-        </w:rPr>
-        <w:t>Megjegyzés</w:t>
-      </w:r>
-    </w:p>
-    <w:p>
-      <w:pPr>
-        <w:pStyle w:val="BodyText"/>
-        <w:rPr>
-          <w:lang w:val="hu-HU" w:eastAsia="zh-CN" w:bidi="hi-IN"/>
-        </w:rPr>
-      </w:pPr>
-      <w:r>
-        <w:rPr>
-          <w:lang w:val="hu-HU" w:eastAsia="zh-CN" w:bidi="hi-IN"/>
-        </w:rPr>
-        <w:t>Főoldal még nincs beépítve, nem tesztelhető</w:t>
+        <w:rPr/>
       </w:r>
       <w:r>
         <w:br w:type="page"/>
@@ -3308,7 +3021,7 @@
               <w:rPr>
                 <w:lang w:val="hu-HU" w:eastAsia="zh-CN" w:bidi="hi-IN"/>
               </w:rPr>
-              <w:t>-</w:t>
+              <w:t>PASS</w:t>
             </w:r>
           </w:p>
         </w:tc>
@@ -3508,7 +3221,7 @@
               <w:rPr>
                 <w:lang w:val="hu-HU" w:eastAsia="zh-CN" w:bidi="hi-IN"/>
               </w:rPr>
-              <w:t>-</w:t>
+              <w:t>FAIL/High</w:t>
             </w:r>
           </w:p>
         </w:tc>
@@ -3819,10 +3532,10 @@
       </w:tblPr>
       <w:tblGrid>
         <w:gridCol w:w="1994"/>
-        <w:gridCol w:w="1991"/>
-        <w:gridCol w:w="1998"/>
-        <w:gridCol w:w="1991"/>
-        <w:gridCol w:w="1998"/>
+        <w:gridCol w:w="1990"/>
+        <w:gridCol w:w="1999"/>
+        <w:gridCol w:w="1990"/>
+        <w:gridCol w:w="1999"/>
       </w:tblGrid>
       <w:tr>
         <w:trPr>
@@ -3855,7 +3568,7 @@
         </w:tc>
         <w:tc>
           <w:tcPr>
-            <w:tcW w:w="1991" w:type="dxa"/>
+            <w:tcW w:w="1990" w:type="dxa"/>
             <w:tcBorders>
               <w:top w:val="single" w:sz="4" w:space="0" w:color="000000"/>
               <w:left w:val="single" w:sz="4" w:space="0" w:color="000000"/>
@@ -3880,7 +3593,7 @@
         </w:tc>
         <w:tc>
           <w:tcPr>
-            <w:tcW w:w="1998" w:type="dxa"/>
+            <w:tcW w:w="1999" w:type="dxa"/>
             <w:tcBorders>
               <w:top w:val="single" w:sz="4" w:space="0" w:color="000000"/>
               <w:left w:val="single" w:sz="4" w:space="0" w:color="000000"/>
@@ -3905,7 +3618,7 @@
         </w:tc>
         <w:tc>
           <w:tcPr>
-            <w:tcW w:w="1991" w:type="dxa"/>
+            <w:tcW w:w="1990" w:type="dxa"/>
             <w:tcBorders>
               <w:top w:val="single" w:sz="4" w:space="0" w:color="000000"/>
               <w:left w:val="single" w:sz="4" w:space="0" w:color="000000"/>
@@ -3930,7 +3643,7 @@
         </w:tc>
         <w:tc>
           <w:tcPr>
-            <w:tcW w:w="1998" w:type="dxa"/>
+            <w:tcW w:w="1999" w:type="dxa"/>
             <w:tcBorders>
               <w:top w:val="single" w:sz="4" w:space="0" w:color="000000"/>
               <w:left w:val="single" w:sz="4" w:space="0" w:color="000000"/>
@@ -3983,7 +3696,7 @@
         </w:tc>
         <w:tc>
           <w:tcPr>
-            <w:tcW w:w="1991" w:type="dxa"/>
+            <w:tcW w:w="1990" w:type="dxa"/>
             <w:tcBorders>
               <w:left w:val="single" w:sz="4" w:space="0" w:color="000000"/>
               <w:bottom w:val="single" w:sz="4" w:space="0" w:color="000000"/>
@@ -4007,7 +3720,7 @@
         </w:tc>
         <w:tc>
           <w:tcPr>
-            <w:tcW w:w="1998" w:type="dxa"/>
+            <w:tcW w:w="1999" w:type="dxa"/>
             <w:tcBorders>
               <w:left w:val="single" w:sz="4" w:space="0" w:color="000000"/>
               <w:bottom w:val="single" w:sz="4" w:space="0" w:color="000000"/>
@@ -4031,7 +3744,7 @@
         </w:tc>
         <w:tc>
           <w:tcPr>
-            <w:tcW w:w="1991" w:type="dxa"/>
+            <w:tcW w:w="1990" w:type="dxa"/>
             <w:tcBorders>
               <w:left w:val="single" w:sz="4" w:space="0" w:color="000000"/>
               <w:bottom w:val="single" w:sz="4" w:space="0" w:color="000000"/>
@@ -4055,7 +3768,7 @@
         </w:tc>
         <w:tc>
           <w:tcPr>
-            <w:tcW w:w="1998" w:type="dxa"/>
+            <w:tcW w:w="1999" w:type="dxa"/>
             <w:tcBorders>
               <w:left w:val="single" w:sz="4" w:space="0" w:color="000000"/>
               <w:bottom w:val="single" w:sz="4" w:space="0" w:color="000000"/>
@@ -4107,7 +3820,7 @@
         </w:tc>
         <w:tc>
           <w:tcPr>
-            <w:tcW w:w="1991" w:type="dxa"/>
+            <w:tcW w:w="1990" w:type="dxa"/>
             <w:tcBorders>
               <w:left w:val="single" w:sz="4" w:space="0" w:color="000000"/>
               <w:bottom w:val="single" w:sz="4" w:space="0" w:color="000000"/>
@@ -4131,7 +3844,7 @@
         </w:tc>
         <w:tc>
           <w:tcPr>
-            <w:tcW w:w="1998" w:type="dxa"/>
+            <w:tcW w:w="1999" w:type="dxa"/>
             <w:tcBorders>
               <w:left w:val="single" w:sz="4" w:space="0" w:color="000000"/>
               <w:bottom w:val="single" w:sz="4" w:space="0" w:color="000000"/>
@@ -4155,7 +3868,7 @@
         </w:tc>
         <w:tc>
           <w:tcPr>
-            <w:tcW w:w="1991" w:type="dxa"/>
+            <w:tcW w:w="1990" w:type="dxa"/>
             <w:tcBorders>
               <w:left w:val="single" w:sz="4" w:space="0" w:color="000000"/>
               <w:bottom w:val="single" w:sz="4" w:space="0" w:color="000000"/>
@@ -4179,7 +3892,7 @@
         </w:tc>
         <w:tc>
           <w:tcPr>
-            <w:tcW w:w="1998" w:type="dxa"/>
+            <w:tcW w:w="1999" w:type="dxa"/>
             <w:tcBorders>
               <w:left w:val="single" w:sz="4" w:space="0" w:color="000000"/>
               <w:bottom w:val="single" w:sz="4" w:space="0" w:color="000000"/>
@@ -4231,7 +3944,7 @@
         </w:tc>
         <w:tc>
           <w:tcPr>
-            <w:tcW w:w="1991" w:type="dxa"/>
+            <w:tcW w:w="1990" w:type="dxa"/>
             <w:tcBorders>
               <w:left w:val="single" w:sz="4" w:space="0" w:color="000000"/>
               <w:bottom w:val="single" w:sz="4" w:space="0" w:color="000000"/>
@@ -4255,7 +3968,7 @@
         </w:tc>
         <w:tc>
           <w:tcPr>
-            <w:tcW w:w="1998" w:type="dxa"/>
+            <w:tcW w:w="1999" w:type="dxa"/>
             <w:tcBorders>
               <w:left w:val="single" w:sz="4" w:space="0" w:color="000000"/>
               <w:bottom w:val="single" w:sz="4" w:space="0" w:color="000000"/>
@@ -4279,7 +3992,7 @@
         </w:tc>
         <w:tc>
           <w:tcPr>
-            <w:tcW w:w="1991" w:type="dxa"/>
+            <w:tcW w:w="1990" w:type="dxa"/>
             <w:tcBorders>
               <w:left w:val="single" w:sz="4" w:space="0" w:color="000000"/>
               <w:bottom w:val="single" w:sz="4" w:space="0" w:color="000000"/>
@@ -4303,7 +4016,7 @@
         </w:tc>
         <w:tc>
           <w:tcPr>
-            <w:tcW w:w="1998" w:type="dxa"/>
+            <w:tcW w:w="1999" w:type="dxa"/>
             <w:tcBorders>
               <w:left w:val="single" w:sz="4" w:space="0" w:color="000000"/>
               <w:bottom w:val="single" w:sz="4" w:space="0" w:color="000000"/>
@@ -4355,7 +4068,7 @@
         </w:tc>
         <w:tc>
           <w:tcPr>
-            <w:tcW w:w="1991" w:type="dxa"/>
+            <w:tcW w:w="1990" w:type="dxa"/>
             <w:tcBorders>
               <w:left w:val="single" w:sz="4" w:space="0" w:color="000000"/>
               <w:bottom w:val="single" w:sz="4" w:space="0" w:color="000000"/>
@@ -4379,7 +4092,7 @@
         </w:tc>
         <w:tc>
           <w:tcPr>
-            <w:tcW w:w="1998" w:type="dxa"/>
+            <w:tcW w:w="1999" w:type="dxa"/>
             <w:tcBorders>
               <w:left w:val="single" w:sz="4" w:space="0" w:color="000000"/>
               <w:bottom w:val="single" w:sz="4" w:space="0" w:color="000000"/>
@@ -4403,7 +4116,7 @@
         </w:tc>
         <w:tc>
           <w:tcPr>
-            <w:tcW w:w="1991" w:type="dxa"/>
+            <w:tcW w:w="1990" w:type="dxa"/>
             <w:tcBorders>
               <w:left w:val="single" w:sz="4" w:space="0" w:color="000000"/>
               <w:bottom w:val="single" w:sz="4" w:space="0" w:color="000000"/>
@@ -4427,7 +4140,7 @@
         </w:tc>
         <w:tc>
           <w:tcPr>
-            <w:tcW w:w="1998" w:type="dxa"/>
+            <w:tcW w:w="1999" w:type="dxa"/>
             <w:tcBorders>
               <w:left w:val="single" w:sz="4" w:space="0" w:color="000000"/>
               <w:bottom w:val="single" w:sz="4" w:space="0" w:color="000000"/>
@@ -4479,7 +4192,7 @@
         </w:tc>
         <w:tc>
           <w:tcPr>
-            <w:tcW w:w="1991" w:type="dxa"/>
+            <w:tcW w:w="1990" w:type="dxa"/>
             <w:tcBorders>
               <w:left w:val="single" w:sz="4" w:space="0" w:color="000000"/>
               <w:bottom w:val="single" w:sz="4" w:space="0" w:color="000000"/>
@@ -4503,7 +4216,7 @@
         </w:tc>
         <w:tc>
           <w:tcPr>
-            <w:tcW w:w="1998" w:type="dxa"/>
+            <w:tcW w:w="1999" w:type="dxa"/>
             <w:tcBorders>
               <w:left w:val="single" w:sz="4" w:space="0" w:color="000000"/>
               <w:bottom w:val="single" w:sz="4" w:space="0" w:color="000000"/>
@@ -4527,7 +4240,7 @@
         </w:tc>
         <w:tc>
           <w:tcPr>
-            <w:tcW w:w="1991" w:type="dxa"/>
+            <w:tcW w:w="1990" w:type="dxa"/>
             <w:tcBorders>
               <w:left w:val="single" w:sz="4" w:space="0" w:color="000000"/>
               <w:bottom w:val="single" w:sz="4" w:space="0" w:color="000000"/>
@@ -4551,7 +4264,7 @@
         </w:tc>
         <w:tc>
           <w:tcPr>
-            <w:tcW w:w="1998" w:type="dxa"/>
+            <w:tcW w:w="1999" w:type="dxa"/>
             <w:tcBorders>
               <w:left w:val="single" w:sz="4" w:space="0" w:color="000000"/>
               <w:bottom w:val="single" w:sz="4" w:space="0" w:color="000000"/>
@@ -4603,7 +4316,7 @@
         </w:tc>
         <w:tc>
           <w:tcPr>
-            <w:tcW w:w="1991" w:type="dxa"/>
+            <w:tcW w:w="1990" w:type="dxa"/>
             <w:tcBorders>
               <w:left w:val="single" w:sz="4" w:space="0" w:color="000000"/>
               <w:bottom w:val="single" w:sz="4" w:space="0" w:color="000000"/>
@@ -4627,7 +4340,7 @@
         </w:tc>
         <w:tc>
           <w:tcPr>
-            <w:tcW w:w="1998" w:type="dxa"/>
+            <w:tcW w:w="1999" w:type="dxa"/>
             <w:tcBorders>
               <w:left w:val="single" w:sz="4" w:space="0" w:color="000000"/>
               <w:bottom w:val="single" w:sz="4" w:space="0" w:color="000000"/>
@@ -4651,7 +4364,7 @@
         </w:tc>
         <w:tc>
           <w:tcPr>
-            <w:tcW w:w="1991" w:type="dxa"/>
+            <w:tcW w:w="1990" w:type="dxa"/>
             <w:tcBorders>
               <w:left w:val="single" w:sz="4" w:space="0" w:color="000000"/>
               <w:bottom w:val="single" w:sz="4" w:space="0" w:color="000000"/>
@@ -4675,7 +4388,7 @@
         </w:tc>
         <w:tc>
           <w:tcPr>
-            <w:tcW w:w="1998" w:type="dxa"/>
+            <w:tcW w:w="1999" w:type="dxa"/>
             <w:tcBorders>
               <w:left w:val="single" w:sz="4" w:space="0" w:color="000000"/>
               <w:bottom w:val="single" w:sz="4" w:space="0" w:color="000000"/>
@@ -4727,7 +4440,7 @@
         </w:tc>
         <w:tc>
           <w:tcPr>
-            <w:tcW w:w="1991" w:type="dxa"/>
+            <w:tcW w:w="1990" w:type="dxa"/>
             <w:tcBorders>
               <w:left w:val="single" w:sz="4" w:space="0" w:color="000000"/>
               <w:bottom w:val="single" w:sz="4" w:space="0" w:color="000000"/>
@@ -4751,7 +4464,7 @@
         </w:tc>
         <w:tc>
           <w:tcPr>
-            <w:tcW w:w="1998" w:type="dxa"/>
+            <w:tcW w:w="1999" w:type="dxa"/>
             <w:tcBorders>
               <w:left w:val="single" w:sz="4" w:space="0" w:color="000000"/>
               <w:bottom w:val="single" w:sz="4" w:space="0" w:color="000000"/>
@@ -4775,7 +4488,7 @@
         </w:tc>
         <w:tc>
           <w:tcPr>
-            <w:tcW w:w="1991" w:type="dxa"/>
+            <w:tcW w:w="1990" w:type="dxa"/>
             <w:tcBorders>
               <w:left w:val="single" w:sz="4" w:space="0" w:color="000000"/>
               <w:bottom w:val="single" w:sz="4" w:space="0" w:color="000000"/>
@@ -4799,7 +4512,7 @@
         </w:tc>
         <w:tc>
           <w:tcPr>
-            <w:tcW w:w="1998" w:type="dxa"/>
+            <w:tcW w:w="1999" w:type="dxa"/>
             <w:tcBorders>
               <w:left w:val="single" w:sz="4" w:space="0" w:color="000000"/>
               <w:bottom w:val="single" w:sz="4" w:space="0" w:color="000000"/>
@@ -4851,7 +4564,7 @@
         </w:tc>
         <w:tc>
           <w:tcPr>
-            <w:tcW w:w="1991" w:type="dxa"/>
+            <w:tcW w:w="1990" w:type="dxa"/>
             <w:tcBorders>
               <w:left w:val="single" w:sz="4" w:space="0" w:color="000000"/>
               <w:bottom w:val="single" w:sz="4" w:space="0" w:color="000000"/>
@@ -4875,7 +4588,7 @@
         </w:tc>
         <w:tc>
           <w:tcPr>
-            <w:tcW w:w="1998" w:type="dxa"/>
+            <w:tcW w:w="1999" w:type="dxa"/>
             <w:tcBorders>
               <w:left w:val="single" w:sz="4" w:space="0" w:color="000000"/>
               <w:bottom w:val="single" w:sz="4" w:space="0" w:color="000000"/>
@@ -4899,7 +4612,7 @@
         </w:tc>
         <w:tc>
           <w:tcPr>
-            <w:tcW w:w="1991" w:type="dxa"/>
+            <w:tcW w:w="1990" w:type="dxa"/>
             <w:tcBorders>
               <w:left w:val="single" w:sz="4" w:space="0" w:color="000000"/>
               <w:bottom w:val="single" w:sz="4" w:space="0" w:color="000000"/>
@@ -4923,7 +4636,7 @@
         </w:tc>
         <w:tc>
           <w:tcPr>
-            <w:tcW w:w="1998" w:type="dxa"/>
+            <w:tcW w:w="1999" w:type="dxa"/>
             <w:tcBorders>
               <w:left w:val="single" w:sz="4" w:space="0" w:color="000000"/>
               <w:bottom w:val="single" w:sz="4" w:space="0" w:color="000000"/>
@@ -4974,24 +4687,7 @@
         </w:rPr>
       </w:pPr>
       <w:r>
-        <w:rPr>
-          <w:lang w:val="hu-HU" w:eastAsia="zh-CN" w:bidi="hi-IN"/>
-        </w:rPr>
-        <w:t>Reszponzivitás</w:t>
-      </w:r>
-    </w:p>
-    <w:p>
-      <w:pPr>
-        <w:pStyle w:val="BodyText"/>
-        <w:rPr>
-          <w:lang w:val="hu-HU" w:eastAsia="zh-CN" w:bidi="hi-IN"/>
-        </w:rPr>
-      </w:pPr>
-      <w:r>
-        <w:rPr>
-          <w:lang w:val="hu-HU" w:eastAsia="zh-CN" w:bidi="hi-IN"/>
-        </w:rPr>
-        <w:t>Nem tesztelhető, nincs implementálva.</w:t>
+        <w:rPr/>
       </w:r>
       <w:r>
         <w:br w:type="page"/>
@@ -5051,10 +4747,10 @@
       </w:tblPr>
       <w:tblGrid>
         <w:gridCol w:w="1994"/>
-        <w:gridCol w:w="1991"/>
-        <w:gridCol w:w="1998"/>
-        <w:gridCol w:w="1991"/>
-        <w:gridCol w:w="1998"/>
+        <w:gridCol w:w="1990"/>
+        <w:gridCol w:w="1999"/>
+        <w:gridCol w:w="1990"/>
+        <w:gridCol w:w="1999"/>
       </w:tblGrid>
       <w:tr>
         <w:trPr>
@@ -5087,7 +4783,7 @@
         </w:tc>
         <w:tc>
           <w:tcPr>
-            <w:tcW w:w="1991" w:type="dxa"/>
+            <w:tcW w:w="1990" w:type="dxa"/>
             <w:tcBorders>
               <w:top w:val="single" w:sz="4" w:space="0" w:color="000000"/>
               <w:left w:val="single" w:sz="4" w:space="0" w:color="000000"/>
@@ -5112,7 +4808,7 @@
         </w:tc>
         <w:tc>
           <w:tcPr>
-            <w:tcW w:w="1998" w:type="dxa"/>
+            <w:tcW w:w="1999" w:type="dxa"/>
             <w:tcBorders>
               <w:top w:val="single" w:sz="4" w:space="0" w:color="000000"/>
               <w:left w:val="single" w:sz="4" w:space="0" w:color="000000"/>
@@ -5137,7 +4833,7 @@
         </w:tc>
         <w:tc>
           <w:tcPr>
-            <w:tcW w:w="1991" w:type="dxa"/>
+            <w:tcW w:w="1990" w:type="dxa"/>
             <w:tcBorders>
               <w:top w:val="single" w:sz="4" w:space="0" w:color="000000"/>
               <w:left w:val="single" w:sz="4" w:space="0" w:color="000000"/>
@@ -5162,7 +4858,7 @@
         </w:tc>
         <w:tc>
           <w:tcPr>
-            <w:tcW w:w="1998" w:type="dxa"/>
+            <w:tcW w:w="1999" w:type="dxa"/>
             <w:tcBorders>
               <w:top w:val="single" w:sz="4" w:space="0" w:color="000000"/>
               <w:left w:val="single" w:sz="4" w:space="0" w:color="000000"/>
@@ -5215,7 +4911,7 @@
         </w:tc>
         <w:tc>
           <w:tcPr>
-            <w:tcW w:w="1991" w:type="dxa"/>
+            <w:tcW w:w="1990" w:type="dxa"/>
             <w:tcBorders>
               <w:left w:val="single" w:sz="4" w:space="0" w:color="000000"/>
               <w:bottom w:val="single" w:sz="4" w:space="0" w:color="000000"/>
@@ -5239,7 +4935,7 @@
         </w:tc>
         <w:tc>
           <w:tcPr>
-            <w:tcW w:w="1998" w:type="dxa"/>
+            <w:tcW w:w="1999" w:type="dxa"/>
             <w:tcBorders>
               <w:left w:val="single" w:sz="4" w:space="0" w:color="000000"/>
               <w:bottom w:val="single" w:sz="4" w:space="0" w:color="000000"/>
@@ -5263,7 +4959,7 @@
         </w:tc>
         <w:tc>
           <w:tcPr>
-            <w:tcW w:w="1991" w:type="dxa"/>
+            <w:tcW w:w="1990" w:type="dxa"/>
             <w:tcBorders>
               <w:left w:val="single" w:sz="4" w:space="0" w:color="000000"/>
               <w:bottom w:val="single" w:sz="4" w:space="0" w:color="000000"/>
@@ -5287,7 +4983,7 @@
         </w:tc>
         <w:tc>
           <w:tcPr>
-            <w:tcW w:w="1998" w:type="dxa"/>
+            <w:tcW w:w="1999" w:type="dxa"/>
             <w:tcBorders>
               <w:left w:val="single" w:sz="4" w:space="0" w:color="000000"/>
               <w:bottom w:val="single" w:sz="4" w:space="0" w:color="000000"/>
@@ -5339,31 +5035,7 @@
         </w:tc>
         <w:tc>
           <w:tcPr>
-            <w:tcW w:w="1991" w:type="dxa"/>
-            <w:tcBorders>
-              <w:left w:val="single" w:sz="4" w:space="0" w:color="000000"/>
-              <w:bottom w:val="single" w:sz="4" w:space="0" w:color="000000"/>
-            </w:tcBorders>
-          </w:tcPr>
-          <w:p>
-            <w:pPr>
-              <w:pStyle w:val="TableContents"/>
-              <w:jc w:val="left"/>
-              <w:rPr>
-                <w:lang w:val="hu-HU" w:eastAsia="zh-CN" w:bidi="hi-IN"/>
-              </w:rPr>
-            </w:pPr>
-            <w:r>
-              <w:rPr>
-                <w:lang w:val="hu-HU" w:eastAsia="zh-CN" w:bidi="hi-IN"/>
-              </w:rPr>
-              <w:t>5</w:t>
-            </w:r>
-          </w:p>
-        </w:tc>
-        <w:tc>
-          <w:tcPr>
-            <w:tcW w:w="1998" w:type="dxa"/>
+            <w:tcW w:w="1990" w:type="dxa"/>
             <w:tcBorders>
               <w:left w:val="single" w:sz="4" w:space="0" w:color="000000"/>
               <w:bottom w:val="single" w:sz="4" w:space="0" w:color="000000"/>
@@ -5387,7 +5059,31 @@
         </w:tc>
         <w:tc>
           <w:tcPr>
-            <w:tcW w:w="1991" w:type="dxa"/>
+            <w:tcW w:w="1999" w:type="dxa"/>
+            <w:tcBorders>
+              <w:left w:val="single" w:sz="4" w:space="0" w:color="000000"/>
+              <w:bottom w:val="single" w:sz="4" w:space="0" w:color="000000"/>
+            </w:tcBorders>
+          </w:tcPr>
+          <w:p>
+            <w:pPr>
+              <w:pStyle w:val="TableContents"/>
+              <w:jc w:val="left"/>
+              <w:rPr>
+                <w:lang w:val="hu-HU" w:eastAsia="zh-CN" w:bidi="hi-IN"/>
+              </w:rPr>
+            </w:pPr>
+            <w:r>
+              <w:rPr>
+                <w:lang w:val="hu-HU" w:eastAsia="zh-CN" w:bidi="hi-IN"/>
+              </w:rPr>
+              <w:t>2</w:t>
+            </w:r>
+          </w:p>
+        </w:tc>
+        <w:tc>
+          <w:tcPr>
+            <w:tcW w:w="1990" w:type="dxa"/>
             <w:tcBorders>
               <w:left w:val="single" w:sz="4" w:space="0" w:color="000000"/>
               <w:bottom w:val="single" w:sz="4" w:space="0" w:color="000000"/>
@@ -5411,7 +5107,7 @@
         </w:tc>
         <w:tc>
           <w:tcPr>
-            <w:tcW w:w="1998" w:type="dxa"/>
+            <w:tcW w:w="1999" w:type="dxa"/>
             <w:tcBorders>
               <w:left w:val="single" w:sz="4" w:space="0" w:color="000000"/>
               <w:bottom w:val="single" w:sz="4" w:space="0" w:color="000000"/>
@@ -5430,15 +5126,7 @@
               <w:rPr>
                 <w:lang w:val="hu-HU" w:eastAsia="zh-CN" w:bidi="hi-IN"/>
               </w:rPr>
-              <w:t xml:space="preserve">3 </w:t>
-            </w:r>
-            <w:r>
-              <w:rPr>
-                <w:sz w:val="14"/>
-                <w:szCs w:val="14"/>
-                <w:lang w:val="hu-HU" w:eastAsia="zh-CN" w:bidi="hi-IN"/>
-              </w:rPr>
-              <w:t>hiányzó oldalak és funkciók</w:t>
+              <w:t>0</w:t>
             </w:r>
           </w:p>
         </w:tc>
@@ -5471,7 +5159,7 @@
         </w:tc>
         <w:tc>
           <w:tcPr>
-            <w:tcW w:w="1991" w:type="dxa"/>
+            <w:tcW w:w="1990" w:type="dxa"/>
             <w:tcBorders>
               <w:left w:val="single" w:sz="4" w:space="0" w:color="000000"/>
               <w:bottom w:val="single" w:sz="4" w:space="0" w:color="000000"/>
@@ -5495,55 +5183,55 @@
         </w:tc>
         <w:tc>
           <w:tcPr>
-            <w:tcW w:w="1998" w:type="dxa"/>
-            <w:tcBorders>
-              <w:left w:val="single" w:sz="4" w:space="0" w:color="000000"/>
-              <w:bottom w:val="single" w:sz="4" w:space="0" w:color="000000"/>
-            </w:tcBorders>
-          </w:tcPr>
-          <w:p>
-            <w:pPr>
-              <w:pStyle w:val="TableContents"/>
-              <w:jc w:val="left"/>
-              <w:rPr>
-                <w:lang w:val="hu-HU" w:eastAsia="zh-CN" w:bidi="hi-IN"/>
-              </w:rPr>
-            </w:pPr>
-            <w:r>
-              <w:rPr>
-                <w:lang w:val="hu-HU" w:eastAsia="zh-CN" w:bidi="hi-IN"/>
-              </w:rPr>
-              <w:t>4</w:t>
-            </w:r>
-          </w:p>
-        </w:tc>
-        <w:tc>
-          <w:tcPr>
-            <w:tcW w:w="1991" w:type="dxa"/>
-            <w:tcBorders>
-              <w:left w:val="single" w:sz="4" w:space="0" w:color="000000"/>
-              <w:bottom w:val="single" w:sz="4" w:space="0" w:color="000000"/>
-            </w:tcBorders>
-          </w:tcPr>
-          <w:p>
-            <w:pPr>
-              <w:pStyle w:val="TableContents"/>
-              <w:jc w:val="left"/>
-              <w:rPr>
-                <w:lang w:val="hu-HU" w:eastAsia="zh-CN" w:bidi="hi-IN"/>
-              </w:rPr>
-            </w:pPr>
-            <w:r>
-              <w:rPr>
-                <w:lang w:val="hu-HU" w:eastAsia="zh-CN" w:bidi="hi-IN"/>
-              </w:rPr>
-              <w:t>1</w:t>
-            </w:r>
-          </w:p>
-        </w:tc>
-        <w:tc>
-          <w:tcPr>
-            <w:tcW w:w="1998" w:type="dxa"/>
+            <w:tcW w:w="1999" w:type="dxa"/>
+            <w:tcBorders>
+              <w:left w:val="single" w:sz="4" w:space="0" w:color="000000"/>
+              <w:bottom w:val="single" w:sz="4" w:space="0" w:color="000000"/>
+            </w:tcBorders>
+          </w:tcPr>
+          <w:p>
+            <w:pPr>
+              <w:pStyle w:val="TableContents"/>
+              <w:jc w:val="left"/>
+              <w:rPr>
+                <w:lang w:val="hu-HU" w:eastAsia="zh-CN" w:bidi="hi-IN"/>
+              </w:rPr>
+            </w:pPr>
+            <w:r>
+              <w:rPr>
+                <w:lang w:val="hu-HU" w:eastAsia="zh-CN" w:bidi="hi-IN"/>
+              </w:rPr>
+              <w:t>5</w:t>
+            </w:r>
+          </w:p>
+        </w:tc>
+        <w:tc>
+          <w:tcPr>
+            <w:tcW w:w="1990" w:type="dxa"/>
+            <w:tcBorders>
+              <w:left w:val="single" w:sz="4" w:space="0" w:color="000000"/>
+              <w:bottom w:val="single" w:sz="4" w:space="0" w:color="000000"/>
+            </w:tcBorders>
+          </w:tcPr>
+          <w:p>
+            <w:pPr>
+              <w:pStyle w:val="TableContents"/>
+              <w:jc w:val="left"/>
+              <w:rPr>
+                <w:lang w:val="hu-HU" w:eastAsia="zh-CN" w:bidi="hi-IN"/>
+              </w:rPr>
+            </w:pPr>
+            <w:r>
+              <w:rPr>
+                <w:lang w:val="hu-HU" w:eastAsia="zh-CN" w:bidi="hi-IN"/>
+              </w:rPr>
+              <w:t>2</w:t>
+            </w:r>
+          </w:p>
+        </w:tc>
+        <w:tc>
+          <w:tcPr>
+            <w:tcW w:w="1999" w:type="dxa"/>
             <w:tcBorders>
               <w:left w:val="single" w:sz="4" w:space="0" w:color="000000"/>
               <w:bottom w:val="single" w:sz="4" w:space="0" w:color="000000"/>
@@ -5562,15 +5250,7 @@
               <w:rPr>
                 <w:lang w:val="hu-HU" w:eastAsia="zh-CN" w:bidi="hi-IN"/>
               </w:rPr>
-              <w:t>1</w:t>
-            </w:r>
-            <w:r>
-              <w:rPr>
-                <w:sz w:val="14"/>
-                <w:szCs w:val="14"/>
-                <w:lang w:val="hu-HU" w:eastAsia="zh-CN" w:bidi="hi-IN"/>
-              </w:rPr>
-              <w:t>nincs megerősítés</w:t>
+              <w:t>0</w:t>
             </w:r>
           </w:p>
         </w:tc>
@@ -5603,7 +5283,7 @@
         </w:tc>
         <w:tc>
           <w:tcPr>
-            <w:tcW w:w="1991" w:type="dxa"/>
+            <w:tcW w:w="1990" w:type="dxa"/>
             <w:tcBorders>
               <w:left w:val="single" w:sz="4" w:space="0" w:color="000000"/>
               <w:bottom w:val="single" w:sz="4" w:space="0" w:color="000000"/>
@@ -5627,7 +5307,7 @@
         </w:tc>
         <w:tc>
           <w:tcPr>
-            <w:tcW w:w="1998" w:type="dxa"/>
+            <w:tcW w:w="1999" w:type="dxa"/>
             <w:tcBorders>
               <w:left w:val="single" w:sz="4" w:space="0" w:color="000000"/>
               <w:bottom w:val="single" w:sz="4" w:space="0" w:color="000000"/>
@@ -5651,7 +5331,7 @@
         </w:tc>
         <w:tc>
           <w:tcPr>
-            <w:tcW w:w="1991" w:type="dxa"/>
+            <w:tcW w:w="1990" w:type="dxa"/>
             <w:tcBorders>
               <w:left w:val="single" w:sz="4" w:space="0" w:color="000000"/>
               <w:bottom w:val="single" w:sz="4" w:space="0" w:color="000000"/>
@@ -5675,7 +5355,7 @@
         </w:tc>
         <w:tc>
           <w:tcPr>
-            <w:tcW w:w="1998" w:type="dxa"/>
+            <w:tcW w:w="1999" w:type="dxa"/>
             <w:tcBorders>
               <w:left w:val="single" w:sz="4" w:space="0" w:color="000000"/>
               <w:bottom w:val="single" w:sz="4" w:space="0" w:color="000000"/>
@@ -5712,138 +5392,6 @@
           <w:p>
             <w:pPr>
               <w:pStyle w:val="TableContents"/>
-              <w:jc w:val="left"/>
-              <w:rPr>
-                <w:lang w:val="hu-HU" w:eastAsia="zh-CN" w:bidi="hi-IN"/>
-              </w:rPr>
-            </w:pPr>
-            <w:r>
-              <w:rPr>
-                <w:lang w:val="hu-HU" w:eastAsia="zh-CN" w:bidi="hi-IN"/>
-              </w:rPr>
-              <w:t>Reszponzívitás</w:t>
-            </w:r>
-          </w:p>
-        </w:tc>
-        <w:tc>
-          <w:tcPr>
-            <w:tcW w:w="1991" w:type="dxa"/>
-            <w:tcBorders>
-              <w:left w:val="single" w:sz="4" w:space="0" w:color="000000"/>
-              <w:bottom w:val="single" w:sz="4" w:space="0" w:color="000000"/>
-            </w:tcBorders>
-          </w:tcPr>
-          <w:p>
-            <w:pPr>
-              <w:pStyle w:val="TableContents"/>
-              <w:jc w:val="left"/>
-              <w:rPr>
-                <w:lang w:val="hu-HU" w:eastAsia="zh-CN" w:bidi="hi-IN"/>
-              </w:rPr>
-            </w:pPr>
-            <w:r>
-              <w:rPr>
-                <w:lang w:val="hu-HU" w:eastAsia="zh-CN" w:bidi="hi-IN"/>
-              </w:rPr>
-              <w:t>-</w:t>
-            </w:r>
-          </w:p>
-        </w:tc>
-        <w:tc>
-          <w:tcPr>
-            <w:tcW w:w="1998" w:type="dxa"/>
-            <w:tcBorders>
-              <w:left w:val="single" w:sz="4" w:space="0" w:color="000000"/>
-              <w:bottom w:val="single" w:sz="4" w:space="0" w:color="000000"/>
-            </w:tcBorders>
-          </w:tcPr>
-          <w:p>
-            <w:pPr>
-              <w:pStyle w:val="TableContents"/>
-              <w:jc w:val="left"/>
-              <w:rPr>
-                <w:lang w:val="hu-HU" w:eastAsia="zh-CN" w:bidi="hi-IN"/>
-              </w:rPr>
-            </w:pPr>
-            <w:r>
-              <w:rPr>
-                <w:lang w:val="hu-HU" w:eastAsia="zh-CN" w:bidi="hi-IN"/>
-              </w:rPr>
-              <w:t>-</w:t>
-            </w:r>
-          </w:p>
-        </w:tc>
-        <w:tc>
-          <w:tcPr>
-            <w:tcW w:w="1991" w:type="dxa"/>
-            <w:tcBorders>
-              <w:left w:val="single" w:sz="4" w:space="0" w:color="000000"/>
-              <w:bottom w:val="single" w:sz="4" w:space="0" w:color="000000"/>
-            </w:tcBorders>
-          </w:tcPr>
-          <w:p>
-            <w:pPr>
-              <w:pStyle w:val="TableContents"/>
-              <w:jc w:val="left"/>
-              <w:rPr>
-                <w:lang w:val="hu-HU" w:eastAsia="zh-CN" w:bidi="hi-IN"/>
-              </w:rPr>
-            </w:pPr>
-            <w:r>
-              <w:rPr>
-                <w:lang w:val="hu-HU" w:eastAsia="zh-CN" w:bidi="hi-IN"/>
-              </w:rPr>
-              <w:t>-</w:t>
-            </w:r>
-          </w:p>
-        </w:tc>
-        <w:tc>
-          <w:tcPr>
-            <w:tcW w:w="1998" w:type="dxa"/>
-            <w:tcBorders>
-              <w:left w:val="single" w:sz="4" w:space="0" w:color="000000"/>
-              <w:bottom w:val="single" w:sz="4" w:space="0" w:color="000000"/>
-              <w:right w:val="single" w:sz="4" w:space="0" w:color="000000"/>
-            </w:tcBorders>
-          </w:tcPr>
-          <w:p>
-            <w:pPr>
-              <w:pStyle w:val="TableContents"/>
-              <w:jc w:val="left"/>
-              <w:rPr>
-                <w:lang w:val="hu-HU" w:eastAsia="zh-CN" w:bidi="hi-IN"/>
-              </w:rPr>
-            </w:pPr>
-            <w:r>
-              <w:rPr>
-                <w:lang w:val="hu-HU" w:eastAsia="zh-CN" w:bidi="hi-IN"/>
-              </w:rPr>
-              <w:t xml:space="preserve">- </w:t>
-            </w:r>
-            <w:r>
-              <w:rPr>
-                <w:sz w:val="14"/>
-                <w:szCs w:val="14"/>
-                <w:lang w:val="hu-HU" w:eastAsia="zh-CN" w:bidi="hi-IN"/>
-              </w:rPr>
-              <w:t>in progress</w:t>
-            </w:r>
-          </w:p>
-        </w:tc>
-      </w:tr>
-      <w:tr>
-        <w:trPr/>
-        <w:tc>
-          <w:tcPr>
-            <w:tcW w:w="1994" w:type="dxa"/>
-            <w:tcBorders>
-              <w:left w:val="single" w:sz="4" w:space="0" w:color="000000"/>
-              <w:bottom w:val="single" w:sz="4" w:space="0" w:color="000000"/>
-            </w:tcBorders>
-          </w:tcPr>
-          <w:p>
-            <w:pPr>
-              <w:pStyle w:val="TableContents"/>
               <w:rPr>
                 <w:lang w:val="hu-HU" w:eastAsia="zh-CN" w:bidi="hi-IN"/>
               </w:rPr>
@@ -5859,7 +5407,7 @@
         </w:tc>
         <w:tc>
           <w:tcPr>
-            <w:tcW w:w="1991" w:type="dxa"/>
+            <w:tcW w:w="1990" w:type="dxa"/>
             <w:tcBorders>
               <w:left w:val="single" w:sz="4" w:space="0" w:color="000000"/>
               <w:bottom w:val="single" w:sz="4" w:space="0" w:color="000000"/>
@@ -5877,37 +5425,20 @@
                 <w:b/>
                 <w:lang w:val="hu-HU" w:eastAsia="zh-CN" w:bidi="hi-IN"/>
               </w:rPr>
-              <w:t>27</w:t>
-            </w:r>
-          </w:p>
-        </w:tc>
-        <w:tc>
-          <w:tcPr>
-            <w:tcW w:w="1998" w:type="dxa"/>
-            <w:tcBorders>
-              <w:left w:val="single" w:sz="4" w:space="0" w:color="000000"/>
-              <w:bottom w:val="single" w:sz="4" w:space="0" w:color="000000"/>
-            </w:tcBorders>
-          </w:tcPr>
-          <w:p>
-            <w:pPr>
-              <w:pStyle w:val="TableContents"/>
-              <w:rPr>
-                <w:lang w:val="hu-HU" w:eastAsia="zh-CN" w:bidi="hi-IN"/>
-              </w:rPr>
-            </w:pPr>
+              <w:t>2</w:t>
+            </w:r>
             <w:r>
               <w:rPr>
                 <w:b/>
                 <w:lang w:val="hu-HU" w:eastAsia="zh-CN" w:bidi="hi-IN"/>
               </w:rPr>
-              <w:t>21</w:t>
-            </w:r>
-          </w:p>
-        </w:tc>
-        <w:tc>
-          <w:tcPr>
-            <w:tcW w:w="1991" w:type="dxa"/>
+              <w:t>4</w:t>
+            </w:r>
+          </w:p>
+        </w:tc>
+        <w:tc>
+          <w:tcPr>
+            <w:tcW w:w="1999" w:type="dxa"/>
             <w:tcBorders>
               <w:left w:val="single" w:sz="4" w:space="0" w:color="000000"/>
               <w:bottom w:val="single" w:sz="4" w:space="0" w:color="000000"/>
@@ -5925,13 +5456,44 @@
                 <w:b/>
                 <w:lang w:val="hu-HU" w:eastAsia="zh-CN" w:bidi="hi-IN"/>
               </w:rPr>
-              <w:t>1</w:t>
-            </w:r>
-          </w:p>
-        </w:tc>
-        <w:tc>
-          <w:tcPr>
-            <w:tcW w:w="1998" w:type="dxa"/>
+              <w:t>2</w:t>
+            </w:r>
+            <w:r>
+              <w:rPr>
+                <w:b/>
+                <w:lang w:val="hu-HU" w:eastAsia="zh-CN" w:bidi="hi-IN"/>
+              </w:rPr>
+              <w:t>2</w:t>
+            </w:r>
+          </w:p>
+        </w:tc>
+        <w:tc>
+          <w:tcPr>
+            <w:tcW w:w="1990" w:type="dxa"/>
+            <w:tcBorders>
+              <w:left w:val="single" w:sz="4" w:space="0" w:color="000000"/>
+              <w:bottom w:val="single" w:sz="4" w:space="0" w:color="000000"/>
+            </w:tcBorders>
+          </w:tcPr>
+          <w:p>
+            <w:pPr>
+              <w:pStyle w:val="TableContents"/>
+              <w:rPr>
+                <w:lang w:val="hu-HU" w:eastAsia="zh-CN" w:bidi="hi-IN"/>
+              </w:rPr>
+            </w:pPr>
+            <w:r>
+              <w:rPr>
+                <w:b/>
+                <w:lang w:val="hu-HU" w:eastAsia="zh-CN" w:bidi="hi-IN"/>
+              </w:rPr>
+              <w:t>2</w:t>
+            </w:r>
+          </w:p>
+        </w:tc>
+        <w:tc>
+          <w:tcPr>
+            <w:tcW w:w="1999" w:type="dxa"/>
             <w:tcBorders>
               <w:left w:val="single" w:sz="4" w:space="0" w:color="000000"/>
               <w:bottom w:val="single" w:sz="4" w:space="0" w:color="000000"/>
@@ -5953,7 +5515,7 @@
                 <w:bCs/>
                 <w:lang w:val="hu-HU" w:eastAsia="zh-CN" w:bidi="hi-IN"/>
               </w:rPr>
-              <w:t>4</w:t>
+              <w:t>0</w:t>
             </w:r>
           </w:p>
         </w:tc>
@@ -6006,7 +5568,19 @@
         <w:rPr>
           <w:lang w:val="hu-HU" w:eastAsia="zh-CN" w:bidi="hi-IN"/>
         </w:rPr>
-        <w:t>Kritikus vagy magas nyitott termékhiba: 1.</w:t>
+        <w:t xml:space="preserve">Kritikus vagy magas nyitott termékhiba: </w:t>
+      </w:r>
+      <w:r>
+        <w:rPr>
+          <w:lang w:val="hu-HU" w:eastAsia="zh-CN" w:bidi="hi-IN"/>
+        </w:rPr>
+        <w:t>2</w:t>
+      </w:r>
+      <w:r>
+        <w:rPr>
+          <w:lang w:val="hu-HU" w:eastAsia="zh-CN" w:bidi="hi-IN"/>
+        </w:rPr>
+        <w:t>.</w:t>
       </w:r>
     </w:p>
     <w:p>
@@ -6024,7 +5598,19 @@
         <w:rPr>
           <w:lang w:val="hu-HU" w:eastAsia="zh-CN" w:bidi="hi-IN"/>
         </w:rPr>
-        <w:t>Minden tervezett teszteset lefutott: nem.</w:t>
+        <w:t xml:space="preserve">Minden tervezett teszteset lefutott: </w:t>
+      </w:r>
+      <w:r>
+        <w:rPr>
+          <w:lang w:val="hu-HU" w:eastAsia="zh-CN" w:bidi="hi-IN"/>
+        </w:rPr>
+        <w:t>Igen</w:t>
+      </w:r>
+      <w:r>
+        <w:rPr>
+          <w:lang w:val="hu-HU" w:eastAsia="zh-CN" w:bidi="hi-IN"/>
+        </w:rPr>
+        <w:t>.</w:t>
       </w:r>
     </w:p>
     <w:p>
@@ -6060,25 +5646,7 @@
         <w:rPr>
           <w:lang w:val="hu-HU" w:eastAsia="zh-CN" w:bidi="hi-IN"/>
         </w:rPr>
-        <w:t>Reszponzív viselkedés ellenőrizve: nem.</w:t>
-      </w:r>
-    </w:p>
-    <w:p>
-      <w:pPr>
-        <w:pStyle w:val="BodyText"/>
-        <w:numPr>
-          <w:ilvl w:val="0"/>
-          <w:numId w:val="3"/>
-        </w:numPr>
-        <w:rPr>
-          <w:lang w:val="hu-HU" w:eastAsia="zh-CN" w:bidi="hi-IN"/>
-        </w:rPr>
-      </w:pPr>
-      <w:r>
-        <w:rPr>
-          <w:lang w:val="hu-HU" w:eastAsia="zh-CN" w:bidi="hi-IN"/>
-        </w:rPr>
-        <w:t>Dokumentáció: rendszerterv és tesztjegyzőkönyv 95%-ban elkészült.</w:t>
+        <w:t>Dokumentáció: rendszerterv és tesztjegyzőkönyv elkészült.</w:t>
       </w:r>
     </w:p>
     <w:p>
@@ -6184,7 +5752,25 @@
         <w:rPr>
           <w:lang w:val="hu-HU" w:eastAsia="zh-CN" w:bidi="hi-IN"/>
         </w:rPr>
-        <w:t xml:space="preserve">A vizsgált állapot nem felel meg a mintaprojekt elfogadási feltételeinek. </w:t>
+        <w:t xml:space="preserve">A vizsgált állapot </w:t>
+      </w:r>
+      <w:r>
+        <w:rPr>
+          <w:lang w:val="hu-HU" w:eastAsia="zh-CN" w:bidi="hi-IN"/>
+        </w:rPr>
+        <w:t>meg felel</w:t>
+      </w:r>
+      <w:r>
+        <w:rPr>
+          <w:lang w:val="hu-HU" w:eastAsia="zh-CN" w:bidi="hi-IN"/>
+        </w:rPr>
+        <w:t xml:space="preserve"> a mintaprojekt elfogadási feltételeinek. </w:t>
+      </w:r>
+      <w:r>
+        <w:rPr>
+          <w:lang w:val="hu-HU" w:eastAsia="zh-CN" w:bidi="hi-IN"/>
+        </w:rPr>
+        <w:t>(more or less)</w:t>
       </w:r>
     </w:p>
     <w:sectPr>
@@ -6972,8 +6558,8 @@
       <w:szCs w:val="28"/>
     </w:rPr>
   </w:style>
-  <w:style w:type="character" w:styleId="Bulletsuser">
-    <w:name w:val="Bullets (user)"/>
+  <w:style w:type="character" w:styleId="Bullets">
+    <w:name w:val="Bullets"/>
     <w:qFormat/>
     <w:rPr>
       <w:rFonts w:ascii="OpenSymbol" w:hAnsi="OpenSymbol" w:eastAsia="OpenSymbol" w:cs="OpenSymbol"/>
